--- a/docs/LLM Collapse Paper - Sharon remarks.docx
+++ b/docs/LLM Collapse Paper - Sharon remarks.docx
@@ -2532,35 +2532,7 @@
         <w:rPr>
           <w:rFonts w:cstheme="minorHAnsi"/>
         </w:rPr>
-        <w:t xml:space="preserve">but also exhibited unusually long perplexity </w:t>
-      </w:r>
-      <w:proofErr w:type="gramStart"/>
-      <w:r>
-        <w:rPr>
-          <w:rFonts w:cstheme="minorHAnsi"/>
-        </w:rPr>
-        <w:t>tails</w:t>
-      </w:r>
-      <w:proofErr w:type="gramEnd"/>
-      <w:r>
-        <w:rPr>
-          <w:rFonts w:cstheme="minorHAnsi"/>
-        </w:rPr>
-        <w:t xml:space="preserve">, suggesting increasing errors and a loss of </w:t>
-      </w:r>
-      <w:proofErr w:type="gramStart"/>
-      <w:r>
-        <w:rPr>
-          <w:rFonts w:cstheme="minorHAnsi"/>
-        </w:rPr>
-        <w:t>grounding in reality</w:t>
-      </w:r>
-      <w:proofErr w:type="gramEnd"/>
-      <w:r>
-        <w:rPr>
-          <w:rFonts w:cstheme="minorHAnsi"/>
-        </w:rPr>
-        <w:t>. To mitigate model collapse, maintaining access to high</w:t>
+        <w:t>but also exhibited unusually long perplexity tails, suggesting increasing errors and a loss of grounding in reality. To mitigate model collapse, maintaining access to high</w:t>
       </w:r>
       <w:r>
         <w:rPr>
@@ -2701,28 +2673,14 @@
         <w:rPr>
           <w:rFonts w:cstheme="minorHAnsi"/>
         </w:rPr>
-        <w:t xml:space="preserve">GAN, where the generator and discriminator </w:t>
-      </w:r>
-      <w:proofErr w:type="gramStart"/>
-      <w:r>
-        <w:rPr>
-          <w:rFonts w:cstheme="minorHAnsi"/>
-        </w:rPr>
-        <w:t xml:space="preserve">enter </w:t>
+        <w:t xml:space="preserve">GAN, where the generator and discriminator enter </w:t>
       </w:r>
       <w:r>
         <w:rPr>
           <w:rFonts w:cstheme="minorHAnsi"/>
         </w:rPr>
         <w:lastRenderedPageBreak/>
-        <w:t>into</w:t>
-      </w:r>
-      <w:proofErr w:type="gramEnd"/>
-      <w:r>
-        <w:rPr>
-          <w:rFonts w:cstheme="minorHAnsi"/>
-        </w:rPr>
-        <w:t xml:space="preserve"> an endless loop of oscillations instead of settling. This happens because the discriminator's gradients become very steep around the true data distribution, constantly pushing the generator away and preventing convergence. This behavior connects closely to model collapse </w:t>
+        <w:t xml:space="preserve">into an endless loop of oscillations instead of settling. This happens because the discriminator's gradients become very steep around the true data distribution, constantly pushing the generator away and preventing convergence. This behavior connects closely to model collapse </w:t>
       </w:r>
       <w:r>
         <w:rPr>
@@ -4269,21 +4227,7 @@
         <w:rPr>
           <w:rFonts w:cstheme="minorHAnsi"/>
         </w:rPr>
-        <w:t xml:space="preserve"> </w:t>
-      </w:r>
-      <w:proofErr w:type="gramStart"/>
-      <w:r>
-        <w:rPr>
-          <w:rFonts w:cstheme="minorHAnsi"/>
-        </w:rPr>
-        <w:t>This metric leverages</w:t>
-      </w:r>
-      <w:proofErr w:type="gramEnd"/>
-      <w:r>
-        <w:rPr>
-          <w:rFonts w:cstheme="minorHAnsi"/>
-        </w:rPr>
-        <w:t xml:space="preserve"> contextual embeddings from BERT to calculate the similarity between generated and reference sentences. Unlike n</w:t>
+        <w:t xml:space="preserve"> This metric leverages contextual embeddings from BERT to calculate the similarity between generated and reference sentences. Unlike n</w:t>
       </w:r>
       <w:r>
         <w:rPr>
@@ -4874,14 +4818,7 @@
         <w:rPr>
           <w:rFonts w:cstheme="minorHAnsi"/>
         </w:rPr>
-        <w:t xml:space="preserve">Firstly, the quantification of "semantic diversity" and "factuality" can be challenging. While metrics like BLEU and BERTSCORE provide proxies for semantic similarity and quality, they may not fully capture the nuanced concept of "diversity" in meaning beyond lexical variety. Similarly, precisely measuring "factual diversity" requires methodologies for </w:t>
-      </w:r>
-      <w:proofErr w:type="gramStart"/>
-      <w:r>
-        <w:rPr>
-          <w:rFonts w:cstheme="minorHAnsi"/>
-        </w:rPr>
-        <w:t>fact</w:t>
+        <w:t>Firstly, the quantification of "semantic diversity" and "factuality" can be challenging. While metrics like BLEU and BERTSCORE provide proxies for semantic similarity and quality, they may not fully capture the nuanced concept of "diversity" in meaning beyond lexical variety. Similarly, precisely measuring "factual diversity" requires methodologies for fact</w:t>
       </w:r>
       <w:r>
         <w:rPr>
@@ -4893,14 +4830,7 @@
         <w:rPr>
           <w:rFonts w:cstheme="minorHAnsi"/>
         </w:rPr>
-        <w:t>checking</w:t>
-      </w:r>
-      <w:proofErr w:type="gramEnd"/>
-      <w:r>
-        <w:rPr>
-          <w:rFonts w:cstheme="minorHAnsi"/>
-        </w:rPr>
-        <w:t xml:space="preserve"> and assessing the range of accurate claims, which can be complex and context</w:t>
+        <w:t>checking and assessing the range of accurate claims, which can be complex and context</w:t>
       </w:r>
       <w:r>
         <w:rPr>
@@ -6489,14 +6419,7 @@
         <w:rPr>
           <w:rFonts w:cstheme="minorHAnsi"/>
         </w:rPr>
-        <w:t xml:space="preserve">Access: </w:t>
-      </w:r>
-      <w:proofErr w:type="gramStart"/>
-      <w:r>
-        <w:rPr>
-          <w:rFonts w:cstheme="minorHAnsi"/>
-        </w:rPr>
-        <w:t>Open</w:t>
+        <w:t>Access: Open</w:t>
       </w:r>
       <w:r>
         <w:rPr>
@@ -6508,14 +6431,7 @@
         <w:rPr>
           <w:rFonts w:cstheme="minorHAnsi"/>
         </w:rPr>
-        <w:t>source</w:t>
-      </w:r>
-      <w:proofErr w:type="gramEnd"/>
-      <w:r>
-        <w:rPr>
-          <w:rFonts w:cstheme="minorHAnsi"/>
-        </w:rPr>
-        <w:t>, no commercial restrictions</w:t>
+        <w:t>source, no commercial restrictions</w:t>
       </w:r>
     </w:p>
     <w:p>
@@ -6669,14 +6585,7 @@
         <w:rPr>
           <w:rFonts w:cstheme="minorHAnsi"/>
         </w:rPr>
-        <w:t xml:space="preserve"> Part of </w:t>
-      </w:r>
-      <w:proofErr w:type="gramStart"/>
-      <w:r>
-        <w:rPr>
-          <w:rFonts w:cstheme="minorHAnsi"/>
-        </w:rPr>
-        <w:t>widely</w:t>
+        <w:t xml:space="preserve"> Part of widely</w:t>
       </w:r>
       <w:r>
         <w:rPr>
@@ -6688,14 +6597,7 @@
         <w:rPr>
           <w:rFonts w:cstheme="minorHAnsi"/>
         </w:rPr>
-        <w:t>studied</w:t>
-      </w:r>
-      <w:proofErr w:type="gramEnd"/>
-      <w:r>
-        <w:rPr>
-          <w:rFonts w:cstheme="minorHAnsi"/>
-        </w:rPr>
-        <w:t xml:space="preserve"> Llama family with extensive documentation</w:t>
+        <w:t>studied Llama family with extensive documentation</w:t>
       </w:r>
     </w:p>
     <w:p>
@@ -6859,16 +6761,15 @@
           <w:b/>
           <w:bCs/>
         </w:rPr>
-        <w:t xml:space="preserve">Access: </w:t>
-      </w:r>
-      <w:proofErr w:type="gramStart"/>
+        <w:t>Access: Open</w:t>
+      </w:r>
       <w:r>
         <w:rPr>
           <w:rFonts w:cstheme="minorHAnsi"/>
           <w:b/>
           <w:bCs/>
         </w:rPr>
-        <w:t>Open</w:t>
+        <w:t>-</w:t>
       </w:r>
       <w:r>
         <w:rPr>
@@ -6876,24 +6777,7 @@
           <w:b/>
           <w:bCs/>
         </w:rPr>
-        <w:t>-</w:t>
-      </w:r>
-      <w:r>
-        <w:rPr>
-          <w:rFonts w:cstheme="minorHAnsi"/>
-          <w:b/>
-          <w:bCs/>
-        </w:rPr>
-        <w:t>source</w:t>
-      </w:r>
-      <w:proofErr w:type="gramEnd"/>
-      <w:r>
-        <w:rPr>
-          <w:rFonts w:cstheme="minorHAnsi"/>
-          <w:b/>
-          <w:bCs/>
-        </w:rPr>
-        <w:t>, no commercial restrictions</w:t>
+        <w:t>source, no commercial restrictions</w:t>
       </w:r>
     </w:p>
     <w:p>
@@ -7328,21 +7212,7 @@
         <w:rPr>
           <w:rFonts w:cstheme="minorHAnsi"/>
         </w:rPr>
-        <w:t xml:space="preserve">Training </w:t>
-      </w:r>
-      <w:proofErr w:type="gramStart"/>
-      <w:r>
-        <w:rPr>
-          <w:rFonts w:cstheme="minorHAnsi"/>
-        </w:rPr>
-        <w:t>epochs</w:t>
-      </w:r>
-      <w:proofErr w:type="gramEnd"/>
-      <w:r>
-        <w:rPr>
-          <w:rFonts w:cstheme="minorHAnsi"/>
-        </w:rPr>
-        <w:t>: 3</w:t>
+        <w:t>Training epochs: 3</w:t>
       </w:r>
     </w:p>
     <w:p>
@@ -7948,64 +7818,34 @@
         <w:rPr>
           <w:lang w:bidi="he-IL"/>
         </w:rPr>
-        <w:t xml:space="preserve">he </w:t>
-      </w:r>
-      <w:proofErr w:type="gramStart"/>
+        <w:t>he mean is taken across the set. Lower Self-BLEU indicates more diverse outputs, while higher values reveal repetitive or collapsed generation:</w:t>
+      </w:r>
+    </w:p>
+    <w:p>
+      <w:pPr>
+        <w:ind w:firstLine="720"/>
+      </w:pPr>
       <w:r>
         <w:rPr>
           <w:lang w:bidi="he-IL"/>
         </w:rPr>
-        <w:t>mean</w:t>
-      </w:r>
-      <w:proofErr w:type="gramEnd"/>
+        <w:t>Self-BLEU = mean BLEU(</w:t>
+      </w:r>
+      <w:proofErr w:type="spellStart"/>
       <w:r>
         <w:rPr>
           <w:lang w:bidi="he-IL"/>
         </w:rPr>
-        <w:t xml:space="preserve"> is taken across the set. Lower Self-BLEU indicates more diverse outputs, while higher values reveal repetitive or collapsed generation:</w:t>
-      </w:r>
-    </w:p>
-    <w:p>
-      <w:pPr>
-        <w:ind w:firstLine="720"/>
-      </w:pPr>
+        <w:t>output_i</w:t>
+      </w:r>
+      <w:proofErr w:type="spellEnd"/>
       <w:r>
         <w:rPr>
           <w:lang w:bidi="he-IL"/>
         </w:rPr>
-        <w:t xml:space="preserve">Self-BLEU = mean </w:t>
-      </w:r>
-      <w:proofErr w:type="gramStart"/>
-      <w:r>
-        <w:rPr>
-          <w:lang w:bidi="he-IL"/>
-        </w:rPr>
-        <w:t>BLEU(</w:t>
+        <w:t>, {</w:t>
       </w:r>
       <w:proofErr w:type="spellStart"/>
-      <w:proofErr w:type="gramEnd"/>
-      <w:r>
-        <w:rPr>
-          <w:lang w:bidi="he-IL"/>
-        </w:rPr>
-        <w:t>output_</w:t>
-      </w:r>
-      <w:proofErr w:type="gramStart"/>
-      <w:r>
-        <w:rPr>
-          <w:lang w:bidi="he-IL"/>
-        </w:rPr>
-        <w:t>i</w:t>
-      </w:r>
-      <w:proofErr w:type="spellEnd"/>
-      <w:r>
-        <w:rPr>
-          <w:lang w:bidi="he-IL"/>
-        </w:rPr>
-        <w:t>, {</w:t>
-      </w:r>
-      <w:proofErr w:type="spellStart"/>
-      <w:proofErr w:type="gramEnd"/>
       <w:r>
         <w:rPr>
           <w:lang w:bidi="he-IL"/>
@@ -8085,21 +7925,7 @@
         <w:rPr>
           <w:lang w:bidi="he-IL"/>
         </w:rPr>
-        <w:t xml:space="preserve">Factual Consistency = mean </w:t>
-      </w:r>
-      <w:proofErr w:type="gramStart"/>
-      <w:r>
-        <w:rPr>
-          <w:lang w:bidi="he-IL"/>
-        </w:rPr>
-        <w:t>P(</w:t>
-      </w:r>
-      <w:proofErr w:type="gramEnd"/>
-      <w:r>
-        <w:rPr>
-          <w:lang w:bidi="he-IL"/>
-        </w:rPr>
-        <w:t>entailment | prompt, generated sentence)</w:t>
+        <w:t>Factual Consistency = mean P(entailment | prompt, generated sentence)</w:t>
       </w:r>
     </w:p>
     <w:p>
@@ -8448,12 +8274,32 @@
       </w:r>
     </w:p>
     <w:p>
-      <w:r>
+      <w:pPr>
         <w:rPr>
           <w:b/>
           <w:bCs/>
         </w:rPr>
-        <w:t>Quantitative Findings:</w:t>
+      </w:pPr>
+      <w:r>
+        <w:rPr>
+          <w:b/>
+          <w:bCs/>
+        </w:rPr>
+        <w:t xml:space="preserve">Quantitative </w:t>
+      </w:r>
+      <w:r>
+        <w:rPr>
+          <w:b/>
+          <w:bCs/>
+        </w:rPr>
+        <w:t>Evaluation</w:t>
+      </w:r>
+      <w:r>
+        <w:rPr>
+          <w:b/>
+          <w:bCs/>
+        </w:rPr>
+        <w:t>:</w:t>
       </w:r>
     </w:p>
     <w:p>
@@ -9406,135 +9252,202 @@
       <w:pPr>
         <w:rPr>
           <w:rFonts w:cstheme="minorHAnsi"/>
+        </w:rPr>
+      </w:pPr>
+      <w:r>
+        <w:rPr>
+          <w:rFonts w:cstheme="minorHAnsi"/>
           <w:b/>
           <w:bCs/>
         </w:rPr>
-      </w:pPr>
-      <w:r>
-        <w:rPr>
-          <w:rFonts w:cstheme="minorHAnsi"/>
-          <w:b/>
-          <w:bCs/>
-        </w:rPr>
-        <w:t>Quantitative Findings:</w:t>
+        <w:t>Quantitative Evaluation:</w:t>
+      </w:r>
+    </w:p>
+    <w:p>
+      <w:pPr>
+        <w:rPr>
+          <w:rFonts w:cstheme="minorHAnsi"/>
+        </w:rPr>
+      </w:pPr>
+      <w:r>
+        <w:rPr>
+          <w:rFonts w:cstheme="minorHAnsi"/>
+        </w:rPr>
+        <w:t>Quantitative Evaluation Results - mean ± std over 3 seeds, 50 prompts each. ↑ higher is better; ↓ lower is better.</w:t>
       </w:r>
     </w:p>
     <w:tbl>
       <w:tblPr>
-        <w:tblStyle w:val="TableGrid"/>
         <w:tblW w:w="0" w:type="auto"/>
+        <w:tblBorders>
+          <w:top w:val="single" w:sz="2" w:space="0" w:color="auto"/>
+          <w:left w:val="single" w:sz="2" w:space="0" w:color="auto"/>
+          <w:bottom w:val="single" w:sz="2" w:space="0" w:color="auto"/>
+          <w:right w:val="single" w:sz="2" w:space="0" w:color="auto"/>
+        </w:tblBorders>
+        <w:tblCellMar>
+          <w:top w:w="15" w:type="dxa"/>
+          <w:left w:w="15" w:type="dxa"/>
+          <w:bottom w:w="15" w:type="dxa"/>
+          <w:right w:w="15" w:type="dxa"/>
+        </w:tblCellMar>
         <w:tblLook w:val="04A0" w:firstRow="1" w:lastRow="0" w:firstColumn="1" w:lastColumn="0" w:noHBand="0" w:noVBand="1"/>
       </w:tblPr>
       <w:tblGrid>
-        <w:gridCol w:w="1973"/>
-        <w:gridCol w:w="1558"/>
-        <w:gridCol w:w="1558"/>
-        <w:gridCol w:w="1558"/>
-        <w:gridCol w:w="1559"/>
+        <w:gridCol w:w="1392"/>
+        <w:gridCol w:w="1115"/>
+        <w:gridCol w:w="948"/>
+        <w:gridCol w:w="1344"/>
+        <w:gridCol w:w="1186"/>
+        <w:gridCol w:w="1115"/>
+        <w:gridCol w:w="1130"/>
+        <w:gridCol w:w="1124"/>
       </w:tblGrid>
       <w:tr>
+        <w:trPr>
+          <w:tblHeader/>
+        </w:trPr>
         <w:tc>
           <w:tcPr>
-            <w:tcW w:w="1973" w:type="dxa"/>
+            <w:tcW w:w="0" w:type="auto"/>
+            <w:tcBorders>
+              <w:top w:val="single" w:sz="2" w:space="0" w:color="auto"/>
+              <w:left w:val="single" w:sz="2" w:space="0" w:color="auto"/>
+              <w:bottom w:val="single" w:sz="2" w:space="0" w:color="auto"/>
+              <w:right w:val="single" w:sz="6" w:space="0" w:color="auto"/>
+            </w:tcBorders>
             <w:vAlign w:val="center"/>
+            <w:hideMark/>
           </w:tcPr>
           <w:p>
-            <w:pPr>
-              <w:rPr>
-                <w:rFonts w:cstheme="minorHAnsi"/>
-              </w:rPr>
-            </w:pPr>
             <w:r>
-              <w:rPr>
-                <w:rFonts w:cstheme="minorHAnsi"/>
-                <w:b/>
-                <w:bCs/>
-              </w:rPr>
               <w:t>Model</w:t>
             </w:r>
           </w:p>
         </w:tc>
         <w:tc>
           <w:tcPr>
-            <w:tcW w:w="1558" w:type="dxa"/>
+            <w:tcW w:w="0" w:type="auto"/>
+            <w:tcBorders>
+              <w:top w:val="single" w:sz="2" w:space="0" w:color="auto"/>
+              <w:left w:val="single" w:sz="2" w:space="0" w:color="auto"/>
+              <w:bottom w:val="single" w:sz="2" w:space="0" w:color="auto"/>
+              <w:right w:val="single" w:sz="6" w:space="0" w:color="auto"/>
+            </w:tcBorders>
             <w:vAlign w:val="center"/>
+            <w:hideMark/>
           </w:tcPr>
           <w:p>
-            <w:pPr>
-              <w:rPr>
-                <w:rFonts w:cstheme="minorHAnsi"/>
-              </w:rPr>
-            </w:pPr>
             <w:r>
-              <w:rPr>
-                <w:rFonts w:cstheme="minorHAnsi"/>
-                <w:b/>
-                <w:bCs/>
-              </w:rPr>
-              <w:t>TTR</w:t>
+              <w:t>TTR ↑</w:t>
             </w:r>
           </w:p>
         </w:tc>
         <w:tc>
           <w:tcPr>
-            <w:tcW w:w="1558" w:type="dxa"/>
+            <w:tcW w:w="0" w:type="auto"/>
+            <w:tcBorders>
+              <w:top w:val="single" w:sz="2" w:space="0" w:color="auto"/>
+              <w:left w:val="single" w:sz="2" w:space="0" w:color="auto"/>
+              <w:bottom w:val="single" w:sz="2" w:space="0" w:color="auto"/>
+              <w:right w:val="single" w:sz="6" w:space="0" w:color="auto"/>
+            </w:tcBorders>
             <w:vAlign w:val="center"/>
+            <w:hideMark/>
           </w:tcPr>
           <w:p>
-            <w:pPr>
-              <w:rPr>
-                <w:rFonts w:cstheme="minorHAnsi"/>
-              </w:rPr>
-            </w:pPr>
             <w:r>
-              <w:rPr>
-                <w:rFonts w:cstheme="minorHAnsi"/>
-                <w:b/>
-                <w:bCs/>
-              </w:rPr>
-              <w:t>Vocabulary</w:t>
+              <w:t>Vocab Size ↑</w:t>
             </w:r>
           </w:p>
         </w:tc>
         <w:tc>
           <w:tcPr>
-            <w:tcW w:w="1558" w:type="dxa"/>
+            <w:tcW w:w="0" w:type="auto"/>
+            <w:tcBorders>
+              <w:top w:val="single" w:sz="2" w:space="0" w:color="auto"/>
+              <w:left w:val="single" w:sz="2" w:space="0" w:color="auto"/>
+              <w:bottom w:val="single" w:sz="2" w:space="0" w:color="auto"/>
+              <w:right w:val="single" w:sz="6" w:space="0" w:color="auto"/>
+            </w:tcBorders>
             <w:vAlign w:val="center"/>
+            <w:hideMark/>
           </w:tcPr>
           <w:p>
-            <w:pPr>
-              <w:rPr>
-                <w:rFonts w:cstheme="minorHAnsi"/>
-              </w:rPr>
-            </w:pPr>
             <w:r>
-              <w:rPr>
-                <w:rFonts w:cstheme="minorHAnsi"/>
-                <w:b/>
-                <w:bCs/>
-              </w:rPr>
-              <w:t>Bigram Diversity</w:t>
+              <w:t>Bigram Diversity ↑</w:t>
             </w:r>
           </w:p>
         </w:tc>
         <w:tc>
           <w:tcPr>
-            <w:tcW w:w="1559" w:type="dxa"/>
+            <w:tcW w:w="0" w:type="auto"/>
+            <w:tcBorders>
+              <w:top w:val="single" w:sz="2" w:space="0" w:color="auto"/>
+              <w:left w:val="single" w:sz="2" w:space="0" w:color="auto"/>
+              <w:bottom w:val="single" w:sz="2" w:space="0" w:color="auto"/>
+              <w:right w:val="single" w:sz="6" w:space="0" w:color="auto"/>
+            </w:tcBorders>
             <w:vAlign w:val="center"/>
+            <w:hideMark/>
           </w:tcPr>
           <w:p>
-            <w:pPr>
-              <w:rPr>
-                <w:rFonts w:cstheme="minorHAnsi"/>
-              </w:rPr>
-            </w:pPr>
             <w:r>
-              <w:rPr>
-                <w:rFonts w:cstheme="minorHAnsi"/>
-                <w:b/>
-                <w:bCs/>
-              </w:rPr>
-              <w:t>Perplexity</w:t>
+              <w:t>Distinct-3 ↑</w:t>
+            </w:r>
+          </w:p>
+        </w:tc>
+        <w:tc>
+          <w:tcPr>
+            <w:tcW w:w="0" w:type="auto"/>
+            <w:tcBorders>
+              <w:top w:val="single" w:sz="2" w:space="0" w:color="auto"/>
+              <w:left w:val="single" w:sz="2" w:space="0" w:color="auto"/>
+              <w:bottom w:val="single" w:sz="2" w:space="0" w:color="auto"/>
+              <w:right w:val="single" w:sz="6" w:space="0" w:color="auto"/>
+            </w:tcBorders>
+            <w:vAlign w:val="center"/>
+            <w:hideMark/>
+          </w:tcPr>
+          <w:p>
+            <w:r>
+              <w:t>Self-BLEU ↓</w:t>
+            </w:r>
+          </w:p>
+        </w:tc>
+        <w:tc>
+          <w:tcPr>
+            <w:tcW w:w="0" w:type="auto"/>
+            <w:tcBorders>
+              <w:top w:val="single" w:sz="2" w:space="0" w:color="auto"/>
+              <w:left w:val="single" w:sz="2" w:space="0" w:color="auto"/>
+              <w:bottom w:val="single" w:sz="2" w:space="0" w:color="auto"/>
+              <w:right w:val="single" w:sz="6" w:space="0" w:color="auto"/>
+            </w:tcBorders>
+            <w:vAlign w:val="center"/>
+            <w:hideMark/>
+          </w:tcPr>
+          <w:p>
+            <w:r>
+              <w:t>Factual Cons. ↑</w:t>
+            </w:r>
+          </w:p>
+        </w:tc>
+        <w:tc>
+          <w:tcPr>
+            <w:tcW w:w="0" w:type="auto"/>
+            <w:tcBorders>
+              <w:top w:val="single" w:sz="2" w:space="0" w:color="auto"/>
+              <w:left w:val="single" w:sz="2" w:space="0" w:color="auto"/>
+              <w:bottom w:val="single" w:sz="2" w:space="0" w:color="auto"/>
+              <w:right w:val="single" w:sz="2" w:space="0" w:color="auto"/>
+            </w:tcBorders>
+            <w:vAlign w:val="center"/>
+            <w:hideMark/>
+          </w:tcPr>
+          <w:p>
+            <w:r>
+              <w:t>Perplexity ↓</w:t>
             </w:r>
           </w:p>
         </w:tc>
@@ -9542,96 +9455,145 @@
       <w:tr>
         <w:tc>
           <w:tcPr>
-            <w:tcW w:w="1973" w:type="dxa"/>
+            <w:tcW w:w="0" w:type="auto"/>
+            <w:tcBorders>
+              <w:top w:val="single" w:sz="2" w:space="0" w:color="auto"/>
+              <w:left w:val="single" w:sz="2" w:space="0" w:color="auto"/>
+              <w:bottom w:val="single" w:sz="2" w:space="0" w:color="auto"/>
+              <w:right w:val="single" w:sz="6" w:space="0" w:color="auto"/>
+            </w:tcBorders>
             <w:vAlign w:val="center"/>
+            <w:hideMark/>
           </w:tcPr>
           <w:p>
-            <w:pPr>
-              <w:rPr>
-                <w:rFonts w:cstheme="minorHAnsi"/>
-              </w:rPr>
-            </w:pPr>
             <w:r>
-              <w:rPr>
-                <w:rFonts w:cstheme="minorHAnsi"/>
-              </w:rPr>
               <w:t>Base (Untrained)</w:t>
             </w:r>
           </w:p>
         </w:tc>
         <w:tc>
           <w:tcPr>
-            <w:tcW w:w="1558" w:type="dxa"/>
+            <w:tcW w:w="0" w:type="auto"/>
+            <w:tcBorders>
+              <w:top w:val="single" w:sz="2" w:space="0" w:color="auto"/>
+              <w:left w:val="single" w:sz="2" w:space="0" w:color="auto"/>
+              <w:bottom w:val="single" w:sz="2" w:space="0" w:color="auto"/>
+              <w:right w:val="single" w:sz="6" w:space="0" w:color="auto"/>
+            </w:tcBorders>
             <w:vAlign w:val="center"/>
+            <w:hideMark/>
           </w:tcPr>
           <w:p>
-            <w:pPr>
-              <w:rPr>
-                <w:rFonts w:cstheme="minorHAnsi"/>
-              </w:rPr>
-            </w:pPr>
             <w:r>
-              <w:rPr>
-                <w:rFonts w:cstheme="minorHAnsi"/>
-              </w:rPr>
-              <w:t>0.3671</w:t>
+              <w:t>0.3987 ± 0.0114</w:t>
             </w:r>
           </w:p>
         </w:tc>
         <w:tc>
           <w:tcPr>
-            <w:tcW w:w="1558" w:type="dxa"/>
+            <w:tcW w:w="0" w:type="auto"/>
+            <w:tcBorders>
+              <w:top w:val="single" w:sz="2" w:space="0" w:color="auto"/>
+              <w:left w:val="single" w:sz="2" w:space="0" w:color="auto"/>
+              <w:bottom w:val="single" w:sz="2" w:space="0" w:color="auto"/>
+              <w:right w:val="single" w:sz="6" w:space="0" w:color="auto"/>
+            </w:tcBorders>
             <w:vAlign w:val="center"/>
+            <w:hideMark/>
           </w:tcPr>
           <w:p>
-            <w:pPr>
-              <w:rPr>
-                <w:rFonts w:cstheme="minorHAnsi"/>
-              </w:rPr>
-            </w:pPr>
             <w:r>
-              <w:rPr>
-                <w:rFonts w:cstheme="minorHAnsi"/>
-              </w:rPr>
-              <w:t>1839</w:t>
+              <w:t>1633 ± 21</w:t>
             </w:r>
           </w:p>
         </w:tc>
         <w:tc>
           <w:tcPr>
-            <w:tcW w:w="1558" w:type="dxa"/>
+            <w:tcW w:w="0" w:type="auto"/>
+            <w:tcBorders>
+              <w:top w:val="single" w:sz="2" w:space="0" w:color="auto"/>
+              <w:left w:val="single" w:sz="2" w:space="0" w:color="auto"/>
+              <w:bottom w:val="single" w:sz="2" w:space="0" w:color="auto"/>
+              <w:right w:val="single" w:sz="6" w:space="0" w:color="auto"/>
+            </w:tcBorders>
             <w:vAlign w:val="center"/>
+            <w:hideMark/>
           </w:tcPr>
           <w:p>
-            <w:pPr>
-              <w:rPr>
-                <w:rFonts w:cstheme="minorHAnsi"/>
-              </w:rPr>
-            </w:pPr>
             <w:r>
-              <w:rPr>
-                <w:rFonts w:cstheme="minorHAnsi"/>
-              </w:rPr>
-              <w:t>0.7897</w:t>
+              <w:t>0.8109 ± 0.0053</w:t>
             </w:r>
           </w:p>
         </w:tc>
         <w:tc>
           <w:tcPr>
-            <w:tcW w:w="1559" w:type="dxa"/>
+            <w:tcW w:w="0" w:type="auto"/>
+            <w:tcBorders>
+              <w:top w:val="single" w:sz="2" w:space="0" w:color="auto"/>
+              <w:left w:val="single" w:sz="2" w:space="0" w:color="auto"/>
+              <w:bottom w:val="single" w:sz="2" w:space="0" w:color="auto"/>
+              <w:right w:val="single" w:sz="6" w:space="0" w:color="auto"/>
+            </w:tcBorders>
             <w:vAlign w:val="center"/>
+            <w:hideMark/>
           </w:tcPr>
           <w:p>
-            <w:pPr>
-              <w:rPr>
-                <w:rFonts w:cstheme="minorHAnsi"/>
-              </w:rPr>
-            </w:pPr>
             <w:r>
-              <w:rPr>
-                <w:rFonts w:cstheme="minorHAnsi"/>
-              </w:rPr>
-              <w:t>4.31</w:t>
+              <w:t>0.9450 ± 0.0057</w:t>
+            </w:r>
+          </w:p>
+        </w:tc>
+        <w:tc>
+          <w:tcPr>
+            <w:tcW w:w="0" w:type="auto"/>
+            <w:tcBorders>
+              <w:top w:val="single" w:sz="2" w:space="0" w:color="auto"/>
+              <w:left w:val="single" w:sz="2" w:space="0" w:color="auto"/>
+              <w:bottom w:val="single" w:sz="2" w:space="0" w:color="auto"/>
+              <w:right w:val="single" w:sz="6" w:space="0" w:color="auto"/>
+            </w:tcBorders>
+            <w:vAlign w:val="center"/>
+            <w:hideMark/>
+          </w:tcPr>
+          <w:p>
+            <w:r>
+              <w:t>0.0515 ± 0.0070</w:t>
+            </w:r>
+          </w:p>
+        </w:tc>
+        <w:tc>
+          <w:tcPr>
+            <w:tcW w:w="0" w:type="auto"/>
+            <w:tcBorders>
+              <w:top w:val="single" w:sz="2" w:space="0" w:color="auto"/>
+              <w:left w:val="single" w:sz="2" w:space="0" w:color="auto"/>
+              <w:bottom w:val="single" w:sz="2" w:space="0" w:color="auto"/>
+              <w:right w:val="single" w:sz="6" w:space="0" w:color="auto"/>
+            </w:tcBorders>
+            <w:vAlign w:val="center"/>
+            <w:hideMark/>
+          </w:tcPr>
+          <w:p>
+            <w:r>
+              <w:t>0.0414 ± 0.0023</w:t>
+            </w:r>
+          </w:p>
+        </w:tc>
+        <w:tc>
+          <w:tcPr>
+            <w:tcW w:w="0" w:type="auto"/>
+            <w:tcBorders>
+              <w:top w:val="single" w:sz="2" w:space="0" w:color="auto"/>
+              <w:left w:val="single" w:sz="2" w:space="0" w:color="auto"/>
+              <w:bottom w:val="single" w:sz="2" w:space="0" w:color="auto"/>
+              <w:right w:val="single" w:sz="2" w:space="0" w:color="auto"/>
+            </w:tcBorders>
+            <w:vAlign w:val="center"/>
+            <w:hideMark/>
+          </w:tcPr>
+          <w:p>
+            <w:r>
+              <w:t>4.73 ± 0.14</w:t>
             </w:r>
           </w:p>
         </w:tc>
@@ -9639,114 +9601,145 @@
       <w:tr>
         <w:tc>
           <w:tcPr>
-            <w:tcW w:w="1973" w:type="dxa"/>
+            <w:tcW w:w="0" w:type="auto"/>
+            <w:tcBorders>
+              <w:top w:val="single" w:sz="2" w:space="0" w:color="auto"/>
+              <w:left w:val="single" w:sz="2" w:space="0" w:color="auto"/>
+              <w:bottom w:val="single" w:sz="2" w:space="0" w:color="auto"/>
+              <w:right w:val="single" w:sz="6" w:space="0" w:color="auto"/>
+            </w:tcBorders>
             <w:vAlign w:val="center"/>
+            <w:hideMark/>
           </w:tcPr>
           <w:p>
-            <w:pPr>
-              <w:rPr>
-                <w:rFonts w:cstheme="minorHAnsi"/>
-              </w:rPr>
-            </w:pPr>
             <w:r>
-              <w:rPr>
-                <w:rFonts w:cstheme="minorHAnsi"/>
-              </w:rPr>
-              <w:t>Human</w:t>
-            </w:r>
-            <w:r>
-              <w:rPr>
-                <w:rFonts w:cstheme="minorHAnsi"/>
-              </w:rPr>
-              <w:t>-</w:t>
-            </w:r>
-            <w:r>
-              <w:rPr>
-                <w:rFonts w:cstheme="minorHAnsi"/>
-              </w:rPr>
-              <w:t>trained</w:t>
+              <w:t>Human-trained</w:t>
             </w:r>
           </w:p>
         </w:tc>
         <w:tc>
           <w:tcPr>
-            <w:tcW w:w="1558" w:type="dxa"/>
+            <w:tcW w:w="0" w:type="auto"/>
+            <w:tcBorders>
+              <w:top w:val="single" w:sz="2" w:space="0" w:color="auto"/>
+              <w:left w:val="single" w:sz="2" w:space="0" w:color="auto"/>
+              <w:bottom w:val="single" w:sz="2" w:space="0" w:color="auto"/>
+              <w:right w:val="single" w:sz="6" w:space="0" w:color="auto"/>
+            </w:tcBorders>
             <w:vAlign w:val="center"/>
+            <w:hideMark/>
           </w:tcPr>
           <w:p>
-            <w:pPr>
-              <w:rPr>
-                <w:rFonts w:cstheme="minorHAnsi"/>
-              </w:rPr>
-            </w:pPr>
             <w:r>
-              <w:rPr>
-                <w:rFonts w:cstheme="minorHAnsi"/>
-              </w:rPr>
-              <w:t>0.</w:t>
-            </w:r>
-            <w:r>
-              <w:rPr>
-                <w:rFonts w:cstheme="minorHAnsi"/>
-              </w:rPr>
-              <w:t>3074</w:t>
+              <w:t>0.3298 ± 0.0077</w:t>
             </w:r>
           </w:p>
         </w:tc>
         <w:tc>
           <w:tcPr>
-            <w:tcW w:w="1558" w:type="dxa"/>
+            <w:tcW w:w="0" w:type="auto"/>
+            <w:tcBorders>
+              <w:top w:val="single" w:sz="2" w:space="0" w:color="auto"/>
+              <w:left w:val="single" w:sz="2" w:space="0" w:color="auto"/>
+              <w:bottom w:val="single" w:sz="2" w:space="0" w:color="auto"/>
+              <w:right w:val="single" w:sz="6" w:space="0" w:color="auto"/>
+            </w:tcBorders>
             <w:vAlign w:val="center"/>
+            <w:hideMark/>
           </w:tcPr>
           <w:p>
-            <w:pPr>
-              <w:rPr>
-                <w:rFonts w:cstheme="minorHAnsi"/>
-              </w:rPr>
-            </w:pPr>
             <w:r>
-              <w:rPr>
-                <w:rFonts w:cstheme="minorHAnsi"/>
-              </w:rPr>
-              <w:t>1739</w:t>
+              <w:t>1523 ± 20</w:t>
             </w:r>
           </w:p>
         </w:tc>
         <w:tc>
           <w:tcPr>
-            <w:tcW w:w="1558" w:type="dxa"/>
+            <w:tcW w:w="0" w:type="auto"/>
+            <w:tcBorders>
+              <w:top w:val="single" w:sz="2" w:space="0" w:color="auto"/>
+              <w:left w:val="single" w:sz="2" w:space="0" w:color="auto"/>
+              <w:bottom w:val="single" w:sz="2" w:space="0" w:color="auto"/>
+              <w:right w:val="single" w:sz="6" w:space="0" w:color="auto"/>
+            </w:tcBorders>
             <w:vAlign w:val="center"/>
+            <w:hideMark/>
           </w:tcPr>
           <w:p>
-            <w:pPr>
-              <w:rPr>
-                <w:rFonts w:cstheme="minorHAnsi"/>
-              </w:rPr>
-            </w:pPr>
             <w:r>
-              <w:rPr>
-                <w:rFonts w:cstheme="minorHAnsi"/>
-              </w:rPr>
-              <w:t>0.7442</w:t>
+              <w:t>0.7721 ± 0.0078</w:t>
             </w:r>
           </w:p>
         </w:tc>
         <w:tc>
           <w:tcPr>
-            <w:tcW w:w="1559" w:type="dxa"/>
+            <w:tcW w:w="0" w:type="auto"/>
+            <w:tcBorders>
+              <w:top w:val="single" w:sz="2" w:space="0" w:color="auto"/>
+              <w:left w:val="single" w:sz="2" w:space="0" w:color="auto"/>
+              <w:bottom w:val="single" w:sz="2" w:space="0" w:color="auto"/>
+              <w:right w:val="single" w:sz="6" w:space="0" w:color="auto"/>
+            </w:tcBorders>
             <w:vAlign w:val="center"/>
+            <w:hideMark/>
           </w:tcPr>
           <w:p>
-            <w:pPr>
-              <w:rPr>
-                <w:rFonts w:cstheme="minorHAnsi"/>
-              </w:rPr>
-            </w:pPr>
             <w:r>
-              <w:rPr>
-                <w:rFonts w:cstheme="minorHAnsi"/>
-              </w:rPr>
-              <w:t>3.40</w:t>
+              <w:t>0.9433 ± 0.0032</w:t>
+            </w:r>
+          </w:p>
+        </w:tc>
+        <w:tc>
+          <w:tcPr>
+            <w:tcW w:w="0" w:type="auto"/>
+            <w:tcBorders>
+              <w:top w:val="single" w:sz="2" w:space="0" w:color="auto"/>
+              <w:left w:val="single" w:sz="2" w:space="0" w:color="auto"/>
+              <w:bottom w:val="single" w:sz="2" w:space="0" w:color="auto"/>
+              <w:right w:val="single" w:sz="6" w:space="0" w:color="auto"/>
+            </w:tcBorders>
+            <w:vAlign w:val="center"/>
+            <w:hideMark/>
+          </w:tcPr>
+          <w:p>
+            <w:r>
+              <w:t>0.0715 ± 0.0022</w:t>
+            </w:r>
+          </w:p>
+        </w:tc>
+        <w:tc>
+          <w:tcPr>
+            <w:tcW w:w="0" w:type="auto"/>
+            <w:tcBorders>
+              <w:top w:val="single" w:sz="2" w:space="0" w:color="auto"/>
+              <w:left w:val="single" w:sz="2" w:space="0" w:color="auto"/>
+              <w:bottom w:val="single" w:sz="2" w:space="0" w:color="auto"/>
+              <w:right w:val="single" w:sz="6" w:space="0" w:color="auto"/>
+            </w:tcBorders>
+            <w:vAlign w:val="center"/>
+            <w:hideMark/>
+          </w:tcPr>
+          <w:p>
+            <w:r>
+              <w:t>0.0383 ± 0.0074</w:t>
+            </w:r>
+          </w:p>
+        </w:tc>
+        <w:tc>
+          <w:tcPr>
+            <w:tcW w:w="0" w:type="auto"/>
+            <w:tcBorders>
+              <w:top w:val="single" w:sz="2" w:space="0" w:color="auto"/>
+              <w:left w:val="single" w:sz="2" w:space="0" w:color="auto"/>
+              <w:bottom w:val="single" w:sz="2" w:space="0" w:color="auto"/>
+              <w:right w:val="single" w:sz="2" w:space="0" w:color="auto"/>
+            </w:tcBorders>
+            <w:vAlign w:val="center"/>
+            <w:hideMark/>
+          </w:tcPr>
+          <w:p>
+            <w:r>
+              <w:t>3.69 ± 0.14</w:t>
             </w:r>
           </w:p>
         </w:tc>
@@ -9754,114 +9747,145 @@
       <w:tr>
         <w:tc>
           <w:tcPr>
-            <w:tcW w:w="1973" w:type="dxa"/>
+            <w:tcW w:w="0" w:type="auto"/>
+            <w:tcBorders>
+              <w:top w:val="single" w:sz="2" w:space="0" w:color="auto"/>
+              <w:left w:val="single" w:sz="2" w:space="0" w:color="auto"/>
+              <w:bottom w:val="single" w:sz="2" w:space="0" w:color="auto"/>
+              <w:right w:val="single" w:sz="6" w:space="0" w:color="auto"/>
+            </w:tcBorders>
             <w:vAlign w:val="center"/>
+            <w:hideMark/>
           </w:tcPr>
           <w:p>
-            <w:pPr>
-              <w:rPr>
-                <w:rFonts w:cstheme="minorHAnsi"/>
-              </w:rPr>
-            </w:pPr>
             <w:r>
-              <w:rPr>
-                <w:rFonts w:cstheme="minorHAnsi"/>
-              </w:rPr>
-              <w:t>AI</w:t>
-            </w:r>
-            <w:r>
-              <w:rPr>
-                <w:rFonts w:cstheme="minorHAnsi"/>
-              </w:rPr>
-              <w:t>-</w:t>
-            </w:r>
-            <w:r>
-              <w:rPr>
-                <w:rFonts w:cstheme="minorHAnsi"/>
-              </w:rPr>
-              <w:t>trained</w:t>
+              <w:t>AI-trained</w:t>
             </w:r>
           </w:p>
         </w:tc>
         <w:tc>
           <w:tcPr>
-            <w:tcW w:w="1558" w:type="dxa"/>
+            <w:tcW w:w="0" w:type="auto"/>
+            <w:tcBorders>
+              <w:top w:val="single" w:sz="2" w:space="0" w:color="auto"/>
+              <w:left w:val="single" w:sz="2" w:space="0" w:color="auto"/>
+              <w:bottom w:val="single" w:sz="2" w:space="0" w:color="auto"/>
+              <w:right w:val="single" w:sz="6" w:space="0" w:color="auto"/>
+            </w:tcBorders>
             <w:vAlign w:val="center"/>
+            <w:hideMark/>
           </w:tcPr>
           <w:p>
-            <w:pPr>
-              <w:rPr>
-                <w:rFonts w:cstheme="minorHAnsi"/>
-              </w:rPr>
-            </w:pPr>
             <w:r>
-              <w:rPr>
-                <w:rFonts w:cstheme="minorHAnsi"/>
-              </w:rPr>
-              <w:t>0.</w:t>
-            </w:r>
-            <w:r>
-              <w:rPr>
-                <w:rFonts w:cstheme="minorHAnsi"/>
-              </w:rPr>
-              <w:t>2594</w:t>
+              <w:t>0.2783 ± 0.0086</w:t>
             </w:r>
           </w:p>
         </w:tc>
         <w:tc>
           <w:tcPr>
-            <w:tcW w:w="1558" w:type="dxa"/>
+            <w:tcW w:w="0" w:type="auto"/>
+            <w:tcBorders>
+              <w:top w:val="single" w:sz="2" w:space="0" w:color="auto"/>
+              <w:left w:val="single" w:sz="2" w:space="0" w:color="auto"/>
+              <w:bottom w:val="single" w:sz="2" w:space="0" w:color="auto"/>
+              <w:right w:val="single" w:sz="6" w:space="0" w:color="auto"/>
+            </w:tcBorders>
             <w:vAlign w:val="center"/>
+            <w:hideMark/>
           </w:tcPr>
           <w:p>
-            <w:pPr>
-              <w:rPr>
-                <w:rFonts w:cstheme="minorHAnsi"/>
-              </w:rPr>
-            </w:pPr>
             <w:r>
-              <w:rPr>
-                <w:rFonts w:cstheme="minorHAnsi"/>
-              </w:rPr>
-              <w:t>1359</w:t>
+              <w:t>1211 ± 24</w:t>
             </w:r>
           </w:p>
         </w:tc>
         <w:tc>
           <w:tcPr>
-            <w:tcW w:w="1558" w:type="dxa"/>
+            <w:tcW w:w="0" w:type="auto"/>
+            <w:tcBorders>
+              <w:top w:val="single" w:sz="2" w:space="0" w:color="auto"/>
+              <w:left w:val="single" w:sz="2" w:space="0" w:color="auto"/>
+              <w:bottom w:val="single" w:sz="2" w:space="0" w:color="auto"/>
+              <w:right w:val="single" w:sz="6" w:space="0" w:color="auto"/>
+            </w:tcBorders>
             <w:vAlign w:val="center"/>
+            <w:hideMark/>
           </w:tcPr>
           <w:p>
-            <w:pPr>
-              <w:rPr>
-                <w:rFonts w:cstheme="minorHAnsi"/>
-              </w:rPr>
-            </w:pPr>
             <w:r>
-              <w:rPr>
-                <w:rFonts w:cstheme="minorHAnsi"/>
-              </w:rPr>
-              <w:t>0.5675</w:t>
+              <w:t>0.5998 ± 0.0115</w:t>
             </w:r>
           </w:p>
         </w:tc>
         <w:tc>
           <w:tcPr>
-            <w:tcW w:w="1559" w:type="dxa"/>
+            <w:tcW w:w="0" w:type="auto"/>
+            <w:tcBorders>
+              <w:top w:val="single" w:sz="2" w:space="0" w:color="auto"/>
+              <w:left w:val="single" w:sz="2" w:space="0" w:color="auto"/>
+              <w:bottom w:val="single" w:sz="2" w:space="0" w:color="auto"/>
+              <w:right w:val="single" w:sz="6" w:space="0" w:color="auto"/>
+            </w:tcBorders>
             <w:vAlign w:val="center"/>
+            <w:hideMark/>
           </w:tcPr>
           <w:p>
-            <w:pPr>
-              <w:rPr>
-                <w:rFonts w:cstheme="minorHAnsi"/>
-              </w:rPr>
-            </w:pPr>
             <w:r>
-              <w:rPr>
-                <w:rFonts w:cstheme="minorHAnsi"/>
-              </w:rPr>
-              <w:t>2.95</w:t>
+              <w:t>0.7517 ± 0.0112</w:t>
+            </w:r>
+          </w:p>
+        </w:tc>
+        <w:tc>
+          <w:tcPr>
+            <w:tcW w:w="0" w:type="auto"/>
+            <w:tcBorders>
+              <w:top w:val="single" w:sz="2" w:space="0" w:color="auto"/>
+              <w:left w:val="single" w:sz="2" w:space="0" w:color="auto"/>
+              <w:bottom w:val="single" w:sz="2" w:space="0" w:color="auto"/>
+              <w:right w:val="single" w:sz="6" w:space="0" w:color="auto"/>
+            </w:tcBorders>
+            <w:vAlign w:val="center"/>
+            <w:hideMark/>
+          </w:tcPr>
+          <w:p>
+            <w:r>
+              <w:t>0.0620 ± 0.0061</w:t>
+            </w:r>
+          </w:p>
+        </w:tc>
+        <w:tc>
+          <w:tcPr>
+            <w:tcW w:w="0" w:type="auto"/>
+            <w:tcBorders>
+              <w:top w:val="single" w:sz="2" w:space="0" w:color="auto"/>
+              <w:left w:val="single" w:sz="2" w:space="0" w:color="auto"/>
+              <w:bottom w:val="single" w:sz="2" w:space="0" w:color="auto"/>
+              <w:right w:val="single" w:sz="6" w:space="0" w:color="auto"/>
+            </w:tcBorders>
+            <w:vAlign w:val="center"/>
+            <w:hideMark/>
+          </w:tcPr>
+          <w:p>
+            <w:r>
+              <w:t>0.0771 ± 0.0227</w:t>
+            </w:r>
+          </w:p>
+        </w:tc>
+        <w:tc>
+          <w:tcPr>
+            <w:tcW w:w="0" w:type="auto"/>
+            <w:tcBorders>
+              <w:top w:val="single" w:sz="2" w:space="0" w:color="auto"/>
+              <w:left w:val="single" w:sz="2" w:space="0" w:color="auto"/>
+              <w:bottom w:val="single" w:sz="2" w:space="0" w:color="auto"/>
+              <w:right w:val="single" w:sz="2" w:space="0" w:color="auto"/>
+            </w:tcBorders>
+            <w:vAlign w:val="center"/>
+            <w:hideMark/>
+          </w:tcPr>
+          <w:p>
+            <w:r>
+              <w:t>3.40 ± 0.04</w:t>
             </w:r>
           </w:p>
         </w:tc>
@@ -9869,114 +9893,145 @@
       <w:tr>
         <w:tc>
           <w:tcPr>
-            <w:tcW w:w="1973" w:type="dxa"/>
+            <w:tcW w:w="0" w:type="auto"/>
+            <w:tcBorders>
+              <w:top w:val="single" w:sz="2" w:space="0" w:color="auto"/>
+              <w:left w:val="single" w:sz="2" w:space="0" w:color="auto"/>
+              <w:bottom w:val="single" w:sz="2" w:space="0" w:color="auto"/>
+              <w:right w:val="single" w:sz="6" w:space="0" w:color="auto"/>
+            </w:tcBorders>
             <w:vAlign w:val="center"/>
+            <w:hideMark/>
           </w:tcPr>
           <w:p>
-            <w:pPr>
-              <w:rPr>
-                <w:rFonts w:cstheme="minorHAnsi"/>
-              </w:rPr>
-            </w:pPr>
             <w:r>
-              <w:rPr>
-                <w:rFonts w:cstheme="minorHAnsi"/>
-              </w:rPr>
-              <w:t>Mixed</w:t>
-            </w:r>
-            <w:r>
-              <w:rPr>
-                <w:rFonts w:cstheme="minorHAnsi"/>
-              </w:rPr>
-              <w:t>-</w:t>
-            </w:r>
-            <w:r>
-              <w:rPr>
-                <w:rFonts w:cstheme="minorHAnsi"/>
-              </w:rPr>
-              <w:t>trained</w:t>
+              <w:t>Mixed-trained</w:t>
             </w:r>
           </w:p>
         </w:tc>
         <w:tc>
           <w:tcPr>
-            <w:tcW w:w="1558" w:type="dxa"/>
+            <w:tcW w:w="0" w:type="auto"/>
+            <w:tcBorders>
+              <w:top w:val="single" w:sz="2" w:space="0" w:color="auto"/>
+              <w:left w:val="single" w:sz="2" w:space="0" w:color="auto"/>
+              <w:bottom w:val="single" w:sz="2" w:space="0" w:color="auto"/>
+              <w:right w:val="single" w:sz="6" w:space="0" w:color="auto"/>
+            </w:tcBorders>
             <w:vAlign w:val="center"/>
+            <w:hideMark/>
           </w:tcPr>
           <w:p>
-            <w:pPr>
-              <w:rPr>
-                <w:rFonts w:cstheme="minorHAnsi"/>
-              </w:rPr>
-            </w:pPr>
             <w:r>
-              <w:rPr>
-                <w:rFonts w:cstheme="minorHAnsi"/>
-              </w:rPr>
-              <w:t>0.</w:t>
-            </w:r>
-            <w:r>
-              <w:rPr>
-                <w:rFonts w:cstheme="minorHAnsi"/>
-              </w:rPr>
-              <w:t>3151</w:t>
+              <w:t>0.3343 ± 0.0074</w:t>
             </w:r>
           </w:p>
         </w:tc>
         <w:tc>
           <w:tcPr>
-            <w:tcW w:w="1558" w:type="dxa"/>
+            <w:tcW w:w="0" w:type="auto"/>
+            <w:tcBorders>
+              <w:top w:val="single" w:sz="2" w:space="0" w:color="auto"/>
+              <w:left w:val="single" w:sz="2" w:space="0" w:color="auto"/>
+              <w:bottom w:val="single" w:sz="2" w:space="0" w:color="auto"/>
+              <w:right w:val="single" w:sz="6" w:space="0" w:color="auto"/>
+            </w:tcBorders>
             <w:vAlign w:val="center"/>
+            <w:hideMark/>
           </w:tcPr>
           <w:p>
-            <w:pPr>
-              <w:rPr>
-                <w:rFonts w:cstheme="minorHAnsi"/>
-              </w:rPr>
-            </w:pPr>
             <w:r>
-              <w:rPr>
-                <w:rFonts w:cstheme="minorHAnsi"/>
-              </w:rPr>
-              <w:t>1782</w:t>
+              <w:t>1521 ± 39</w:t>
             </w:r>
           </w:p>
         </w:tc>
         <w:tc>
           <w:tcPr>
-            <w:tcW w:w="1558" w:type="dxa"/>
+            <w:tcW w:w="0" w:type="auto"/>
+            <w:tcBorders>
+              <w:top w:val="single" w:sz="2" w:space="0" w:color="auto"/>
+              <w:left w:val="single" w:sz="2" w:space="0" w:color="auto"/>
+              <w:bottom w:val="single" w:sz="2" w:space="0" w:color="auto"/>
+              <w:right w:val="single" w:sz="6" w:space="0" w:color="auto"/>
+            </w:tcBorders>
             <w:vAlign w:val="center"/>
+            <w:hideMark/>
           </w:tcPr>
           <w:p>
-            <w:pPr>
-              <w:rPr>
-                <w:rFonts w:cstheme="minorHAnsi"/>
-              </w:rPr>
-            </w:pPr>
             <w:r>
-              <w:rPr>
-                <w:rFonts w:cstheme="minorHAnsi"/>
-              </w:rPr>
-              <w:t>0.7617</w:t>
+              <w:t>0.7762 ± 0.0106</w:t>
             </w:r>
           </w:p>
         </w:tc>
         <w:tc>
           <w:tcPr>
-            <w:tcW w:w="1559" w:type="dxa"/>
+            <w:tcW w:w="0" w:type="auto"/>
+            <w:tcBorders>
+              <w:top w:val="single" w:sz="2" w:space="0" w:color="auto"/>
+              <w:left w:val="single" w:sz="2" w:space="0" w:color="auto"/>
+              <w:bottom w:val="single" w:sz="2" w:space="0" w:color="auto"/>
+              <w:right w:val="single" w:sz="6" w:space="0" w:color="auto"/>
+            </w:tcBorders>
             <w:vAlign w:val="center"/>
+            <w:hideMark/>
           </w:tcPr>
           <w:p>
-            <w:pPr>
-              <w:rPr>
-                <w:rFonts w:cstheme="minorHAnsi"/>
-              </w:rPr>
-            </w:pPr>
             <w:r>
-              <w:rPr>
-                <w:rFonts w:cstheme="minorHAnsi"/>
-              </w:rPr>
-              <w:t>3.33</w:t>
+              <w:t>0.9448 ± 0.0073</w:t>
+            </w:r>
+          </w:p>
+        </w:tc>
+        <w:tc>
+          <w:tcPr>
+            <w:tcW w:w="0" w:type="auto"/>
+            <w:tcBorders>
+              <w:top w:val="single" w:sz="2" w:space="0" w:color="auto"/>
+              <w:left w:val="single" w:sz="2" w:space="0" w:color="auto"/>
+              <w:bottom w:val="single" w:sz="2" w:space="0" w:color="auto"/>
+              <w:right w:val="single" w:sz="6" w:space="0" w:color="auto"/>
+            </w:tcBorders>
+            <w:vAlign w:val="center"/>
+            <w:hideMark/>
+          </w:tcPr>
+          <w:p>
+            <w:r>
+              <w:t>0.0674 ± 0.0009</w:t>
+            </w:r>
+          </w:p>
+        </w:tc>
+        <w:tc>
+          <w:tcPr>
+            <w:tcW w:w="0" w:type="auto"/>
+            <w:tcBorders>
+              <w:top w:val="single" w:sz="2" w:space="0" w:color="auto"/>
+              <w:left w:val="single" w:sz="2" w:space="0" w:color="auto"/>
+              <w:bottom w:val="single" w:sz="2" w:space="0" w:color="auto"/>
+              <w:right w:val="single" w:sz="6" w:space="0" w:color="auto"/>
+            </w:tcBorders>
+            <w:vAlign w:val="center"/>
+            <w:hideMark/>
+          </w:tcPr>
+          <w:p>
+            <w:r>
+              <w:t>0.0356 ± 0.0015</w:t>
+            </w:r>
+          </w:p>
+        </w:tc>
+        <w:tc>
+          <w:tcPr>
+            <w:tcW w:w="0" w:type="auto"/>
+            <w:tcBorders>
+              <w:top w:val="single" w:sz="2" w:space="0" w:color="auto"/>
+              <w:left w:val="single" w:sz="2" w:space="0" w:color="auto"/>
+              <w:bottom w:val="single" w:sz="2" w:space="0" w:color="auto"/>
+              <w:right w:val="single" w:sz="2" w:space="0" w:color="auto"/>
+            </w:tcBorders>
+            <w:vAlign w:val="center"/>
+            <w:hideMark/>
+          </w:tcPr>
+          <w:p>
+            <w:r>
+              <w:t>3.70 ± 0.06</w:t>
             </w:r>
           </w:p>
         </w:tc>
@@ -9986,8 +10041,6 @@
       <w:pPr>
         <w:rPr>
           <w:rFonts w:cstheme="minorHAnsi"/>
-          <w:b/>
-          <w:bCs/>
         </w:rPr>
       </w:pPr>
     </w:p>
@@ -10013,29 +10066,11 @@
         <w:pStyle w:val="ListParagraph"/>
         <w:numPr>
           <w:ilvl w:val="0"/>
-          <w:numId w:val="106"/>
+          <w:numId w:val="100"/>
         </w:numPr>
-        <w:rPr>
-          <w:rFonts w:cstheme="minorHAnsi"/>
-        </w:rPr>
-      </w:pPr>
-      <w:r>
-        <w:rPr>
-          <w:rFonts w:cstheme="minorHAnsi"/>
-        </w:rPr>
-        <w:t>AI</w:t>
-      </w:r>
-      <w:r>
-        <w:rPr>
-          <w:rFonts w:cstheme="minorHAnsi"/>
-        </w:rPr>
-        <w:t>-</w:t>
-      </w:r>
-      <w:r>
-        <w:rPr>
-          <w:rFonts w:cstheme="minorHAnsi"/>
-        </w:rPr>
-        <w:t>trained models showed consistent degradation across all diversity metrics:</w:t>
+      </w:pPr>
+      <w:r>
+        <w:t>AI-trained models showed severe degradation across all diversity metrics:</w:t>
       </w:r>
     </w:p>
     <w:p>
@@ -10043,17 +10078,11 @@
         <w:pStyle w:val="ListParagraph"/>
         <w:numPr>
           <w:ilvl w:val="1"/>
-          <w:numId w:val="106"/>
+          <w:numId w:val="100"/>
         </w:numPr>
-        <w:rPr>
-          <w:rFonts w:cstheme="minorHAnsi"/>
-        </w:rPr>
-      </w:pPr>
-      <w:r>
-        <w:rPr>
-          <w:rFonts w:cstheme="minorHAnsi"/>
-        </w:rPr>
-        <w:t>TTR: 15.6% decline vs. human baseline</w:t>
+      </w:pPr>
+      <w:r>
+        <w:t>TTR: 15.6% decline vs. human baseline (0.3298 → 0.2783)</w:t>
       </w:r>
     </w:p>
     <w:p>
@@ -10061,23 +10090,11 @@
         <w:pStyle w:val="ListParagraph"/>
         <w:numPr>
           <w:ilvl w:val="1"/>
-          <w:numId w:val="106"/>
+          <w:numId w:val="100"/>
         </w:numPr>
-        <w:rPr>
-          <w:rFonts w:cstheme="minorHAnsi"/>
-        </w:rPr>
-      </w:pPr>
-      <w:r>
-        <w:rPr>
-          <w:rFonts w:cstheme="minorHAnsi"/>
-        </w:rPr>
-        <w:t>Vocabulary: 21.9% reduction</w:t>
-      </w:r>
-      <w:r>
-        <w:rPr>
-          <w:rFonts w:cstheme="minorHAnsi"/>
-        </w:rPr>
-        <w:tab/>
+      </w:pPr>
+      <w:r>
+        <w:t>Vocabulary: 20.5% reduction (1523 → 1211 unique tokens)</w:t>
       </w:r>
     </w:p>
     <w:p>
@@ -10085,17 +10102,41 @@
         <w:pStyle w:val="ListParagraph"/>
         <w:numPr>
           <w:ilvl w:val="1"/>
-          <w:numId w:val="106"/>
+          <w:numId w:val="100"/>
         </w:numPr>
-        <w:rPr>
-          <w:rFonts w:cstheme="minorHAnsi"/>
-        </w:rPr>
-      </w:pPr>
-      <w:r>
-        <w:rPr>
-          <w:rFonts w:cstheme="minorHAnsi"/>
-        </w:rPr>
-        <w:t>Bigram diversity: 23.7% decrease</w:t>
+      </w:pPr>
+      <w:r>
+        <w:t>Bigram Diversity: 22.3% decrease (0.7721 → 0.5998)</w:t>
+      </w:r>
+    </w:p>
+    <w:p>
+      <w:pPr>
+        <w:pStyle w:val="ListParagraph"/>
+        <w:numPr>
+          <w:ilvl w:val="1"/>
+          <w:numId w:val="100"/>
+        </w:numPr>
+      </w:pPr>
+      <w:r>
+        <w:t>Distinct-3: 20.3% decrease (0.9433 → 0.7517)</w:t>
+      </w:r>
+    </w:p>
+    <w:p>
+      <w:pPr>
+        <w:pStyle w:val="ListParagraph"/>
+        <w:numPr>
+          <w:ilvl w:val="1"/>
+          <w:numId w:val="100"/>
+        </w:numPr>
+      </w:pPr>
+      <w:r>
+        <w:t xml:space="preserve">Self-BLEU: −13.3% decrease (0.0715 → 0.0620) </w:t>
+      </w:r>
+      <w:r>
+        <w:t xml:space="preserve">- </w:t>
+      </w:r>
+      <w:r>
+        <w:t>unlike Llama, Self-BLEU does not confirm collapse here, as it measures surface-level output similarity rather than vocabulary breadth</w:t>
       </w:r>
     </w:p>
     <w:p>
@@ -10103,42 +10144,229 @@
         <w:pStyle w:val="ListParagraph"/>
         <w:numPr>
           <w:ilvl w:val="0"/>
-          <w:numId w:val="106"/>
+          <w:numId w:val="100"/>
         </w:numPr>
-        <w:rPr>
-          <w:rFonts w:cstheme="minorHAnsi"/>
-        </w:rPr>
-      </w:pPr>
-      <w:r>
-        <w:rPr>
-          <w:rFonts w:cstheme="minorHAnsi"/>
-        </w:rPr>
-        <w:t>Mixed</w:t>
-      </w:r>
-      <w:r>
-        <w:rPr>
-          <w:rFonts w:cstheme="minorHAnsi"/>
-        </w:rPr>
-        <w:t>-</w:t>
-      </w:r>
-      <w:r>
-        <w:rPr>
-          <w:rFonts w:cstheme="minorHAnsi"/>
-        </w:rPr>
-        <w:t>trained models matched or slightly exceeded human</w:t>
-      </w:r>
-      <w:r>
-        <w:rPr>
-          <w:rFonts w:cstheme="minorHAnsi"/>
-        </w:rPr>
-        <w:t>-</w:t>
-      </w:r>
-      <w:r>
-        <w:rPr>
-          <w:rFonts w:cstheme="minorHAnsi"/>
-        </w:rPr>
-        <w:t>trained performance across all metrics, suggesting that in larger models, 50% human data is sufficient to fully preserve linguistic diversity.</w:t>
-      </w:r>
+      </w:pPr>
+      <w:r>
+        <w:t xml:space="preserve">Distributional Narrowing: The AI-trained model's perplexity dropped significantly (3.69 → 3.40), with a notably low standard deviation (±0.04). This confirms that training on </w:t>
+      </w:r>
+      <w:r>
+        <w:lastRenderedPageBreak/>
+        <w:t>synthetic data causes the model to over-index on a simplified, repetitive subset of language.</w:t>
+      </w:r>
+    </w:p>
+    <w:p>
+      <w:pPr>
+        <w:pStyle w:val="ListParagraph"/>
+        <w:numPr>
+          <w:ilvl w:val="0"/>
+          <w:numId w:val="100"/>
+        </w:numPr>
+      </w:pPr>
+      <w:r>
+        <w:t>The Mixed-trained model showed only marginal degradation across all metrics, suggesting that even a 50% inclusion of human data can substantially delay the onset of total collapse.</w:t>
+      </w:r>
+    </w:p>
+    <w:p>
+      <w:pPr>
+        <w:pStyle w:val="ListParagraph"/>
+        <w:numPr>
+          <w:ilvl w:val="0"/>
+          <w:numId w:val="100"/>
+        </w:numPr>
+      </w:pPr>
+      <w:r>
+        <w:t>Effect Size: Comparisons between Human and AI models on TTR yielded a Cohen's d of ≈6.3 (pooled std from 3 seeds). This indicates a very large effect size, confirming that the observed collapse is a structural shift rather than a marginal fluctuation.</w:t>
+      </w:r>
+    </w:p>
+    <w:p>
+      <w:pPr>
+        <w:rPr>
+          <w:rFonts w:cstheme="minorHAnsi"/>
+        </w:rPr>
+      </w:pPr>
+    </w:p>
+    <w:p>
+      <w:pPr>
+        <w:rPr>
+          <w:rFonts w:cstheme="minorHAnsi"/>
+        </w:rPr>
+      </w:pPr>
+    </w:p>
+    <w:p>
+      <w:pPr>
+        <w:rPr>
+          <w:rFonts w:cstheme="minorHAnsi"/>
+        </w:rPr>
+      </w:pPr>
+    </w:p>
+    <w:p>
+      <w:pPr>
+        <w:rPr>
+          <w:rFonts w:cstheme="minorHAnsi"/>
+        </w:rPr>
+      </w:pPr>
+    </w:p>
+    <w:p>
+      <w:pPr>
+        <w:rPr>
+          <w:rFonts w:cstheme="minorHAnsi"/>
+        </w:rPr>
+      </w:pPr>
+    </w:p>
+    <w:p>
+      <w:pPr>
+        <w:rPr>
+          <w:rFonts w:cstheme="minorHAnsi"/>
+        </w:rPr>
+      </w:pPr>
+    </w:p>
+    <w:p>
+      <w:pPr>
+        <w:rPr>
+          <w:rFonts w:cstheme="minorHAnsi"/>
+        </w:rPr>
+      </w:pPr>
+    </w:p>
+    <w:p>
+      <w:pPr>
+        <w:rPr>
+          <w:rFonts w:cstheme="minorHAnsi"/>
+        </w:rPr>
+      </w:pPr>
+    </w:p>
+    <w:p>
+      <w:pPr>
+        <w:rPr>
+          <w:rFonts w:cstheme="minorHAnsi"/>
+        </w:rPr>
+      </w:pPr>
+    </w:p>
+    <w:p>
+      <w:pPr>
+        <w:rPr>
+          <w:rFonts w:cstheme="minorHAnsi"/>
+        </w:rPr>
+      </w:pPr>
+    </w:p>
+    <w:p>
+      <w:pPr>
+        <w:rPr>
+          <w:rFonts w:cstheme="minorHAnsi"/>
+        </w:rPr>
+      </w:pPr>
+    </w:p>
+    <w:p>
+      <w:pPr>
+        <w:rPr>
+          <w:rFonts w:cstheme="minorHAnsi"/>
+        </w:rPr>
+      </w:pPr>
+    </w:p>
+    <w:p>
+      <w:pPr>
+        <w:rPr>
+          <w:rFonts w:cstheme="minorHAnsi"/>
+        </w:rPr>
+      </w:pPr>
+    </w:p>
+    <w:p>
+      <w:pPr>
+        <w:rPr>
+          <w:rFonts w:cstheme="minorHAnsi"/>
+        </w:rPr>
+      </w:pPr>
+    </w:p>
+    <w:p>
+      <w:pPr>
+        <w:rPr>
+          <w:rFonts w:cstheme="minorHAnsi"/>
+        </w:rPr>
+      </w:pPr>
+    </w:p>
+    <w:p>
+      <w:pPr>
+        <w:rPr>
+          <w:rFonts w:cstheme="minorHAnsi"/>
+        </w:rPr>
+      </w:pPr>
+    </w:p>
+    <w:p>
+      <w:pPr>
+        <w:rPr>
+          <w:rFonts w:cstheme="minorHAnsi"/>
+        </w:rPr>
+      </w:pPr>
+    </w:p>
+    <w:p>
+      <w:pPr>
+        <w:rPr>
+          <w:rFonts w:cstheme="minorHAnsi"/>
+        </w:rPr>
+      </w:pPr>
+    </w:p>
+    <w:p>
+      <w:pPr>
+        <w:rPr>
+          <w:rFonts w:cstheme="minorHAnsi"/>
+        </w:rPr>
+      </w:pPr>
+    </w:p>
+    <w:p>
+      <w:pPr>
+        <w:rPr>
+          <w:rFonts w:cstheme="minorHAnsi"/>
+        </w:rPr>
+      </w:pPr>
+    </w:p>
+    <w:p>
+      <w:pPr>
+        <w:rPr>
+          <w:rFonts w:cstheme="minorHAnsi"/>
+        </w:rPr>
+      </w:pPr>
+    </w:p>
+    <w:p>
+      <w:pPr>
+        <w:rPr>
+          <w:rFonts w:cstheme="minorHAnsi"/>
+        </w:rPr>
+      </w:pPr>
+    </w:p>
+    <w:p>
+      <w:pPr>
+        <w:rPr>
+          <w:rFonts w:cstheme="minorHAnsi"/>
+        </w:rPr>
+      </w:pPr>
+    </w:p>
+    <w:p>
+      <w:pPr>
+        <w:rPr>
+          <w:rFonts w:cstheme="minorHAnsi"/>
+        </w:rPr>
+      </w:pPr>
+    </w:p>
+    <w:p>
+      <w:pPr>
+        <w:rPr>
+          <w:rFonts w:cstheme="minorHAnsi"/>
+        </w:rPr>
+      </w:pPr>
+    </w:p>
+    <w:p>
+      <w:pPr>
+        <w:rPr>
+          <w:rFonts w:cstheme="minorHAnsi"/>
+        </w:rPr>
+      </w:pPr>
+    </w:p>
+    <w:p>
+      <w:pPr>
+        <w:rPr>
+          <w:rFonts w:cstheme="minorHAnsi"/>
+        </w:rPr>
+      </w:pPr>
     </w:p>
     <w:p>
       <w:pPr>
@@ -10183,7 +10411,6 @@
           <w:rFonts w:cstheme="minorHAnsi"/>
           <w:noProof/>
         </w:rPr>
-        <w:lastRenderedPageBreak/>
         <w:drawing>
           <wp:inline distT="0" distB="0" distL="0" distR="0" wp14:anchorId="7CBC7120" wp14:editId="5B500926">
             <wp:extent cx="5943600" cy="3274695"/>
@@ -10258,6 +10485,7 @@
           <w:rFonts w:cstheme="minorHAnsi"/>
           <w:noProof/>
         </w:rPr>
+        <w:lastRenderedPageBreak/>
         <w:drawing>
           <wp:inline distT="0" distB="0" distL="0" distR="0" wp14:anchorId="79553826" wp14:editId="761AE37D">
             <wp:extent cx="5943600" cy="3274695"/>
@@ -10332,7 +10560,6 @@
           <w:rFonts w:cstheme="minorHAnsi"/>
           <w:noProof/>
         </w:rPr>
-        <w:lastRenderedPageBreak/>
         <w:drawing>
           <wp:inline distT="0" distB="0" distL="0" distR="0" wp14:anchorId="40687A12" wp14:editId="68B4CB7B">
             <wp:extent cx="5943600" cy="3274695"/>
@@ -10421,6 +10648,7 @@
           <w:rFonts w:cstheme="minorHAnsi"/>
           <w:noProof/>
         </w:rPr>
+        <w:lastRenderedPageBreak/>
         <w:drawing>
           <wp:inline distT="0" distB="0" distL="0" distR="0" wp14:anchorId="1A1AF7C5" wp14:editId="1EE02BBC">
             <wp:extent cx="5943600" cy="3686175"/>
@@ -10499,10 +10727,338 @@
         <w:rPr>
           <w:rFonts w:asciiTheme="minorHAnsi" w:hAnsiTheme="minorHAnsi" w:cstheme="minorHAnsi"/>
         </w:rPr>
+        <w:t>Discussion And Planned Work</w:t>
+      </w:r>
+      <w:bookmarkEnd w:id="17"/>
+    </w:p>
+    <w:p>
+      <w:pPr>
+        <w:pStyle w:val="Heading4"/>
+        <w:rPr>
+          <w:rFonts w:cstheme="minorHAnsi"/>
+        </w:rPr>
+      </w:pPr>
+      <w:r>
+        <w:rPr>
+          <w:rFonts w:cstheme="minorHAnsi"/>
+        </w:rPr>
+        <w:t>Discussion</w:t>
+      </w:r>
+    </w:p>
+    <w:p>
+      <w:pPr>
+        <w:rPr>
+          <w:rFonts w:cstheme="minorHAnsi"/>
+        </w:rPr>
+      </w:pPr>
+      <w:r>
+        <w:rPr>
+          <w:rFonts w:cstheme="minorHAnsi"/>
+        </w:rPr>
+        <w:t>This study investigated whether fine</w:t>
+      </w:r>
+      <w:r>
+        <w:rPr>
+          <w:rFonts w:cstheme="minorHAnsi"/>
+        </w:rPr>
+        <w:t>-</w:t>
+      </w:r>
+      <w:r>
+        <w:rPr>
+          <w:rFonts w:cstheme="minorHAnsi"/>
+        </w:rPr>
+        <w:t>tuning LLMs on AI</w:t>
+      </w:r>
+      <w:r>
+        <w:rPr>
+          <w:rFonts w:cstheme="minorHAnsi"/>
+        </w:rPr>
+        <w:t>-</w:t>
+      </w:r>
+      <w:r>
+        <w:rPr>
+          <w:rFonts w:cstheme="minorHAnsi"/>
+        </w:rPr>
+        <w:t>generated data causes measurable linguistic degradation, and whether these patterns generalize across model sizes. The results consistently confirm the hypothesis: AI</w:t>
+      </w:r>
+      <w:r>
+        <w:rPr>
+          <w:rFonts w:cstheme="minorHAnsi"/>
+        </w:rPr>
+        <w:t>-</w:t>
+      </w:r>
+      <w:r>
+        <w:rPr>
+          <w:rFonts w:cstheme="minorHAnsi"/>
+        </w:rPr>
+        <w:t>trained models showed significant collapse across all diversity metrics.</w:t>
+      </w:r>
+    </w:p>
+    <w:p>
+      <w:pPr>
+        <w:rPr>
+          <w:rFonts w:cstheme="minorHAnsi"/>
+        </w:rPr>
+      </w:pPr>
+      <w:r>
+        <w:rPr>
+          <w:rFonts w:cstheme="minorHAnsi"/>
+        </w:rPr>
+        <w:t>A significant finding is the degradation level in Llama</w:t>
+      </w:r>
+      <w:r>
+        <w:rPr>
+          <w:rFonts w:cstheme="minorHAnsi"/>
+        </w:rPr>
+        <w:t>-</w:t>
+      </w:r>
+      <w:r>
+        <w:rPr>
+          <w:rFonts w:cstheme="minorHAnsi"/>
+        </w:rPr>
+        <w:t>3.2</w:t>
+      </w:r>
+      <w:r>
+        <w:rPr>
+          <w:rFonts w:cstheme="minorHAnsi"/>
+        </w:rPr>
+        <w:t>-</w:t>
+      </w:r>
+      <w:r>
+        <w:rPr>
+          <w:rFonts w:cstheme="minorHAnsi"/>
+        </w:rPr>
+        <w:t>1B when trained on AI</w:t>
+      </w:r>
+      <w:r>
+        <w:rPr>
+          <w:rFonts w:cstheme="minorHAnsi"/>
+        </w:rPr>
+        <w:t>-</w:t>
+      </w:r>
+      <w:r>
+        <w:rPr>
+          <w:rFonts w:cstheme="minorHAnsi"/>
+        </w:rPr>
+        <w:t xml:space="preserve">generated data </w:t>
+      </w:r>
+      <w:r>
+        <w:rPr>
+          <w:rFonts w:cstheme="minorHAnsi"/>
+        </w:rPr>
+        <w:t>-</w:t>
+      </w:r>
+      <w:r>
+        <w:rPr>
+          <w:rFonts w:cstheme="minorHAnsi"/>
+        </w:rPr>
+        <w:t xml:space="preserve"> a 28</w:t>
+      </w:r>
+      <w:r>
+        <w:rPr>
+          <w:rFonts w:cstheme="minorHAnsi"/>
+        </w:rPr>
+        <w:t>-</w:t>
+      </w:r>
+      <w:r>
+        <w:rPr>
+          <w:rFonts w:cstheme="minorHAnsi"/>
+        </w:rPr>
+        <w:t xml:space="preserve">32% decline in lexical diversity metrics (Cohen's d = 9.37), indicating this is a structural shift rather than statistical noise. This aligns with Shumailov et al. [1] and Herel &amp; </w:t>
+      </w:r>
+      <w:proofErr w:type="spellStart"/>
+      <w:r>
+        <w:rPr>
+          <w:rFonts w:cstheme="minorHAnsi"/>
+        </w:rPr>
+        <w:t>Mikolov</w:t>
+      </w:r>
+      <w:proofErr w:type="spellEnd"/>
+      <w:r>
+        <w:rPr>
+          <w:rFonts w:cstheme="minorHAnsi"/>
+        </w:rPr>
+        <w:t xml:space="preserve"> [3], who predicted that synthetic training causes models to over</w:t>
+      </w:r>
+      <w:r>
+        <w:rPr>
+          <w:rFonts w:cstheme="minorHAnsi"/>
+        </w:rPr>
+        <w:t>-</w:t>
+      </w:r>
+      <w:r>
+        <w:rPr>
+          <w:rFonts w:cstheme="minorHAnsi"/>
+        </w:rPr>
+        <w:t>index on high</w:t>
+      </w:r>
+      <w:r>
+        <w:rPr>
+          <w:rFonts w:cstheme="minorHAnsi"/>
+        </w:rPr>
+        <w:t>-</w:t>
+      </w:r>
+      <w:r>
+        <w:rPr>
+          <w:rFonts w:cstheme="minorHAnsi"/>
+        </w:rPr>
+        <w:t>probability, repetitive outputs. The sharp perplexity drop (7.03 → 3.07) further confirms that the model became highly "confident" but in a narrower linguistic space.</w:t>
+      </w:r>
+    </w:p>
+    <w:p>
+      <w:pPr>
+        <w:rPr>
+          <w:rFonts w:cstheme="minorHAnsi"/>
+        </w:rPr>
+      </w:pPr>
+      <w:r>
+        <w:rPr>
+          <w:rFonts w:cstheme="minorHAnsi"/>
+        </w:rPr>
+        <w:t>Mistral</w:t>
+      </w:r>
+      <w:r>
+        <w:rPr>
+          <w:rFonts w:cstheme="minorHAnsi"/>
+        </w:rPr>
+        <w:t>-</w:t>
+      </w:r>
+      <w:r>
+        <w:rPr>
+          <w:rFonts w:cstheme="minorHAnsi"/>
+        </w:rPr>
+        <w:t>7B showed the same collapse but at a lower magnitude (16</w:t>
+      </w:r>
+      <w:r>
+        <w:rPr>
+          <w:rFonts w:cstheme="minorHAnsi"/>
+        </w:rPr>
+        <w:t>-</w:t>
+      </w:r>
+      <w:r>
+        <w:rPr>
+          <w:rFonts w:cstheme="minorHAnsi"/>
+        </w:rPr>
+        <w:t>24% degradation), suggesting larger models retain more of their diversity even after fine</w:t>
+      </w:r>
+      <w:r>
+        <w:rPr>
+          <w:rFonts w:cstheme="minorHAnsi"/>
+        </w:rPr>
+        <w:t>-</w:t>
+      </w:r>
+      <w:r>
+        <w:rPr>
+          <w:rFonts w:cstheme="minorHAnsi"/>
+        </w:rPr>
+        <w:t xml:space="preserve">tuning on degraded data [5][6]. This finding has practical implications </w:t>
+      </w:r>
+      <w:r>
+        <w:rPr>
+          <w:rFonts w:cstheme="minorHAnsi"/>
+        </w:rPr>
+        <w:t>-</w:t>
+      </w:r>
+      <w:r>
+        <w:rPr>
+          <w:rFonts w:cstheme="minorHAnsi"/>
+        </w:rPr>
+        <w:t xml:space="preserve"> model scale may guard against collapse but does not prevent it.</w:t>
+      </w:r>
+    </w:p>
+    <w:p>
+      <w:pPr>
+        <w:rPr>
+          <w:rFonts w:cstheme="minorHAnsi"/>
+        </w:rPr>
+      </w:pPr>
+      <w:r>
+        <w:rPr>
+          <w:rFonts w:cstheme="minorHAnsi"/>
+        </w:rPr>
         <w:lastRenderedPageBreak/>
-        <w:t>Discussion And Planned Work</w:t>
-      </w:r>
-      <w:bookmarkEnd w:id="17"/>
+        <w:t>The mixed</w:t>
+      </w:r>
+      <w:r>
+        <w:rPr>
+          <w:rFonts w:cstheme="minorHAnsi"/>
+        </w:rPr>
+        <w:t>-</w:t>
+      </w:r>
+      <w:r>
+        <w:rPr>
+          <w:rFonts w:cstheme="minorHAnsi"/>
+        </w:rPr>
+        <w:t>dataset results are the most novel contribution of this study. In Llama, mixed training showed only marginal degradation relative to human</w:t>
+      </w:r>
+      <w:r>
+        <w:rPr>
+          <w:rFonts w:cstheme="minorHAnsi"/>
+        </w:rPr>
+        <w:t>-</w:t>
+      </w:r>
+      <w:r>
+        <w:rPr>
+          <w:rFonts w:cstheme="minorHAnsi"/>
+        </w:rPr>
+        <w:t>trained models. In Mistral, mixed training matched or exceeded human</w:t>
+      </w:r>
+      <w:r>
+        <w:rPr>
+          <w:rFonts w:cstheme="minorHAnsi"/>
+        </w:rPr>
+        <w:t>-</w:t>
+      </w:r>
+      <w:r>
+        <w:rPr>
+          <w:rFonts w:cstheme="minorHAnsi"/>
+        </w:rPr>
+        <w:t xml:space="preserve">trained performance across all metrics </w:t>
+      </w:r>
+      <w:r>
+        <w:rPr>
+          <w:rFonts w:cstheme="minorHAnsi"/>
+        </w:rPr>
+        <w:t>-</w:t>
+      </w:r>
+      <w:r>
+        <w:rPr>
+          <w:rFonts w:cstheme="minorHAnsi"/>
+        </w:rPr>
+        <w:t xml:space="preserve"> suggesting that in larger models, 50% human data is sufficient to anchor the model's linguistic distribution and prevent collapse entirely. This is consistent with Amin et al. [8], who showed that even weak human data substantially resists collapse.</w:t>
+      </w:r>
+    </w:p>
+    <w:p>
+      <w:pPr>
+        <w:rPr>
+          <w:rFonts w:cstheme="minorHAnsi"/>
+        </w:rPr>
+      </w:pPr>
+      <w:r>
+        <w:rPr>
+          <w:rFonts w:cstheme="minorHAnsi"/>
+        </w:rPr>
+        <w:t>These findings have practical implications. As AI</w:t>
+      </w:r>
+      <w:r>
+        <w:rPr>
+          <w:rFonts w:cstheme="minorHAnsi"/>
+        </w:rPr>
+        <w:t>-</w:t>
+      </w:r>
+      <w:r>
+        <w:rPr>
+          <w:rFonts w:cstheme="minorHAnsi"/>
+        </w:rPr>
+        <w:t>generated content proliferates online, future training datasets will inevitably contain synthetic text. Our results suggest that maintaining even a 50% human data ratio may be sufficient to preserve output quality, a more achievable threshold than filtering all synthetic content.</w:t>
+      </w:r>
+    </w:p>
+    <w:p>
+      <w:pPr>
+        <w:rPr>
+          <w:rFonts w:cstheme="minorHAnsi"/>
+        </w:rPr>
+      </w:pPr>
     </w:p>
     <w:p>
       <w:pPr>
@@ -10515,20 +11071,20 @@
         <w:rPr>
           <w:rFonts w:cstheme="minorHAnsi"/>
         </w:rPr>
-        <w:t>Discussion</w:t>
-      </w:r>
-    </w:p>
-    <w:p>
-      <w:pPr>
-        <w:rPr>
-          <w:rFonts w:cstheme="minorHAnsi"/>
-        </w:rPr>
-      </w:pPr>
-      <w:r>
-        <w:rPr>
-          <w:rFonts w:cstheme="minorHAnsi"/>
-        </w:rPr>
-        <w:t>This study investigated whether fine</w:t>
+        <w:t>Planned Work</w:t>
+      </w:r>
+    </w:p>
+    <w:p>
+      <w:pPr>
+        <w:rPr>
+          <w:rFonts w:cstheme="minorHAnsi"/>
+        </w:rPr>
+      </w:pPr>
+      <w:r>
+        <w:rPr>
+          <w:rFonts w:cstheme="minorHAnsi"/>
+        </w:rPr>
+        <w:t xml:space="preserve">This phase established the experimental framework and confirmed collapse across two model architectures. The following phases will extend these findings by applying factual diversity metrics (hallucination detection, entity coverage) to complement the lexical analysis, and by executing recursive training experiments </w:t>
       </w:r>
       <w:r>
         <w:rPr>
@@ -10540,7 +11096,7 @@
         <w:rPr>
           <w:rFonts w:cstheme="minorHAnsi"/>
         </w:rPr>
-        <w:t>tuning LLMs on AI</w:t>
+        <w:t xml:space="preserve"> training Gen 2 models on Gen 1 AI output </w:t>
       </w:r>
       <w:r>
         <w:rPr>
@@ -10552,362 +11108,6 @@
         <w:rPr>
           <w:rFonts w:cstheme="minorHAnsi"/>
         </w:rPr>
-        <w:t>generated data causes measurable linguistic degradation, and whether these patterns generalize across model sizes. The results consistently confirm the hypothesis: AI</w:t>
-      </w:r>
-      <w:r>
-        <w:rPr>
-          <w:rFonts w:cstheme="minorHAnsi"/>
-        </w:rPr>
-        <w:t>-</w:t>
-      </w:r>
-      <w:r>
-        <w:rPr>
-          <w:rFonts w:cstheme="minorHAnsi"/>
-        </w:rPr>
-        <w:t xml:space="preserve">trained models showed significant collapse across all </w:t>
-      </w:r>
-      <w:proofErr w:type="gramStart"/>
-      <w:r>
-        <w:rPr>
-          <w:rFonts w:cstheme="minorHAnsi"/>
-        </w:rPr>
-        <w:t>diversity</w:t>
-      </w:r>
-      <w:proofErr w:type="gramEnd"/>
-      <w:r>
-        <w:rPr>
-          <w:rFonts w:cstheme="minorHAnsi"/>
-        </w:rPr>
-        <w:t xml:space="preserve"> metrics.</w:t>
-      </w:r>
-    </w:p>
-    <w:p>
-      <w:pPr>
-        <w:rPr>
-          <w:rFonts w:cstheme="minorHAnsi"/>
-        </w:rPr>
-      </w:pPr>
-      <w:r>
-        <w:rPr>
-          <w:rFonts w:cstheme="minorHAnsi"/>
-        </w:rPr>
-        <w:t>A significant finding is the degradation level in Llama</w:t>
-      </w:r>
-      <w:r>
-        <w:rPr>
-          <w:rFonts w:cstheme="minorHAnsi"/>
-        </w:rPr>
-        <w:t>-</w:t>
-      </w:r>
-      <w:r>
-        <w:rPr>
-          <w:rFonts w:cstheme="minorHAnsi"/>
-        </w:rPr>
-        <w:t>3.2</w:t>
-      </w:r>
-      <w:r>
-        <w:rPr>
-          <w:rFonts w:cstheme="minorHAnsi"/>
-        </w:rPr>
-        <w:t>-</w:t>
-      </w:r>
-      <w:r>
-        <w:rPr>
-          <w:rFonts w:cstheme="minorHAnsi"/>
-        </w:rPr>
-        <w:t>1B when trained on AI</w:t>
-      </w:r>
-      <w:r>
-        <w:rPr>
-          <w:rFonts w:cstheme="minorHAnsi"/>
-        </w:rPr>
-        <w:t>-</w:t>
-      </w:r>
-      <w:r>
-        <w:rPr>
-          <w:rFonts w:cstheme="minorHAnsi"/>
-        </w:rPr>
-        <w:t xml:space="preserve">generated data </w:t>
-      </w:r>
-      <w:r>
-        <w:rPr>
-          <w:rFonts w:cstheme="minorHAnsi"/>
-        </w:rPr>
-        <w:t>-</w:t>
-      </w:r>
-      <w:r>
-        <w:rPr>
-          <w:rFonts w:cstheme="minorHAnsi"/>
-        </w:rPr>
-        <w:t xml:space="preserve"> a 28</w:t>
-      </w:r>
-      <w:r>
-        <w:rPr>
-          <w:rFonts w:cstheme="minorHAnsi"/>
-        </w:rPr>
-        <w:t>-</w:t>
-      </w:r>
-      <w:r>
-        <w:rPr>
-          <w:rFonts w:cstheme="minorHAnsi"/>
-        </w:rPr>
-        <w:t xml:space="preserve">32% decline in lexical diversity metrics (Cohen's d = 9.37), indicating this is a structural shift rather than statistical noise. This aligns with Shumailov et al. [1] and Herel &amp; </w:t>
-      </w:r>
-      <w:proofErr w:type="spellStart"/>
-      <w:r>
-        <w:rPr>
-          <w:rFonts w:cstheme="minorHAnsi"/>
-        </w:rPr>
-        <w:t>Mikolov</w:t>
-      </w:r>
-      <w:proofErr w:type="spellEnd"/>
-      <w:r>
-        <w:rPr>
-          <w:rFonts w:cstheme="minorHAnsi"/>
-        </w:rPr>
-        <w:t xml:space="preserve"> [3], who predicted that synthetic training causes models to over</w:t>
-      </w:r>
-      <w:r>
-        <w:rPr>
-          <w:rFonts w:cstheme="minorHAnsi"/>
-        </w:rPr>
-        <w:t>-</w:t>
-      </w:r>
-      <w:r>
-        <w:rPr>
-          <w:rFonts w:cstheme="minorHAnsi"/>
-        </w:rPr>
-        <w:t>index on high</w:t>
-      </w:r>
-      <w:r>
-        <w:rPr>
-          <w:rFonts w:cstheme="minorHAnsi"/>
-        </w:rPr>
-        <w:t>-</w:t>
-      </w:r>
-      <w:r>
-        <w:rPr>
-          <w:rFonts w:cstheme="minorHAnsi"/>
-        </w:rPr>
-        <w:t>probability, repetitive outputs. The sharp perplexity drop (7.03 → 3.07) further confirms that the model became highly "confident" but in a narrower linguistic space.</w:t>
-      </w:r>
-    </w:p>
-    <w:p>
-      <w:pPr>
-        <w:rPr>
-          <w:rFonts w:cstheme="minorHAnsi"/>
-        </w:rPr>
-      </w:pPr>
-      <w:r>
-        <w:rPr>
-          <w:rFonts w:cstheme="minorHAnsi"/>
-        </w:rPr>
-        <w:t>Mistral</w:t>
-      </w:r>
-      <w:r>
-        <w:rPr>
-          <w:rFonts w:cstheme="minorHAnsi"/>
-        </w:rPr>
-        <w:t>-</w:t>
-      </w:r>
-      <w:r>
-        <w:rPr>
-          <w:rFonts w:cstheme="minorHAnsi"/>
-        </w:rPr>
-        <w:t>7B showed the same collapse but at a lower magnitude (16</w:t>
-      </w:r>
-      <w:r>
-        <w:rPr>
-          <w:rFonts w:cstheme="minorHAnsi"/>
-        </w:rPr>
-        <w:t>-</w:t>
-      </w:r>
-      <w:r>
-        <w:rPr>
-          <w:rFonts w:cstheme="minorHAnsi"/>
-        </w:rPr>
-        <w:t>24% degradation), suggesting larger models retain more of their diversity even after fine</w:t>
-      </w:r>
-      <w:r>
-        <w:rPr>
-          <w:rFonts w:cstheme="minorHAnsi"/>
-        </w:rPr>
-        <w:t>-</w:t>
-      </w:r>
-      <w:r>
-        <w:rPr>
-          <w:rFonts w:cstheme="minorHAnsi"/>
-        </w:rPr>
-        <w:t xml:space="preserve">tuning on degraded data [5][6]. This finding has practical implications </w:t>
-      </w:r>
-      <w:r>
-        <w:rPr>
-          <w:rFonts w:cstheme="minorHAnsi"/>
-        </w:rPr>
-        <w:t>-</w:t>
-      </w:r>
-      <w:r>
-        <w:rPr>
-          <w:rFonts w:cstheme="minorHAnsi"/>
-        </w:rPr>
-        <w:t xml:space="preserve"> model </w:t>
-      </w:r>
-      <w:proofErr w:type="gramStart"/>
-      <w:r>
-        <w:rPr>
-          <w:rFonts w:cstheme="minorHAnsi"/>
-        </w:rPr>
-        <w:t>scale</w:t>
-      </w:r>
-      <w:proofErr w:type="gramEnd"/>
-      <w:r>
-        <w:rPr>
-          <w:rFonts w:cstheme="minorHAnsi"/>
-        </w:rPr>
-        <w:t xml:space="preserve"> may guard against collapse but does not prevent it.</w:t>
-      </w:r>
-    </w:p>
-    <w:p>
-      <w:pPr>
-        <w:rPr>
-          <w:rFonts w:cstheme="minorHAnsi"/>
-        </w:rPr>
-      </w:pPr>
-      <w:r>
-        <w:rPr>
-          <w:rFonts w:cstheme="minorHAnsi"/>
-        </w:rPr>
-        <w:t>The mixed</w:t>
-      </w:r>
-      <w:r>
-        <w:rPr>
-          <w:rFonts w:cstheme="minorHAnsi"/>
-        </w:rPr>
-        <w:t>-</w:t>
-      </w:r>
-      <w:r>
-        <w:rPr>
-          <w:rFonts w:cstheme="minorHAnsi"/>
-        </w:rPr>
-        <w:t>dataset results are the most novel contribution of this study. In Llama, mixed training showed only marginal degradation relative to human</w:t>
-      </w:r>
-      <w:r>
-        <w:rPr>
-          <w:rFonts w:cstheme="minorHAnsi"/>
-        </w:rPr>
-        <w:t>-</w:t>
-      </w:r>
-      <w:r>
-        <w:rPr>
-          <w:rFonts w:cstheme="minorHAnsi"/>
-        </w:rPr>
-        <w:t>trained models. In Mistral, mixed training matched or exceeded human</w:t>
-      </w:r>
-      <w:r>
-        <w:rPr>
-          <w:rFonts w:cstheme="minorHAnsi"/>
-        </w:rPr>
-        <w:t>-</w:t>
-      </w:r>
-      <w:r>
-        <w:rPr>
-          <w:rFonts w:cstheme="minorHAnsi"/>
-        </w:rPr>
-        <w:t xml:space="preserve">trained performance across all metrics </w:t>
-      </w:r>
-      <w:r>
-        <w:rPr>
-          <w:rFonts w:cstheme="minorHAnsi"/>
-        </w:rPr>
-        <w:t>-</w:t>
-      </w:r>
-      <w:r>
-        <w:rPr>
-          <w:rFonts w:cstheme="minorHAnsi"/>
-        </w:rPr>
-        <w:t xml:space="preserve"> suggesting that in larger models, 50% human data is sufficient to anchor the model's linguistic distribution and prevent collapse entirely. This is consistent with Amin et al. [8], who showed that even weak human data substantially resists collapse.</w:t>
-      </w:r>
-    </w:p>
-    <w:p>
-      <w:pPr>
-        <w:rPr>
-          <w:rFonts w:cstheme="minorHAnsi"/>
-        </w:rPr>
-      </w:pPr>
-      <w:r>
-        <w:rPr>
-          <w:rFonts w:cstheme="minorHAnsi"/>
-        </w:rPr>
-        <w:t>These findings have practical implications. As AI</w:t>
-      </w:r>
-      <w:r>
-        <w:rPr>
-          <w:rFonts w:cstheme="minorHAnsi"/>
-        </w:rPr>
-        <w:t>-</w:t>
-      </w:r>
-      <w:r>
-        <w:rPr>
-          <w:rFonts w:cstheme="minorHAnsi"/>
-        </w:rPr>
-        <w:t>generated content proliferates online, future training datasets will inevitably contain synthetic text. Our results suggest that maintaining even a 50% human data ratio may be sufficient to preserve output quality, a more achievable threshold than filtering all synthetic content.</w:t>
-      </w:r>
-    </w:p>
-    <w:p>
-      <w:pPr>
-        <w:rPr>
-          <w:rFonts w:cstheme="minorHAnsi"/>
-        </w:rPr>
-      </w:pPr>
-    </w:p>
-    <w:p>
-      <w:pPr>
-        <w:pStyle w:val="Heading4"/>
-        <w:rPr>
-          <w:rFonts w:cstheme="minorHAnsi"/>
-        </w:rPr>
-      </w:pPr>
-      <w:r>
-        <w:rPr>
-          <w:rFonts w:cstheme="minorHAnsi"/>
-        </w:rPr>
-        <w:t>Planned Work</w:t>
-      </w:r>
-    </w:p>
-    <w:p>
-      <w:pPr>
-        <w:rPr>
-          <w:rFonts w:cstheme="minorHAnsi"/>
-        </w:rPr>
-      </w:pPr>
-      <w:r>
-        <w:rPr>
-          <w:rFonts w:cstheme="minorHAnsi"/>
-        </w:rPr>
-        <w:t xml:space="preserve">This phase established the experimental framework and confirmed collapse across two model architectures. The following phases will extend these findings by applying factual diversity metrics (hallucination detection, entity coverage) to complement the lexical analysis, and by executing recursive training experiments </w:t>
-      </w:r>
-      <w:r>
-        <w:rPr>
-          <w:rFonts w:cstheme="minorHAnsi"/>
-        </w:rPr>
-        <w:t>-</w:t>
-      </w:r>
-      <w:r>
-        <w:rPr>
-          <w:rFonts w:cstheme="minorHAnsi"/>
-        </w:rPr>
-        <w:t xml:space="preserve"> training Gen 2 models on Gen 1 AI output </w:t>
-      </w:r>
-      <w:r>
-        <w:rPr>
-          <w:rFonts w:cstheme="minorHAnsi"/>
-        </w:rPr>
-        <w:t>-</w:t>
-      </w:r>
-      <w:r>
-        <w:rPr>
-          <w:rFonts w:cstheme="minorHAnsi"/>
-        </w:rPr>
         <w:t xml:space="preserve"> to test whether collapse accelerates across generations.</w:t>
       </w:r>
     </w:p>
@@ -10923,7 +11123,6 @@
         <w:rPr>
           <w:rFonts w:asciiTheme="minorHAnsi" w:hAnsiTheme="minorHAnsi" w:cstheme="minorHAnsi"/>
         </w:rPr>
-        <w:lastRenderedPageBreak/>
         <w:t>Acknowledgements</w:t>
       </w:r>
       <w:bookmarkEnd w:id="18"/>
@@ -11153,49 +11352,7 @@
         <w:rPr>
           <w:rFonts w:cstheme="minorHAnsi"/>
         </w:rPr>
-        <w:t xml:space="preserve">, S. (2018). Which training </w:t>
-      </w:r>
-      <w:proofErr w:type="gramStart"/>
-      <w:r>
-        <w:rPr>
-          <w:rFonts w:cstheme="minorHAnsi"/>
-        </w:rPr>
-        <w:t>methods for</w:t>
-      </w:r>
-      <w:proofErr w:type="gramEnd"/>
-      <w:r>
-        <w:rPr>
-          <w:rFonts w:cstheme="minorHAnsi"/>
-        </w:rPr>
-        <w:t xml:space="preserve"> </w:t>
-      </w:r>
-      <w:proofErr w:type="gramStart"/>
-      <w:r>
-        <w:rPr>
-          <w:rFonts w:cstheme="minorHAnsi"/>
-        </w:rPr>
-        <w:t>GANs do</w:t>
-      </w:r>
-      <w:proofErr w:type="gramEnd"/>
-      <w:r>
-        <w:rPr>
-          <w:rFonts w:cstheme="minorHAnsi"/>
-        </w:rPr>
-        <w:t xml:space="preserve"> </w:t>
-      </w:r>
-      <w:proofErr w:type="gramStart"/>
-      <w:r>
-        <w:rPr>
-          <w:rFonts w:cstheme="minorHAnsi"/>
-        </w:rPr>
-        <w:t>actually converge</w:t>
-      </w:r>
-      <w:proofErr w:type="gramEnd"/>
-      <w:r>
-        <w:rPr>
-          <w:rFonts w:cstheme="minorHAnsi"/>
-        </w:rPr>
-        <w:t xml:space="preserve">? In </w:t>
+        <w:t xml:space="preserve">, S. (2018). Which training methods for GANs do actually converge? In </w:t>
       </w:r>
       <w:r>
         <w:rPr>
@@ -11231,6 +11388,7 @@
         <w:rPr>
           <w:rFonts w:cstheme="minorHAnsi"/>
         </w:rPr>
+        <w:lastRenderedPageBreak/>
         <w:t>[</w:t>
       </w:r>
       <w:r>
@@ -11537,7 +11695,6 @@
         <w:rPr>
           <w:rFonts w:cstheme="minorHAnsi"/>
         </w:rPr>
-        <w:lastRenderedPageBreak/>
         <w:t xml:space="preserve">[9] </w:t>
       </w:r>
       <w:r>
@@ -11733,6 +11890,155 @@
     </w:lvl>
   </w:abstractNum>
   <w:abstractNum w:abstractNumId="1" w15:restartNumberingAfterBreak="0">
+    <w:nsid w:val="015242A4"/>
+    <w:multiLevelType w:val="multilevel"/>
+    <w:tmpl w:val="7E949470"/>
+    <w:lvl w:ilvl="0">
+      <w:start w:val="1"/>
+      <w:numFmt w:val="bullet"/>
+      <w:lvlText w:val=""/>
+      <w:lvlJc w:val="left"/>
+      <w:pPr>
+        <w:tabs>
+          <w:tab w:val="num" w:pos="720"/>
+        </w:tabs>
+        <w:ind w:left="720" w:hanging="360"/>
+      </w:pPr>
+      <w:rPr>
+        <w:rFonts w:ascii="Symbol" w:hAnsi="Symbol" w:hint="default"/>
+        <w:sz w:val="20"/>
+      </w:rPr>
+    </w:lvl>
+    <w:lvl w:ilvl="1">
+      <w:start w:val="1"/>
+      <w:numFmt w:val="bullet"/>
+      <w:lvlText w:val=""/>
+      <w:lvlJc w:val="left"/>
+      <w:pPr>
+        <w:tabs>
+          <w:tab w:val="num" w:pos="1440"/>
+        </w:tabs>
+        <w:ind w:left="1440" w:hanging="360"/>
+      </w:pPr>
+      <w:rPr>
+        <w:rFonts w:ascii="Symbol" w:hAnsi="Symbol" w:hint="default"/>
+        <w:sz w:val="20"/>
+      </w:rPr>
+    </w:lvl>
+    <w:lvl w:ilvl="2" w:tentative="1">
+      <w:start w:val="1"/>
+      <w:numFmt w:val="bullet"/>
+      <w:lvlText w:val=""/>
+      <w:lvlJc w:val="left"/>
+      <w:pPr>
+        <w:tabs>
+          <w:tab w:val="num" w:pos="2160"/>
+        </w:tabs>
+        <w:ind w:left="2160" w:hanging="360"/>
+      </w:pPr>
+      <w:rPr>
+        <w:rFonts w:ascii="Symbol" w:hAnsi="Symbol" w:hint="default"/>
+        <w:sz w:val="20"/>
+      </w:rPr>
+    </w:lvl>
+    <w:lvl w:ilvl="3" w:tentative="1">
+      <w:start w:val="1"/>
+      <w:numFmt w:val="bullet"/>
+      <w:lvlText w:val=""/>
+      <w:lvlJc w:val="left"/>
+      <w:pPr>
+        <w:tabs>
+          <w:tab w:val="num" w:pos="2880"/>
+        </w:tabs>
+        <w:ind w:left="2880" w:hanging="360"/>
+      </w:pPr>
+      <w:rPr>
+        <w:rFonts w:ascii="Symbol" w:hAnsi="Symbol" w:hint="default"/>
+        <w:sz w:val="20"/>
+      </w:rPr>
+    </w:lvl>
+    <w:lvl w:ilvl="4" w:tentative="1">
+      <w:start w:val="1"/>
+      <w:numFmt w:val="bullet"/>
+      <w:lvlText w:val=""/>
+      <w:lvlJc w:val="left"/>
+      <w:pPr>
+        <w:tabs>
+          <w:tab w:val="num" w:pos="3600"/>
+        </w:tabs>
+        <w:ind w:left="3600" w:hanging="360"/>
+      </w:pPr>
+      <w:rPr>
+        <w:rFonts w:ascii="Symbol" w:hAnsi="Symbol" w:hint="default"/>
+        <w:sz w:val="20"/>
+      </w:rPr>
+    </w:lvl>
+    <w:lvl w:ilvl="5" w:tentative="1">
+      <w:start w:val="1"/>
+      <w:numFmt w:val="bullet"/>
+      <w:lvlText w:val=""/>
+      <w:lvlJc w:val="left"/>
+      <w:pPr>
+        <w:tabs>
+          <w:tab w:val="num" w:pos="4320"/>
+        </w:tabs>
+        <w:ind w:left="4320" w:hanging="360"/>
+      </w:pPr>
+      <w:rPr>
+        <w:rFonts w:ascii="Symbol" w:hAnsi="Symbol" w:hint="default"/>
+        <w:sz w:val="20"/>
+      </w:rPr>
+    </w:lvl>
+    <w:lvl w:ilvl="6" w:tentative="1">
+      <w:start w:val="1"/>
+      <w:numFmt w:val="bullet"/>
+      <w:lvlText w:val=""/>
+      <w:lvlJc w:val="left"/>
+      <w:pPr>
+        <w:tabs>
+          <w:tab w:val="num" w:pos="5040"/>
+        </w:tabs>
+        <w:ind w:left="5040" w:hanging="360"/>
+      </w:pPr>
+      <w:rPr>
+        <w:rFonts w:ascii="Symbol" w:hAnsi="Symbol" w:hint="default"/>
+        <w:sz w:val="20"/>
+      </w:rPr>
+    </w:lvl>
+    <w:lvl w:ilvl="7" w:tentative="1">
+      <w:start w:val="1"/>
+      <w:numFmt w:val="bullet"/>
+      <w:lvlText w:val=""/>
+      <w:lvlJc w:val="left"/>
+      <w:pPr>
+        <w:tabs>
+          <w:tab w:val="num" w:pos="5760"/>
+        </w:tabs>
+        <w:ind w:left="5760" w:hanging="360"/>
+      </w:pPr>
+      <w:rPr>
+        <w:rFonts w:ascii="Symbol" w:hAnsi="Symbol" w:hint="default"/>
+        <w:sz w:val="20"/>
+      </w:rPr>
+    </w:lvl>
+    <w:lvl w:ilvl="8" w:tentative="1">
+      <w:start w:val="1"/>
+      <w:numFmt w:val="bullet"/>
+      <w:lvlText w:val=""/>
+      <w:lvlJc w:val="left"/>
+      <w:pPr>
+        <w:tabs>
+          <w:tab w:val="num" w:pos="6480"/>
+        </w:tabs>
+        <w:ind w:left="6480" w:hanging="360"/>
+      </w:pPr>
+      <w:rPr>
+        <w:rFonts w:ascii="Symbol" w:hAnsi="Symbol" w:hint="default"/>
+        <w:sz w:val="20"/>
+      </w:rPr>
+    </w:lvl>
+  </w:abstractNum>
+  <w:abstractNum w:abstractNumId="2" w15:restartNumberingAfterBreak="0">
     <w:nsid w:val="07394988"/>
     <w:multiLevelType w:val="multilevel"/>
     <w:tmpl w:val="71D449BE"/>
@@ -11845,7 +12151,7 @@
       </w:pPr>
     </w:lvl>
   </w:abstractNum>
-  <w:abstractNum w:abstractNumId="2" w15:restartNumberingAfterBreak="0">
+  <w:abstractNum w:abstractNumId="3" w15:restartNumberingAfterBreak="0">
     <w:nsid w:val="077B17F5"/>
     <w:multiLevelType w:val="multilevel"/>
     <w:tmpl w:val="7E4477DA"/>
@@ -11994,7 +12300,7 @@
       </w:rPr>
     </w:lvl>
   </w:abstractNum>
-  <w:abstractNum w:abstractNumId="3" w15:restartNumberingAfterBreak="0">
+  <w:abstractNum w:abstractNumId="4" w15:restartNumberingAfterBreak="0">
     <w:nsid w:val="07C363F9"/>
     <w:multiLevelType w:val="multilevel"/>
     <w:tmpl w:val="4894B2DC"/>
@@ -12143,7 +12449,7 @@
       </w:rPr>
     </w:lvl>
   </w:abstractNum>
-  <w:abstractNum w:abstractNumId="4" w15:restartNumberingAfterBreak="0">
+  <w:abstractNum w:abstractNumId="5" w15:restartNumberingAfterBreak="0">
     <w:nsid w:val="087D5893"/>
     <w:multiLevelType w:val="multilevel"/>
     <w:tmpl w:val="6BF2C044"/>
@@ -12292,7 +12598,7 @@
       </w:rPr>
     </w:lvl>
   </w:abstractNum>
-  <w:abstractNum w:abstractNumId="5" w15:restartNumberingAfterBreak="0">
+  <w:abstractNum w:abstractNumId="6" w15:restartNumberingAfterBreak="0">
     <w:nsid w:val="0A26060E"/>
     <w:multiLevelType w:val="multilevel"/>
     <w:tmpl w:val="EF96F300"/>
@@ -12441,7 +12747,7 @@
       </w:rPr>
     </w:lvl>
   </w:abstractNum>
-  <w:abstractNum w:abstractNumId="6" w15:restartNumberingAfterBreak="0">
+  <w:abstractNum w:abstractNumId="7" w15:restartNumberingAfterBreak="0">
     <w:nsid w:val="0A7844BA"/>
     <w:multiLevelType w:val="multilevel"/>
     <w:tmpl w:val="9EDA77E2"/>
@@ -12590,7 +12896,7 @@
       </w:rPr>
     </w:lvl>
   </w:abstractNum>
-  <w:abstractNum w:abstractNumId="7" w15:restartNumberingAfterBreak="0">
+  <w:abstractNum w:abstractNumId="8" w15:restartNumberingAfterBreak="0">
     <w:nsid w:val="0B416F38"/>
     <w:multiLevelType w:val="multilevel"/>
     <w:tmpl w:val="2562A0FC"/>
@@ -12739,7 +13045,7 @@
       </w:rPr>
     </w:lvl>
   </w:abstractNum>
-  <w:abstractNum w:abstractNumId="8" w15:restartNumberingAfterBreak="0">
+  <w:abstractNum w:abstractNumId="9" w15:restartNumberingAfterBreak="0">
     <w:nsid w:val="0B853223"/>
     <w:multiLevelType w:val="multilevel"/>
     <w:tmpl w:val="45727B5C"/>
@@ -12888,7 +13194,7 @@
       </w:rPr>
     </w:lvl>
   </w:abstractNum>
-  <w:abstractNum w:abstractNumId="9" w15:restartNumberingAfterBreak="0">
+  <w:abstractNum w:abstractNumId="10" w15:restartNumberingAfterBreak="0">
     <w:nsid w:val="0CA41ADF"/>
     <w:multiLevelType w:val="multilevel"/>
     <w:tmpl w:val="24D0AE5C"/>
@@ -13037,7 +13343,7 @@
       </w:rPr>
     </w:lvl>
   </w:abstractNum>
-  <w:abstractNum w:abstractNumId="10" w15:restartNumberingAfterBreak="0">
+  <w:abstractNum w:abstractNumId="11" w15:restartNumberingAfterBreak="0">
     <w:nsid w:val="0CA96BDA"/>
     <w:multiLevelType w:val="multilevel"/>
     <w:tmpl w:val="D494E7F0"/>
@@ -13186,7 +13492,7 @@
       </w:rPr>
     </w:lvl>
   </w:abstractNum>
-  <w:abstractNum w:abstractNumId="11" w15:restartNumberingAfterBreak="0">
+  <w:abstractNum w:abstractNumId="12" w15:restartNumberingAfterBreak="0">
     <w:nsid w:val="0E5D2CE4"/>
     <w:multiLevelType w:val="multilevel"/>
     <w:tmpl w:val="B8866FD2"/>
@@ -13335,7 +13641,7 @@
       </w:rPr>
     </w:lvl>
   </w:abstractNum>
-  <w:abstractNum w:abstractNumId="12" w15:restartNumberingAfterBreak="0">
+  <w:abstractNum w:abstractNumId="13" w15:restartNumberingAfterBreak="0">
     <w:nsid w:val="0F7074E2"/>
     <w:multiLevelType w:val="multilevel"/>
     <w:tmpl w:val="ACE4224E"/>
@@ -13484,7 +13790,7 @@
       </w:rPr>
     </w:lvl>
   </w:abstractNum>
-  <w:abstractNum w:abstractNumId="13" w15:restartNumberingAfterBreak="0">
+  <w:abstractNum w:abstractNumId="14" w15:restartNumberingAfterBreak="0">
     <w:nsid w:val="10A71518"/>
     <w:multiLevelType w:val="multilevel"/>
     <w:tmpl w:val="FA6A6B7A"/>
@@ -13633,7 +13939,7 @@
       </w:rPr>
     </w:lvl>
   </w:abstractNum>
-  <w:abstractNum w:abstractNumId="14" w15:restartNumberingAfterBreak="0">
+  <w:abstractNum w:abstractNumId="15" w15:restartNumberingAfterBreak="0">
     <w:nsid w:val="116D3F81"/>
     <w:multiLevelType w:val="multilevel"/>
     <w:tmpl w:val="CD1063D6"/>
@@ -13782,7 +14088,7 @@
       </w:rPr>
     </w:lvl>
   </w:abstractNum>
-  <w:abstractNum w:abstractNumId="15" w15:restartNumberingAfterBreak="0">
+  <w:abstractNum w:abstractNumId="16" w15:restartNumberingAfterBreak="0">
     <w:nsid w:val="13EC6DB1"/>
     <w:multiLevelType w:val="multilevel"/>
     <w:tmpl w:val="F1B2ED04"/>
@@ -13895,7 +14201,7 @@
       </w:pPr>
     </w:lvl>
   </w:abstractNum>
-  <w:abstractNum w:abstractNumId="16" w15:restartNumberingAfterBreak="0">
+  <w:abstractNum w:abstractNumId="17" w15:restartNumberingAfterBreak="0">
     <w:nsid w:val="143B4E59"/>
     <w:multiLevelType w:val="multilevel"/>
     <w:tmpl w:val="E34432B2"/>
@@ -14044,7 +14350,7 @@
       </w:rPr>
     </w:lvl>
   </w:abstractNum>
-  <w:abstractNum w:abstractNumId="17" w15:restartNumberingAfterBreak="0">
+  <w:abstractNum w:abstractNumId="18" w15:restartNumberingAfterBreak="0">
     <w:nsid w:val="14F65BF0"/>
     <w:multiLevelType w:val="multilevel"/>
     <w:tmpl w:val="863C1454"/>
@@ -14193,7 +14499,7 @@
       </w:rPr>
     </w:lvl>
   </w:abstractNum>
-  <w:abstractNum w:abstractNumId="18" w15:restartNumberingAfterBreak="0">
+  <w:abstractNum w:abstractNumId="19" w15:restartNumberingAfterBreak="0">
     <w:nsid w:val="17A9727A"/>
     <w:multiLevelType w:val="multilevel"/>
     <w:tmpl w:val="25DA6F58"/>
@@ -14306,7 +14612,7 @@
       </w:pPr>
     </w:lvl>
   </w:abstractNum>
-  <w:abstractNum w:abstractNumId="19" w15:restartNumberingAfterBreak="0">
+  <w:abstractNum w:abstractNumId="20" w15:restartNumberingAfterBreak="0">
     <w:nsid w:val="19423FB8"/>
     <w:multiLevelType w:val="multilevel"/>
     <w:tmpl w:val="912A6F8C"/>
@@ -14455,7 +14761,7 @@
       </w:rPr>
     </w:lvl>
   </w:abstractNum>
-  <w:abstractNum w:abstractNumId="20" w15:restartNumberingAfterBreak="0">
+  <w:abstractNum w:abstractNumId="21" w15:restartNumberingAfterBreak="0">
     <w:nsid w:val="1B7931B9"/>
     <w:multiLevelType w:val="multilevel"/>
     <w:tmpl w:val="66FC58C8"/>
@@ -14568,7 +14874,7 @@
       </w:pPr>
     </w:lvl>
   </w:abstractNum>
-  <w:abstractNum w:abstractNumId="21" w15:restartNumberingAfterBreak="0">
+  <w:abstractNum w:abstractNumId="22" w15:restartNumberingAfterBreak="0">
     <w:nsid w:val="1D4F0FF8"/>
     <w:multiLevelType w:val="multilevel"/>
     <w:tmpl w:val="A2C05236"/>
@@ -14681,7 +14987,7 @@
       </w:pPr>
     </w:lvl>
   </w:abstractNum>
-  <w:abstractNum w:abstractNumId="22" w15:restartNumberingAfterBreak="0">
+  <w:abstractNum w:abstractNumId="23" w15:restartNumberingAfterBreak="0">
     <w:nsid w:val="1E5011CC"/>
     <w:multiLevelType w:val="multilevel"/>
     <w:tmpl w:val="FB0466AA"/>
@@ -14830,7 +15136,7 @@
       </w:rPr>
     </w:lvl>
   </w:abstractNum>
-  <w:abstractNum w:abstractNumId="23" w15:restartNumberingAfterBreak="0">
+  <w:abstractNum w:abstractNumId="24" w15:restartNumberingAfterBreak="0">
     <w:nsid w:val="1EA97677"/>
     <w:multiLevelType w:val="multilevel"/>
     <w:tmpl w:val="186AF79E"/>
@@ -14979,7 +15285,7 @@
       </w:rPr>
     </w:lvl>
   </w:abstractNum>
-  <w:abstractNum w:abstractNumId="24" w15:restartNumberingAfterBreak="0">
+  <w:abstractNum w:abstractNumId="25" w15:restartNumberingAfterBreak="0">
     <w:nsid w:val="1F0128C4"/>
     <w:multiLevelType w:val="multilevel"/>
     <w:tmpl w:val="276CAA6A"/>
@@ -15092,7 +15398,7 @@
       </w:pPr>
     </w:lvl>
   </w:abstractNum>
-  <w:abstractNum w:abstractNumId="25" w15:restartNumberingAfterBreak="0">
+  <w:abstractNum w:abstractNumId="26" w15:restartNumberingAfterBreak="0">
     <w:nsid w:val="1F3730C0"/>
     <w:multiLevelType w:val="multilevel"/>
     <w:tmpl w:val="0334509C"/>
@@ -15241,7 +15547,7 @@
       </w:rPr>
     </w:lvl>
   </w:abstractNum>
-  <w:abstractNum w:abstractNumId="26" w15:restartNumberingAfterBreak="0">
+  <w:abstractNum w:abstractNumId="27" w15:restartNumberingAfterBreak="0">
     <w:nsid w:val="226A7A6C"/>
     <w:multiLevelType w:val="multilevel"/>
     <w:tmpl w:val="C3FC414C"/>
@@ -15390,7 +15696,7 @@
       </w:rPr>
     </w:lvl>
   </w:abstractNum>
-  <w:abstractNum w:abstractNumId="27" w15:restartNumberingAfterBreak="0">
+  <w:abstractNum w:abstractNumId="28" w15:restartNumberingAfterBreak="0">
     <w:nsid w:val="231F2109"/>
     <w:multiLevelType w:val="multilevel"/>
     <w:tmpl w:val="17A4632C"/>
@@ -15503,7 +15809,7 @@
       </w:pPr>
     </w:lvl>
   </w:abstractNum>
-  <w:abstractNum w:abstractNumId="28" w15:restartNumberingAfterBreak="0">
+  <w:abstractNum w:abstractNumId="29" w15:restartNumberingAfterBreak="0">
     <w:nsid w:val="243131F1"/>
     <w:multiLevelType w:val="multilevel"/>
     <w:tmpl w:val="60A64BAA"/>
@@ -15616,7 +15922,7 @@
       </w:pPr>
     </w:lvl>
   </w:abstractNum>
-  <w:abstractNum w:abstractNumId="29" w15:restartNumberingAfterBreak="0">
+  <w:abstractNum w:abstractNumId="30" w15:restartNumberingAfterBreak="0">
     <w:nsid w:val="24645365"/>
     <w:multiLevelType w:val="multilevel"/>
     <w:tmpl w:val="0C14DCD2"/>
@@ -15765,7 +16071,7 @@
       </w:rPr>
     </w:lvl>
   </w:abstractNum>
-  <w:abstractNum w:abstractNumId="30" w15:restartNumberingAfterBreak="0">
+  <w:abstractNum w:abstractNumId="31" w15:restartNumberingAfterBreak="0">
     <w:nsid w:val="24807506"/>
     <w:multiLevelType w:val="multilevel"/>
     <w:tmpl w:val="622CA188"/>
@@ -15914,7 +16220,7 @@
       </w:rPr>
     </w:lvl>
   </w:abstractNum>
-  <w:abstractNum w:abstractNumId="31" w15:restartNumberingAfterBreak="0">
+  <w:abstractNum w:abstractNumId="32" w15:restartNumberingAfterBreak="0">
     <w:nsid w:val="248A7388"/>
     <w:multiLevelType w:val="multilevel"/>
     <w:tmpl w:val="0308A866"/>
@@ -16063,7 +16369,7 @@
       </w:rPr>
     </w:lvl>
   </w:abstractNum>
-  <w:abstractNum w:abstractNumId="32" w15:restartNumberingAfterBreak="0">
+  <w:abstractNum w:abstractNumId="33" w15:restartNumberingAfterBreak="0">
     <w:nsid w:val="27093B49"/>
     <w:multiLevelType w:val="multilevel"/>
     <w:tmpl w:val="31A637E2"/>
@@ -16212,7 +16518,7 @@
       </w:rPr>
     </w:lvl>
   </w:abstractNum>
-  <w:abstractNum w:abstractNumId="33" w15:restartNumberingAfterBreak="0">
+  <w:abstractNum w:abstractNumId="34" w15:restartNumberingAfterBreak="0">
     <w:nsid w:val="288E0D98"/>
     <w:multiLevelType w:val="multilevel"/>
     <w:tmpl w:val="69A09AC4"/>
@@ -16361,7 +16667,7 @@
       </w:rPr>
     </w:lvl>
   </w:abstractNum>
-  <w:abstractNum w:abstractNumId="34" w15:restartNumberingAfterBreak="0">
+  <w:abstractNum w:abstractNumId="35" w15:restartNumberingAfterBreak="0">
     <w:nsid w:val="28DF302F"/>
     <w:multiLevelType w:val="multilevel"/>
     <w:tmpl w:val="57AAA64E"/>
@@ -16510,7 +16816,7 @@
       </w:rPr>
     </w:lvl>
   </w:abstractNum>
-  <w:abstractNum w:abstractNumId="35" w15:restartNumberingAfterBreak="0">
+  <w:abstractNum w:abstractNumId="36" w15:restartNumberingAfterBreak="0">
     <w:nsid w:val="2A524986"/>
     <w:multiLevelType w:val="multilevel"/>
     <w:tmpl w:val="A058C0D0"/>
@@ -16659,7 +16965,7 @@
       </w:rPr>
     </w:lvl>
   </w:abstractNum>
-  <w:abstractNum w:abstractNumId="36" w15:restartNumberingAfterBreak="0">
+  <w:abstractNum w:abstractNumId="37" w15:restartNumberingAfterBreak="0">
     <w:nsid w:val="2A6F1DAA"/>
     <w:multiLevelType w:val="hybridMultilevel"/>
     <w:tmpl w:val="927400E4"/>
@@ -16748,7 +17054,7 @@
       </w:pPr>
     </w:lvl>
   </w:abstractNum>
-  <w:abstractNum w:abstractNumId="37" w15:restartNumberingAfterBreak="0">
+  <w:abstractNum w:abstractNumId="38" w15:restartNumberingAfterBreak="0">
     <w:nsid w:val="2AF37763"/>
     <w:multiLevelType w:val="multilevel"/>
     <w:tmpl w:val="AE183EDA"/>
@@ -16897,7 +17203,7 @@
       </w:rPr>
     </w:lvl>
   </w:abstractNum>
-  <w:abstractNum w:abstractNumId="38" w15:restartNumberingAfterBreak="0">
+  <w:abstractNum w:abstractNumId="39" w15:restartNumberingAfterBreak="0">
     <w:nsid w:val="2B5D413E"/>
     <w:multiLevelType w:val="multilevel"/>
     <w:tmpl w:val="63AC32B0"/>
@@ -17046,7 +17352,7 @@
       </w:rPr>
     </w:lvl>
   </w:abstractNum>
-  <w:abstractNum w:abstractNumId="39" w15:restartNumberingAfterBreak="0">
+  <w:abstractNum w:abstractNumId="40" w15:restartNumberingAfterBreak="0">
     <w:nsid w:val="2C514BD0"/>
     <w:multiLevelType w:val="multilevel"/>
     <w:tmpl w:val="7C46141E"/>
@@ -17195,7 +17501,7 @@
       </w:rPr>
     </w:lvl>
   </w:abstractNum>
-  <w:abstractNum w:abstractNumId="40" w15:restartNumberingAfterBreak="0">
+  <w:abstractNum w:abstractNumId="41" w15:restartNumberingAfterBreak="0">
     <w:nsid w:val="2CF31527"/>
     <w:multiLevelType w:val="multilevel"/>
     <w:tmpl w:val="71F40FCC"/>
@@ -17344,7 +17650,7 @@
       </w:rPr>
     </w:lvl>
   </w:abstractNum>
-  <w:abstractNum w:abstractNumId="41" w15:restartNumberingAfterBreak="0">
+  <w:abstractNum w:abstractNumId="42" w15:restartNumberingAfterBreak="0">
     <w:nsid w:val="2D0258DA"/>
     <w:multiLevelType w:val="multilevel"/>
     <w:tmpl w:val="CC883A00"/>
@@ -17493,7 +17799,7 @@
       </w:rPr>
     </w:lvl>
   </w:abstractNum>
-  <w:abstractNum w:abstractNumId="42" w15:restartNumberingAfterBreak="0">
+  <w:abstractNum w:abstractNumId="43" w15:restartNumberingAfterBreak="0">
     <w:nsid w:val="2D5A2347"/>
     <w:multiLevelType w:val="multilevel"/>
     <w:tmpl w:val="32BA72A2"/>
@@ -17642,7 +17948,7 @@
       </w:rPr>
     </w:lvl>
   </w:abstractNum>
-  <w:abstractNum w:abstractNumId="43" w15:restartNumberingAfterBreak="0">
+  <w:abstractNum w:abstractNumId="44" w15:restartNumberingAfterBreak="0">
     <w:nsid w:val="2EDB53A4"/>
     <w:multiLevelType w:val="multilevel"/>
     <w:tmpl w:val="14C89CA0"/>
@@ -17791,7 +18097,7 @@
       </w:rPr>
     </w:lvl>
   </w:abstractNum>
-  <w:abstractNum w:abstractNumId="44" w15:restartNumberingAfterBreak="0">
+  <w:abstractNum w:abstractNumId="45" w15:restartNumberingAfterBreak="0">
     <w:nsid w:val="30211722"/>
     <w:multiLevelType w:val="multilevel"/>
     <w:tmpl w:val="6A48CCC2"/>
@@ -17940,7 +18246,7 @@
       </w:rPr>
     </w:lvl>
   </w:abstractNum>
-  <w:abstractNum w:abstractNumId="45" w15:restartNumberingAfterBreak="0">
+  <w:abstractNum w:abstractNumId="46" w15:restartNumberingAfterBreak="0">
     <w:nsid w:val="3454424E"/>
     <w:multiLevelType w:val="hybridMultilevel"/>
     <w:tmpl w:val="0B44A61E"/>
@@ -18029,7 +18335,7 @@
       </w:pPr>
     </w:lvl>
   </w:abstractNum>
-  <w:abstractNum w:abstractNumId="46" w15:restartNumberingAfterBreak="0">
+  <w:abstractNum w:abstractNumId="47" w15:restartNumberingAfterBreak="0">
     <w:nsid w:val="34CF1E17"/>
     <w:multiLevelType w:val="multilevel"/>
     <w:tmpl w:val="36B2AF50"/>
@@ -18178,7 +18484,7 @@
       </w:rPr>
     </w:lvl>
   </w:abstractNum>
-  <w:abstractNum w:abstractNumId="47" w15:restartNumberingAfterBreak="0">
+  <w:abstractNum w:abstractNumId="48" w15:restartNumberingAfterBreak="0">
     <w:nsid w:val="37E80373"/>
     <w:multiLevelType w:val="multilevel"/>
     <w:tmpl w:val="E3D4E370"/>
@@ -18291,7 +18597,7 @@
       </w:pPr>
     </w:lvl>
   </w:abstractNum>
-  <w:abstractNum w:abstractNumId="48" w15:restartNumberingAfterBreak="0">
+  <w:abstractNum w:abstractNumId="49" w15:restartNumberingAfterBreak="0">
     <w:nsid w:val="395C42D0"/>
     <w:multiLevelType w:val="hybridMultilevel"/>
     <w:tmpl w:val="806EA054"/>
@@ -18381,7 +18687,7 @@
       </w:pPr>
     </w:lvl>
   </w:abstractNum>
-  <w:abstractNum w:abstractNumId="49" w15:restartNumberingAfterBreak="0">
+  <w:abstractNum w:abstractNumId="50" w15:restartNumberingAfterBreak="0">
     <w:nsid w:val="3AF7683C"/>
     <w:multiLevelType w:val="multilevel"/>
     <w:tmpl w:val="14C8C090"/>
@@ -18530,7 +18836,7 @@
       </w:rPr>
     </w:lvl>
   </w:abstractNum>
-  <w:abstractNum w:abstractNumId="50" w15:restartNumberingAfterBreak="0">
+  <w:abstractNum w:abstractNumId="51" w15:restartNumberingAfterBreak="0">
     <w:nsid w:val="3BD21E7B"/>
     <w:multiLevelType w:val="multilevel"/>
     <w:tmpl w:val="24B8EEF2"/>
@@ -18679,7 +18985,7 @@
       </w:rPr>
     </w:lvl>
   </w:abstractNum>
-  <w:abstractNum w:abstractNumId="51" w15:restartNumberingAfterBreak="0">
+  <w:abstractNum w:abstractNumId="52" w15:restartNumberingAfterBreak="0">
     <w:nsid w:val="3C345DD8"/>
     <w:multiLevelType w:val="multilevel"/>
     <w:tmpl w:val="C3B6D8D2"/>
@@ -18828,7 +19134,7 @@
       </w:rPr>
     </w:lvl>
   </w:abstractNum>
-  <w:abstractNum w:abstractNumId="52" w15:restartNumberingAfterBreak="0">
+  <w:abstractNum w:abstractNumId="53" w15:restartNumberingAfterBreak="0">
     <w:nsid w:val="3D065F61"/>
     <w:multiLevelType w:val="multilevel"/>
     <w:tmpl w:val="C2BAD178"/>
@@ -18977,7 +19283,7 @@
       </w:rPr>
     </w:lvl>
   </w:abstractNum>
-  <w:abstractNum w:abstractNumId="53" w15:restartNumberingAfterBreak="0">
+  <w:abstractNum w:abstractNumId="54" w15:restartNumberingAfterBreak="0">
     <w:nsid w:val="3E3C43C2"/>
     <w:multiLevelType w:val="multilevel"/>
     <w:tmpl w:val="57F01B04"/>
@@ -19126,7 +19432,7 @@
       </w:rPr>
     </w:lvl>
   </w:abstractNum>
-  <w:abstractNum w:abstractNumId="54" w15:restartNumberingAfterBreak="0">
+  <w:abstractNum w:abstractNumId="55" w15:restartNumberingAfterBreak="0">
     <w:nsid w:val="3EA340C9"/>
     <w:multiLevelType w:val="multilevel"/>
     <w:tmpl w:val="3EA23D9C"/>
@@ -19275,7 +19581,7 @@
       </w:rPr>
     </w:lvl>
   </w:abstractNum>
-  <w:abstractNum w:abstractNumId="55" w15:restartNumberingAfterBreak="0">
+  <w:abstractNum w:abstractNumId="56" w15:restartNumberingAfterBreak="0">
     <w:nsid w:val="3F322CAA"/>
     <w:multiLevelType w:val="multilevel"/>
     <w:tmpl w:val="4634C6D2"/>
@@ -19424,7 +19730,7 @@
       </w:rPr>
     </w:lvl>
   </w:abstractNum>
-  <w:abstractNum w:abstractNumId="56" w15:restartNumberingAfterBreak="0">
+  <w:abstractNum w:abstractNumId="57" w15:restartNumberingAfterBreak="0">
     <w:nsid w:val="40F36D23"/>
     <w:multiLevelType w:val="multilevel"/>
     <w:tmpl w:val="5F08133C"/>
@@ -19537,7 +19843,7 @@
       </w:pPr>
     </w:lvl>
   </w:abstractNum>
-  <w:abstractNum w:abstractNumId="57" w15:restartNumberingAfterBreak="0">
+  <w:abstractNum w:abstractNumId="58" w15:restartNumberingAfterBreak="0">
     <w:nsid w:val="413C5882"/>
     <w:multiLevelType w:val="multilevel"/>
     <w:tmpl w:val="8FA8A428"/>
@@ -19686,7 +19992,7 @@
       </w:rPr>
     </w:lvl>
   </w:abstractNum>
-  <w:abstractNum w:abstractNumId="58" w15:restartNumberingAfterBreak="0">
+  <w:abstractNum w:abstractNumId="59" w15:restartNumberingAfterBreak="0">
     <w:nsid w:val="43876099"/>
     <w:multiLevelType w:val="multilevel"/>
     <w:tmpl w:val="66FC58C8"/>
@@ -19799,7 +20105,7 @@
       </w:pPr>
     </w:lvl>
   </w:abstractNum>
-  <w:abstractNum w:abstractNumId="59" w15:restartNumberingAfterBreak="0">
+  <w:abstractNum w:abstractNumId="60" w15:restartNumberingAfterBreak="0">
     <w:nsid w:val="4488635F"/>
     <w:multiLevelType w:val="multilevel"/>
     <w:tmpl w:val="F2043C5E"/>
@@ -19948,7 +20254,7 @@
       </w:rPr>
     </w:lvl>
   </w:abstractNum>
-  <w:abstractNum w:abstractNumId="60" w15:restartNumberingAfterBreak="0">
+  <w:abstractNum w:abstractNumId="61" w15:restartNumberingAfterBreak="0">
     <w:nsid w:val="46F73524"/>
     <w:multiLevelType w:val="multilevel"/>
     <w:tmpl w:val="E7D6C050"/>
@@ -20097,7 +20403,7 @@
       </w:rPr>
     </w:lvl>
   </w:abstractNum>
-  <w:abstractNum w:abstractNumId="61" w15:restartNumberingAfterBreak="0">
+  <w:abstractNum w:abstractNumId="62" w15:restartNumberingAfterBreak="0">
     <w:nsid w:val="47AF4836"/>
     <w:multiLevelType w:val="multilevel"/>
     <w:tmpl w:val="E556D5B4"/>
@@ -20246,7 +20552,7 @@
       </w:rPr>
     </w:lvl>
   </w:abstractNum>
-  <w:abstractNum w:abstractNumId="62" w15:restartNumberingAfterBreak="0">
+  <w:abstractNum w:abstractNumId="63" w15:restartNumberingAfterBreak="0">
     <w:nsid w:val="49C95D8B"/>
     <w:multiLevelType w:val="multilevel"/>
     <w:tmpl w:val="CCD47B98"/>
@@ -20395,7 +20701,7 @@
       </w:rPr>
     </w:lvl>
   </w:abstractNum>
-  <w:abstractNum w:abstractNumId="63" w15:restartNumberingAfterBreak="0">
+  <w:abstractNum w:abstractNumId="64" w15:restartNumberingAfterBreak="0">
     <w:nsid w:val="4BF70692"/>
     <w:multiLevelType w:val="multilevel"/>
     <w:tmpl w:val="7556F278"/>
@@ -20544,7 +20850,7 @@
       </w:rPr>
     </w:lvl>
   </w:abstractNum>
-  <w:abstractNum w:abstractNumId="64" w15:restartNumberingAfterBreak="0">
+  <w:abstractNum w:abstractNumId="65" w15:restartNumberingAfterBreak="0">
     <w:nsid w:val="4C0D66BA"/>
     <w:multiLevelType w:val="multilevel"/>
     <w:tmpl w:val="7C66BCBE"/>
@@ -20693,7 +20999,7 @@
       </w:rPr>
     </w:lvl>
   </w:abstractNum>
-  <w:abstractNum w:abstractNumId="65" w15:restartNumberingAfterBreak="0">
+  <w:abstractNum w:abstractNumId="66" w15:restartNumberingAfterBreak="0">
     <w:nsid w:val="4CFD5091"/>
     <w:multiLevelType w:val="multilevel"/>
     <w:tmpl w:val="FF180AF6"/>
@@ -20842,7 +21148,7 @@
       </w:rPr>
     </w:lvl>
   </w:abstractNum>
-  <w:abstractNum w:abstractNumId="66" w15:restartNumberingAfterBreak="0">
+  <w:abstractNum w:abstractNumId="67" w15:restartNumberingAfterBreak="0">
     <w:nsid w:val="4D5625F3"/>
     <w:multiLevelType w:val="multilevel"/>
     <w:tmpl w:val="3490D17C"/>
@@ -20991,7 +21297,7 @@
       </w:rPr>
     </w:lvl>
   </w:abstractNum>
-  <w:abstractNum w:abstractNumId="67" w15:restartNumberingAfterBreak="0">
+  <w:abstractNum w:abstractNumId="68" w15:restartNumberingAfterBreak="0">
     <w:nsid w:val="4D882D81"/>
     <w:multiLevelType w:val="multilevel"/>
     <w:tmpl w:val="F81CCB8A"/>
@@ -21104,7 +21410,7 @@
       </w:pPr>
     </w:lvl>
   </w:abstractNum>
-  <w:abstractNum w:abstractNumId="68" w15:restartNumberingAfterBreak="0">
+  <w:abstractNum w:abstractNumId="69" w15:restartNumberingAfterBreak="0">
     <w:nsid w:val="4DF2025C"/>
     <w:multiLevelType w:val="multilevel"/>
     <w:tmpl w:val="5AB8BB72"/>
@@ -21253,7 +21559,7 @@
       </w:rPr>
     </w:lvl>
   </w:abstractNum>
-  <w:abstractNum w:abstractNumId="69" w15:restartNumberingAfterBreak="0">
+  <w:abstractNum w:abstractNumId="70" w15:restartNumberingAfterBreak="0">
     <w:nsid w:val="4E5C59AF"/>
     <w:multiLevelType w:val="multilevel"/>
     <w:tmpl w:val="9DB4AE98"/>
@@ -21402,7 +21708,7 @@
       </w:rPr>
     </w:lvl>
   </w:abstractNum>
-  <w:abstractNum w:abstractNumId="70" w15:restartNumberingAfterBreak="0">
+  <w:abstractNum w:abstractNumId="71" w15:restartNumberingAfterBreak="0">
     <w:nsid w:val="50C678EF"/>
     <w:multiLevelType w:val="multilevel"/>
     <w:tmpl w:val="7DDAA8A2"/>
@@ -21515,7 +21821,7 @@
       </w:pPr>
     </w:lvl>
   </w:abstractNum>
-  <w:abstractNum w:abstractNumId="71" w15:restartNumberingAfterBreak="0">
+  <w:abstractNum w:abstractNumId="72" w15:restartNumberingAfterBreak="0">
     <w:nsid w:val="537042D7"/>
     <w:multiLevelType w:val="multilevel"/>
     <w:tmpl w:val="E9ECA83E"/>
@@ -21664,7 +21970,7 @@
       </w:rPr>
     </w:lvl>
   </w:abstractNum>
-  <w:abstractNum w:abstractNumId="72" w15:restartNumberingAfterBreak="0">
+  <w:abstractNum w:abstractNumId="73" w15:restartNumberingAfterBreak="0">
     <w:nsid w:val="53BC1470"/>
     <w:multiLevelType w:val="hybridMultilevel"/>
     <w:tmpl w:val="83DADF68"/>
@@ -21750,7 +22056,7 @@
       </w:pPr>
     </w:lvl>
   </w:abstractNum>
-  <w:abstractNum w:abstractNumId="73" w15:restartNumberingAfterBreak="0">
+  <w:abstractNum w:abstractNumId="74" w15:restartNumberingAfterBreak="0">
     <w:nsid w:val="5471299B"/>
     <w:multiLevelType w:val="hybridMultilevel"/>
     <w:tmpl w:val="CF963B28"/>
@@ -21839,7 +22145,7 @@
       </w:pPr>
     </w:lvl>
   </w:abstractNum>
-  <w:abstractNum w:abstractNumId="74" w15:restartNumberingAfterBreak="0">
+  <w:abstractNum w:abstractNumId="75" w15:restartNumberingAfterBreak="0">
     <w:nsid w:val="56D27F0C"/>
     <w:multiLevelType w:val="multilevel"/>
     <w:tmpl w:val="A9BE920E"/>
@@ -21988,7 +22294,7 @@
       </w:rPr>
     </w:lvl>
   </w:abstractNum>
-  <w:abstractNum w:abstractNumId="75" w15:restartNumberingAfterBreak="0">
+  <w:abstractNum w:abstractNumId="76" w15:restartNumberingAfterBreak="0">
     <w:nsid w:val="577157F8"/>
     <w:multiLevelType w:val="multilevel"/>
     <w:tmpl w:val="20EA22CE"/>
@@ -22137,7 +22443,7 @@
       </w:rPr>
     </w:lvl>
   </w:abstractNum>
-  <w:abstractNum w:abstractNumId="76" w15:restartNumberingAfterBreak="0">
+  <w:abstractNum w:abstractNumId="77" w15:restartNumberingAfterBreak="0">
     <w:nsid w:val="58EF23CD"/>
     <w:multiLevelType w:val="multilevel"/>
     <w:tmpl w:val="6212A672"/>
@@ -22286,7 +22592,7 @@
       </w:rPr>
     </w:lvl>
   </w:abstractNum>
-  <w:abstractNum w:abstractNumId="77" w15:restartNumberingAfterBreak="0">
+  <w:abstractNum w:abstractNumId="78" w15:restartNumberingAfterBreak="0">
     <w:nsid w:val="5B017042"/>
     <w:multiLevelType w:val="multilevel"/>
     <w:tmpl w:val="C7605410"/>
@@ -22435,7 +22741,7 @@
       </w:rPr>
     </w:lvl>
   </w:abstractNum>
-  <w:abstractNum w:abstractNumId="78" w15:restartNumberingAfterBreak="0">
+  <w:abstractNum w:abstractNumId="79" w15:restartNumberingAfterBreak="0">
     <w:nsid w:val="5BE65140"/>
     <w:multiLevelType w:val="multilevel"/>
     <w:tmpl w:val="8C589A38"/>
@@ -22584,7 +22890,7 @@
       </w:rPr>
     </w:lvl>
   </w:abstractNum>
-  <w:abstractNum w:abstractNumId="79" w15:restartNumberingAfterBreak="0">
+  <w:abstractNum w:abstractNumId="80" w15:restartNumberingAfterBreak="0">
     <w:nsid w:val="5C766D29"/>
     <w:multiLevelType w:val="multilevel"/>
     <w:tmpl w:val="325A124A"/>
@@ -22733,7 +23039,7 @@
       </w:rPr>
     </w:lvl>
   </w:abstractNum>
-  <w:abstractNum w:abstractNumId="80" w15:restartNumberingAfterBreak="0">
+  <w:abstractNum w:abstractNumId="81" w15:restartNumberingAfterBreak="0">
     <w:nsid w:val="5CD11074"/>
     <w:multiLevelType w:val="multilevel"/>
     <w:tmpl w:val="C7FE0E24"/>
@@ -22846,7 +23152,7 @@
       </w:pPr>
     </w:lvl>
   </w:abstractNum>
-  <w:abstractNum w:abstractNumId="81" w15:restartNumberingAfterBreak="0">
+  <w:abstractNum w:abstractNumId="82" w15:restartNumberingAfterBreak="0">
     <w:nsid w:val="5E953540"/>
     <w:multiLevelType w:val="multilevel"/>
     <w:tmpl w:val="0A5E1582"/>
@@ -22959,7 +23265,7 @@
       </w:pPr>
     </w:lvl>
   </w:abstractNum>
-  <w:abstractNum w:abstractNumId="82" w15:restartNumberingAfterBreak="0">
+  <w:abstractNum w:abstractNumId="83" w15:restartNumberingAfterBreak="0">
     <w:nsid w:val="5FBE4264"/>
     <w:multiLevelType w:val="multilevel"/>
     <w:tmpl w:val="55A63350"/>
@@ -23108,7 +23414,7 @@
       </w:rPr>
     </w:lvl>
   </w:abstractNum>
-  <w:abstractNum w:abstractNumId="83" w15:restartNumberingAfterBreak="0">
+  <w:abstractNum w:abstractNumId="84" w15:restartNumberingAfterBreak="0">
     <w:nsid w:val="5FD4155D"/>
     <w:multiLevelType w:val="multilevel"/>
     <w:tmpl w:val="69DEEF5C"/>
@@ -23257,7 +23563,156 @@
       </w:rPr>
     </w:lvl>
   </w:abstractNum>
-  <w:abstractNum w:abstractNumId="84" w15:restartNumberingAfterBreak="0">
+  <w:abstractNum w:abstractNumId="85" w15:restartNumberingAfterBreak="0">
+    <w:nsid w:val="60195BC9"/>
+    <w:multiLevelType w:val="multilevel"/>
+    <w:tmpl w:val="F2C65B0E"/>
+    <w:lvl w:ilvl="0">
+      <w:start w:val="1"/>
+      <w:numFmt w:val="bullet"/>
+      <w:lvlText w:val=""/>
+      <w:lvlJc w:val="left"/>
+      <w:pPr>
+        <w:tabs>
+          <w:tab w:val="num" w:pos="720"/>
+        </w:tabs>
+        <w:ind w:left="720" w:hanging="360"/>
+      </w:pPr>
+      <w:rPr>
+        <w:rFonts w:ascii="Symbol" w:hAnsi="Symbol" w:hint="default"/>
+        <w:sz w:val="20"/>
+      </w:rPr>
+    </w:lvl>
+    <w:lvl w:ilvl="1">
+      <w:start w:val="1"/>
+      <w:numFmt w:val="bullet"/>
+      <w:lvlText w:val=""/>
+      <w:lvlJc w:val="left"/>
+      <w:pPr>
+        <w:tabs>
+          <w:tab w:val="num" w:pos="1440"/>
+        </w:tabs>
+        <w:ind w:left="1440" w:hanging="360"/>
+      </w:pPr>
+      <w:rPr>
+        <w:rFonts w:ascii="Symbol" w:hAnsi="Symbol" w:hint="default"/>
+        <w:sz w:val="20"/>
+      </w:rPr>
+    </w:lvl>
+    <w:lvl w:ilvl="2" w:tentative="1">
+      <w:start w:val="1"/>
+      <w:numFmt w:val="bullet"/>
+      <w:lvlText w:val=""/>
+      <w:lvlJc w:val="left"/>
+      <w:pPr>
+        <w:tabs>
+          <w:tab w:val="num" w:pos="2160"/>
+        </w:tabs>
+        <w:ind w:left="2160" w:hanging="360"/>
+      </w:pPr>
+      <w:rPr>
+        <w:rFonts w:ascii="Symbol" w:hAnsi="Symbol" w:hint="default"/>
+        <w:sz w:val="20"/>
+      </w:rPr>
+    </w:lvl>
+    <w:lvl w:ilvl="3" w:tentative="1">
+      <w:start w:val="1"/>
+      <w:numFmt w:val="bullet"/>
+      <w:lvlText w:val=""/>
+      <w:lvlJc w:val="left"/>
+      <w:pPr>
+        <w:tabs>
+          <w:tab w:val="num" w:pos="2880"/>
+        </w:tabs>
+        <w:ind w:left="2880" w:hanging="360"/>
+      </w:pPr>
+      <w:rPr>
+        <w:rFonts w:ascii="Symbol" w:hAnsi="Symbol" w:hint="default"/>
+        <w:sz w:val="20"/>
+      </w:rPr>
+    </w:lvl>
+    <w:lvl w:ilvl="4" w:tentative="1">
+      <w:start w:val="1"/>
+      <w:numFmt w:val="bullet"/>
+      <w:lvlText w:val=""/>
+      <w:lvlJc w:val="left"/>
+      <w:pPr>
+        <w:tabs>
+          <w:tab w:val="num" w:pos="3600"/>
+        </w:tabs>
+        <w:ind w:left="3600" w:hanging="360"/>
+      </w:pPr>
+      <w:rPr>
+        <w:rFonts w:ascii="Symbol" w:hAnsi="Symbol" w:hint="default"/>
+        <w:sz w:val="20"/>
+      </w:rPr>
+    </w:lvl>
+    <w:lvl w:ilvl="5" w:tentative="1">
+      <w:start w:val="1"/>
+      <w:numFmt w:val="bullet"/>
+      <w:lvlText w:val=""/>
+      <w:lvlJc w:val="left"/>
+      <w:pPr>
+        <w:tabs>
+          <w:tab w:val="num" w:pos="4320"/>
+        </w:tabs>
+        <w:ind w:left="4320" w:hanging="360"/>
+      </w:pPr>
+      <w:rPr>
+        <w:rFonts w:ascii="Symbol" w:hAnsi="Symbol" w:hint="default"/>
+        <w:sz w:val="20"/>
+      </w:rPr>
+    </w:lvl>
+    <w:lvl w:ilvl="6" w:tentative="1">
+      <w:start w:val="1"/>
+      <w:numFmt w:val="bullet"/>
+      <w:lvlText w:val=""/>
+      <w:lvlJc w:val="left"/>
+      <w:pPr>
+        <w:tabs>
+          <w:tab w:val="num" w:pos="5040"/>
+        </w:tabs>
+        <w:ind w:left="5040" w:hanging="360"/>
+      </w:pPr>
+      <w:rPr>
+        <w:rFonts w:ascii="Symbol" w:hAnsi="Symbol" w:hint="default"/>
+        <w:sz w:val="20"/>
+      </w:rPr>
+    </w:lvl>
+    <w:lvl w:ilvl="7" w:tentative="1">
+      <w:start w:val="1"/>
+      <w:numFmt w:val="bullet"/>
+      <w:lvlText w:val=""/>
+      <w:lvlJc w:val="left"/>
+      <w:pPr>
+        <w:tabs>
+          <w:tab w:val="num" w:pos="5760"/>
+        </w:tabs>
+        <w:ind w:left="5760" w:hanging="360"/>
+      </w:pPr>
+      <w:rPr>
+        <w:rFonts w:ascii="Symbol" w:hAnsi="Symbol" w:hint="default"/>
+        <w:sz w:val="20"/>
+      </w:rPr>
+    </w:lvl>
+    <w:lvl w:ilvl="8" w:tentative="1">
+      <w:start w:val="1"/>
+      <w:numFmt w:val="bullet"/>
+      <w:lvlText w:val=""/>
+      <w:lvlJc w:val="left"/>
+      <w:pPr>
+        <w:tabs>
+          <w:tab w:val="num" w:pos="6480"/>
+        </w:tabs>
+        <w:ind w:left="6480" w:hanging="360"/>
+      </w:pPr>
+      <w:rPr>
+        <w:rFonts w:ascii="Symbol" w:hAnsi="Symbol" w:hint="default"/>
+        <w:sz w:val="20"/>
+      </w:rPr>
+    </w:lvl>
+  </w:abstractNum>
+  <w:abstractNum w:abstractNumId="86" w15:restartNumberingAfterBreak="0">
     <w:nsid w:val="60E168CE"/>
     <w:multiLevelType w:val="multilevel"/>
     <w:tmpl w:val="0CDE20D4"/>
@@ -23406,7 +23861,7 @@
       </w:rPr>
     </w:lvl>
   </w:abstractNum>
-  <w:abstractNum w:abstractNumId="85" w15:restartNumberingAfterBreak="0">
+  <w:abstractNum w:abstractNumId="87" w15:restartNumberingAfterBreak="0">
     <w:nsid w:val="61A8317D"/>
     <w:multiLevelType w:val="multilevel"/>
     <w:tmpl w:val="786E977E"/>
@@ -23555,7 +24010,7 @@
       </w:rPr>
     </w:lvl>
   </w:abstractNum>
-  <w:abstractNum w:abstractNumId="86" w15:restartNumberingAfterBreak="0">
+  <w:abstractNum w:abstractNumId="88" w15:restartNumberingAfterBreak="0">
     <w:nsid w:val="62B1719B"/>
     <w:multiLevelType w:val="multilevel"/>
     <w:tmpl w:val="1EF4F83A"/>
@@ -23668,7 +24123,7 @@
       </w:pPr>
     </w:lvl>
   </w:abstractNum>
-  <w:abstractNum w:abstractNumId="87" w15:restartNumberingAfterBreak="0">
+  <w:abstractNum w:abstractNumId="89" w15:restartNumberingAfterBreak="0">
     <w:nsid w:val="6A0E63C7"/>
     <w:multiLevelType w:val="multilevel"/>
     <w:tmpl w:val="29D65E90"/>
@@ -23781,7 +24236,7 @@
       </w:pPr>
     </w:lvl>
   </w:abstractNum>
-  <w:abstractNum w:abstractNumId="88" w15:restartNumberingAfterBreak="0">
+  <w:abstractNum w:abstractNumId="90" w15:restartNumberingAfterBreak="0">
     <w:nsid w:val="6A6C74D4"/>
     <w:multiLevelType w:val="multilevel"/>
     <w:tmpl w:val="539E5BC4"/>
@@ -23930,7 +24385,7 @@
       </w:rPr>
     </w:lvl>
   </w:abstractNum>
-  <w:abstractNum w:abstractNumId="89" w15:restartNumberingAfterBreak="0">
+  <w:abstractNum w:abstractNumId="91" w15:restartNumberingAfterBreak="0">
     <w:nsid w:val="6BEB5B6E"/>
     <w:multiLevelType w:val="multilevel"/>
     <w:tmpl w:val="AD16ADA2"/>
@@ -24079,7 +24534,7 @@
       </w:rPr>
     </w:lvl>
   </w:abstractNum>
-  <w:abstractNum w:abstractNumId="90" w15:restartNumberingAfterBreak="0">
+  <w:abstractNum w:abstractNumId="92" w15:restartNumberingAfterBreak="0">
     <w:nsid w:val="6EBC6396"/>
     <w:multiLevelType w:val="multilevel"/>
     <w:tmpl w:val="5DC00240"/>
@@ -24228,7 +24683,7 @@
       </w:rPr>
     </w:lvl>
   </w:abstractNum>
-  <w:abstractNum w:abstractNumId="91" w15:restartNumberingAfterBreak="0">
+  <w:abstractNum w:abstractNumId="93" w15:restartNumberingAfterBreak="0">
     <w:nsid w:val="70984741"/>
     <w:multiLevelType w:val="multilevel"/>
     <w:tmpl w:val="B7C0DB42"/>
@@ -24377,7 +24832,7 @@
       </w:rPr>
     </w:lvl>
   </w:abstractNum>
-  <w:abstractNum w:abstractNumId="92" w15:restartNumberingAfterBreak="0">
+  <w:abstractNum w:abstractNumId="94" w15:restartNumberingAfterBreak="0">
     <w:nsid w:val="70A66FC9"/>
     <w:multiLevelType w:val="multilevel"/>
     <w:tmpl w:val="74625442"/>
@@ -24526,7 +24981,7 @@
       </w:rPr>
     </w:lvl>
   </w:abstractNum>
-  <w:abstractNum w:abstractNumId="93" w15:restartNumberingAfterBreak="0">
+  <w:abstractNum w:abstractNumId="95" w15:restartNumberingAfterBreak="0">
     <w:nsid w:val="70F2444A"/>
     <w:multiLevelType w:val="multilevel"/>
     <w:tmpl w:val="1736EA64"/>
@@ -24639,7 +25094,7 @@
       </w:pPr>
     </w:lvl>
   </w:abstractNum>
-  <w:abstractNum w:abstractNumId="94" w15:restartNumberingAfterBreak="0">
+  <w:abstractNum w:abstractNumId="96" w15:restartNumberingAfterBreak="0">
     <w:nsid w:val="734A2F1F"/>
     <w:multiLevelType w:val="multilevel"/>
     <w:tmpl w:val="089227A6"/>
@@ -24788,7 +25243,7 @@
       </w:rPr>
     </w:lvl>
   </w:abstractNum>
-  <w:abstractNum w:abstractNumId="95" w15:restartNumberingAfterBreak="0">
+  <w:abstractNum w:abstractNumId="97" w15:restartNumberingAfterBreak="0">
     <w:nsid w:val="73D57EFD"/>
     <w:multiLevelType w:val="multilevel"/>
     <w:tmpl w:val="FAECE386"/>
@@ -24937,7 +25392,7 @@
       </w:rPr>
     </w:lvl>
   </w:abstractNum>
-  <w:abstractNum w:abstractNumId="96" w15:restartNumberingAfterBreak="0">
+  <w:abstractNum w:abstractNumId="98" w15:restartNumberingAfterBreak="0">
     <w:nsid w:val="75075F90"/>
     <w:multiLevelType w:val="hybridMultilevel"/>
     <w:tmpl w:val="6BDC4574"/>
@@ -25026,7 +25481,7 @@
       </w:pPr>
     </w:lvl>
   </w:abstractNum>
-  <w:abstractNum w:abstractNumId="97" w15:restartNumberingAfterBreak="0">
+  <w:abstractNum w:abstractNumId="99" w15:restartNumberingAfterBreak="0">
     <w:nsid w:val="75296430"/>
     <w:multiLevelType w:val="multilevel"/>
     <w:tmpl w:val="B01229E0"/>
@@ -25139,7 +25594,7 @@
       </w:pPr>
     </w:lvl>
   </w:abstractNum>
-  <w:abstractNum w:abstractNumId="98" w15:restartNumberingAfterBreak="0">
+  <w:abstractNum w:abstractNumId="100" w15:restartNumberingAfterBreak="0">
     <w:nsid w:val="754823EC"/>
     <w:multiLevelType w:val="multilevel"/>
     <w:tmpl w:val="8B6AF7A8"/>
@@ -25288,7 +25743,7 @@
       </w:rPr>
     </w:lvl>
   </w:abstractNum>
-  <w:abstractNum w:abstractNumId="99" w15:restartNumberingAfterBreak="0">
+  <w:abstractNum w:abstractNumId="101" w15:restartNumberingAfterBreak="0">
     <w:nsid w:val="75730546"/>
     <w:multiLevelType w:val="multilevel"/>
     <w:tmpl w:val="1FB261D0"/>
@@ -25437,7 +25892,7 @@
       </w:rPr>
     </w:lvl>
   </w:abstractNum>
-  <w:abstractNum w:abstractNumId="100" w15:restartNumberingAfterBreak="0">
+  <w:abstractNum w:abstractNumId="102" w15:restartNumberingAfterBreak="0">
     <w:nsid w:val="76AC7016"/>
     <w:multiLevelType w:val="multilevel"/>
     <w:tmpl w:val="B2CCCE04"/>
@@ -25586,7 +26041,7 @@
       </w:rPr>
     </w:lvl>
   </w:abstractNum>
-  <w:abstractNum w:abstractNumId="101" w15:restartNumberingAfterBreak="0">
+  <w:abstractNum w:abstractNumId="103" w15:restartNumberingAfterBreak="0">
     <w:nsid w:val="77100324"/>
     <w:multiLevelType w:val="multilevel"/>
     <w:tmpl w:val="3AF88C54"/>
@@ -25735,7 +26190,7 @@
       </w:rPr>
     </w:lvl>
   </w:abstractNum>
-  <w:abstractNum w:abstractNumId="102" w15:restartNumberingAfterBreak="0">
+  <w:abstractNum w:abstractNumId="104" w15:restartNumberingAfterBreak="0">
     <w:nsid w:val="7722377E"/>
     <w:multiLevelType w:val="multilevel"/>
     <w:tmpl w:val="2E1093F0"/>
@@ -25884,7 +26339,7 @@
       </w:rPr>
     </w:lvl>
   </w:abstractNum>
-  <w:abstractNum w:abstractNumId="103" w15:restartNumberingAfterBreak="0">
+  <w:abstractNum w:abstractNumId="105" w15:restartNumberingAfterBreak="0">
     <w:nsid w:val="782A395C"/>
     <w:multiLevelType w:val="multilevel"/>
     <w:tmpl w:val="719A7A28"/>
@@ -26033,7 +26488,7 @@
       </w:rPr>
     </w:lvl>
   </w:abstractNum>
-  <w:abstractNum w:abstractNumId="104" w15:restartNumberingAfterBreak="0">
+  <w:abstractNum w:abstractNumId="106" w15:restartNumberingAfterBreak="0">
     <w:nsid w:val="79D646B8"/>
     <w:multiLevelType w:val="multilevel"/>
     <w:tmpl w:val="929CF600"/>
@@ -26182,7 +26637,7 @@
       </w:rPr>
     </w:lvl>
   </w:abstractNum>
-  <w:abstractNum w:abstractNumId="105" w15:restartNumberingAfterBreak="0">
+  <w:abstractNum w:abstractNumId="107" w15:restartNumberingAfterBreak="0">
     <w:nsid w:val="7B856689"/>
     <w:multiLevelType w:val="multilevel"/>
     <w:tmpl w:val="DC067742"/>
@@ -26295,7 +26750,7 @@
       </w:pPr>
     </w:lvl>
   </w:abstractNum>
-  <w:abstractNum w:abstractNumId="106" w15:restartNumberingAfterBreak="0">
+  <w:abstractNum w:abstractNumId="108" w15:restartNumberingAfterBreak="0">
     <w:nsid w:val="7C7E34C5"/>
     <w:multiLevelType w:val="hybridMultilevel"/>
     <w:tmpl w:val="065C72EC"/>
@@ -26384,7 +26839,7 @@
       </w:pPr>
     </w:lvl>
   </w:abstractNum>
-  <w:abstractNum w:abstractNumId="107" w15:restartNumberingAfterBreak="0">
+  <w:abstractNum w:abstractNumId="109" w15:restartNumberingAfterBreak="0">
     <w:nsid w:val="7EE44CE9"/>
     <w:multiLevelType w:val="multilevel"/>
     <w:tmpl w:val="93D4968E"/>
@@ -26533,7 +26988,7 @@
       </w:rPr>
     </w:lvl>
   </w:abstractNum>
-  <w:abstractNum w:abstractNumId="108" w15:restartNumberingAfterBreak="0">
+  <w:abstractNum w:abstractNumId="110" w15:restartNumberingAfterBreak="0">
     <w:nsid w:val="7FD600F8"/>
     <w:multiLevelType w:val="multilevel"/>
     <w:tmpl w:val="BC00C094"/>
@@ -26683,331 +27138,337 @@
     </w:lvl>
   </w:abstractNum>
   <w:num w:numId="1" w16cid:durableId="1179660449">
+    <w:abstractNumId w:val="15"/>
+  </w:num>
+  <w:num w:numId="2" w16cid:durableId="1459879940">
+    <w:abstractNumId w:val="7"/>
+  </w:num>
+  <w:num w:numId="3" w16cid:durableId="1055130413">
+    <w:abstractNumId w:val="70"/>
+  </w:num>
+  <w:num w:numId="4" w16cid:durableId="248736793">
+    <w:abstractNumId w:val="102"/>
+  </w:num>
+  <w:num w:numId="5" w16cid:durableId="1822228661">
+    <w:abstractNumId w:val="50"/>
+  </w:num>
+  <w:num w:numId="6" w16cid:durableId="1653175230">
+    <w:abstractNumId w:val="54"/>
+  </w:num>
+  <w:num w:numId="7" w16cid:durableId="985282010">
+    <w:abstractNumId w:val="27"/>
+  </w:num>
+  <w:num w:numId="8" w16cid:durableId="1118524987">
+    <w:abstractNumId w:val="36"/>
+  </w:num>
+  <w:num w:numId="9" w16cid:durableId="129633178">
+    <w:abstractNumId w:val="67"/>
+  </w:num>
+  <w:num w:numId="10" w16cid:durableId="1827355922">
+    <w:abstractNumId w:val="56"/>
+  </w:num>
+  <w:num w:numId="11" w16cid:durableId="1372804390">
+    <w:abstractNumId w:val="35"/>
+  </w:num>
+  <w:num w:numId="12" w16cid:durableId="1605839281">
+    <w:abstractNumId w:val="72"/>
+  </w:num>
+  <w:num w:numId="13" w16cid:durableId="508983788">
+    <w:abstractNumId w:val="16"/>
+  </w:num>
+  <w:num w:numId="14" w16cid:durableId="1949119948">
+    <w:abstractNumId w:val="34"/>
+  </w:num>
+  <w:num w:numId="15" w16cid:durableId="571233725">
+    <w:abstractNumId w:val="18"/>
+  </w:num>
+  <w:num w:numId="16" w16cid:durableId="1339499990">
+    <w:abstractNumId w:val="11"/>
+  </w:num>
+  <w:num w:numId="17" w16cid:durableId="988093884">
+    <w:abstractNumId w:val="53"/>
+  </w:num>
+  <w:num w:numId="18" w16cid:durableId="519439636">
+    <w:abstractNumId w:val="97"/>
+  </w:num>
+  <w:num w:numId="19" w16cid:durableId="2145465952">
+    <w:abstractNumId w:val="104"/>
+  </w:num>
+  <w:num w:numId="20" w16cid:durableId="27875893">
+    <w:abstractNumId w:val="99"/>
+  </w:num>
+  <w:num w:numId="21" w16cid:durableId="1612054729">
+    <w:abstractNumId w:val="81"/>
+  </w:num>
+  <w:num w:numId="22" w16cid:durableId="217014819">
+    <w:abstractNumId w:val="19"/>
+  </w:num>
+  <w:num w:numId="23" w16cid:durableId="58945110">
+    <w:abstractNumId w:val="40"/>
+  </w:num>
+  <w:num w:numId="24" w16cid:durableId="955983789">
+    <w:abstractNumId w:val="2"/>
+  </w:num>
+  <w:num w:numId="25" w16cid:durableId="1659844384">
+    <w:abstractNumId w:val="66"/>
+  </w:num>
+  <w:num w:numId="26" w16cid:durableId="1596554331">
+    <w:abstractNumId w:val="76"/>
+  </w:num>
+  <w:num w:numId="27" w16cid:durableId="821698623">
+    <w:abstractNumId w:val="57"/>
+  </w:num>
+  <w:num w:numId="28" w16cid:durableId="438917775">
+    <w:abstractNumId w:val="65"/>
+  </w:num>
+  <w:num w:numId="29" w16cid:durableId="1675915068">
+    <w:abstractNumId w:val="101"/>
+  </w:num>
+  <w:num w:numId="30" w16cid:durableId="1739010472">
+    <w:abstractNumId w:val="20"/>
+  </w:num>
+  <w:num w:numId="31" w16cid:durableId="247613942">
+    <w:abstractNumId w:val="47"/>
+  </w:num>
+  <w:num w:numId="32" w16cid:durableId="404955412">
+    <w:abstractNumId w:val="17"/>
+  </w:num>
+  <w:num w:numId="33" w16cid:durableId="219291841">
+    <w:abstractNumId w:val="55"/>
+  </w:num>
+  <w:num w:numId="34" w16cid:durableId="5837897">
+    <w:abstractNumId w:val="62"/>
+  </w:num>
+  <w:num w:numId="35" w16cid:durableId="717436071">
+    <w:abstractNumId w:val="78"/>
+  </w:num>
+  <w:num w:numId="36" w16cid:durableId="1103721760">
+    <w:abstractNumId w:val="38"/>
+  </w:num>
+  <w:num w:numId="37" w16cid:durableId="740441483">
+    <w:abstractNumId w:val="12"/>
+  </w:num>
+  <w:num w:numId="38" w16cid:durableId="1825511526">
+    <w:abstractNumId w:val="63"/>
+  </w:num>
+  <w:num w:numId="39" w16cid:durableId="167793832">
+    <w:abstractNumId w:val="29"/>
+  </w:num>
+  <w:num w:numId="40" w16cid:durableId="1219395019">
+    <w:abstractNumId w:val="75"/>
+  </w:num>
+  <w:num w:numId="41" w16cid:durableId="1933314906">
+    <w:abstractNumId w:val="39"/>
+  </w:num>
+  <w:num w:numId="42" w16cid:durableId="1820340413">
+    <w:abstractNumId w:val="32"/>
+  </w:num>
+  <w:num w:numId="43" w16cid:durableId="1126704732">
+    <w:abstractNumId w:val="96"/>
+  </w:num>
+  <w:num w:numId="44" w16cid:durableId="1362513624">
+    <w:abstractNumId w:val="64"/>
+  </w:num>
+  <w:num w:numId="45" w16cid:durableId="2081563487">
+    <w:abstractNumId w:val="90"/>
+  </w:num>
+  <w:num w:numId="46" w16cid:durableId="1996757481">
+    <w:abstractNumId w:val="71"/>
+  </w:num>
+  <w:num w:numId="47" w16cid:durableId="1643000594">
     <w:abstractNumId w:val="14"/>
   </w:num>
-  <w:num w:numId="2" w16cid:durableId="1459879940">
-    <w:abstractNumId w:val="6"/>
+  <w:num w:numId="48" w16cid:durableId="1992054597">
+    <w:abstractNumId w:val="105"/>
   </w:num>
-  <w:num w:numId="3" w16cid:durableId="1055130413">
+  <w:num w:numId="49" w16cid:durableId="588540761">
+    <w:abstractNumId w:val="43"/>
+  </w:num>
+  <w:num w:numId="50" w16cid:durableId="1308899677">
+    <w:abstractNumId w:val="5"/>
+  </w:num>
+  <w:num w:numId="51" w16cid:durableId="655032958">
+    <w:abstractNumId w:val="73"/>
+  </w:num>
+  <w:num w:numId="52" w16cid:durableId="1614435522">
+    <w:abstractNumId w:val="107"/>
+  </w:num>
+  <w:num w:numId="53" w16cid:durableId="142504537">
+    <w:abstractNumId w:val="83"/>
+  </w:num>
+  <w:num w:numId="54" w16cid:durableId="2109883224">
+    <w:abstractNumId w:val="26"/>
+  </w:num>
+  <w:num w:numId="55" w16cid:durableId="1548638930">
     <w:abstractNumId w:val="69"/>
   </w:num>
-  <w:num w:numId="4" w16cid:durableId="248736793">
-    <w:abstractNumId w:val="100"/>
-  </w:num>
-  <w:num w:numId="5" w16cid:durableId="1822228661">
-    <w:abstractNumId w:val="49"/>
-  </w:num>
-  <w:num w:numId="6" w16cid:durableId="1653175230">
-    <w:abstractNumId w:val="53"/>
-  </w:num>
-  <w:num w:numId="7" w16cid:durableId="985282010">
-    <w:abstractNumId w:val="26"/>
-  </w:num>
-  <w:num w:numId="8" w16cid:durableId="1118524987">
-    <w:abstractNumId w:val="35"/>
-  </w:num>
-  <w:num w:numId="9" w16cid:durableId="129633178">
-    <w:abstractNumId w:val="66"/>
-  </w:num>
-  <w:num w:numId="10" w16cid:durableId="1827355922">
-    <w:abstractNumId w:val="55"/>
-  </w:num>
-  <w:num w:numId="11" w16cid:durableId="1372804390">
-    <w:abstractNumId w:val="34"/>
-  </w:num>
-  <w:num w:numId="12" w16cid:durableId="1605839281">
-    <w:abstractNumId w:val="71"/>
-  </w:num>
-  <w:num w:numId="13" w16cid:durableId="508983788">
-    <w:abstractNumId w:val="15"/>
-  </w:num>
-  <w:num w:numId="14" w16cid:durableId="1949119948">
-    <w:abstractNumId w:val="33"/>
-  </w:num>
-  <w:num w:numId="15" w16cid:durableId="571233725">
-    <w:abstractNumId w:val="17"/>
-  </w:num>
-  <w:num w:numId="16" w16cid:durableId="1339499990">
-    <w:abstractNumId w:val="10"/>
-  </w:num>
-  <w:num w:numId="17" w16cid:durableId="988093884">
-    <w:abstractNumId w:val="52"/>
-  </w:num>
-  <w:num w:numId="18" w16cid:durableId="519439636">
-    <w:abstractNumId w:val="95"/>
-  </w:num>
-  <w:num w:numId="19" w16cid:durableId="2145465952">
-    <w:abstractNumId w:val="102"/>
-  </w:num>
-  <w:num w:numId="20" w16cid:durableId="27875893">
-    <w:abstractNumId w:val="97"/>
-  </w:num>
-  <w:num w:numId="21" w16cid:durableId="1612054729">
-    <w:abstractNumId w:val="80"/>
-  </w:num>
-  <w:num w:numId="22" w16cid:durableId="217014819">
-    <w:abstractNumId w:val="18"/>
-  </w:num>
-  <w:num w:numId="23" w16cid:durableId="58945110">
-    <w:abstractNumId w:val="39"/>
-  </w:num>
-  <w:num w:numId="24" w16cid:durableId="955983789">
-    <w:abstractNumId w:val="1"/>
-  </w:num>
-  <w:num w:numId="25" w16cid:durableId="1659844384">
-    <w:abstractNumId w:val="65"/>
-  </w:num>
-  <w:num w:numId="26" w16cid:durableId="1596554331">
-    <w:abstractNumId w:val="75"/>
-  </w:num>
-  <w:num w:numId="27" w16cid:durableId="821698623">
-    <w:abstractNumId w:val="56"/>
-  </w:num>
-  <w:num w:numId="28" w16cid:durableId="438917775">
-    <w:abstractNumId w:val="64"/>
-  </w:num>
-  <w:num w:numId="29" w16cid:durableId="1675915068">
-    <w:abstractNumId w:val="99"/>
-  </w:num>
-  <w:num w:numId="30" w16cid:durableId="1739010472">
-    <w:abstractNumId w:val="19"/>
-  </w:num>
-  <w:num w:numId="31" w16cid:durableId="247613942">
-    <w:abstractNumId w:val="46"/>
-  </w:num>
-  <w:num w:numId="32" w16cid:durableId="404955412">
-    <w:abstractNumId w:val="16"/>
-  </w:num>
-  <w:num w:numId="33" w16cid:durableId="219291841">
-    <w:abstractNumId w:val="54"/>
-  </w:num>
-  <w:num w:numId="34" w16cid:durableId="5837897">
-    <w:abstractNumId w:val="61"/>
-  </w:num>
-  <w:num w:numId="35" w16cid:durableId="717436071">
-    <w:abstractNumId w:val="77"/>
-  </w:num>
-  <w:num w:numId="36" w16cid:durableId="1103721760">
-    <w:abstractNumId w:val="37"/>
-  </w:num>
-  <w:num w:numId="37" w16cid:durableId="740441483">
-    <w:abstractNumId w:val="11"/>
-  </w:num>
-  <w:num w:numId="38" w16cid:durableId="1825511526">
-    <w:abstractNumId w:val="62"/>
-  </w:num>
-  <w:num w:numId="39" w16cid:durableId="167793832">
-    <w:abstractNumId w:val="28"/>
-  </w:num>
-  <w:num w:numId="40" w16cid:durableId="1219395019">
-    <w:abstractNumId w:val="74"/>
-  </w:num>
-  <w:num w:numId="41" w16cid:durableId="1933314906">
-    <w:abstractNumId w:val="38"/>
-  </w:num>
-  <w:num w:numId="42" w16cid:durableId="1820340413">
-    <w:abstractNumId w:val="31"/>
-  </w:num>
-  <w:num w:numId="43" w16cid:durableId="1126704732">
-    <w:abstractNumId w:val="94"/>
-  </w:num>
-  <w:num w:numId="44" w16cid:durableId="1362513624">
-    <w:abstractNumId w:val="63"/>
-  </w:num>
-  <w:num w:numId="45" w16cid:durableId="2081563487">
-    <w:abstractNumId w:val="88"/>
-  </w:num>
-  <w:num w:numId="46" w16cid:durableId="1996757481">
-    <w:abstractNumId w:val="70"/>
-  </w:num>
-  <w:num w:numId="47" w16cid:durableId="1643000594">
-    <w:abstractNumId w:val="13"/>
-  </w:num>
-  <w:num w:numId="48" w16cid:durableId="1992054597">
-    <w:abstractNumId w:val="103"/>
-  </w:num>
-  <w:num w:numId="49" w16cid:durableId="588540761">
-    <w:abstractNumId w:val="42"/>
-  </w:num>
-  <w:num w:numId="50" w16cid:durableId="1308899677">
-    <w:abstractNumId w:val="4"/>
-  </w:num>
-  <w:num w:numId="51" w16cid:durableId="655032958">
-    <w:abstractNumId w:val="72"/>
-  </w:num>
-  <w:num w:numId="52" w16cid:durableId="1614435522">
-    <w:abstractNumId w:val="105"/>
-  </w:num>
-  <w:num w:numId="53" w16cid:durableId="142504537">
-    <w:abstractNumId w:val="82"/>
-  </w:num>
-  <w:num w:numId="54" w16cid:durableId="2109883224">
-    <w:abstractNumId w:val="25"/>
-  </w:num>
-  <w:num w:numId="55" w16cid:durableId="1548638930">
-    <w:abstractNumId w:val="68"/>
-  </w:num>
   <w:num w:numId="56" w16cid:durableId="1430657547">
-    <w:abstractNumId w:val="90"/>
+    <w:abstractNumId w:val="92"/>
   </w:num>
   <w:num w:numId="57" w16cid:durableId="664820925">
-    <w:abstractNumId w:val="86"/>
+    <w:abstractNumId w:val="88"/>
   </w:num>
   <w:num w:numId="58" w16cid:durableId="1354722071">
     <w:abstractNumId w:val="0"/>
   </w:num>
   <w:num w:numId="59" w16cid:durableId="521895665">
-    <w:abstractNumId w:val="43"/>
+    <w:abstractNumId w:val="44"/>
   </w:num>
   <w:num w:numId="60" w16cid:durableId="1157303776">
+    <w:abstractNumId w:val="52"/>
+  </w:num>
+  <w:num w:numId="61" w16cid:durableId="823202564">
+    <w:abstractNumId w:val="109"/>
+  </w:num>
+  <w:num w:numId="62" w16cid:durableId="2053995942">
+    <w:abstractNumId w:val="68"/>
+  </w:num>
+  <w:num w:numId="63" w16cid:durableId="1894802655">
+    <w:abstractNumId w:val="6"/>
+  </w:num>
+  <w:num w:numId="64" w16cid:durableId="613559521">
+    <w:abstractNumId w:val="4"/>
+  </w:num>
+  <w:num w:numId="65" w16cid:durableId="417295105">
+    <w:abstractNumId w:val="93"/>
+  </w:num>
+  <w:num w:numId="66" w16cid:durableId="641615853">
+    <w:abstractNumId w:val="61"/>
+  </w:num>
+  <w:num w:numId="67" w16cid:durableId="833839637">
+    <w:abstractNumId w:val="22"/>
+  </w:num>
+  <w:num w:numId="68" w16cid:durableId="655651359">
+    <w:abstractNumId w:val="8"/>
+  </w:num>
+  <w:num w:numId="69" w16cid:durableId="2121335978">
+    <w:abstractNumId w:val="80"/>
+  </w:num>
+  <w:num w:numId="70" w16cid:durableId="1993630215">
+    <w:abstractNumId w:val="24"/>
+  </w:num>
+  <w:num w:numId="71" w16cid:durableId="526142363">
+    <w:abstractNumId w:val="87"/>
+  </w:num>
+  <w:num w:numId="72" w16cid:durableId="784544987">
+    <w:abstractNumId w:val="13"/>
+  </w:num>
+  <w:num w:numId="73" w16cid:durableId="1497844578">
+    <w:abstractNumId w:val="86"/>
+  </w:num>
+  <w:num w:numId="74" w16cid:durableId="1883859669">
+    <w:abstractNumId w:val="45"/>
+  </w:num>
+  <w:num w:numId="75" w16cid:durableId="1063137126">
     <w:abstractNumId w:val="51"/>
   </w:num>
-  <w:num w:numId="61" w16cid:durableId="823202564">
-    <w:abstractNumId w:val="107"/>
+  <w:num w:numId="76" w16cid:durableId="140998932">
+    <w:abstractNumId w:val="9"/>
   </w:num>
-  <w:num w:numId="62" w16cid:durableId="2053995942">
-    <w:abstractNumId w:val="67"/>
+  <w:num w:numId="77" w16cid:durableId="5596073">
+    <w:abstractNumId w:val="77"/>
   </w:num>
-  <w:num w:numId="63" w16cid:durableId="1894802655">
-    <w:abstractNumId w:val="5"/>
+  <w:num w:numId="78" w16cid:durableId="1061178945">
+    <w:abstractNumId w:val="31"/>
   </w:num>
-  <w:num w:numId="64" w16cid:durableId="613559521">
+  <w:num w:numId="79" w16cid:durableId="1680037146">
+    <w:abstractNumId w:val="91"/>
+  </w:num>
+  <w:num w:numId="80" w16cid:durableId="524944127">
+    <w:abstractNumId w:val="25"/>
+  </w:num>
+  <w:num w:numId="81" w16cid:durableId="2039237707">
+    <w:abstractNumId w:val="30"/>
+  </w:num>
+  <w:num w:numId="82" w16cid:durableId="1907452170">
+    <w:abstractNumId w:val="23"/>
+  </w:num>
+  <w:num w:numId="83" w16cid:durableId="612596680">
+    <w:abstractNumId w:val="33"/>
+  </w:num>
+  <w:num w:numId="84" w16cid:durableId="1493057037">
+    <w:abstractNumId w:val="95"/>
+  </w:num>
+  <w:num w:numId="85" w16cid:durableId="831916144">
+    <w:abstractNumId w:val="41"/>
+  </w:num>
+  <w:num w:numId="86" w16cid:durableId="271519247">
+    <w:abstractNumId w:val="58"/>
+  </w:num>
+  <w:num w:numId="87" w16cid:durableId="995962251">
+    <w:abstractNumId w:val="10"/>
+  </w:num>
+  <w:num w:numId="88" w16cid:durableId="1902400747">
+    <w:abstractNumId w:val="79"/>
+  </w:num>
+  <w:num w:numId="89" w16cid:durableId="1394280940">
+    <w:abstractNumId w:val="110"/>
+  </w:num>
+  <w:num w:numId="90" w16cid:durableId="815033178">
+    <w:abstractNumId w:val="49"/>
+  </w:num>
+  <w:num w:numId="91" w16cid:durableId="1508909397">
+    <w:abstractNumId w:val="108"/>
+  </w:num>
+  <w:num w:numId="92" w16cid:durableId="1335566906">
+    <w:abstractNumId w:val="98"/>
+  </w:num>
+  <w:num w:numId="93" w16cid:durableId="967010773">
+    <w:abstractNumId w:val="74"/>
+  </w:num>
+  <w:num w:numId="94" w16cid:durableId="689333195">
+    <w:abstractNumId w:val="60"/>
+  </w:num>
+  <w:num w:numId="95" w16cid:durableId="2064331959">
+    <w:abstractNumId w:val="48"/>
+  </w:num>
+  <w:num w:numId="96" w16cid:durableId="1053508107">
     <w:abstractNumId w:val="3"/>
   </w:num>
-  <w:num w:numId="65" w16cid:durableId="417295105">
-    <w:abstractNumId w:val="91"/>
+  <w:num w:numId="97" w16cid:durableId="1624656807">
+    <w:abstractNumId w:val="94"/>
   </w:num>
-  <w:num w:numId="66" w16cid:durableId="641615853">
-    <w:abstractNumId w:val="60"/>
+  <w:num w:numId="98" w16cid:durableId="930773475">
+    <w:abstractNumId w:val="82"/>
   </w:num>
-  <w:num w:numId="67" w16cid:durableId="833839637">
+  <w:num w:numId="99" w16cid:durableId="60251421">
+    <w:abstractNumId w:val="106"/>
+  </w:num>
+  <w:num w:numId="100" w16cid:durableId="1788043942">
+    <w:abstractNumId w:val="103"/>
+  </w:num>
+  <w:num w:numId="101" w16cid:durableId="1440026394">
+    <w:abstractNumId w:val="46"/>
+  </w:num>
+  <w:num w:numId="102" w16cid:durableId="822814824">
+    <w:abstractNumId w:val="37"/>
+  </w:num>
+  <w:num w:numId="103" w16cid:durableId="1016922420">
+    <w:abstractNumId w:val="42"/>
+  </w:num>
+  <w:num w:numId="104" w16cid:durableId="489758148">
+    <w:abstractNumId w:val="84"/>
+  </w:num>
+  <w:num w:numId="105" w16cid:durableId="1929845277">
+    <w:abstractNumId w:val="28"/>
+  </w:num>
+  <w:num w:numId="106" w16cid:durableId="1325165875">
+    <w:abstractNumId w:val="100"/>
+  </w:num>
+  <w:num w:numId="107" w16cid:durableId="588468068">
+    <w:abstractNumId w:val="89"/>
+  </w:num>
+  <w:num w:numId="108" w16cid:durableId="1108037688">
     <w:abstractNumId w:val="21"/>
   </w:num>
-  <w:num w:numId="68" w16cid:durableId="655651359">
-    <w:abstractNumId w:val="7"/>
-  </w:num>
-  <w:num w:numId="69" w16cid:durableId="2121335978">
-    <w:abstractNumId w:val="79"/>
-  </w:num>
-  <w:num w:numId="70" w16cid:durableId="1993630215">
-    <w:abstractNumId w:val="23"/>
-  </w:num>
-  <w:num w:numId="71" w16cid:durableId="526142363">
-    <w:abstractNumId w:val="85"/>
-  </w:num>
-  <w:num w:numId="72" w16cid:durableId="784544987">
-    <w:abstractNumId w:val="12"/>
-  </w:num>
-  <w:num w:numId="73" w16cid:durableId="1497844578">
-    <w:abstractNumId w:val="84"/>
-  </w:num>
-  <w:num w:numId="74" w16cid:durableId="1883859669">
-    <w:abstractNumId w:val="44"/>
-  </w:num>
-  <w:num w:numId="75" w16cid:durableId="1063137126">
-    <w:abstractNumId w:val="50"/>
-  </w:num>
-  <w:num w:numId="76" w16cid:durableId="140998932">
-    <w:abstractNumId w:val="8"/>
-  </w:num>
-  <w:num w:numId="77" w16cid:durableId="5596073">
-    <w:abstractNumId w:val="76"/>
-  </w:num>
-  <w:num w:numId="78" w16cid:durableId="1061178945">
-    <w:abstractNumId w:val="30"/>
-  </w:num>
-  <w:num w:numId="79" w16cid:durableId="1680037146">
-    <w:abstractNumId w:val="89"/>
-  </w:num>
-  <w:num w:numId="80" w16cid:durableId="524944127">
-    <w:abstractNumId w:val="24"/>
-  </w:num>
-  <w:num w:numId="81" w16cid:durableId="2039237707">
-    <w:abstractNumId w:val="29"/>
-  </w:num>
-  <w:num w:numId="82" w16cid:durableId="1907452170">
-    <w:abstractNumId w:val="22"/>
-  </w:num>
-  <w:num w:numId="83" w16cid:durableId="612596680">
-    <w:abstractNumId w:val="32"/>
-  </w:num>
-  <w:num w:numId="84" w16cid:durableId="1493057037">
-    <w:abstractNumId w:val="93"/>
-  </w:num>
-  <w:num w:numId="85" w16cid:durableId="831916144">
-    <w:abstractNumId w:val="40"/>
-  </w:num>
-  <w:num w:numId="86" w16cid:durableId="271519247">
-    <w:abstractNumId w:val="57"/>
-  </w:num>
-  <w:num w:numId="87" w16cid:durableId="995962251">
-    <w:abstractNumId w:val="9"/>
-  </w:num>
-  <w:num w:numId="88" w16cid:durableId="1902400747">
-    <w:abstractNumId w:val="78"/>
-  </w:num>
-  <w:num w:numId="89" w16cid:durableId="1394280940">
-    <w:abstractNumId w:val="108"/>
-  </w:num>
-  <w:num w:numId="90" w16cid:durableId="815033178">
-    <w:abstractNumId w:val="48"/>
-  </w:num>
-  <w:num w:numId="91" w16cid:durableId="1508909397">
-    <w:abstractNumId w:val="106"/>
-  </w:num>
-  <w:num w:numId="92" w16cid:durableId="1335566906">
-    <w:abstractNumId w:val="96"/>
-  </w:num>
-  <w:num w:numId="93" w16cid:durableId="967010773">
-    <w:abstractNumId w:val="73"/>
-  </w:num>
-  <w:num w:numId="94" w16cid:durableId="689333195">
+  <w:num w:numId="109" w16cid:durableId="339241689">
     <w:abstractNumId w:val="59"/>
   </w:num>
-  <w:num w:numId="95" w16cid:durableId="2064331959">
-    <w:abstractNumId w:val="47"/>
+  <w:num w:numId="110" w16cid:durableId="459154620">
+    <w:abstractNumId w:val="1"/>
   </w:num>
-  <w:num w:numId="96" w16cid:durableId="1053508107">
-    <w:abstractNumId w:val="2"/>
-  </w:num>
-  <w:num w:numId="97" w16cid:durableId="1624656807">
-    <w:abstractNumId w:val="92"/>
-  </w:num>
-  <w:num w:numId="98" w16cid:durableId="930773475">
-    <w:abstractNumId w:val="81"/>
-  </w:num>
-  <w:num w:numId="99" w16cid:durableId="60251421">
-    <w:abstractNumId w:val="104"/>
-  </w:num>
-  <w:num w:numId="100" w16cid:durableId="1788043942">
-    <w:abstractNumId w:val="101"/>
-  </w:num>
-  <w:num w:numId="101" w16cid:durableId="1440026394">
-    <w:abstractNumId w:val="45"/>
-  </w:num>
-  <w:num w:numId="102" w16cid:durableId="822814824">
-    <w:abstractNumId w:val="36"/>
-  </w:num>
-  <w:num w:numId="103" w16cid:durableId="1016922420">
-    <w:abstractNumId w:val="41"/>
-  </w:num>
-  <w:num w:numId="104" w16cid:durableId="489758148">
-    <w:abstractNumId w:val="83"/>
-  </w:num>
-  <w:num w:numId="105" w16cid:durableId="1929845277">
-    <w:abstractNumId w:val="27"/>
-  </w:num>
-  <w:num w:numId="106" w16cid:durableId="1325165875">
-    <w:abstractNumId w:val="98"/>
-  </w:num>
-  <w:num w:numId="107" w16cid:durableId="588468068">
-    <w:abstractNumId w:val="87"/>
-  </w:num>
-  <w:num w:numId="108" w16cid:durableId="1108037688">
-    <w:abstractNumId w:val="20"/>
-  </w:num>
-  <w:num w:numId="109" w16cid:durableId="339241689">
-    <w:abstractNumId w:val="58"/>
+  <w:num w:numId="111" w16cid:durableId="1150026384">
+    <w:abstractNumId w:val="85"/>
   </w:num>
 </w:numbering>
 </file>
@@ -27614,7 +28075,6 @@
   <w:style w:type="character" w:default="1" w:styleId="DefaultParagraphFont">
     <w:name w:val="Default Paragraph Font"/>
     <w:uiPriority w:val="1"/>
-    <w:semiHidden/>
     <w:unhideWhenUsed/>
   </w:style>
   <w:style w:type="table" w:default="1" w:styleId="TableNormal">

--- a/docs/LLM Collapse Paper - Sharon remarks.docx
+++ b/docs/LLM Collapse Paper - Sharon remarks.docx
@@ -4468,35 +4468,7 @@
         <w:rPr>
           <w:rFonts w:cstheme="minorHAnsi"/>
         </w:rPr>
-        <w:t xml:space="preserve"> Generate responses per model using factual prompts covering biographical, historical, and cultural domains. An automated pipeline extracts factual claims and verifies them against knowledge bases (</w:t>
-      </w:r>
-      <w:proofErr w:type="spellStart"/>
-      <w:r>
-        <w:rPr>
-          <w:rFonts w:cstheme="minorHAnsi"/>
-        </w:rPr>
-        <w:t>Wikidata</w:t>
-      </w:r>
-      <w:proofErr w:type="spellEnd"/>
-      <w:r>
-        <w:rPr>
-          <w:rFonts w:cstheme="minorHAnsi"/>
-        </w:rPr>
-        <w:t xml:space="preserve">, Google Knowledge Graph). Custom datasets target rare facts often lost during collapse, building on established benchmarks like </w:t>
-      </w:r>
-      <w:proofErr w:type="spellStart"/>
-      <w:r>
-        <w:rPr>
-          <w:rFonts w:cstheme="minorHAnsi"/>
-        </w:rPr>
-        <w:t>FactScore</w:t>
-      </w:r>
-      <w:proofErr w:type="spellEnd"/>
-      <w:r>
-        <w:rPr>
-          <w:rFonts w:cstheme="minorHAnsi"/>
-        </w:rPr>
-        <w:t xml:space="preserve"> (contains human</w:t>
+        <w:t xml:space="preserve"> Generate responses per model using factual prompts covering biographical, historical, and cultural domains. An automated pipeline extracts factual claims and verifies them against knowledge bases (Wikidata, Google Knowledge Graph). Custom datasets target rare facts often lost during collapse, building on established benchmarks like FactScore (contains human</w:t>
       </w:r>
       <w:r>
         <w:rPr>
@@ -6232,21 +6204,7 @@
         <w:rPr>
           <w:rFonts w:cstheme="minorHAnsi"/>
         </w:rPr>
-        <w:t xml:space="preserve">All model training was conducted using Google </w:t>
-      </w:r>
-      <w:proofErr w:type="spellStart"/>
-      <w:r>
-        <w:rPr>
-          <w:rFonts w:cstheme="minorHAnsi"/>
-        </w:rPr>
-        <w:t>Colab</w:t>
-      </w:r>
-      <w:proofErr w:type="spellEnd"/>
-      <w:r>
-        <w:rPr>
-          <w:rFonts w:cstheme="minorHAnsi"/>
-        </w:rPr>
-        <w:t xml:space="preserve"> Pro with NVIDIA A100 GPU (40GB VRAM) to ensure consistent computational environment across all training runs. </w:t>
+        <w:t xml:space="preserve">All model training was conducted using Google Colab Pro with NVIDIA A100 GPU (40GB VRAM) to ensure consistent computational environment across all training runs. </w:t>
       </w:r>
     </w:p>
     <w:p>
@@ -6922,72 +6880,46 @@
           <w:b/>
           <w:bCs/>
         </w:rPr>
-        <w:t xml:space="preserve">tuning Method: </w:t>
-      </w:r>
-      <w:proofErr w:type="spellStart"/>
+        <w:t>tuning Method: LoRA (Low</w:t>
+      </w:r>
       <w:r>
         <w:rPr>
           <w:rFonts w:cstheme="minorHAnsi"/>
           <w:b/>
           <w:bCs/>
         </w:rPr>
-        <w:t>LoRA</w:t>
-      </w:r>
-      <w:proofErr w:type="spellEnd"/>
+        <w:t>-</w:t>
+      </w:r>
       <w:r>
         <w:rPr>
           <w:rFonts w:cstheme="minorHAnsi"/>
           <w:b/>
           <w:bCs/>
         </w:rPr>
-        <w:t xml:space="preserve"> (Low</w:t>
-      </w:r>
-      <w:r>
-        <w:rPr>
-          <w:rFonts w:cstheme="minorHAnsi"/>
-          <w:b/>
-          <w:bCs/>
+        <w:t>Rank Adaptation)</w:t>
+      </w:r>
+    </w:p>
+    <w:p>
+      <w:pPr>
+        <w:rPr>
+          <w:rFonts w:cstheme="minorHAnsi"/>
+        </w:rPr>
+      </w:pPr>
+      <w:r>
+        <w:rPr>
+          <w:rFonts w:cstheme="minorHAnsi"/>
+        </w:rPr>
+        <w:t>LoRA enables efficient fine</w:t>
+      </w:r>
+      <w:r>
+        <w:rPr>
+          <w:rFonts w:cstheme="minorHAnsi"/>
         </w:rPr>
         <w:t>-</w:t>
       </w:r>
       <w:r>
         <w:rPr>
           <w:rFonts w:cstheme="minorHAnsi"/>
-          <w:b/>
-          <w:bCs/>
-        </w:rPr>
-        <w:t>Rank Adaptation)</w:t>
-      </w:r>
-    </w:p>
-    <w:p>
-      <w:pPr>
-        <w:rPr>
-          <w:rFonts w:cstheme="minorHAnsi"/>
-        </w:rPr>
-      </w:pPr>
-      <w:proofErr w:type="spellStart"/>
-      <w:r>
-        <w:rPr>
-          <w:rFonts w:cstheme="minorHAnsi"/>
-        </w:rPr>
-        <w:t>LoRA</w:t>
-      </w:r>
-      <w:proofErr w:type="spellEnd"/>
-      <w:r>
-        <w:rPr>
-          <w:rFonts w:cstheme="minorHAnsi"/>
-        </w:rPr>
-        <w:t xml:space="preserve"> enables efficient fine</w:t>
-      </w:r>
-      <w:r>
-        <w:rPr>
-          <w:rFonts w:cstheme="minorHAnsi"/>
-        </w:rPr>
-        <w:t>-</w:t>
-      </w:r>
-      <w:r>
-        <w:rPr>
-          <w:rFonts w:cstheme="minorHAnsi"/>
         </w:rPr>
         <w:t xml:space="preserve">tuning by training only a small subset of model parameters (0.19%) while keeping the base model unchanged. This reduces computational costs while maintaining performance. </w:t>
       </w:r>
@@ -6995,21 +6927,7 @@
         <w:rPr>
           <w:rFonts w:cstheme="minorHAnsi"/>
         </w:rPr>
-        <w:t xml:space="preserve">Identical </w:t>
-      </w:r>
-      <w:proofErr w:type="spellStart"/>
-      <w:r>
-        <w:rPr>
-          <w:rFonts w:cstheme="minorHAnsi"/>
-        </w:rPr>
-        <w:t>LoRA</w:t>
-      </w:r>
-      <w:proofErr w:type="spellEnd"/>
-      <w:r>
-        <w:rPr>
-          <w:rFonts w:cstheme="minorHAnsi"/>
-        </w:rPr>
-        <w:t xml:space="preserve"> configuration was applied across all three datasets (human, AI, mixed) to ensure that observed differences originated solely from dataset quality rather than training methodology.</w:t>
+        <w:t>Identical LoRA configuration was applied across all three datasets (human, AI, mixed) to ensure that observed differences originated solely from dataset quality rather than training methodology.</w:t>
       </w:r>
     </w:p>
     <w:p>
@@ -7096,23 +7014,13 @@
           <w:rFonts w:cstheme="minorHAnsi"/>
         </w:rPr>
       </w:pPr>
-      <w:proofErr w:type="spellStart"/>
       <w:r>
         <w:rPr>
           <w:rFonts w:cstheme="minorHAnsi"/>
           <w:b/>
           <w:bCs/>
         </w:rPr>
-        <w:t>LoRA</w:t>
-      </w:r>
-      <w:proofErr w:type="spellEnd"/>
-      <w:r>
-        <w:rPr>
-          <w:rFonts w:cstheme="minorHAnsi"/>
-          <w:b/>
-          <w:bCs/>
-        </w:rPr>
-        <w:t xml:space="preserve"> Configuration:</w:t>
+        <w:t>LoRA Configuration:</w:t>
       </w:r>
     </w:p>
     <w:p>
@@ -7292,16 +7200,8 @@
         <w:rPr>
           <w:rFonts w:cstheme="minorHAnsi"/>
         </w:rPr>
-        <w:t xml:space="preserve">Optimizer: </w:t>
-      </w:r>
-      <w:proofErr w:type="spellStart"/>
-      <w:r>
-        <w:rPr>
-          <w:rFonts w:cstheme="minorHAnsi"/>
-        </w:rPr>
-        <w:t>AdamW</w:t>
-      </w:r>
-      <w:proofErr w:type="spellEnd"/>
+        <w:t>Optimizer: AdamW</w:t>
+      </w:r>
     </w:p>
     <w:p>
       <w:pPr>
@@ -7829,49 +7729,7 @@
         <w:rPr>
           <w:lang w:bidi="he-IL"/>
         </w:rPr>
-        <w:t>Self-BLEU = mean BLEU(</w:t>
-      </w:r>
-      <w:proofErr w:type="spellStart"/>
-      <w:r>
-        <w:rPr>
-          <w:lang w:bidi="he-IL"/>
-        </w:rPr>
-        <w:t>output_i</w:t>
-      </w:r>
-      <w:proofErr w:type="spellEnd"/>
-      <w:r>
-        <w:rPr>
-          <w:lang w:bidi="he-IL"/>
-        </w:rPr>
-        <w:t>, {</w:t>
-      </w:r>
-      <w:proofErr w:type="spellStart"/>
-      <w:r>
-        <w:rPr>
-          <w:lang w:bidi="he-IL"/>
-        </w:rPr>
-        <w:t>output_j</w:t>
-      </w:r>
-      <w:proofErr w:type="spellEnd"/>
-      <w:r>
-        <w:rPr>
-          <w:lang w:bidi="he-IL"/>
-        </w:rPr>
-        <w:t xml:space="preserve"> | j ≠ </w:t>
-      </w:r>
-      <w:proofErr w:type="spellStart"/>
-      <w:r>
-        <w:rPr>
-          <w:lang w:bidi="he-IL"/>
-        </w:rPr>
-        <w:t>i</w:t>
-      </w:r>
-      <w:proofErr w:type="spellEnd"/>
-      <w:r>
-        <w:rPr>
-          <w:lang w:bidi="he-IL"/>
-        </w:rPr>
-        <w:t>})</w:t>
+        <w:t>Self-BLEU = mean BLEU(output_i, {output_j | j ≠ i})</w:t>
       </w:r>
     </w:p>
     <w:p>
@@ -10213,209 +10071,15 @@
           <w:rFonts w:cstheme="minorHAnsi"/>
         </w:rPr>
       </w:pPr>
-    </w:p>
-    <w:p>
-      <w:pPr>
-        <w:rPr>
-          <w:rFonts w:cstheme="minorHAnsi"/>
-        </w:rPr>
-      </w:pPr>
-    </w:p>
-    <w:p>
-      <w:pPr>
-        <w:rPr>
-          <w:rFonts w:cstheme="minorHAnsi"/>
-        </w:rPr>
-      </w:pPr>
-    </w:p>
-    <w:p>
-      <w:pPr>
-        <w:rPr>
-          <w:rFonts w:cstheme="minorHAnsi"/>
-        </w:rPr>
-      </w:pPr>
-    </w:p>
-    <w:p>
-      <w:pPr>
-        <w:rPr>
-          <w:rFonts w:cstheme="minorHAnsi"/>
-        </w:rPr>
-      </w:pPr>
-    </w:p>
-    <w:p>
-      <w:pPr>
-        <w:rPr>
-          <w:rFonts w:cstheme="minorHAnsi"/>
-        </w:rPr>
-      </w:pPr>
-    </w:p>
-    <w:p>
-      <w:pPr>
-        <w:rPr>
-          <w:rFonts w:cstheme="minorHAnsi"/>
-        </w:rPr>
-      </w:pPr>
-    </w:p>
-    <w:p>
-      <w:pPr>
-        <w:rPr>
-          <w:rFonts w:cstheme="minorHAnsi"/>
-        </w:rPr>
-      </w:pPr>
-    </w:p>
-    <w:p>
-      <w:pPr>
-        <w:rPr>
-          <w:rFonts w:cstheme="minorHAnsi"/>
-        </w:rPr>
-      </w:pPr>
-    </w:p>
-    <w:p>
-      <w:pPr>
-        <w:rPr>
-          <w:rFonts w:cstheme="minorHAnsi"/>
-        </w:rPr>
-      </w:pPr>
-    </w:p>
-    <w:p>
-      <w:pPr>
-        <w:rPr>
-          <w:rFonts w:cstheme="minorHAnsi"/>
-        </w:rPr>
-      </w:pPr>
-    </w:p>
-    <w:p>
-      <w:pPr>
-        <w:rPr>
-          <w:rFonts w:cstheme="minorHAnsi"/>
-        </w:rPr>
-      </w:pPr>
-    </w:p>
-    <w:p>
-      <w:pPr>
-        <w:rPr>
-          <w:rFonts w:cstheme="minorHAnsi"/>
-        </w:rPr>
-      </w:pPr>
-    </w:p>
-    <w:p>
-      <w:pPr>
-        <w:rPr>
-          <w:rFonts w:cstheme="minorHAnsi"/>
-        </w:rPr>
-      </w:pPr>
-    </w:p>
-    <w:p>
-      <w:pPr>
-        <w:rPr>
-          <w:rFonts w:cstheme="minorHAnsi"/>
-        </w:rPr>
-      </w:pPr>
-    </w:p>
-    <w:p>
-      <w:pPr>
-        <w:rPr>
-          <w:rFonts w:cstheme="minorHAnsi"/>
-        </w:rPr>
-      </w:pPr>
-    </w:p>
-    <w:p>
-      <w:pPr>
-        <w:rPr>
-          <w:rFonts w:cstheme="minorHAnsi"/>
-        </w:rPr>
-      </w:pPr>
-    </w:p>
-    <w:p>
-      <w:pPr>
-        <w:rPr>
-          <w:rFonts w:cstheme="minorHAnsi"/>
-        </w:rPr>
-      </w:pPr>
-    </w:p>
-    <w:p>
-      <w:pPr>
-        <w:rPr>
-          <w:rFonts w:cstheme="minorHAnsi"/>
-        </w:rPr>
-      </w:pPr>
-    </w:p>
-    <w:p>
-      <w:pPr>
-        <w:rPr>
-          <w:rFonts w:cstheme="minorHAnsi"/>
-        </w:rPr>
-      </w:pPr>
-    </w:p>
-    <w:p>
-      <w:pPr>
-        <w:rPr>
-          <w:rFonts w:cstheme="minorHAnsi"/>
-        </w:rPr>
-      </w:pPr>
-    </w:p>
-    <w:p>
-      <w:pPr>
-        <w:rPr>
-          <w:rFonts w:cstheme="minorHAnsi"/>
-        </w:rPr>
-      </w:pPr>
-    </w:p>
-    <w:p>
-      <w:pPr>
-        <w:rPr>
-          <w:rFonts w:cstheme="minorHAnsi"/>
-        </w:rPr>
-      </w:pPr>
-    </w:p>
-    <w:p>
-      <w:pPr>
-        <w:rPr>
-          <w:rFonts w:cstheme="minorHAnsi"/>
-        </w:rPr>
-      </w:pPr>
-    </w:p>
-    <w:p>
-      <w:pPr>
-        <w:rPr>
-          <w:rFonts w:cstheme="minorHAnsi"/>
-        </w:rPr>
-      </w:pPr>
-    </w:p>
-    <w:p>
-      <w:pPr>
-        <w:rPr>
-          <w:rFonts w:cstheme="minorHAnsi"/>
-        </w:rPr>
-      </w:pPr>
-    </w:p>
-    <w:p>
-      <w:pPr>
-        <w:rPr>
-          <w:rFonts w:cstheme="minorHAnsi"/>
-          <w:b/>
-          <w:bCs/>
-        </w:rPr>
-      </w:pPr>
-    </w:p>
-    <w:p>
-      <w:pPr>
-        <w:rPr>
-          <w:rFonts w:cstheme="minorHAnsi"/>
-          <w:b/>
-          <w:bCs/>
-        </w:rPr>
-      </w:pPr>
-      <w:r>
-        <w:rPr>
-          <w:rFonts w:cstheme="minorHAnsi"/>
+      <w:r>
+        <w:rPr>
           <w:noProof/>
         </w:rPr>
         <w:drawing>
-          <wp:inline distT="0" distB="0" distL="0" distR="0" wp14:anchorId="7CBC7120" wp14:editId="5B500926">
-            <wp:extent cx="5943600" cy="3274695"/>
-            <wp:effectExtent l="0" t="0" r="0" b="1905"/>
-            <wp:docPr id="214272576" name="Picture 1"/>
+          <wp:inline distT="0" distB="0" distL="0" distR="0" wp14:anchorId="70EB4600" wp14:editId="43241660">
+            <wp:extent cx="5943600" cy="3279775"/>
+            <wp:effectExtent l="0" t="0" r="0" b="0"/>
+            <wp:docPr id="1967597655" name="Picture 1"/>
             <wp:cNvGraphicFramePr>
               <a:graphicFrameLocks xmlns:a="http://schemas.openxmlformats.org/drawingml/2006/main" noChangeAspect="1"/>
             </wp:cNvGraphicFramePr>
@@ -10423,7 +10087,7 @@
               <a:graphicData uri="http://schemas.openxmlformats.org/drawingml/2006/picture">
                 <pic:pic xmlns:pic="http://schemas.openxmlformats.org/drawingml/2006/picture">
                   <pic:nvPicPr>
-                    <pic:cNvPr id="0" name="Picture 10"/>
+                    <pic:cNvPr id="0" name="Picture 52"/>
                     <pic:cNvPicPr>
                       <a:picLocks noChangeAspect="1" noChangeArrowheads="1"/>
                     </pic:cNvPicPr>
@@ -10444,7 +10108,7 @@
                   <pic:spPr bwMode="auto">
                     <a:xfrm>
                       <a:off x="0" y="0"/>
-                      <a:ext cx="5943600" cy="3274695"/>
+                      <a:ext cx="5943600" cy="3279775"/>
                     </a:xfrm>
                     <a:prstGeom prst="rect">
                       <a:avLst/>
@@ -10471,26 +10135,39 @@
         <w:rPr>
           <w:rFonts w:cstheme="minorHAnsi"/>
         </w:rPr>
-        <w:t>Figure 1: Type-Token Ratio across training conditions. AI-trained models show vocabulary reduction in both architectures, with Llama-3.2-1B showing steeper decline (28.4%) compared to Mistral-7B (15.6%). Mixed-trained models remain close to human baseline.</w:t>
-      </w:r>
-    </w:p>
-    <w:p>
-      <w:pPr>
-        <w:rPr>
-          <w:rFonts w:cstheme="minorHAnsi"/>
-        </w:rPr>
-      </w:pPr>
-      <w:r>
-        <w:rPr>
-          <w:rFonts w:cstheme="minorHAnsi"/>
+        <w:t>Figure 1: Type-Token Ratio across training conditions. AI-trained models show vocabulary reduction in both architectures, with Llama-3.2-1B showing steeper decline (24.3%) compared to Mistral-7B (15.6%). Mixed-trained models remain close to human baseline.</w:t>
+      </w:r>
+    </w:p>
+    <w:p>
+      <w:pPr>
+        <w:rPr>
+          <w:rFonts w:cstheme="minorHAnsi"/>
+        </w:rPr>
+      </w:pPr>
+    </w:p>
+    <w:p>
+      <w:pPr>
+        <w:rPr>
+          <w:rFonts w:cstheme="minorHAnsi"/>
+        </w:rPr>
+      </w:pPr>
+    </w:p>
+    <w:p>
+      <w:pPr>
+        <w:rPr>
+          <w:rFonts w:cstheme="minorHAnsi"/>
+        </w:rPr>
+      </w:pPr>
+      <w:r>
+        <w:rPr>
           <w:noProof/>
         </w:rPr>
         <w:lastRenderedPageBreak/>
         <w:drawing>
-          <wp:inline distT="0" distB="0" distL="0" distR="0" wp14:anchorId="79553826" wp14:editId="761AE37D">
-            <wp:extent cx="5943600" cy="3274695"/>
-            <wp:effectExtent l="0" t="0" r="0" b="1905"/>
-            <wp:docPr id="1567394934" name="Picture 2"/>
+          <wp:inline distT="0" distB="0" distL="0" distR="0" wp14:anchorId="6283DFEB" wp14:editId="6D19D2EC">
+            <wp:extent cx="5943600" cy="3279775"/>
+            <wp:effectExtent l="0" t="0" r="0" b="0"/>
+            <wp:docPr id="661692974" name="Picture 2"/>
             <wp:cNvGraphicFramePr>
               <a:graphicFrameLocks xmlns:a="http://schemas.openxmlformats.org/drawingml/2006/main" noChangeAspect="1"/>
             </wp:cNvGraphicFramePr>
@@ -10498,7 +10175,7 @@
               <a:graphicData uri="http://schemas.openxmlformats.org/drawingml/2006/picture">
                 <pic:pic xmlns:pic="http://schemas.openxmlformats.org/drawingml/2006/picture">
                   <pic:nvPicPr>
-                    <pic:cNvPr id="0" name="Picture 12"/>
+                    <pic:cNvPr id="0" name="Picture 54"/>
                     <pic:cNvPicPr>
                       <a:picLocks noChangeAspect="1" noChangeArrowheads="1"/>
                     </pic:cNvPicPr>
@@ -10519,7 +10196,7 @@
                   <pic:spPr bwMode="auto">
                     <a:xfrm>
                       <a:off x="0" y="0"/>
-                      <a:ext cx="5943600" cy="3274695"/>
+                      <a:ext cx="5943600" cy="3279775"/>
                     </a:xfrm>
                     <a:prstGeom prst="rect">
                       <a:avLst/>
@@ -10546,25 +10223,24 @@
         <w:rPr>
           <w:rFonts w:cstheme="minorHAnsi"/>
         </w:rPr>
-        <w:t>Figure 2: Bigram Diversity across training conditions. AI training causes the sharpest collapse in Llama (32.4%), while Mistral shows moderate decline (23.7%). Mixed-trained models preserve phrasal diversity across both architectures.</w:t>
-      </w:r>
-    </w:p>
-    <w:p>
-      <w:pPr>
-        <w:rPr>
-          <w:rFonts w:cstheme="minorHAnsi"/>
-        </w:rPr>
-      </w:pPr>
-      <w:r>
-        <w:rPr>
-          <w:rFonts w:cstheme="minorHAnsi"/>
+        <w:t>Figure 2: Bigram Diversity across training conditions. AI training causes the sharpest collapse in Llama (25.5%), while Mistral shows moderate decline (22.3%). Mixed-trained models preserve phrasal diversity across both architectures.</w:t>
+      </w:r>
+    </w:p>
+    <w:p>
+      <w:pPr>
+        <w:rPr>
+          <w:rFonts w:cstheme="minorHAnsi"/>
+        </w:rPr>
+      </w:pPr>
+      <w:r>
+        <w:rPr>
           <w:noProof/>
         </w:rPr>
         <w:drawing>
-          <wp:inline distT="0" distB="0" distL="0" distR="0" wp14:anchorId="40687A12" wp14:editId="68B4CB7B">
-            <wp:extent cx="5943600" cy="3274695"/>
-            <wp:effectExtent l="0" t="0" r="0" b="1905"/>
-            <wp:docPr id="1018363562" name="Picture 3"/>
+          <wp:inline distT="0" distB="0" distL="0" distR="0" wp14:anchorId="153CF4A7" wp14:editId="14345872">
+            <wp:extent cx="5943600" cy="3279775"/>
+            <wp:effectExtent l="0" t="0" r="0" b="0"/>
+            <wp:docPr id="1592557440" name="Picture 3"/>
             <wp:cNvGraphicFramePr>
               <a:graphicFrameLocks xmlns:a="http://schemas.openxmlformats.org/drawingml/2006/main" noChangeAspect="1"/>
             </wp:cNvGraphicFramePr>
@@ -10572,7 +10248,7 @@
               <a:graphicData uri="http://schemas.openxmlformats.org/drawingml/2006/picture">
                 <pic:pic xmlns:pic="http://schemas.openxmlformats.org/drawingml/2006/picture">
                   <pic:nvPicPr>
-                    <pic:cNvPr id="0" name="Picture 14"/>
+                    <pic:cNvPr id="0" name="Picture 56"/>
                     <pic:cNvPicPr>
                       <a:picLocks noChangeAspect="1" noChangeArrowheads="1"/>
                     </pic:cNvPicPr>
@@ -10593,7 +10269,7 @@
                   <pic:spPr bwMode="auto">
                     <a:xfrm>
                       <a:off x="0" y="0"/>
-                      <a:ext cx="5943600" cy="3274695"/>
+                      <a:ext cx="5943600" cy="3279775"/>
                     </a:xfrm>
                     <a:prstGeom prst="rect">
                       <a:avLst/>
@@ -10620,40 +10296,25 @@
         <w:rPr>
           <w:rFonts w:cstheme="minorHAnsi"/>
         </w:rPr>
-        <w:t xml:space="preserve">Figure 3: Perplexity across training conditions. A sharp drop in the AI-trained condition indicates distributional narrowing </w:t>
-      </w:r>
-      <w:r>
-        <w:rPr>
-          <w:rFonts w:cstheme="minorHAnsi"/>
-        </w:rPr>
-        <w:t xml:space="preserve">- </w:t>
-      </w:r>
-      <w:r>
-        <w:rPr>
-          <w:rFonts w:cstheme="minorHAnsi"/>
-        </w:rPr>
-        <w:t>a key marker of collapse.</w:t>
-      </w:r>
-    </w:p>
-    <w:p>
-      <w:pPr>
-        <w:rPr>
-          <w:rFonts w:cstheme="minorHAnsi"/>
-          <w:b/>
-          <w:bCs/>
-        </w:rPr>
-      </w:pPr>
-      <w:r>
-        <w:rPr>
-          <w:rFonts w:cstheme="minorHAnsi"/>
+        <w:t>Figure 3: Distinct-3 (trigram diversity) across training conditions. The AI-trained condition shows the steepest drop in both models, with Llama declining 21.1% and Mistral 20.3%, reinforcing the collapse signal seen in TTR and Bigram Diversity.</w:t>
+      </w:r>
+    </w:p>
+    <w:p>
+      <w:pPr>
+        <w:rPr>
+          <w:rFonts w:cstheme="minorHAnsi"/>
+        </w:rPr>
+      </w:pPr>
+      <w:r>
+        <w:rPr>
           <w:noProof/>
         </w:rPr>
         <w:lastRenderedPageBreak/>
         <w:drawing>
-          <wp:inline distT="0" distB="0" distL="0" distR="0" wp14:anchorId="1A1AF7C5" wp14:editId="1EE02BBC">
-            <wp:extent cx="5943600" cy="3686175"/>
-            <wp:effectExtent l="0" t="0" r="0" b="9525"/>
-            <wp:docPr id="974737300" name="Picture 4"/>
+          <wp:inline distT="0" distB="0" distL="0" distR="0" wp14:anchorId="73665A44" wp14:editId="597963D6">
+            <wp:extent cx="5943600" cy="3279775"/>
+            <wp:effectExtent l="0" t="0" r="0" b="0"/>
+            <wp:docPr id="1688683116" name="Picture 4"/>
             <wp:cNvGraphicFramePr>
               <a:graphicFrameLocks xmlns:a="http://schemas.openxmlformats.org/drawingml/2006/main" noChangeAspect="1"/>
             </wp:cNvGraphicFramePr>
@@ -10661,7 +10322,7 @@
               <a:graphicData uri="http://schemas.openxmlformats.org/drawingml/2006/picture">
                 <pic:pic xmlns:pic="http://schemas.openxmlformats.org/drawingml/2006/picture">
                   <pic:nvPicPr>
-                    <pic:cNvPr id="0" name="Picture 16"/>
+                    <pic:cNvPr id="0" name="Picture 58"/>
                     <pic:cNvPicPr>
                       <a:picLocks noChangeAspect="1" noChangeArrowheads="1"/>
                     </pic:cNvPicPr>
@@ -10682,7 +10343,7 @@
                   <pic:spPr bwMode="auto">
                     <a:xfrm>
                       <a:off x="0" y="0"/>
-                      <a:ext cx="5943600" cy="3686175"/>
+                      <a:ext cx="5943600" cy="3279775"/>
                     </a:xfrm>
                     <a:prstGeom prst="rect">
                       <a:avLst/>
@@ -10698,21 +10359,105 @@
           </wp:inline>
         </w:drawing>
       </w:r>
-      <w:r>
-        <w:rPr>
-          <w:rFonts w:eastAsia="Times New Roman" w:cstheme="minorHAnsi"/>
+    </w:p>
+    <w:p>
+      <w:pPr>
+        <w:rPr>
+          <w:rFonts w:cstheme="minorHAnsi"/>
+        </w:rPr>
+      </w:pPr>
+      <w:r>
+        <w:rPr>
+          <w:rFonts w:cstheme="minorHAnsi"/>
+        </w:rPr>
+        <w:t xml:space="preserve">Figure 4: Perplexity across training conditions. A sharp drop in the AI-trained condition indicates distributional narrowing </w:t>
+      </w:r>
+      <w:r>
+        <w:rPr>
+          <w:rFonts w:cstheme="minorHAnsi"/>
+        </w:rPr>
+        <w:t>-</w:t>
+      </w:r>
+      <w:r>
+        <w:rPr>
+          <w:rFonts w:cstheme="minorHAnsi"/>
+        </w:rPr>
+        <w:t xml:space="preserve"> a key marker of collapse.</w:t>
+      </w:r>
+    </w:p>
+    <w:p>
+      <w:pPr>
+        <w:rPr>
+          <w:rFonts w:cstheme="minorHAnsi"/>
+        </w:rPr>
+      </w:pPr>
+      <w:r>
+        <w:rPr>
+          <w:noProof/>
+        </w:rPr>
+        <w:drawing>
+          <wp:inline distT="0" distB="0" distL="0" distR="0" wp14:anchorId="516A6C25" wp14:editId="048D0DCF">
+            <wp:extent cx="5943600" cy="3268345"/>
+            <wp:effectExtent l="0" t="0" r="0" b="8255"/>
+            <wp:docPr id="1141855669" name="Picture 5"/>
+            <wp:cNvGraphicFramePr>
+              <a:graphicFrameLocks xmlns:a="http://schemas.openxmlformats.org/drawingml/2006/main" noChangeAspect="1"/>
+            </wp:cNvGraphicFramePr>
+            <a:graphic xmlns:a="http://schemas.openxmlformats.org/drawingml/2006/main">
+              <a:graphicData uri="http://schemas.openxmlformats.org/drawingml/2006/picture">
+                <pic:pic xmlns:pic="http://schemas.openxmlformats.org/drawingml/2006/picture">
+                  <pic:nvPicPr>
+                    <pic:cNvPr id="0" name="Picture 60"/>
+                    <pic:cNvPicPr>
+                      <a:picLocks noChangeAspect="1" noChangeArrowheads="1"/>
+                    </pic:cNvPicPr>
+                  </pic:nvPicPr>
+                  <pic:blipFill>
+                    <a:blip r:embed="rId10">
+                      <a:extLst>
+                        <a:ext uri="{28A0092B-C50C-407E-A947-70E740481C1C}">
+                          <a14:useLocalDpi xmlns:a14="http://schemas.microsoft.com/office/drawing/2010/main" val="0"/>
+                        </a:ext>
+                      </a:extLst>
+                    </a:blip>
+                    <a:srcRect/>
+                    <a:stretch>
+                      <a:fillRect/>
+                    </a:stretch>
+                  </pic:blipFill>
+                  <pic:spPr bwMode="auto">
+                    <a:xfrm>
+                      <a:off x="0" y="0"/>
+                      <a:ext cx="5943600" cy="3268345"/>
+                    </a:xfrm>
+                    <a:prstGeom prst="rect">
+                      <a:avLst/>
+                    </a:prstGeom>
+                    <a:noFill/>
+                    <a:ln>
+                      <a:noFill/>
+                    </a:ln>
+                  </pic:spPr>
+                </pic:pic>
+              </a:graphicData>
+            </a:graphic>
+          </wp:inline>
+        </w:drawing>
+      </w:r>
+    </w:p>
+    <w:p>
+      <w:pPr>
+        <w:rPr>
+          <w:rFonts w:cstheme="minorHAnsi"/>
           <w:b/>
           <w:bCs/>
-          <w:kern w:val="0"/>
-          <w14:ligatures w14:val="none"/>
-        </w:rPr>
-        <w:t xml:space="preserve"> </w:t>
-      </w:r>
-      <w:r>
-        <w:rPr>
-          <w:rFonts w:cstheme="minorHAnsi"/>
-        </w:rPr>
-        <w:t>Figure 4: Degradation in AI-trained models vs. human baseline. Llama-3.2-1B degrades more severely, suggesting smaller models are more vulnerable to synthetic training data.</w:t>
+        </w:rPr>
+      </w:pPr>
+      <w:r>
+        <w:rPr>
+          <w:rFonts w:cstheme="minorHAnsi"/>
+        </w:rPr>
+        <w:t>Figure 5: Degradation in AI-trained models vs. human baseline across four diversity metrics. Llama-3.2-1B degrades more severely across all metrics, suggesting smaller models are more vulnerable to synthetic training data.</w:t>
       </w:r>
     </w:p>
     <w:p>
@@ -10727,6 +10472,7 @@
         <w:rPr>
           <w:rFonts w:asciiTheme="minorHAnsi" w:hAnsiTheme="minorHAnsi" w:cstheme="minorHAnsi"/>
         </w:rPr>
+        <w:lastRenderedPageBreak/>
         <w:t>Discussion And Planned Work</w:t>
       </w:r>
       <w:bookmarkEnd w:id="17"/>
@@ -10864,21 +10610,7 @@
         <w:rPr>
           <w:rFonts w:cstheme="minorHAnsi"/>
         </w:rPr>
-        <w:t xml:space="preserve">32% decline in lexical diversity metrics (Cohen's d = 9.37), indicating this is a structural shift rather than statistical noise. This aligns with Shumailov et al. [1] and Herel &amp; </w:t>
-      </w:r>
-      <w:proofErr w:type="spellStart"/>
-      <w:r>
-        <w:rPr>
-          <w:rFonts w:cstheme="minorHAnsi"/>
-        </w:rPr>
-        <w:t>Mikolov</w:t>
-      </w:r>
-      <w:proofErr w:type="spellEnd"/>
-      <w:r>
-        <w:rPr>
-          <w:rFonts w:cstheme="minorHAnsi"/>
-        </w:rPr>
-        <w:t xml:space="preserve"> [3], who predicted that synthetic training causes models to over</w:t>
+        <w:t>32% decline in lexical diversity metrics (Cohen's d = 9.37), indicating this is a structural shift rather than statistical noise. This aligns with Shumailov et al. [1] and Herel &amp; Mikolov [3], who predicted that synthetic training causes models to over</w:t>
       </w:r>
       <w:r>
         <w:rPr>
@@ -10976,140 +10708,201 @@
         <w:rPr>
           <w:rFonts w:cstheme="minorHAnsi"/>
         </w:rPr>
+        <w:t>The mixed</w:t>
+      </w:r>
+      <w:r>
+        <w:rPr>
+          <w:rFonts w:cstheme="minorHAnsi"/>
+        </w:rPr>
+        <w:t>-</w:t>
+      </w:r>
+      <w:r>
+        <w:rPr>
+          <w:rFonts w:cstheme="minorHAnsi"/>
+        </w:rPr>
+        <w:t>dataset results are the most novel contribution of this study. In Llama, mixed training showed only marginal degradation relative to human</w:t>
+      </w:r>
+      <w:r>
+        <w:rPr>
+          <w:rFonts w:cstheme="minorHAnsi"/>
+        </w:rPr>
+        <w:t>-</w:t>
+      </w:r>
+      <w:r>
+        <w:rPr>
+          <w:rFonts w:cstheme="minorHAnsi"/>
+        </w:rPr>
+        <w:t>trained models. In Mistral, mixed training matched or exceeded human</w:t>
+      </w:r>
+      <w:r>
+        <w:rPr>
+          <w:rFonts w:cstheme="minorHAnsi"/>
+        </w:rPr>
+        <w:t>-</w:t>
+      </w:r>
+      <w:r>
+        <w:rPr>
+          <w:rFonts w:cstheme="minorHAnsi"/>
+        </w:rPr>
+        <w:t xml:space="preserve">trained performance across all metrics </w:t>
+      </w:r>
+      <w:r>
+        <w:rPr>
+          <w:rFonts w:cstheme="minorHAnsi"/>
+        </w:rPr>
+        <w:t>-</w:t>
+      </w:r>
+      <w:r>
+        <w:rPr>
+          <w:rFonts w:cstheme="minorHAnsi"/>
+        </w:rPr>
+        <w:t xml:space="preserve"> suggesting that in larger models, 50% human data is sufficient to anchor the model's linguistic distribution and prevent collapse entirely. This is consistent with Amin et al. [8], who showed that even weak human data substantially resists collapse.</w:t>
+      </w:r>
+    </w:p>
+    <w:p>
+      <w:pPr>
+        <w:rPr>
+          <w:rFonts w:cstheme="minorHAnsi"/>
+        </w:rPr>
+      </w:pPr>
+      <w:r>
+        <w:rPr>
+          <w:rFonts w:cstheme="minorHAnsi"/>
+        </w:rPr>
+        <w:t>These findings have practical implications. As AI</w:t>
+      </w:r>
+      <w:r>
+        <w:rPr>
+          <w:rFonts w:cstheme="minorHAnsi"/>
+        </w:rPr>
+        <w:t>-</w:t>
+      </w:r>
+      <w:r>
+        <w:rPr>
+          <w:rFonts w:cstheme="minorHAnsi"/>
+        </w:rPr>
+        <w:t>generated content proliferates online, future training datasets will inevitably contain synthetic text. Our results suggest that maintaining even a 50% human data ratio may be sufficient to preserve output quality, a more achievable threshold than filtering all synthetic content.</w:t>
+      </w:r>
+    </w:p>
+    <w:p>
+      <w:pPr>
+        <w:rPr>
+          <w:rFonts w:cstheme="minorHAnsi"/>
+        </w:rPr>
+      </w:pPr>
+    </w:p>
+    <w:p>
+      <w:pPr>
+        <w:pStyle w:val="Heading4"/>
+        <w:rPr>
+          <w:rFonts w:cstheme="minorHAnsi"/>
+        </w:rPr>
+      </w:pPr>
+      <w:r>
+        <w:rPr>
+          <w:rFonts w:cstheme="minorHAnsi"/>
+        </w:rPr>
+        <w:t>Planned Work</w:t>
+      </w:r>
+    </w:p>
+    <w:p>
+      <w:pPr>
+        <w:rPr>
+          <w:rFonts w:cstheme="minorHAnsi"/>
+        </w:rPr>
+      </w:pPr>
+      <w:r>
+        <w:rPr>
+          <w:rFonts w:cstheme="minorHAnsi"/>
+        </w:rPr>
+        <w:t xml:space="preserve">This phase established the experimental framework and confirmed collapse across two model architectures. The following phases will extend these findings by applying factual diversity metrics (hallucination detection, entity coverage) to complement the lexical analysis, and by executing recursive training experiments </w:t>
+      </w:r>
+      <w:r>
+        <w:rPr>
+          <w:rFonts w:cstheme="minorHAnsi"/>
+        </w:rPr>
+        <w:t>-</w:t>
+      </w:r>
+      <w:r>
+        <w:rPr>
+          <w:rFonts w:cstheme="minorHAnsi"/>
+        </w:rPr>
+        <w:t xml:space="preserve"> training Gen 2 models on Gen 1 AI output </w:t>
+      </w:r>
+      <w:r>
+        <w:rPr>
+          <w:rFonts w:cstheme="minorHAnsi"/>
+        </w:rPr>
+        <w:t>-</w:t>
+      </w:r>
+      <w:r>
+        <w:rPr>
+          <w:rFonts w:cstheme="minorHAnsi"/>
+        </w:rPr>
+        <w:t xml:space="preserve"> to test whether collapse accelerates across generations.</w:t>
+      </w:r>
+    </w:p>
+    <w:p>
+      <w:pPr>
+        <w:pStyle w:val="Heading1"/>
+        <w:rPr>
+          <w:rFonts w:asciiTheme="minorHAnsi" w:hAnsiTheme="minorHAnsi" w:cstheme="minorHAnsi"/>
+        </w:rPr>
+      </w:pPr>
+      <w:bookmarkStart w:id="18" w:name="_Toc222500954"/>
+      <w:r>
+        <w:rPr>
+          <w:rFonts w:asciiTheme="minorHAnsi" w:hAnsiTheme="minorHAnsi" w:cstheme="minorHAnsi"/>
+        </w:rPr>
         <w:lastRenderedPageBreak/>
-        <w:t>The mixed</w:t>
-      </w:r>
-      <w:r>
-        <w:rPr>
-          <w:rFonts w:cstheme="minorHAnsi"/>
-        </w:rPr>
-        <w:t>-</w:t>
-      </w:r>
-      <w:r>
-        <w:rPr>
-          <w:rFonts w:cstheme="minorHAnsi"/>
-        </w:rPr>
-        <w:t>dataset results are the most novel contribution of this study. In Llama, mixed training showed only marginal degradation relative to human</w:t>
-      </w:r>
-      <w:r>
-        <w:rPr>
-          <w:rFonts w:cstheme="minorHAnsi"/>
-        </w:rPr>
-        <w:t>-</w:t>
-      </w:r>
-      <w:r>
-        <w:rPr>
-          <w:rFonts w:cstheme="minorHAnsi"/>
-        </w:rPr>
-        <w:t>trained models. In Mistral, mixed training matched or exceeded human</w:t>
-      </w:r>
-      <w:r>
-        <w:rPr>
-          <w:rFonts w:cstheme="minorHAnsi"/>
-        </w:rPr>
-        <w:t>-</w:t>
-      </w:r>
-      <w:r>
-        <w:rPr>
-          <w:rFonts w:cstheme="minorHAnsi"/>
-        </w:rPr>
-        <w:t xml:space="preserve">trained performance across all metrics </w:t>
-      </w:r>
-      <w:r>
-        <w:rPr>
-          <w:rFonts w:cstheme="minorHAnsi"/>
-        </w:rPr>
-        <w:t>-</w:t>
-      </w:r>
-      <w:r>
-        <w:rPr>
-          <w:rFonts w:cstheme="minorHAnsi"/>
-        </w:rPr>
-        <w:t xml:space="preserve"> suggesting that in larger models, 50% human data is sufficient to anchor the model's linguistic distribution and prevent collapse entirely. This is consistent with Amin et al. [8], who showed that even weak human data substantially resists collapse.</w:t>
-      </w:r>
-    </w:p>
-    <w:p>
-      <w:pPr>
-        <w:rPr>
-          <w:rFonts w:cstheme="minorHAnsi"/>
-        </w:rPr>
-      </w:pPr>
-      <w:r>
-        <w:rPr>
-          <w:rFonts w:cstheme="minorHAnsi"/>
-        </w:rPr>
-        <w:t>These findings have practical implications. As AI</w:t>
-      </w:r>
-      <w:r>
-        <w:rPr>
-          <w:rFonts w:cstheme="minorHAnsi"/>
-        </w:rPr>
-        <w:t>-</w:t>
-      </w:r>
-      <w:r>
-        <w:rPr>
-          <w:rFonts w:cstheme="minorHAnsi"/>
-        </w:rPr>
-        <w:t>generated content proliferates online, future training datasets will inevitably contain synthetic text. Our results suggest that maintaining even a 50% human data ratio may be sufficient to preserve output quality, a more achievable threshold than filtering all synthetic content.</w:t>
-      </w:r>
-    </w:p>
-    <w:p>
-      <w:pPr>
-        <w:rPr>
-          <w:rFonts w:cstheme="minorHAnsi"/>
-        </w:rPr>
-      </w:pPr>
-    </w:p>
-    <w:p>
-      <w:pPr>
-        <w:pStyle w:val="Heading4"/>
-        <w:rPr>
-          <w:rFonts w:cstheme="minorHAnsi"/>
-        </w:rPr>
-      </w:pPr>
-      <w:r>
-        <w:rPr>
-          <w:rFonts w:cstheme="minorHAnsi"/>
-        </w:rPr>
-        <w:t>Planned Work</w:t>
-      </w:r>
-    </w:p>
-    <w:p>
-      <w:pPr>
-        <w:rPr>
-          <w:rFonts w:cstheme="minorHAnsi"/>
-        </w:rPr>
-      </w:pPr>
-      <w:r>
-        <w:rPr>
-          <w:rFonts w:cstheme="minorHAnsi"/>
-        </w:rPr>
-        <w:t xml:space="preserve">This phase established the experimental framework and confirmed collapse across two model architectures. The following phases will extend these findings by applying factual diversity metrics (hallucination detection, entity coverage) to complement the lexical analysis, and by executing recursive training experiments </w:t>
-      </w:r>
-      <w:r>
-        <w:rPr>
-          <w:rFonts w:cstheme="minorHAnsi"/>
-        </w:rPr>
-        <w:t>-</w:t>
-      </w:r>
-      <w:r>
-        <w:rPr>
-          <w:rFonts w:cstheme="minorHAnsi"/>
-        </w:rPr>
-        <w:t xml:space="preserve"> training Gen 2 models on Gen 1 AI output </w:t>
-      </w:r>
-      <w:r>
-        <w:rPr>
-          <w:rFonts w:cstheme="minorHAnsi"/>
-        </w:rPr>
-        <w:t>-</w:t>
-      </w:r>
-      <w:r>
-        <w:rPr>
-          <w:rFonts w:cstheme="minorHAnsi"/>
-        </w:rPr>
-        <w:t xml:space="preserve"> to test whether collapse accelerates across generations.</w:t>
-      </w:r>
+        <w:t>Acknowledgements</w:t>
+      </w:r>
+      <w:bookmarkEnd w:id="18"/>
+    </w:p>
+    <w:p>
+      <w:pPr>
+        <w:rPr>
+          <w:rFonts w:cstheme="minorHAnsi"/>
+        </w:rPr>
+      </w:pPr>
+      <w:r>
+        <w:rPr>
+          <w:rFonts w:cstheme="minorHAnsi"/>
+        </w:rPr>
+        <w:t>I would like to express my gratitude to my supervisor, Dr. Sharon Yalov-Handzel (Head of the Intelligent Systems Program, Afeka Academic College of Engineering) for her professional guidance and support throughout this project.</w:t>
+      </w:r>
+    </w:p>
+    <w:p>
+      <w:pPr>
+        <w:rPr>
+          <w:rFonts w:cstheme="minorHAnsi"/>
+        </w:rPr>
+      </w:pPr>
+      <w:r>
+        <w:rPr>
+          <w:rFonts w:cstheme="minorHAnsi"/>
+        </w:rPr>
+        <w:t xml:space="preserve">I would also like to thank Afeka Academic College of Engineering for providing the </w:t>
+      </w:r>
+      <w:r>
+        <w:rPr>
+          <w:rFonts w:cstheme="minorHAnsi"/>
+        </w:rPr>
+        <w:t>computational</w:t>
+      </w:r>
+      <w:r>
+        <w:rPr>
+          <w:rFonts w:cstheme="minorHAnsi"/>
+        </w:rPr>
+        <w:t xml:space="preserve"> resources that supported this research.</w:t>
+      </w:r>
+    </w:p>
+    <w:p>
+      <w:pPr>
+        <w:rPr>
+          <w:rFonts w:cstheme="minorHAnsi"/>
+        </w:rPr>
+      </w:pPr>
     </w:p>
     <w:p>
       <w:pPr>
@@ -11118,100 +10911,11 @@
           <w:rFonts w:asciiTheme="minorHAnsi" w:hAnsiTheme="minorHAnsi" w:cstheme="minorHAnsi"/>
         </w:rPr>
       </w:pPr>
-      <w:bookmarkStart w:id="18" w:name="_Toc222500954"/>
+      <w:bookmarkStart w:id="19" w:name="_Toc222500955"/>
       <w:r>
         <w:rPr>
           <w:rFonts w:asciiTheme="minorHAnsi" w:hAnsiTheme="minorHAnsi" w:cstheme="minorHAnsi"/>
         </w:rPr>
-        <w:t>Acknowledgements</w:t>
-      </w:r>
-      <w:bookmarkEnd w:id="18"/>
-    </w:p>
-    <w:p>
-      <w:pPr>
-        <w:rPr>
-          <w:rFonts w:cstheme="minorHAnsi"/>
-        </w:rPr>
-      </w:pPr>
-      <w:r>
-        <w:rPr>
-          <w:rFonts w:cstheme="minorHAnsi"/>
-        </w:rPr>
-        <w:t xml:space="preserve">I would like to express my gratitude to my supervisor, Dr. Sharon Yalov-Handzel (Head of the Intelligent Systems Program, </w:t>
-      </w:r>
-      <w:proofErr w:type="spellStart"/>
-      <w:r>
-        <w:rPr>
-          <w:rFonts w:cstheme="minorHAnsi"/>
-        </w:rPr>
-        <w:t>Afeka</w:t>
-      </w:r>
-      <w:proofErr w:type="spellEnd"/>
-      <w:r>
-        <w:rPr>
-          <w:rFonts w:cstheme="minorHAnsi"/>
-        </w:rPr>
-        <w:t xml:space="preserve"> Academic College of Engineering) for her professional guidance and support throughout this project.</w:t>
-      </w:r>
-    </w:p>
-    <w:p>
-      <w:pPr>
-        <w:rPr>
-          <w:rFonts w:cstheme="minorHAnsi"/>
-        </w:rPr>
-      </w:pPr>
-      <w:r>
-        <w:rPr>
-          <w:rFonts w:cstheme="minorHAnsi"/>
-        </w:rPr>
-        <w:t xml:space="preserve">I would also like to thank </w:t>
-      </w:r>
-      <w:proofErr w:type="spellStart"/>
-      <w:r>
-        <w:rPr>
-          <w:rFonts w:cstheme="minorHAnsi"/>
-        </w:rPr>
-        <w:t>Afeka</w:t>
-      </w:r>
-      <w:proofErr w:type="spellEnd"/>
-      <w:r>
-        <w:rPr>
-          <w:rFonts w:cstheme="minorHAnsi"/>
-        </w:rPr>
-        <w:t xml:space="preserve"> Academic College of Engineering for providing the </w:t>
-      </w:r>
-      <w:r>
-        <w:rPr>
-          <w:rFonts w:cstheme="minorHAnsi"/>
-        </w:rPr>
-        <w:t>computational</w:t>
-      </w:r>
-      <w:r>
-        <w:rPr>
-          <w:rFonts w:cstheme="minorHAnsi"/>
-        </w:rPr>
-        <w:t xml:space="preserve"> resources that supported this research.</w:t>
-      </w:r>
-    </w:p>
-    <w:p>
-      <w:pPr>
-        <w:rPr>
-          <w:rFonts w:cstheme="minorHAnsi"/>
-        </w:rPr>
-      </w:pPr>
-    </w:p>
-    <w:p>
-      <w:pPr>
-        <w:pStyle w:val="Heading1"/>
-        <w:rPr>
-          <w:rFonts w:asciiTheme="minorHAnsi" w:hAnsiTheme="minorHAnsi" w:cstheme="minorHAnsi"/>
-        </w:rPr>
-      </w:pPr>
-      <w:bookmarkStart w:id="19" w:name="_Toc222500955"/>
-      <w:r>
-        <w:rPr>
-          <w:rFonts w:asciiTheme="minorHAnsi" w:hAnsiTheme="minorHAnsi" w:cstheme="minorHAnsi"/>
-        </w:rPr>
         <w:t>References</w:t>
       </w:r>
       <w:bookmarkEnd w:id="19"/>
@@ -11238,53 +10942,15 @@
         <w:rPr>
           <w:rFonts w:cstheme="minorHAnsi"/>
         </w:rPr>
-        <w:t xml:space="preserve">] </w:t>
-      </w:r>
-      <w:proofErr w:type="spellStart"/>
-      <w:r>
-        <w:rPr>
-          <w:rFonts w:cstheme="minorHAnsi"/>
-        </w:rPr>
-        <w:t>Shumailov</w:t>
-      </w:r>
-      <w:proofErr w:type="spellEnd"/>
-      <w:r>
-        <w:rPr>
-          <w:rFonts w:cstheme="minorHAnsi"/>
-        </w:rPr>
-        <w:t xml:space="preserve">, I., Shumaylov, Z., Zhao, Y., Gal, Y., </w:t>
-      </w:r>
-      <w:proofErr w:type="spellStart"/>
-      <w:r>
-        <w:rPr>
-          <w:rFonts w:cstheme="minorHAnsi"/>
-        </w:rPr>
-        <w:t>Papernot</w:t>
-      </w:r>
-      <w:proofErr w:type="spellEnd"/>
-      <w:r>
-        <w:rPr>
-          <w:rFonts w:cstheme="minorHAnsi"/>
-        </w:rPr>
-        <w:t xml:space="preserve">, N., &amp; Anderson, R. (2023). The curse of recursion: Training on generated data makes models forget. </w:t>
-      </w:r>
-      <w:proofErr w:type="spellStart"/>
+        <w:t xml:space="preserve">] Shumailov, I., Shumaylov, Z., Zhao, Y., Gal, Y., Papernot, N., &amp; Anderson, R. (2023). The curse of recursion: Training on generated data makes models forget. </w:t>
+      </w:r>
       <w:r>
         <w:rPr>
           <w:rFonts w:cstheme="minorHAnsi"/>
           <w:i/>
           <w:iCs/>
         </w:rPr>
-        <w:t>arXiv</w:t>
-      </w:r>
-      <w:proofErr w:type="spellEnd"/>
-      <w:r>
-        <w:rPr>
-          <w:rFonts w:cstheme="minorHAnsi"/>
-          <w:i/>
-          <w:iCs/>
-        </w:rPr>
-        <w:t xml:space="preserve"> preprint</w:t>
+        <w:t>arXiv preprint</w:t>
       </w:r>
       <w:r>
         <w:rPr>
@@ -11292,7 +10958,7 @@
         </w:rPr>
         <w:t xml:space="preserve">. </w:t>
       </w:r>
-      <w:hyperlink r:id="rId10" w:history="1">
+      <w:hyperlink r:id="rId11" w:history="1">
         <w:r>
           <w:rPr>
             <w:rStyle w:val="Hyperlink"/>
@@ -11324,35 +10990,7 @@
         <w:rPr>
           <w:rFonts w:cstheme="minorHAnsi"/>
         </w:rPr>
-        <w:t xml:space="preserve">] </w:t>
-      </w:r>
-      <w:proofErr w:type="spellStart"/>
-      <w:r>
-        <w:rPr>
-          <w:rFonts w:cstheme="minorHAnsi"/>
-        </w:rPr>
-        <w:t>Mescheder</w:t>
-      </w:r>
-      <w:proofErr w:type="spellEnd"/>
-      <w:r>
-        <w:rPr>
-          <w:rFonts w:cstheme="minorHAnsi"/>
-        </w:rPr>
-        <w:t xml:space="preserve">, L., Geiger, A., &amp; </w:t>
-      </w:r>
-      <w:proofErr w:type="spellStart"/>
-      <w:r>
-        <w:rPr>
-          <w:rFonts w:cstheme="minorHAnsi"/>
-        </w:rPr>
-        <w:t>Nowozin</w:t>
-      </w:r>
-      <w:proofErr w:type="spellEnd"/>
-      <w:r>
-        <w:rPr>
-          <w:rFonts w:cstheme="minorHAnsi"/>
-        </w:rPr>
-        <w:t xml:space="preserve">, S. (2018). Which training methods for GANs do actually converge? In </w:t>
+        <w:t xml:space="preserve">] Mescheder, L., Geiger, A., &amp; Nowozin, S. (2018). Which training methods for GANs do actually converge? In </w:t>
       </w:r>
       <w:r>
         <w:rPr>
@@ -11368,7 +11006,7 @@
         </w:rPr>
         <w:t xml:space="preserve"> (Vol. 80). PMLR. </w:t>
       </w:r>
-      <w:hyperlink r:id="rId11" w:history="1">
+      <w:hyperlink r:id="rId12" w:history="1">
         <w:r>
           <w:rPr>
             <w:rStyle w:val="Hyperlink"/>
@@ -11388,7 +11026,6 @@
         <w:rPr>
           <w:rFonts w:cstheme="minorHAnsi"/>
         </w:rPr>
-        <w:lastRenderedPageBreak/>
         <w:t>[</w:t>
       </w:r>
       <w:r>
@@ -11415,23 +11052,13 @@
         </w:rPr>
         <w:t xml:space="preserve">trained language models. </w:t>
       </w:r>
-      <w:proofErr w:type="spellStart"/>
       <w:r>
         <w:rPr>
           <w:rFonts w:cstheme="minorHAnsi"/>
           <w:i/>
           <w:iCs/>
         </w:rPr>
-        <w:t>arXiv</w:t>
-      </w:r>
-      <w:proofErr w:type="spellEnd"/>
-      <w:r>
-        <w:rPr>
-          <w:rFonts w:cstheme="minorHAnsi"/>
-          <w:i/>
-          <w:iCs/>
-        </w:rPr>
-        <w:t xml:space="preserve"> preprint</w:t>
+        <w:t>arXiv preprint</w:t>
       </w:r>
       <w:r>
         <w:rPr>
@@ -11439,7 +11066,7 @@
         </w:rPr>
         <w:t xml:space="preserve">. </w:t>
       </w:r>
-      <w:hyperlink r:id="rId12" w:history="1">
+      <w:hyperlink r:id="rId13" w:history="1">
         <w:r>
           <w:rPr>
             <w:rStyle w:val="Hyperlink"/>
@@ -11487,7 +11114,7 @@
         </w:rPr>
         <w:t xml:space="preserve">. University of Minnesota. </w:t>
       </w:r>
-      <w:hyperlink r:id="rId13" w:history="1">
+      <w:hyperlink r:id="rId14" w:history="1">
         <w:r>
           <w:rPr>
             <w:rStyle w:val="Hyperlink"/>
@@ -11521,23 +11148,13 @@
         </w:rPr>
         <w:t xml:space="preserve">] Keisha, F., Wu, Z., Wang, Z., et al. (2025). Knowledge collapse in LLMs: When fluency survives but facts fail under recursive synthetic training. </w:t>
       </w:r>
-      <w:proofErr w:type="spellStart"/>
       <w:r>
         <w:rPr>
           <w:rFonts w:cstheme="minorHAnsi"/>
           <w:i/>
           <w:iCs/>
         </w:rPr>
-        <w:t>NeurIPS</w:t>
-      </w:r>
-      <w:proofErr w:type="spellEnd"/>
-      <w:r>
-        <w:rPr>
-          <w:rFonts w:cstheme="minorHAnsi"/>
-          <w:i/>
-          <w:iCs/>
-        </w:rPr>
-        <w:t xml:space="preserve"> 2025 Workshop on Evaluating the Evolving LLM Lifecycle</w:t>
+        <w:t>NeurIPS 2025 Workshop on Evaluating the Evolving LLM Lifecycle</w:t>
       </w:r>
       <w:r>
         <w:rPr>
@@ -11545,7 +11162,7 @@
         </w:rPr>
         <w:t xml:space="preserve">. </w:t>
       </w:r>
-      <w:hyperlink r:id="rId14" w:history="1">
+      <w:hyperlink r:id="rId15" w:history="1">
         <w:r>
           <w:rPr>
             <w:rStyle w:val="Hyperlink"/>
@@ -11615,21 +11232,7 @@
         <w:rPr>
           <w:rFonts w:cstheme="minorHAnsi"/>
         </w:rPr>
-        <w:t xml:space="preserve">] Schaeffer, R., </w:t>
-      </w:r>
-      <w:proofErr w:type="spellStart"/>
-      <w:r>
-        <w:rPr>
-          <w:rFonts w:cstheme="minorHAnsi"/>
-        </w:rPr>
-        <w:t>Kazdan</w:t>
-      </w:r>
-      <w:proofErr w:type="spellEnd"/>
-      <w:r>
-        <w:rPr>
-          <w:rFonts w:cstheme="minorHAnsi"/>
-        </w:rPr>
-        <w:t>, J., et al. (2025). Position: Model collapse does not mean what you think.</w:t>
+        <w:t>] Schaeffer, R., Kazdan, J., et al. (2025). Position: Model collapse does not mean what you think.</w:t>
       </w:r>
       <w:r>
         <w:rPr>
@@ -11675,7 +11278,7 @@
         </w:rPr>
         <w:br/>
       </w:r>
-      <w:hyperlink r:id="rId15" w:history="1">
+      <w:hyperlink r:id="rId16" w:history="1">
         <w:r>
           <w:rPr>
             <w:rStyle w:val="Hyperlink"/>
@@ -11695,6 +11298,7 @@
         <w:rPr>
           <w:rFonts w:cstheme="minorHAnsi"/>
         </w:rPr>
+        <w:lastRenderedPageBreak/>
         <w:t xml:space="preserve">[9] </w:t>
       </w:r>
       <w:r>

--- a/docs/LLM Collapse Paper - Sharon remarks.docx
+++ b/docs/LLM Collapse Paper - Sharon remarks.docx
@@ -307,7 +307,7 @@
           <w:lang w:bidi="he-IL"/>
         </w:rPr>
       </w:pPr>
-      <w:bookmarkStart w:id="0" w:name="_Toc222500936"/>
+      <w:bookmarkStart w:id="0" w:name="_Toc226198850"/>
       <w:r>
         <w:rPr>
           <w:rFonts w:asciiTheme="minorHAnsi" w:hAnsiTheme="minorHAnsi" w:cstheme="minorHAnsi"/>
@@ -327,57 +327,70 @@
         <w:rPr>
           <w:rFonts w:cstheme="minorHAnsi"/>
         </w:rPr>
-        <w:t>Large Language Models (LLMs) trained on AI-generated data are prone to model collapse - a progressive degradation in output quality and diversity. This study fine-tunes two models (Llama-3.2-1B and Mistral-7B) on three dataset types: human-generated (WikiText-103), AI-generated (GPT-2-medium), and mixed (50/50), evaluating each using Type-Token Ratio, Bigram Diversity, and Perplexity. AI-trained models showed 16-32% degradation across all diversity metrics (Cohen's d = 9.37), consistent across both architectures. Notably, mixed-trained models preserved or exceeded human-baseline performance, suggesting that 50% human data is sufficient to prevent collapse. These findings provide quantitative, cross-model evidence of collapse and a reproducible detection framework.</w:t>
-      </w:r>
-    </w:p>
-    <w:p>
-      <w:pPr>
-        <w:rPr>
-          <w:rFonts w:cstheme="minorHAnsi"/>
-        </w:rPr>
-      </w:pPr>
-    </w:p>
-    <w:p>
-      <w:pPr>
-        <w:rPr>
-          <w:rFonts w:cstheme="minorHAnsi"/>
-        </w:rPr>
-      </w:pPr>
-    </w:p>
-    <w:p>
-      <w:pPr>
-        <w:rPr>
-          <w:rFonts w:cstheme="minorHAnsi"/>
-        </w:rPr>
-      </w:pPr>
-    </w:p>
-    <w:p>
-      <w:pPr>
-        <w:rPr>
-          <w:rFonts w:cstheme="minorHAnsi"/>
-        </w:rPr>
-      </w:pPr>
-    </w:p>
-    <w:p>
-      <w:pPr>
-        <w:rPr>
-          <w:rFonts w:cstheme="minorHAnsi"/>
-        </w:rPr>
-      </w:pPr>
-    </w:p>
-    <w:p>
-      <w:pPr>
-        <w:rPr>
-          <w:rFonts w:cstheme="minorHAnsi"/>
-        </w:rPr>
-      </w:pPr>
-    </w:p>
-    <w:p>
-      <w:pPr>
-        <w:rPr>
-          <w:rFonts w:cstheme="minorHAnsi"/>
-        </w:rPr>
-      </w:pPr>
+        <w:t xml:space="preserve">Large Language Models (LLMs) trained on AI-generated data are susceptible to model collapse </w:t>
+      </w:r>
+      <w:r>
+        <w:rPr>
+          <w:rFonts w:cstheme="minorHAnsi"/>
+        </w:rPr>
+        <w:t>-</w:t>
+      </w:r>
+      <w:r>
+        <w:rPr>
+          <w:rFonts w:cstheme="minorHAnsi"/>
+        </w:rPr>
+        <w:t xml:space="preserve"> a progressive degradation in output diversity and linguistic richness. This study provides a controlled, cross-architecture investigation of collapse by fine-tuning two models of different scales, Llama-3.2-1B and Mistral-7B-v0.3, on three dataset conditions: human-generated (WikiText-103), AI-generated (GPT-2-medium), and mixed (50% human / 50% AI). To ensure robustness, all evaluations were repeated across three independent random seeds and reported as mean ± standard deviation.</w:t>
+      </w:r>
+    </w:p>
+    <w:p>
+      <w:pPr>
+        <w:rPr>
+          <w:rFonts w:cstheme="minorHAnsi"/>
+        </w:rPr>
+      </w:pPr>
+      <w:r>
+        <w:rPr>
+          <w:rFonts w:cstheme="minorHAnsi"/>
+        </w:rPr>
+        <w:t xml:space="preserve">Collapse was quantified using a comprehensive suite of metrics: Type-Token Ratio (TTR), Bigram Diversity, Distinct-3, Self-BLEU, NLI-based Factual Consistency, and Perplexity. AI-trained models showed consistent degradation across all lexical diversity metrics in both architectures </w:t>
+      </w:r>
+      <w:r>
+        <w:rPr>
+          <w:rFonts w:cstheme="minorHAnsi"/>
+        </w:rPr>
+        <w:t>-</w:t>
+      </w:r>
+      <w:r>
+        <w:rPr>
+          <w:rFonts w:cstheme="minorHAnsi"/>
+        </w:rPr>
+        <w:t xml:space="preserve"> 21–25% decline in Llama-3.2-1B (Cohen's d ≈ 11.9) and 15–22% decline in Mistral-7B-v0.3 (Cohen's d ≈ 6.3) </w:t>
+      </w:r>
+      <w:r>
+        <w:rPr>
+          <w:rFonts w:cstheme="minorHAnsi"/>
+        </w:rPr>
+        <w:t>-</w:t>
+      </w:r>
+      <w:r>
+        <w:rPr>
+          <w:rFonts w:cstheme="minorHAnsi"/>
+        </w:rPr>
+        <w:t xml:space="preserve"> accompanied by a sharp perplexity drop indicating distributional narrowing. The larger model exhibited a lower collapse magnitude, suggesting that scale provides partial but not complete resistance. Mixed-trained models preserved near-human-baseline diversity across all metrics in both architectures, indicating that a 50% human data ratio is sufficient to prevent collapse.</w:t>
+      </w:r>
+    </w:p>
+    <w:p>
+      <w:pPr>
+        <w:rPr>
+          <w:rFonts w:cstheme="minorHAnsi"/>
+        </w:rPr>
+      </w:pPr>
+      <w:r>
+        <w:rPr>
+          <w:rFonts w:cstheme="minorHAnsi"/>
+        </w:rPr>
+        <w:t>These findings offer quantitative, cross-model evidence of model collapse and a reproducible detection framework applicable to future LLM training pipelines where synthetic data contamination is a growing concern.</w:t>
+      </w:r>
     </w:p>
     <w:p>
       <w:pPr>
@@ -516,7 +529,7 @@
             </w:rPr>
             <w:fldChar w:fldCharType="separate"/>
           </w:r>
-          <w:hyperlink w:anchor="_Toc222500936" w:history="1">
+          <w:hyperlink w:anchor="_Toc226198850" w:history="1">
             <w:r>
               <w:rPr>
                 <w:rStyle w:val="Hyperlink"/>
@@ -544,7 +557,7 @@
                 <w:noProof/>
                 <w:webHidden/>
               </w:rPr>
-              <w:instrText xml:space="preserve"> PAGEREF _Toc222500936 \h </w:instrText>
+              <w:instrText xml:space="preserve"> PAGEREF _Toc226198850 \h </w:instrText>
             </w:r>
             <w:r>
               <w:rPr>
@@ -586,7 +599,7 @@
               <w:noProof/>
             </w:rPr>
           </w:pPr>
-          <w:hyperlink w:anchor="_Toc222500937" w:history="1">
+          <w:hyperlink w:anchor="_Toc226198851" w:history="1">
             <w:r>
               <w:rPr>
                 <w:rStyle w:val="Hyperlink"/>
@@ -614,7 +627,7 @@
                 <w:noProof/>
                 <w:webHidden/>
               </w:rPr>
-              <w:instrText xml:space="preserve"> PAGEREF _Toc222500937 \h </w:instrText>
+              <w:instrText xml:space="preserve"> PAGEREF _Toc226198851 \h </w:instrText>
             </w:r>
             <w:r>
               <w:rPr>
@@ -656,7 +669,7 @@
               <w:noProof/>
             </w:rPr>
           </w:pPr>
-          <w:hyperlink w:anchor="_Toc222500938" w:history="1">
+          <w:hyperlink w:anchor="_Toc226198852" w:history="1">
             <w:r>
               <w:rPr>
                 <w:rStyle w:val="Hyperlink"/>
@@ -684,7 +697,7 @@
                 <w:noProof/>
                 <w:webHidden/>
               </w:rPr>
-              <w:instrText xml:space="preserve"> PAGEREF _Toc222500938 \h </w:instrText>
+              <w:instrText xml:space="preserve"> PAGEREF _Toc226198852 \h </w:instrText>
             </w:r>
             <w:r>
               <w:rPr>
@@ -704,7 +717,7 @@
                 <w:noProof/>
                 <w:webHidden/>
               </w:rPr>
-              <w:t>4</w:t>
+              <w:t>5</w:t>
             </w:r>
             <w:r>
               <w:rPr>
@@ -726,7 +739,7 @@
               <w:noProof/>
             </w:rPr>
           </w:pPr>
-          <w:hyperlink w:anchor="_Toc222500939" w:history="1">
+          <w:hyperlink w:anchor="_Toc226198853" w:history="1">
             <w:r>
               <w:rPr>
                 <w:rStyle w:val="Hyperlink"/>
@@ -754,7 +767,7 @@
                 <w:noProof/>
                 <w:webHidden/>
               </w:rPr>
-              <w:instrText xml:space="preserve"> PAGEREF _Toc222500939 \h </w:instrText>
+              <w:instrText xml:space="preserve"> PAGEREF _Toc226198853 \h </w:instrText>
             </w:r>
             <w:r>
               <w:rPr>
@@ -796,7 +809,7 @@
               <w:noProof/>
             </w:rPr>
           </w:pPr>
-          <w:hyperlink w:anchor="_Toc222500940" w:history="1">
+          <w:hyperlink w:anchor="_Toc226198854" w:history="1">
             <w:r>
               <w:rPr>
                 <w:rStyle w:val="Hyperlink"/>
@@ -824,7 +837,7 @@
                 <w:noProof/>
                 <w:webHidden/>
               </w:rPr>
-              <w:instrText xml:space="preserve"> PAGEREF _Toc222500940 \h </w:instrText>
+              <w:instrText xml:space="preserve"> PAGEREF _Toc226198854 \h </w:instrText>
             </w:r>
             <w:r>
               <w:rPr>
@@ -866,7 +879,7 @@
               <w:noProof/>
             </w:rPr>
           </w:pPr>
-          <w:hyperlink w:anchor="_Toc222500941" w:history="1">
+          <w:hyperlink w:anchor="_Toc226198855" w:history="1">
             <w:r>
               <w:rPr>
                 <w:rStyle w:val="Hyperlink"/>
@@ -894,7 +907,7 @@
                 <w:noProof/>
                 <w:webHidden/>
               </w:rPr>
-              <w:instrText xml:space="preserve"> PAGEREF _Toc222500941 \h </w:instrText>
+              <w:instrText xml:space="preserve"> PAGEREF _Toc226198855 \h </w:instrText>
             </w:r>
             <w:r>
               <w:rPr>
@@ -936,7 +949,7 @@
               <w:noProof/>
             </w:rPr>
           </w:pPr>
-          <w:hyperlink w:anchor="_Toc222500942" w:history="1">
+          <w:hyperlink w:anchor="_Toc226198856" w:history="1">
             <w:r>
               <w:rPr>
                 <w:rStyle w:val="Hyperlink"/>
@@ -964,7 +977,7 @@
                 <w:noProof/>
                 <w:webHidden/>
               </w:rPr>
-              <w:instrText xml:space="preserve"> PAGEREF _Toc222500942 \h </w:instrText>
+              <w:instrText xml:space="preserve"> PAGEREF _Toc226198856 \h </w:instrText>
             </w:r>
             <w:r>
               <w:rPr>
@@ -1006,7 +1019,7 @@
               <w:noProof/>
             </w:rPr>
           </w:pPr>
-          <w:hyperlink w:anchor="_Toc222500943" w:history="1">
+          <w:hyperlink w:anchor="_Toc226198857" w:history="1">
             <w:r>
               <w:rPr>
                 <w:rStyle w:val="Hyperlink"/>
@@ -1034,7 +1047,7 @@
                 <w:noProof/>
                 <w:webHidden/>
               </w:rPr>
-              <w:instrText xml:space="preserve"> PAGEREF _Toc222500943 \h </w:instrText>
+              <w:instrText xml:space="preserve"> PAGEREF _Toc226198857 \h </w:instrText>
             </w:r>
             <w:r>
               <w:rPr>
@@ -1076,7 +1089,7 @@
               <w:noProof/>
             </w:rPr>
           </w:pPr>
-          <w:hyperlink w:anchor="_Toc222500944" w:history="1">
+          <w:hyperlink w:anchor="_Toc226198858" w:history="1">
             <w:r>
               <w:rPr>
                 <w:rStyle w:val="Hyperlink"/>
@@ -1104,7 +1117,7 @@
                 <w:noProof/>
                 <w:webHidden/>
               </w:rPr>
-              <w:instrText xml:space="preserve"> PAGEREF _Toc222500944 \h </w:instrText>
+              <w:instrText xml:space="preserve"> PAGEREF _Toc226198858 \h </w:instrText>
             </w:r>
             <w:r>
               <w:rPr>
@@ -1146,7 +1159,7 @@
               <w:noProof/>
             </w:rPr>
           </w:pPr>
-          <w:hyperlink w:anchor="_Toc222500945" w:history="1">
+          <w:hyperlink w:anchor="_Toc226198859" w:history="1">
             <w:r>
               <w:rPr>
                 <w:rStyle w:val="Hyperlink"/>
@@ -1174,7 +1187,7 @@
                 <w:noProof/>
                 <w:webHidden/>
               </w:rPr>
-              <w:instrText xml:space="preserve"> PAGEREF _Toc222500945 \h </w:instrText>
+              <w:instrText xml:space="preserve"> PAGEREF _Toc226198859 \h </w:instrText>
             </w:r>
             <w:r>
               <w:rPr>
@@ -1216,7 +1229,7 @@
               <w:noProof/>
             </w:rPr>
           </w:pPr>
-          <w:hyperlink w:anchor="_Toc222500946" w:history="1">
+          <w:hyperlink w:anchor="_Toc226198860" w:history="1">
             <w:r>
               <w:rPr>
                 <w:rStyle w:val="Hyperlink"/>
@@ -1244,7 +1257,7 @@
                 <w:noProof/>
                 <w:webHidden/>
               </w:rPr>
-              <w:instrText xml:space="preserve"> PAGEREF _Toc222500946 \h </w:instrText>
+              <w:instrText xml:space="preserve"> PAGEREF _Toc226198860 \h </w:instrText>
             </w:r>
             <w:r>
               <w:rPr>
@@ -1264,7 +1277,7 @@
                 <w:noProof/>
                 <w:webHidden/>
               </w:rPr>
-              <w:t>11</w:t>
+              <w:t>10</w:t>
             </w:r>
             <w:r>
               <w:rPr>
@@ -1286,7 +1299,7 @@
               <w:noProof/>
             </w:rPr>
           </w:pPr>
-          <w:hyperlink w:anchor="_Toc222500947" w:history="1">
+          <w:hyperlink w:anchor="_Toc226198861" w:history="1">
             <w:r>
               <w:rPr>
                 <w:rStyle w:val="Hyperlink"/>
@@ -1314,7 +1327,7 @@
                 <w:noProof/>
                 <w:webHidden/>
               </w:rPr>
-              <w:instrText xml:space="preserve"> PAGEREF _Toc222500947 \h </w:instrText>
+              <w:instrText xml:space="preserve"> PAGEREF _Toc226198861 \h </w:instrText>
             </w:r>
             <w:r>
               <w:rPr>
@@ -1334,7 +1347,7 @@
                 <w:noProof/>
                 <w:webHidden/>
               </w:rPr>
-              <w:t>12</w:t>
+              <w:t>11</w:t>
             </w:r>
             <w:r>
               <w:rPr>
@@ -1356,7 +1369,7 @@
               <w:noProof/>
             </w:rPr>
           </w:pPr>
-          <w:hyperlink w:anchor="_Toc222500948" w:history="1">
+          <w:hyperlink w:anchor="_Toc226198862" w:history="1">
             <w:r>
               <w:rPr>
                 <w:rStyle w:val="Hyperlink"/>
@@ -1384,7 +1397,7 @@
                 <w:noProof/>
                 <w:webHidden/>
               </w:rPr>
-              <w:instrText xml:space="preserve"> PAGEREF _Toc222500948 \h </w:instrText>
+              <w:instrText xml:space="preserve"> PAGEREF _Toc226198862 \h </w:instrText>
             </w:r>
             <w:r>
               <w:rPr>
@@ -1404,7 +1417,7 @@
                 <w:noProof/>
                 <w:webHidden/>
               </w:rPr>
-              <w:t>13</w:t>
+              <w:t>12</w:t>
             </w:r>
             <w:r>
               <w:rPr>
@@ -1426,7 +1439,7 @@
               <w:noProof/>
             </w:rPr>
           </w:pPr>
-          <w:hyperlink w:anchor="_Toc222500949" w:history="1">
+          <w:hyperlink w:anchor="_Toc226198863" w:history="1">
             <w:r>
               <w:rPr>
                 <w:rStyle w:val="Hyperlink"/>
@@ -1454,7 +1467,7 @@
                 <w:noProof/>
                 <w:webHidden/>
               </w:rPr>
-              <w:instrText xml:space="preserve"> PAGEREF _Toc222500949 \h </w:instrText>
+              <w:instrText xml:space="preserve"> PAGEREF _Toc226198863 \h </w:instrText>
             </w:r>
             <w:r>
               <w:rPr>
@@ -1474,7 +1487,7 @@
                 <w:noProof/>
                 <w:webHidden/>
               </w:rPr>
-              <w:t>14</w:t>
+              <w:t>13</w:t>
             </w:r>
             <w:r>
               <w:rPr>
@@ -1496,7 +1509,7 @@
               <w:noProof/>
             </w:rPr>
           </w:pPr>
-          <w:hyperlink w:anchor="_Toc222500950" w:history="1">
+          <w:hyperlink w:anchor="_Toc226198864" w:history="1">
             <w:r>
               <w:rPr>
                 <w:rStyle w:val="Hyperlink"/>
@@ -1524,7 +1537,7 @@
                 <w:noProof/>
                 <w:webHidden/>
               </w:rPr>
-              <w:instrText xml:space="preserve"> PAGEREF _Toc222500950 \h </w:instrText>
+              <w:instrText xml:space="preserve"> PAGEREF _Toc226198864 \h </w:instrText>
             </w:r>
             <w:r>
               <w:rPr>
@@ -1544,7 +1557,7 @@
                 <w:noProof/>
                 <w:webHidden/>
               </w:rPr>
-              <w:t>14</w:t>
+              <w:t>13</w:t>
             </w:r>
             <w:r>
               <w:rPr>
@@ -1566,7 +1579,7 @@
               <w:noProof/>
             </w:rPr>
           </w:pPr>
-          <w:hyperlink w:anchor="_Toc222500951" w:history="1">
+          <w:hyperlink w:anchor="_Toc226198865" w:history="1">
             <w:r>
               <w:rPr>
                 <w:rStyle w:val="Hyperlink"/>
@@ -1594,7 +1607,7 @@
                 <w:noProof/>
                 <w:webHidden/>
               </w:rPr>
-              <w:instrText xml:space="preserve"> PAGEREF _Toc222500951 \h </w:instrText>
+              <w:instrText xml:space="preserve"> PAGEREF _Toc226198865 \h </w:instrText>
             </w:r>
             <w:r>
               <w:rPr>
@@ -1614,7 +1627,7 @@
                 <w:noProof/>
                 <w:webHidden/>
               </w:rPr>
-              <w:t>16</w:t>
+              <w:t>15</w:t>
             </w:r>
             <w:r>
               <w:rPr>
@@ -1636,7 +1649,7 @@
               <w:noProof/>
             </w:rPr>
           </w:pPr>
-          <w:hyperlink w:anchor="_Toc222500952" w:history="1">
+          <w:hyperlink w:anchor="_Toc226198866" w:history="1">
             <w:r>
               <w:rPr>
                 <w:rStyle w:val="Hyperlink"/>
@@ -1664,7 +1677,7 @@
                 <w:noProof/>
                 <w:webHidden/>
               </w:rPr>
-              <w:instrText xml:space="preserve"> PAGEREF _Toc222500952 \h </w:instrText>
+              <w:instrText xml:space="preserve"> PAGEREF _Toc226198866 \h </w:instrText>
             </w:r>
             <w:r>
               <w:rPr>
@@ -1684,7 +1697,7 @@
                 <w:noProof/>
                 <w:webHidden/>
               </w:rPr>
-              <w:t>19</w:t>
+              <w:t>18</w:t>
             </w:r>
             <w:r>
               <w:rPr>
@@ -1706,7 +1719,7 @@
               <w:noProof/>
             </w:rPr>
           </w:pPr>
-          <w:hyperlink w:anchor="_Toc222500953" w:history="1">
+          <w:hyperlink w:anchor="_Toc226198867" w:history="1">
             <w:r>
               <w:rPr>
                 <w:rStyle w:val="Hyperlink"/>
@@ -1734,7 +1747,7 @@
                 <w:noProof/>
                 <w:webHidden/>
               </w:rPr>
-              <w:instrText xml:space="preserve"> PAGEREF _Toc222500953 \h </w:instrText>
+              <w:instrText xml:space="preserve"> PAGEREF _Toc226198867 \h </w:instrText>
             </w:r>
             <w:r>
               <w:rPr>
@@ -1754,7 +1767,7 @@
                 <w:noProof/>
                 <w:webHidden/>
               </w:rPr>
-              <w:t>24</w:t>
+              <w:t>25</w:t>
             </w:r>
             <w:r>
               <w:rPr>
@@ -1776,7 +1789,7 @@
               <w:noProof/>
             </w:rPr>
           </w:pPr>
-          <w:hyperlink w:anchor="_Toc222500954" w:history="1">
+          <w:hyperlink w:anchor="_Toc226198868" w:history="1">
             <w:r>
               <w:rPr>
                 <w:rStyle w:val="Hyperlink"/>
@@ -1804,7 +1817,7 @@
                 <w:noProof/>
                 <w:webHidden/>
               </w:rPr>
-              <w:instrText xml:space="preserve"> PAGEREF _Toc222500954 \h </w:instrText>
+              <w:instrText xml:space="preserve"> PAGEREF _Toc226198868 \h </w:instrText>
             </w:r>
             <w:r>
               <w:rPr>
@@ -1846,7 +1859,7 @@
               <w:noProof/>
             </w:rPr>
           </w:pPr>
-          <w:hyperlink w:anchor="_Toc222500955" w:history="1">
+          <w:hyperlink w:anchor="_Toc226198869" w:history="1">
             <w:r>
               <w:rPr>
                 <w:rStyle w:val="Hyperlink"/>
@@ -1874,7 +1887,7 @@
                 <w:noProof/>
                 <w:webHidden/>
               </w:rPr>
-              <w:instrText xml:space="preserve"> PAGEREF _Toc222500955 \h </w:instrText>
+              <w:instrText xml:space="preserve"> PAGEREF _Toc226198869 \h </w:instrText>
             </w:r>
             <w:r>
               <w:rPr>
@@ -1894,7 +1907,7 @@
                 <w:noProof/>
                 <w:webHidden/>
               </w:rPr>
-              <w:t>25</w:t>
+              <w:t>26</w:t>
             </w:r>
             <w:r>
               <w:rPr>
@@ -1925,24 +1938,22 @@
     </w:sdt>
     <w:p>
       <w:pPr>
-        <w:pStyle w:val="Heading1"/>
-        <w:rPr>
-          <w:rFonts w:asciiTheme="minorHAnsi" w:hAnsiTheme="minorHAnsi" w:cstheme="minorHAnsi"/>
-        </w:rPr>
-      </w:pPr>
-    </w:p>
-    <w:p>
-      <w:pPr>
-        <w:rPr>
-          <w:rFonts w:cstheme="minorHAnsi"/>
-        </w:rPr>
-      </w:pPr>
-    </w:p>
-    <w:p>
-      <w:pPr>
-        <w:pStyle w:val="Heading1"/>
-        <w:rPr>
-          <w:rFonts w:asciiTheme="minorHAnsi" w:hAnsiTheme="minorHAnsi" w:cstheme="minorHAnsi"/>
+        <w:rPr>
+          <w:rFonts w:cstheme="minorHAnsi"/>
+        </w:rPr>
+      </w:pPr>
+    </w:p>
+    <w:p>
+      <w:pPr>
+        <w:rPr>
+          <w:rFonts w:cstheme="minorHAnsi"/>
+        </w:rPr>
+      </w:pPr>
+    </w:p>
+    <w:p>
+      <w:pPr>
+        <w:rPr>
+          <w:rFonts w:cstheme="minorHAnsi"/>
         </w:rPr>
       </w:pPr>
     </w:p>
@@ -1971,7 +1982,7 @@
           <w:lang w:bidi="he-IL"/>
         </w:rPr>
       </w:pPr>
-      <w:bookmarkStart w:id="1" w:name="_Toc222500937"/>
+      <w:bookmarkStart w:id="1" w:name="_Toc226198851"/>
       <w:r>
         <w:rPr>
           <w:rFonts w:asciiTheme="minorHAnsi" w:hAnsiTheme="minorHAnsi" w:cstheme="minorHAnsi"/>
@@ -1991,57 +2002,91 @@
         <w:rPr>
           <w:rFonts w:cstheme="minorHAnsi"/>
         </w:rPr>
-        <w:t>In the rapidly expanding landscape of Large Language Models (LLMs), a critical threat known as model collapse poses serious risks to their foundational integrity. This degradation occurs when generative models are trained on synthetic, AI-generated data rather than authentic human content, creating a recursive cycle where inaccuracies from one model's output become systematically embedded in subsequent models. The effects are substantial</w:t>
-      </w:r>
-      <w:r>
-        <w:rPr>
-          <w:rFonts w:cstheme="minorHAnsi"/>
-        </w:rPr>
-        <w:t xml:space="preserve"> -</w:t>
-      </w:r>
-      <w:r>
-        <w:rPr>
-          <w:rFonts w:cstheme="minorHAnsi"/>
-        </w:rPr>
-        <w:t xml:space="preserve"> progressive loss of output diversity and creativity, an increasing tendency toward generic "safe" responses, and critically, the gradual forgetting of real-world data</w:t>
-      </w:r>
-      <w:r>
-        <w:rPr>
-          <w:rFonts w:cstheme="minorHAnsi"/>
-        </w:rPr>
-        <w:t xml:space="preserve"> - </w:t>
-      </w:r>
-      <w:r>
-        <w:rPr>
-          <w:rFonts w:cstheme="minorHAnsi"/>
-        </w:rPr>
-        <w:t>particularly low-probability events and sparse representations vital for understanding minority groups, rare scenarios, or edge cases.</w:t>
-      </w:r>
-    </w:p>
-    <w:p>
-      <w:pPr>
-        <w:rPr>
-          <w:rFonts w:cstheme="minorHAnsi"/>
-        </w:rPr>
-      </w:pPr>
-      <w:r>
-        <w:rPr>
-          <w:rFonts w:cstheme="minorHAnsi"/>
-        </w:rPr>
-        <w:t>Prior research consistently shows that generative models trained heavily on synthetic data produce generic outputs and lose critical real-world understanding. This degenerative process, attributed to statistical and functional approximation errors, is considered largely inevitable when models rely excessively on synthetic data across generations. Studies on recursive self-training of LLMs directly demonstrate quality decline, with models becoming biased, repetitive, and losing variety over successive iterations. Despite this growing understanding, a significant gap remains</w:t>
-      </w:r>
-      <w:r>
-        <w:rPr>
-          <w:rFonts w:cstheme="minorHAnsi"/>
-        </w:rPr>
-        <w:t xml:space="preserve"> -</w:t>
-      </w:r>
-      <w:r>
-        <w:rPr>
-          <w:rFonts w:cstheme="minorHAnsi"/>
-        </w:rPr>
-        <w:t xml:space="preserve"> the current lack of robust, practical methods for detecting and characterizing early signs of model collapse. This paper addresses this challenge by developing practical methods for detecting early signs of model collapse in fine-tuned LLMs through evaluating their semantic diversity, comparing models trained on varying proportions of human and AI-generated datasets to build a robust framework for spotting early warning signs of degradation.</w:t>
-      </w:r>
+        <w:t>In the rapidly expanding landscape of Large Language Models (LLMs), a critical threat known as model collapse poses serious risks to their foundational integrity. This degradation occurs when generative models are trained on synthetic, AI-generated data rather than authentic human content, creating a recursive cycle where inaccuracies from one model's output become systematically embedded in subsequent models. The effects are substantial - progressive loss of output diversity and creativity, an increasing tendency toward generic "safe" responses, and critically, the gradual forgetting of real-world data - particularly low-probability events and sparse representations vital for understanding minority groups, rare scenarios, or edge cases.</w:t>
+      </w:r>
+    </w:p>
+    <w:p>
+      <w:pPr>
+        <w:rPr>
+          <w:rFonts w:cstheme="minorHAnsi"/>
+        </w:rPr>
+      </w:pPr>
+      <w:r>
+        <w:rPr>
+          <w:rFonts w:cstheme="minorHAnsi"/>
+        </w:rPr>
+        <w:t>Prior research consistently shows that generative models trained heavily on synthetic data produce generic outputs and lose critical real-world understanding. This degenerative process, attributed to statistical and functional approximation errors, is considered largely inevitable when models rely excessively on synthetic data across generations. Studies on recursive self-training of LLMs directly demonstrate quality decline, with models becoming biased, repetitive, and losing variety over successive iterations. Despite this growing understanding, a significant gap remains - the current lack of robust, practical methods for detecting and characterizing early signs of model collapse. This paper addresses this challenge by developing practical methods for detecting early signs of model collapse in fine-tuned LLMs through evaluating their semantic diversity, comparing models trained on varying proportions of human and AI-generated datasets to build a robust framework for spotting early warning signs of degradation.</w:t>
+      </w:r>
+    </w:p>
+    <w:p>
+      <w:pPr>
+        <w:rPr>
+          <w:rFonts w:cstheme="minorHAnsi"/>
+        </w:rPr>
+      </w:pPr>
+    </w:p>
+    <w:p>
+      <w:pPr>
+        <w:rPr>
+          <w:rFonts w:cstheme="minorHAnsi"/>
+        </w:rPr>
+      </w:pPr>
+    </w:p>
+    <w:p>
+      <w:pPr>
+        <w:rPr>
+          <w:rFonts w:cstheme="minorHAnsi"/>
+        </w:rPr>
+      </w:pPr>
+    </w:p>
+    <w:p>
+      <w:pPr>
+        <w:rPr>
+          <w:rFonts w:cstheme="minorHAnsi"/>
+        </w:rPr>
+      </w:pPr>
+    </w:p>
+    <w:p>
+      <w:pPr>
+        <w:rPr>
+          <w:rFonts w:cstheme="minorHAnsi"/>
+        </w:rPr>
+      </w:pPr>
+    </w:p>
+    <w:p>
+      <w:pPr>
+        <w:rPr>
+          <w:rFonts w:cstheme="minorHAnsi"/>
+        </w:rPr>
+      </w:pPr>
+    </w:p>
+    <w:p>
+      <w:pPr>
+        <w:rPr>
+          <w:rFonts w:cstheme="minorHAnsi"/>
+        </w:rPr>
+      </w:pPr>
+    </w:p>
+    <w:p>
+      <w:pPr>
+        <w:rPr>
+          <w:rFonts w:cstheme="minorHAnsi"/>
+        </w:rPr>
+      </w:pPr>
+    </w:p>
+    <w:p>
+      <w:pPr>
+        <w:rPr>
+          <w:rFonts w:cstheme="minorHAnsi"/>
+        </w:rPr>
+      </w:pPr>
+    </w:p>
+    <w:p>
+      <w:pPr>
+        <w:rPr>
+          <w:rFonts w:cstheme="minorHAnsi"/>
+        </w:rPr>
+      </w:pPr>
     </w:p>
     <w:p>
       <w:pPr>
@@ -2057,11 +2102,12 @@
           <w:rFonts w:asciiTheme="minorHAnsi" w:hAnsiTheme="minorHAnsi" w:cstheme="minorHAnsi"/>
         </w:rPr>
       </w:pPr>
-      <w:bookmarkStart w:id="2" w:name="_Toc222500938"/>
+      <w:bookmarkStart w:id="2" w:name="_Toc226198852"/>
       <w:r>
         <w:rPr>
           <w:rFonts w:asciiTheme="minorHAnsi" w:hAnsiTheme="minorHAnsi" w:cstheme="minorHAnsi"/>
         </w:rPr>
+        <w:lastRenderedPageBreak/>
         <w:t>Research Question and Hypothesis</w:t>
       </w:r>
       <w:bookmarkEnd w:id="2"/>
@@ -2124,12 +2170,11 @@
           <w:bCs/>
         </w:rPr>
       </w:pPr>
-      <w:bookmarkStart w:id="3" w:name="_Toc222500939"/>
+      <w:bookmarkStart w:id="3" w:name="_Toc226198853"/>
       <w:r>
         <w:rPr>
           <w:rFonts w:asciiTheme="minorHAnsi" w:hAnsiTheme="minorHAnsi" w:cstheme="minorHAnsi"/>
         </w:rPr>
-        <w:lastRenderedPageBreak/>
         <w:t>Research Objectives</w:t>
       </w:r>
       <w:bookmarkEnd w:id="3"/>
@@ -2182,7 +2227,7 @@
         <w:rPr>
           <w:rFonts w:cstheme="minorHAnsi"/>
         </w:rPr>
-        <w:t>Apply lexical diversity metrics (TTR, Bigram Diversity) and perplexity to quantify model collapse.</w:t>
+        <w:t>Apply lexical diversity metrics (TTR, Bigram Diversity, Distinct-3, Self-BLEU), NLI-based Factual Consistency, and Perplexity to quantify model collapse.</w:t>
       </w:r>
     </w:p>
     <w:p>
@@ -2309,54 +2354,12 @@
     </w:p>
     <w:p>
       <w:pPr>
-        <w:rPr>
-          <w:rFonts w:cstheme="minorHAnsi"/>
-        </w:rPr>
-      </w:pPr>
-    </w:p>
-    <w:p>
-      <w:pPr>
-        <w:rPr>
-          <w:rFonts w:cstheme="minorHAnsi"/>
-        </w:rPr>
-      </w:pPr>
-    </w:p>
-    <w:p>
-      <w:pPr>
-        <w:rPr>
-          <w:rFonts w:cstheme="minorHAnsi"/>
-        </w:rPr>
-      </w:pPr>
-    </w:p>
-    <w:p>
-      <w:pPr>
-        <w:rPr>
-          <w:rFonts w:cstheme="minorHAnsi"/>
-        </w:rPr>
-      </w:pPr>
-    </w:p>
-    <w:p>
-      <w:pPr>
-        <w:rPr>
-          <w:rFonts w:cstheme="minorHAnsi"/>
-        </w:rPr>
-      </w:pPr>
-    </w:p>
-    <w:p>
-      <w:pPr>
-        <w:rPr>
-          <w:rFonts w:cstheme="minorHAnsi"/>
-        </w:rPr>
-      </w:pPr>
-    </w:p>
-    <w:p>
-      <w:pPr>
         <w:pStyle w:val="Heading1"/>
         <w:rPr>
           <w:rFonts w:asciiTheme="minorHAnsi" w:hAnsiTheme="minorHAnsi" w:cstheme="minorHAnsi"/>
         </w:rPr>
       </w:pPr>
-      <w:bookmarkStart w:id="4" w:name="_Toc222500940"/>
+      <w:bookmarkStart w:id="4" w:name="_Toc226198854"/>
       <w:r>
         <w:rPr>
           <w:rFonts w:asciiTheme="minorHAnsi" w:hAnsiTheme="minorHAnsi" w:cstheme="minorHAnsi"/>
@@ -2532,7 +2535,35 @@
         <w:rPr>
           <w:rFonts w:cstheme="minorHAnsi"/>
         </w:rPr>
-        <w:t>but also exhibited unusually long perplexity tails, suggesting increasing errors and a loss of grounding in reality. To mitigate model collapse, maintaining access to high</w:t>
+        <w:t xml:space="preserve">but also exhibited unusually long perplexity </w:t>
+      </w:r>
+      <w:proofErr w:type="gramStart"/>
+      <w:r>
+        <w:rPr>
+          <w:rFonts w:cstheme="minorHAnsi"/>
+        </w:rPr>
+        <w:t>tails</w:t>
+      </w:r>
+      <w:proofErr w:type="gramEnd"/>
+      <w:r>
+        <w:rPr>
+          <w:rFonts w:cstheme="minorHAnsi"/>
+        </w:rPr>
+        <w:t xml:space="preserve">, suggesting increasing errors and a loss of </w:t>
+      </w:r>
+      <w:proofErr w:type="gramStart"/>
+      <w:r>
+        <w:rPr>
+          <w:rFonts w:cstheme="minorHAnsi"/>
+        </w:rPr>
+        <w:t>grounding in reality</w:t>
+      </w:r>
+      <w:proofErr w:type="gramEnd"/>
+      <w:r>
+        <w:rPr>
+          <w:rFonts w:cstheme="minorHAnsi"/>
+        </w:rPr>
+        <w:t>. To mitigate model collapse, maintaining access to high</w:t>
       </w:r>
       <w:r>
         <w:rPr>
@@ -2673,14 +2704,28 @@
         <w:rPr>
           <w:rFonts w:cstheme="minorHAnsi"/>
         </w:rPr>
-        <w:t xml:space="preserve">GAN, where the generator and discriminator enter </w:t>
+        <w:t xml:space="preserve">GAN, where the generator and discriminator </w:t>
+      </w:r>
+      <w:proofErr w:type="gramStart"/>
+      <w:r>
+        <w:rPr>
+          <w:rFonts w:cstheme="minorHAnsi"/>
+        </w:rPr>
+        <w:t xml:space="preserve">enter </w:t>
       </w:r>
       <w:r>
         <w:rPr>
           <w:rFonts w:cstheme="minorHAnsi"/>
         </w:rPr>
         <w:lastRenderedPageBreak/>
-        <w:t xml:space="preserve">into an endless loop of oscillations instead of settling. This happens because the discriminator's gradients become very steep around the true data distribution, constantly pushing the generator away and preventing convergence. This behavior connects closely to model collapse </w:t>
+        <w:t>into</w:t>
+      </w:r>
+      <w:proofErr w:type="gramEnd"/>
+      <w:r>
+        <w:rPr>
+          <w:rFonts w:cstheme="minorHAnsi"/>
+        </w:rPr>
+        <w:t xml:space="preserve"> an endless loop of oscillations instead of settling. This happens because the discriminator's gradients become very steep around the true data distribution, constantly pushing the generator away and preventing convergence. This behavior connects closely to model collapse </w:t>
       </w:r>
       <w:r>
         <w:rPr>
@@ -3138,7 +3183,7 @@
           <w:rFonts w:asciiTheme="minorHAnsi" w:hAnsiTheme="minorHAnsi" w:cstheme="minorHAnsi"/>
         </w:rPr>
       </w:pPr>
-      <w:bookmarkStart w:id="5" w:name="_Toc222500941"/>
+      <w:bookmarkStart w:id="5" w:name="_Toc226198855"/>
       <w:r>
         <w:rPr>
           <w:rFonts w:asciiTheme="minorHAnsi" w:hAnsiTheme="minorHAnsi" w:cstheme="minorHAnsi"/>
@@ -3157,7 +3202,118 @@
         <w:rPr>
           <w:rFonts w:cstheme="minorHAnsi"/>
         </w:rPr>
-        <w:t>This project examines the phenomenon of model collapse in fine</w:t>
+        <w:t>This study investigated the phenomenon of model collapse in fine-tuned large language models — a degradation that occurs when models are trained on AI-generated data rather than human-generated content, resulting in reduced output diversity and linguistic richness. While LLMs demonstrate remarkable capabilities, their susceptibility to model collapse poses a significant challenge, particularly as AI-generated content proliferates across the web and risks contaminating future training corpora.</w:t>
+      </w:r>
+    </w:p>
+    <w:p>
+      <w:pPr>
+        <w:rPr>
+          <w:rFonts w:cstheme="minorHAnsi"/>
+        </w:rPr>
+      </w:pPr>
+      <w:r>
+        <w:rPr>
+          <w:rFonts w:cstheme="minorHAnsi"/>
+        </w:rPr>
+        <w:t xml:space="preserve">To address this challenge, two large language models of different scales — Llama-3.2-1B and Mistral-7B-v0.3 — were fine-tuned under three controlled data conditions: 100% human-generated (WikiText-103), 100% AI-generated (GPT-2 Medium outputs), and 50%/50% mixed. Model outputs were evaluated using a comprehensive suite of metrics: Type-Token Ratio (TTR / Distinct-1), Bigram Diversity (Distinct-2), Distinct-3, Self-BLEU, NLI-based factual consistency, and Perplexity. All evaluations were repeated across three independent random seeds (42, 123, 456) and reported as mean ± standard deviation. By comparing results across training conditions and model </w:t>
+      </w:r>
+      <w:proofErr w:type="gramStart"/>
+      <w:r>
+        <w:rPr>
+          <w:rFonts w:cstheme="minorHAnsi"/>
+        </w:rPr>
+        <w:t>architectures</w:t>
+      </w:r>
+      <w:proofErr w:type="gramEnd"/>
+      <w:r>
+        <w:rPr>
+          <w:rFonts w:cstheme="minorHAnsi"/>
+        </w:rPr>
+        <w:t>, this study provides quantitative, reproducible evidence of model collapse and establishes a practical detection framework applicable to future LLM training pipelines where synthetic data contamination is a growing concern.</w:t>
+      </w:r>
+      <w:r>
+        <w:rPr>
+          <w:rFonts w:cstheme="minorHAnsi"/>
+        </w:rPr>
+        <w:br/>
+      </w:r>
+      <w:r>
+        <w:rPr>
+          <w:rFonts w:cstheme="minorHAnsi"/>
+        </w:rPr>
+        <w:br/>
+      </w:r>
+      <w:r>
+        <w:rPr>
+          <w:rFonts w:cstheme="minorHAnsi"/>
+        </w:rPr>
+        <w:br/>
+      </w:r>
+      <w:r>
+        <w:rPr>
+          <w:rFonts w:cstheme="minorHAnsi"/>
+        </w:rPr>
+        <w:br/>
+      </w:r>
+      <w:r>
+        <w:rPr>
+          <w:rFonts w:cstheme="minorHAnsi"/>
+        </w:rPr>
+        <w:br/>
+      </w:r>
+      <w:r>
+        <w:rPr>
+          <w:rFonts w:cstheme="minorHAnsi"/>
+        </w:rPr>
+        <w:br/>
+      </w:r>
+      <w:r>
+        <w:rPr>
+          <w:rFonts w:cstheme="minorHAnsi"/>
+        </w:rPr>
+        <w:br/>
+      </w:r>
+      <w:r>
+        <w:rPr>
+          <w:rFonts w:cstheme="minorHAnsi"/>
+        </w:rPr>
+        <w:br/>
+      </w:r>
+      <w:r>
+        <w:rPr>
+          <w:rFonts w:cstheme="minorHAnsi"/>
+        </w:rPr>
+        <w:br/>
+      </w:r>
+    </w:p>
+    <w:p>
+      <w:pPr>
+        <w:pStyle w:val="Heading1"/>
+        <w:rPr>
+          <w:rFonts w:asciiTheme="minorHAnsi" w:hAnsiTheme="minorHAnsi" w:cstheme="minorHAnsi"/>
+        </w:rPr>
+      </w:pPr>
+      <w:bookmarkStart w:id="6" w:name="_Toc226198856"/>
+      <w:r>
+        <w:rPr>
+          <w:rFonts w:asciiTheme="minorHAnsi" w:hAnsiTheme="minorHAnsi" w:cstheme="minorHAnsi"/>
+        </w:rPr>
+        <w:lastRenderedPageBreak/>
+        <w:t>Proposed Methodology</w:t>
+      </w:r>
+      <w:bookmarkEnd w:id="6"/>
+    </w:p>
+    <w:p>
+      <w:pPr>
+        <w:rPr>
+          <w:rFonts w:cstheme="minorHAnsi"/>
+        </w:rPr>
+      </w:pPr>
+      <w:r>
+        <w:rPr>
+          <w:rFonts w:cstheme="minorHAnsi"/>
+        </w:rPr>
+        <w:t>The purpose of this chapter is to outline the research methods used in this study, which aims to detect early signs of model collapse in fine</w:t>
       </w:r>
       <w:r>
         <w:rPr>
@@ -3169,7 +3325,7 @@
         <w:rPr>
           <w:rFonts w:cstheme="minorHAnsi"/>
         </w:rPr>
-        <w:t>tuned large language models, a state where models are trained on AI</w:t>
+        <w:t>tuned large language models by jointly measuring semantic diversity and factuality. This focus is on investigating the impact of training data provenance (human</w:t>
       </w:r>
       <w:r>
         <w:rPr>
@@ -3181,7 +3337,7 @@
         <w:rPr>
           <w:rFonts w:cstheme="minorHAnsi"/>
         </w:rPr>
-        <w:t>generated data rather than human</w:t>
+        <w:t>generated vs. AI</w:t>
       </w:r>
       <w:r>
         <w:rPr>
@@ -3193,7 +3349,20 @@
         <w:rPr>
           <w:rFonts w:cstheme="minorHAnsi"/>
         </w:rPr>
-        <w:t>generated content, leading to degradation in performance and output quality. While LLMs demonstrate remarkable capabilities, their susceptibility to model collapse, manifesting as a progressive loss of output diversity and factual grounding, poses a significant challenge, especially as AI</w:t>
+        <w:t>generated) on LLM performance.</w:t>
+      </w:r>
+    </w:p>
+    <w:p>
+      <w:pPr>
+        <w:rPr>
+          <w:rFonts w:cstheme="minorHAnsi"/>
+        </w:rPr>
+      </w:pPr>
+      <w:r>
+        <w:rPr>
+          <w:rFonts w:cstheme="minorHAnsi"/>
+        </w:rPr>
+        <w:t>This chapter outlines the methodology for acquiring diverse datasets, fine</w:t>
       </w:r>
       <w:r>
         <w:rPr>
@@ -3205,273 +3374,6 @@
         <w:rPr>
           <w:rFonts w:cstheme="minorHAnsi"/>
         </w:rPr>
-        <w:t>generated content proliferates. Without clear understanding of how collapse occurs, it becomes harder to trust these models, troubleshoot issues, and deploy them in high</w:t>
-      </w:r>
-      <w:r>
-        <w:rPr>
-          <w:rFonts w:cstheme="minorHAnsi"/>
-        </w:rPr>
-        <w:t>-</w:t>
-      </w:r>
-      <w:r>
-        <w:rPr>
-          <w:rFonts w:cstheme="minorHAnsi"/>
-        </w:rPr>
-        <w:t>stakes situations.</w:t>
-      </w:r>
-    </w:p>
-    <w:p>
-      <w:pPr>
-        <w:rPr>
-          <w:rFonts w:cstheme="minorHAnsi"/>
-        </w:rPr>
-      </w:pPr>
-      <w:r>
-        <w:rPr>
-          <w:rFonts w:cstheme="minorHAnsi"/>
-        </w:rPr>
-        <w:t>This project aims to bridge the gap between the growing use of LLMs and the current lack of robust methods for detecting and characterizing early signs of model collapse. The core objective is to develop a practical framework for spotting early warning signs of decline in generative model performance by evaluating and measuring semantic diversity and factual consistency. The core question is: How can we measure both the diversity of model outputs and their factual accuracy simultaneously to detect early model collapse?</w:t>
-      </w:r>
-    </w:p>
-    <w:p>
-      <w:pPr>
-        <w:rPr>
-          <w:rFonts w:cstheme="minorHAnsi"/>
-        </w:rPr>
-      </w:pPr>
-      <w:r>
-        <w:rPr>
-          <w:rFonts w:cstheme="minorHAnsi"/>
-        </w:rPr>
-        <w:t>To address this, the study will involve fine</w:t>
-      </w:r>
-      <w:r>
-        <w:rPr>
-          <w:rFonts w:cstheme="minorHAnsi"/>
-        </w:rPr>
-        <w:t>-</w:t>
-      </w:r>
-      <w:r>
-        <w:rPr>
-          <w:rFonts w:cstheme="minorHAnsi"/>
-        </w:rPr>
-        <w:t>tuning two large language models, such as Mistral</w:t>
-      </w:r>
-      <w:r>
-        <w:rPr>
-          <w:rFonts w:cstheme="minorHAnsi"/>
-        </w:rPr>
-        <w:t>-</w:t>
-      </w:r>
-      <w:r>
-        <w:rPr>
-          <w:rFonts w:cstheme="minorHAnsi"/>
-        </w:rPr>
-        <w:t>7B or</w:t>
-      </w:r>
-      <w:r>
-        <w:rPr>
-          <w:rFonts w:cstheme="minorHAnsi"/>
-        </w:rPr>
-        <w:t xml:space="preserve"> Llama</w:t>
-      </w:r>
-      <w:r>
-        <w:rPr>
-          <w:rFonts w:cstheme="minorHAnsi"/>
-        </w:rPr>
-        <w:t>-</w:t>
-      </w:r>
-      <w:r>
-        <w:rPr>
-          <w:rFonts w:cstheme="minorHAnsi"/>
-        </w:rPr>
-        <w:t>3.2</w:t>
-      </w:r>
-      <w:r>
-        <w:rPr>
-          <w:rFonts w:cstheme="minorHAnsi"/>
-        </w:rPr>
-        <w:t>-</w:t>
-      </w:r>
-      <w:r>
-        <w:rPr>
-          <w:rFonts w:cstheme="minorHAnsi"/>
-        </w:rPr>
-        <w:t>1B</w:t>
-      </w:r>
-      <w:r>
-        <w:rPr>
-          <w:rFonts w:cstheme="minorHAnsi"/>
-        </w:rPr>
-        <w:t>, across several training sessions under distinct data conditions: one trained entirely on 100% human</w:t>
-      </w:r>
-      <w:r>
-        <w:rPr>
-          <w:rFonts w:cstheme="minorHAnsi"/>
-        </w:rPr>
-        <w:t>-</w:t>
-      </w:r>
-      <w:r>
-        <w:rPr>
-          <w:rFonts w:cstheme="minorHAnsi"/>
-        </w:rPr>
-        <w:t>generated data, another on 100% AI</w:t>
-      </w:r>
-      <w:r>
-        <w:rPr>
-          <w:rFonts w:cstheme="minorHAnsi"/>
-        </w:rPr>
-        <w:t>-</w:t>
-      </w:r>
-      <w:r>
-        <w:rPr>
-          <w:rFonts w:cstheme="minorHAnsi"/>
-        </w:rPr>
-        <w:t>generated data from a different model, and a third on mixed data comprising 50% human</w:t>
-      </w:r>
-      <w:r>
-        <w:rPr>
-          <w:rFonts w:cstheme="minorHAnsi"/>
-        </w:rPr>
-        <w:t>-</w:t>
-      </w:r>
-      <w:r>
-        <w:rPr>
-          <w:rFonts w:cstheme="minorHAnsi"/>
-        </w:rPr>
-        <w:t>generated and 50% AI</w:t>
-      </w:r>
-      <w:r>
-        <w:rPr>
-          <w:rFonts w:cstheme="minorHAnsi"/>
-        </w:rPr>
-        <w:t>-</w:t>
-      </w:r>
-      <w:r>
-        <w:rPr>
-          <w:rFonts w:cstheme="minorHAnsi"/>
-        </w:rPr>
-        <w:t>generated content. The performance will be examined using a combination of metrics, including BLEU and BERTSCORE, alongside the investigation and development of new metrics focused on quantifying the degree of lexical diversity and the degree of factual diversity. By comparing the performance of models trained under these varying conditions and leveraging a set of evaluation metrics, this research seeks to provide insights into the mechanisms of model collapse and establish quantifiable measures for its early detection. This research and detection framework will help maintain the quality and reliability of future LLMs, supporting better decision</w:t>
-      </w:r>
-      <w:r>
-        <w:rPr>
-          <w:rFonts w:cstheme="minorHAnsi"/>
-        </w:rPr>
-        <w:t>-</w:t>
-      </w:r>
-      <w:r>
-        <w:rPr>
-          <w:rFonts w:cstheme="minorHAnsi"/>
-        </w:rPr>
-        <w:t>making and more effective human</w:t>
-      </w:r>
-      <w:r>
-        <w:rPr>
-          <w:rFonts w:cstheme="minorHAnsi"/>
-        </w:rPr>
-        <w:t>-</w:t>
-      </w:r>
-      <w:r>
-        <w:rPr>
-          <w:rFonts w:cstheme="minorHAnsi"/>
-        </w:rPr>
-        <w:t>AI collaboration.</w:t>
-      </w:r>
-    </w:p>
-    <w:p>
-      <w:pPr>
-        <w:pStyle w:val="Heading1"/>
-        <w:rPr>
-          <w:rFonts w:asciiTheme="minorHAnsi" w:hAnsiTheme="minorHAnsi" w:cstheme="minorHAnsi"/>
-        </w:rPr>
-      </w:pPr>
-      <w:bookmarkStart w:id="6" w:name="_Toc222500942"/>
-      <w:r>
-        <w:rPr>
-          <w:rFonts w:asciiTheme="minorHAnsi" w:hAnsiTheme="minorHAnsi" w:cstheme="minorHAnsi"/>
-        </w:rPr>
-        <w:lastRenderedPageBreak/>
-        <w:t xml:space="preserve">Proposed </w:t>
-      </w:r>
-      <w:r>
-        <w:rPr>
-          <w:rFonts w:asciiTheme="minorHAnsi" w:hAnsiTheme="minorHAnsi" w:cstheme="minorHAnsi"/>
-        </w:rPr>
-        <w:t>Methodology</w:t>
-      </w:r>
-      <w:bookmarkEnd w:id="6"/>
-    </w:p>
-    <w:p>
-      <w:pPr>
-        <w:rPr>
-          <w:rFonts w:cstheme="minorHAnsi"/>
-        </w:rPr>
-      </w:pPr>
-      <w:r>
-        <w:rPr>
-          <w:rFonts w:cstheme="minorHAnsi"/>
-        </w:rPr>
-        <w:t>The purpose of this chapter is to outline the research methods used in this study, which aims to detect early signs of model collapse in fine</w:t>
-      </w:r>
-      <w:r>
-        <w:rPr>
-          <w:rFonts w:cstheme="minorHAnsi"/>
-        </w:rPr>
-        <w:t>-</w:t>
-      </w:r>
-      <w:r>
-        <w:rPr>
-          <w:rFonts w:cstheme="minorHAnsi"/>
-        </w:rPr>
-        <w:t>tuned large language models by jointly measuring semantic diversity and factuality. This focus is on investigating the impact of training data provenance (human</w:t>
-      </w:r>
-      <w:r>
-        <w:rPr>
-          <w:rFonts w:cstheme="minorHAnsi"/>
-        </w:rPr>
-        <w:t>-</w:t>
-      </w:r>
-      <w:r>
-        <w:rPr>
-          <w:rFonts w:cstheme="minorHAnsi"/>
-        </w:rPr>
-        <w:t>generated vs. AI</w:t>
-      </w:r>
-      <w:r>
-        <w:rPr>
-          <w:rFonts w:cstheme="minorHAnsi"/>
-        </w:rPr>
-        <w:t>-</w:t>
-      </w:r>
-      <w:r>
-        <w:rPr>
-          <w:rFonts w:cstheme="minorHAnsi"/>
-        </w:rPr>
-        <w:t>generated) on LLM performance.</w:t>
-      </w:r>
-    </w:p>
-    <w:p>
-      <w:pPr>
-        <w:rPr>
-          <w:rFonts w:cstheme="minorHAnsi"/>
-        </w:rPr>
-      </w:pPr>
-      <w:r>
-        <w:rPr>
-          <w:rFonts w:cstheme="minorHAnsi"/>
-        </w:rPr>
-        <w:t>This chapter outlines the methodology for acquiring diverse datasets, fine</w:t>
-      </w:r>
-      <w:r>
-        <w:rPr>
-          <w:rFonts w:cstheme="minorHAnsi"/>
-        </w:rPr>
-        <w:t>-</w:t>
-      </w:r>
-      <w:r>
-        <w:rPr>
-          <w:rFonts w:cstheme="minorHAnsi"/>
-        </w:rPr>
         <w:t>tuning selected LLMs under various conditions, evaluating their outputs with multiple metrics, and analyzing results to identify reliable indicators of model collapse. The goal is to provide a rigorous approach for investigating the research question and contributing to better understanding of AI systems.</w:t>
       </w:r>
     </w:p>
@@ -3489,7 +3391,7 @@
           <w:rFonts w:cstheme="minorHAnsi"/>
         </w:rPr>
       </w:pPr>
-      <w:bookmarkStart w:id="7" w:name="_Toc222500943"/>
+      <w:bookmarkStart w:id="7" w:name="_Toc226198857"/>
       <w:r>
         <w:rPr>
           <w:rFonts w:cstheme="minorHAnsi"/>
@@ -3508,7 +3410,19 @@
         <w:rPr>
           <w:rFonts w:cstheme="minorHAnsi"/>
         </w:rPr>
-        <w:t>To examine the phenomenon of model collapse, diverse text datasets will be utilized, reflecting different origins:</w:t>
+        <w:t xml:space="preserve">To examine the phenomenon of model collapse, diverse text datasets </w:t>
+      </w:r>
+      <w:r>
+        <w:rPr>
+          <w:rFonts w:cstheme="minorHAnsi"/>
+        </w:rPr>
+        <w:t>are</w:t>
+      </w:r>
+      <w:r>
+        <w:rPr>
+          <w:rFonts w:cstheme="minorHAnsi"/>
+        </w:rPr>
+        <w:t xml:space="preserve"> utilized, reflecting different origins:</w:t>
       </w:r>
     </w:p>
     <w:p>
@@ -3537,7 +3451,19 @@
         <w:rPr>
           <w:rFonts w:cstheme="minorHAnsi"/>
         </w:rPr>
-        <w:t>Generated Data (100%): This dataset will consist solely of high</w:t>
+        <w:t xml:space="preserve">Generated Data (100%): This dataset </w:t>
+      </w:r>
+      <w:r>
+        <w:rPr>
+          <w:rFonts w:cstheme="minorHAnsi"/>
+        </w:rPr>
+        <w:t>consists </w:t>
+      </w:r>
+      <w:r>
+        <w:rPr>
+          <w:rFonts w:cstheme="minorHAnsi"/>
+        </w:rPr>
+        <w:t>solely of high</w:t>
       </w:r>
       <w:r>
         <w:rPr>
@@ -3549,7 +3475,19 @@
         <w:rPr>
           <w:rFonts w:cstheme="minorHAnsi"/>
         </w:rPr>
-        <w:t>quality content produced by humans. The selection will prioritize datasets known for their factual accuracy, diversity, and linguistic richness to serve as a strong baseline for optimal model performance.</w:t>
+        <w:t xml:space="preserve">quality content produced by humans. The selection </w:t>
+      </w:r>
+      <w:r>
+        <w:rPr>
+          <w:rFonts w:cstheme="minorHAnsi"/>
+        </w:rPr>
+        <w:t>prioritizes </w:t>
+      </w:r>
+      <w:r>
+        <w:rPr>
+          <w:rFonts w:cstheme="minorHAnsi"/>
+        </w:rPr>
+        <w:t>datasets known for their factual accuracy, diversity, and linguistic richness to serve as a strong baseline for optimal model performance.</w:t>
       </w:r>
     </w:p>
     <w:p>
@@ -3578,7 +3516,19 @@
         <w:rPr>
           <w:rFonts w:cstheme="minorHAnsi"/>
         </w:rPr>
-        <w:t>Generated Data (100%): This dataset will be created using a different large language model to ensure completely synthetic content. This represents the "contaminating" data expected to cause model collapse, designed to replicate real</w:t>
+        <w:t>Generated Data (100%): This dataset</w:t>
+      </w:r>
+      <w:r>
+        <w:rPr>
+          <w:rFonts w:cstheme="minorHAnsi"/>
+        </w:rPr>
+        <w:t xml:space="preserve"> is</w:t>
+      </w:r>
+      <w:r>
+        <w:rPr>
+          <w:rFonts w:cstheme="minorHAnsi"/>
+        </w:rPr>
+        <w:t xml:space="preserve"> created using a different large language model to ensure completely synthetic content. This represents the "contaminating" data expected to cause model collapse, designed to replicate real</w:t>
       </w:r>
       <w:r>
         <w:rPr>
@@ -3619,7 +3569,19 @@
         <w:rPr>
           <w:rFonts w:cstheme="minorHAnsi"/>
         </w:rPr>
-        <w:t>50%): This dataset will be a balanced combination of human</w:t>
+        <w:t xml:space="preserve">50%): This dataset </w:t>
+      </w:r>
+      <w:r>
+        <w:rPr>
+          <w:rFonts w:cstheme="minorHAnsi"/>
+        </w:rPr>
+        <w:t xml:space="preserve">is </w:t>
+      </w:r>
+      <w:r>
+        <w:rPr>
+          <w:rFonts w:cstheme="minorHAnsi"/>
+        </w:rPr>
+        <w:t>a balanced combination of human</w:t>
       </w:r>
       <w:r>
         <w:rPr>
@@ -3652,11 +3614,53 @@
           <w:rFonts w:cstheme="minorHAnsi"/>
         </w:rPr>
       </w:pPr>
-      <w:r>
-        <w:rPr>
-          <w:rFonts w:cstheme="minorHAnsi"/>
-        </w:rPr>
-        <w:t>The precise nature and size of these datasets will be determined during the project's initial phase, depending on model requirements and availability of suitable high</w:t>
+    </w:p>
+    <w:p>
+      <w:pPr>
+        <w:rPr>
+          <w:rFonts w:cstheme="minorHAnsi"/>
+        </w:rPr>
+      </w:pPr>
+    </w:p>
+    <w:p>
+      <w:pPr>
+        <w:pStyle w:val="Heading3"/>
+        <w:rPr>
+          <w:rFonts w:cstheme="minorHAnsi"/>
+        </w:rPr>
+      </w:pPr>
+      <w:bookmarkStart w:id="8" w:name="_Toc226198858"/>
+      <w:r>
+        <w:rPr>
+          <w:rFonts w:cstheme="minorHAnsi"/>
+        </w:rPr>
+        <w:t>Large Language Models (LLMs)</w:t>
+      </w:r>
+      <w:bookmarkEnd w:id="8"/>
+    </w:p>
+    <w:p>
+      <w:pPr>
+        <w:rPr>
+          <w:rFonts w:cstheme="minorHAnsi"/>
+        </w:rPr>
+      </w:pPr>
+      <w:r>
+        <w:rPr>
+          <w:rFonts w:cstheme="minorHAnsi"/>
+        </w:rPr>
+        <w:t>This research focus</w:t>
+      </w:r>
+      <w:r>
+        <w:rPr>
+          <w:rFonts w:cstheme="minorHAnsi"/>
+        </w:rPr>
+        <w:t>es</w:t>
+      </w:r>
+      <w:r>
+        <w:rPr>
+          <w:rFonts w:cstheme="minorHAnsi"/>
+        </w:rPr>
+        <w:t xml:space="preserve"> on two large language models (LLMs) suitable for fine</w:t>
       </w:r>
       <w:r>
         <w:rPr>
@@ -3668,7 +3672,115 @@
         <w:rPr>
           <w:rFonts w:cstheme="minorHAnsi"/>
         </w:rPr>
-        <w:t>quality human data.</w:t>
+        <w:t>tuning. Potential candidates include models such as Mistral</w:t>
+      </w:r>
+      <w:r>
+        <w:rPr>
+          <w:rFonts w:cstheme="minorHAnsi"/>
+        </w:rPr>
+        <w:t>-</w:t>
+      </w:r>
+      <w:r>
+        <w:rPr>
+          <w:rFonts w:cstheme="minorHAnsi"/>
+        </w:rPr>
+        <w:t>7B or</w:t>
+      </w:r>
+      <w:r>
+        <w:rPr>
+          <w:rFonts w:cstheme="minorHAnsi"/>
+        </w:rPr>
+        <w:t xml:space="preserve"> Llama</w:t>
+      </w:r>
+      <w:r>
+        <w:rPr>
+          <w:rFonts w:cstheme="minorHAnsi"/>
+        </w:rPr>
+        <w:t>-</w:t>
+      </w:r>
+      <w:r>
+        <w:rPr>
+          <w:rFonts w:cstheme="minorHAnsi"/>
+        </w:rPr>
+        <w:t>3.2</w:t>
+      </w:r>
+      <w:r>
+        <w:rPr>
+          <w:rFonts w:cstheme="minorHAnsi"/>
+        </w:rPr>
+        <w:t>-</w:t>
+      </w:r>
+      <w:r>
+        <w:rPr>
+          <w:rFonts w:cstheme="minorHAnsi"/>
+        </w:rPr>
+        <w:t>1B</w:t>
+      </w:r>
+      <w:r>
+        <w:rPr>
+          <w:rFonts w:cstheme="minorHAnsi"/>
+        </w:rPr>
+        <w:t>, chosen for their accessibility, performance characteristics, and fine</w:t>
+      </w:r>
+      <w:r>
+        <w:rPr>
+          <w:rFonts w:cstheme="minorHAnsi"/>
+        </w:rPr>
+        <w:t>-</w:t>
+      </w:r>
+      <w:r>
+        <w:rPr>
+          <w:rFonts w:cstheme="minorHAnsi"/>
+        </w:rPr>
+        <w:t xml:space="preserve">tuning capabilities. </w:t>
+      </w:r>
+      <w:r>
+        <w:rPr>
+          <w:rFonts w:cstheme="minorHAnsi"/>
+        </w:rPr>
+        <w:t>In t</w:t>
+      </w:r>
+      <w:r>
+        <w:rPr>
+          <w:rFonts w:cstheme="minorHAnsi"/>
+        </w:rPr>
+        <w:t xml:space="preserve">he selection </w:t>
+      </w:r>
+      <w:r>
+        <w:rPr>
+          <w:rFonts w:cstheme="minorHAnsi"/>
+        </w:rPr>
+        <w:t xml:space="preserve">process we </w:t>
+      </w:r>
+      <w:r>
+        <w:rPr>
+          <w:rFonts w:cstheme="minorHAnsi"/>
+        </w:rPr>
+        <w:t>consider</w:t>
+      </w:r>
+      <w:r>
+        <w:rPr>
+          <w:rFonts w:cstheme="minorHAnsi"/>
+        </w:rPr>
+        <w:t>ed</w:t>
+      </w:r>
+      <w:r>
+        <w:rPr>
+          <w:rFonts w:cstheme="minorHAnsi"/>
+        </w:rPr>
+        <w:t xml:space="preserve"> models that allow transparent observation of fine</w:t>
+      </w:r>
+      <w:r>
+        <w:rPr>
+          <w:rFonts w:cstheme="minorHAnsi"/>
+        </w:rPr>
+        <w:t>-</w:t>
+      </w:r>
+      <w:r>
+        <w:rPr>
+          <w:rFonts w:cstheme="minorHAnsi"/>
+        </w:rPr>
+        <w:t>tuning effects and output generation.</w:t>
       </w:r>
     </w:p>
     <w:p>
@@ -3685,127 +3797,7 @@
           <w:rFonts w:cstheme="minorHAnsi"/>
         </w:rPr>
       </w:pPr>
-      <w:bookmarkStart w:id="8" w:name="_Toc222500944"/>
-      <w:r>
-        <w:rPr>
-          <w:rFonts w:cstheme="minorHAnsi"/>
-        </w:rPr>
-        <w:t>Large Language Models (LLMs)</w:t>
-      </w:r>
-      <w:bookmarkEnd w:id="8"/>
-    </w:p>
-    <w:p>
-      <w:pPr>
-        <w:rPr>
-          <w:rFonts w:cstheme="minorHAnsi"/>
-        </w:rPr>
-      </w:pPr>
-      <w:r>
-        <w:rPr>
-          <w:rFonts w:cstheme="minorHAnsi"/>
-        </w:rPr>
-        <w:t>This research will focus on two large language models (LLMs) suitable for fine</w:t>
-      </w:r>
-      <w:r>
-        <w:rPr>
-          <w:rFonts w:cstheme="minorHAnsi"/>
-        </w:rPr>
-        <w:t>-</w:t>
-      </w:r>
-      <w:r>
-        <w:rPr>
-          <w:rFonts w:cstheme="minorHAnsi"/>
-        </w:rPr>
-        <w:t>tuning. Potential candidates include models such as Mistral</w:t>
-      </w:r>
-      <w:r>
-        <w:rPr>
-          <w:rFonts w:cstheme="minorHAnsi"/>
-        </w:rPr>
-        <w:t>-</w:t>
-      </w:r>
-      <w:r>
-        <w:rPr>
-          <w:rFonts w:cstheme="minorHAnsi"/>
-        </w:rPr>
-        <w:t>7B or</w:t>
-      </w:r>
-      <w:r>
-        <w:rPr>
-          <w:rFonts w:cstheme="minorHAnsi"/>
-        </w:rPr>
-        <w:t xml:space="preserve"> Llama</w:t>
-      </w:r>
-      <w:r>
-        <w:rPr>
-          <w:rFonts w:cstheme="minorHAnsi"/>
-        </w:rPr>
-        <w:t>-</w:t>
-      </w:r>
-      <w:r>
-        <w:rPr>
-          <w:rFonts w:cstheme="minorHAnsi"/>
-        </w:rPr>
-        <w:t>3.2</w:t>
-      </w:r>
-      <w:r>
-        <w:rPr>
-          <w:rFonts w:cstheme="minorHAnsi"/>
-        </w:rPr>
-        <w:t>-</w:t>
-      </w:r>
-      <w:r>
-        <w:rPr>
-          <w:rFonts w:cstheme="minorHAnsi"/>
-        </w:rPr>
-        <w:t>1B</w:t>
-      </w:r>
-      <w:r>
-        <w:rPr>
-          <w:rFonts w:cstheme="minorHAnsi"/>
-        </w:rPr>
-        <w:t>, chosen for their accessibility, performance characteristics, and fine</w:t>
-      </w:r>
-      <w:r>
-        <w:rPr>
-          <w:rFonts w:cstheme="minorHAnsi"/>
-        </w:rPr>
-        <w:t>-</w:t>
-      </w:r>
-      <w:r>
-        <w:rPr>
-          <w:rFonts w:cstheme="minorHAnsi"/>
-        </w:rPr>
-        <w:t>tuning capabilities. The selection will also consider models that allow for transparent observation of fine</w:t>
-      </w:r>
-      <w:r>
-        <w:rPr>
-          <w:rFonts w:cstheme="minorHAnsi"/>
-        </w:rPr>
-        <w:t>-</w:t>
-      </w:r>
-      <w:r>
-        <w:rPr>
-          <w:rFonts w:cstheme="minorHAnsi"/>
-        </w:rPr>
-        <w:t>tuning effects and output generation.</w:t>
-      </w:r>
-    </w:p>
-    <w:p>
-      <w:pPr>
-        <w:rPr>
-          <w:rFonts w:cstheme="minorHAnsi"/>
-        </w:rPr>
-      </w:pPr>
-    </w:p>
-    <w:p>
-      <w:pPr>
-        <w:pStyle w:val="Heading3"/>
-        <w:rPr>
-          <w:rFonts w:cstheme="minorHAnsi"/>
-        </w:rPr>
-      </w:pPr>
-      <w:bookmarkStart w:id="9" w:name="_Toc222500945"/>
+      <w:bookmarkStart w:id="9" w:name="_Toc226198859"/>
       <w:r>
         <w:rPr>
           <w:rFonts w:cstheme="minorHAnsi"/>
@@ -3824,7 +3816,7 @@
         <w:rPr>
           <w:rFonts w:cstheme="minorHAnsi"/>
         </w:rPr>
-        <w:t>In the training process, the selected LLMs will undergo fine</w:t>
+        <w:t>In the training process, the selected LLMs undergo fine</w:t>
       </w:r>
       <w:r>
         <w:rPr>
@@ -3853,19 +3845,39 @@
         <w:rPr>
           <w:rFonts w:cstheme="minorHAnsi"/>
         </w:rPr>
-        <w:t>Baseline Training (100% Human Data): Each LLM will first be fine</w:t>
-      </w:r>
-      <w:r>
-        <w:rPr>
-          <w:rFonts w:cstheme="minorHAnsi"/>
-        </w:rPr>
-        <w:t>-</w:t>
-      </w:r>
-      <w:r>
-        <w:rPr>
-          <w:rFonts w:cstheme="minorHAnsi"/>
-        </w:rPr>
-        <w:t>tuned exclusively on the 100% human</w:t>
+        <w:t>Baseline Training (100% Human Data):</w:t>
+      </w:r>
+      <w:r>
+        <w:rPr>
+          <w:rFonts w:cstheme="minorHAnsi"/>
+        </w:rPr>
+        <w:t xml:space="preserve"> </w:t>
+      </w:r>
+      <w:r>
+        <w:rPr>
+          <w:rFonts w:cstheme="minorHAnsi"/>
+        </w:rPr>
+        <w:t xml:space="preserve">Each LLM </w:t>
+      </w:r>
+      <w:proofErr w:type="gramStart"/>
+      <w:r>
+        <w:rPr>
+          <w:rFonts w:cstheme="minorHAnsi"/>
+        </w:rPr>
+        <w:t>was first</w:t>
+      </w:r>
+      <w:proofErr w:type="gramEnd"/>
+      <w:r>
+        <w:rPr>
+          <w:rFonts w:cstheme="minorHAnsi"/>
+        </w:rPr>
+        <w:t xml:space="preserve"> fine-tuned</w:t>
+      </w:r>
+      <w:r>
+        <w:rPr>
+          <w:rFonts w:cstheme="minorHAnsi"/>
+        </w:rPr>
+        <w:t xml:space="preserve"> exclusively on the 100% human</w:t>
       </w:r>
       <w:r>
         <w:rPr>
@@ -3918,7 +3930,31 @@
         <w:rPr>
           <w:rFonts w:cstheme="minorHAnsi"/>
         </w:rPr>
-        <w:t>Driven Collapse Training (100% AI Data): The LLMs will then be fine</w:t>
+        <w:t xml:space="preserve">Driven Collapse Training (100% AI Data): The LLMs </w:t>
+      </w:r>
+      <w:r>
+        <w:rPr>
+          <w:rFonts w:cstheme="minorHAnsi"/>
+        </w:rPr>
+        <w:t xml:space="preserve">were </w:t>
+      </w:r>
+      <w:r>
+        <w:rPr>
+          <w:rFonts w:cstheme="minorHAnsi"/>
+        </w:rPr>
+        <w:t>then</w:t>
+      </w:r>
+      <w:r>
+        <w:rPr>
+          <w:rFonts w:cstheme="minorHAnsi"/>
+        </w:rPr>
+        <w:t xml:space="preserve"> </w:t>
+      </w:r>
+      <w:r>
+        <w:rPr>
+          <w:rFonts w:cstheme="minorHAnsi"/>
+        </w:rPr>
+        <w:t>fine</w:t>
       </w:r>
       <w:r>
         <w:rPr>
@@ -3971,7 +4007,19 @@
         <w:rPr>
           <w:rFonts w:cstheme="minorHAnsi"/>
         </w:rPr>
-        <w:t>50% Mixed Data): Finally, the LLMs will be fine</w:t>
+        <w:t xml:space="preserve">50% Mixed Data): Finally, the LLMs </w:t>
+      </w:r>
+      <w:r>
+        <w:rPr>
+          <w:rFonts w:cstheme="minorHAnsi"/>
+        </w:rPr>
+        <w:t xml:space="preserve">were </w:t>
+      </w:r>
+      <w:r>
+        <w:rPr>
+          <w:rFonts w:cstheme="minorHAnsi"/>
+        </w:rPr>
+        <w:t>fine</w:t>
       </w:r>
       <w:r>
         <w:rPr>
@@ -3983,7 +4031,19 @@
         <w:rPr>
           <w:rFonts w:cstheme="minorHAnsi"/>
         </w:rPr>
-        <w:t>tuned on the mixed dataset. This scenario will allow for the observation of how partial exposure to AI</w:t>
+        <w:t>tuned on the mixed dataset. This scenario allow</w:t>
+      </w:r>
+      <w:r>
+        <w:rPr>
+          <w:rFonts w:cstheme="minorHAnsi"/>
+        </w:rPr>
+        <w:t>ed</w:t>
+      </w:r>
+      <w:r>
+        <w:rPr>
+          <w:rFonts w:cstheme="minorHAnsi"/>
+        </w:rPr>
+        <w:t xml:space="preserve"> observation of how partial exposure to AI</w:t>
       </w:r>
       <w:r>
         <w:rPr>
@@ -4020,7 +4080,31 @@
         <w:rPr>
           <w:rFonts w:cstheme="minorHAnsi"/>
         </w:rPr>
-        <w:t>tuning session will maintain consistent hyperparameters (e.g., learning rate, batch size, number of epochs) to ensure that observed differences in model output are primarily attributable to the nature of the training data. Specific prompts and tasks relevant to the evaluation metrics will be used during training and post</w:t>
+        <w:t>tuning session maintain</w:t>
+      </w:r>
+      <w:r>
+        <w:rPr>
+          <w:rFonts w:cstheme="minorHAnsi"/>
+        </w:rPr>
+        <w:t>ed</w:t>
+      </w:r>
+      <w:r>
+        <w:rPr>
+          <w:rFonts w:cstheme="minorHAnsi"/>
+        </w:rPr>
+        <w:t xml:space="preserve"> consistent hyperparameters (e.g., learning rate, batch size, number of epochs) to ensure that observed differences in model output are primarily attributable to the nature of the training data. Specific prompts and tasks relevant to the evaluation metrics </w:t>
+      </w:r>
+      <w:r>
+        <w:rPr>
+          <w:rFonts w:cstheme="minorHAnsi"/>
+        </w:rPr>
+        <w:t xml:space="preserve">were </w:t>
+      </w:r>
+      <w:r>
+        <w:rPr>
+          <w:rFonts w:cstheme="minorHAnsi"/>
+        </w:rPr>
+        <w:t>used during training and post</w:t>
       </w:r>
       <w:r>
         <w:rPr>
@@ -4044,53 +4128,58 @@
     </w:p>
     <w:p>
       <w:pPr>
-        <w:rPr>
-          <w:rFonts w:cstheme="minorHAnsi"/>
-        </w:rPr>
-      </w:pPr>
-    </w:p>
-    <w:p>
-      <w:pPr>
         <w:pStyle w:val="Heading3"/>
         <w:rPr>
           <w:rFonts w:cstheme="minorHAnsi"/>
         </w:rPr>
       </w:pPr>
-    </w:p>
-    <w:p>
-      <w:pPr>
-        <w:rPr>
-          <w:rFonts w:cstheme="minorHAnsi"/>
-        </w:rPr>
-      </w:pPr>
-    </w:p>
-    <w:p>
-      <w:pPr>
-        <w:rPr>
-          <w:rFonts w:cstheme="minorHAnsi"/>
-        </w:rPr>
-      </w:pPr>
-    </w:p>
-    <w:p>
-      <w:pPr>
-        <w:rPr>
-          <w:rFonts w:cstheme="minorHAnsi"/>
-        </w:rPr>
-      </w:pPr>
-    </w:p>
-    <w:p>
-      <w:pPr>
-        <w:rPr>
-          <w:rFonts w:cstheme="minorHAnsi"/>
-        </w:rPr>
-      </w:pPr>
-    </w:p>
-    <w:p>
-      <w:pPr>
-        <w:rPr>
-          <w:rFonts w:cstheme="minorHAnsi"/>
-        </w:rPr>
-      </w:pPr>
+      <w:bookmarkStart w:id="10" w:name="_Toc226198860"/>
+      <w:r>
+        <w:rPr>
+          <w:rFonts w:cstheme="minorHAnsi"/>
+        </w:rPr>
+        <w:t>Model Evaluation</w:t>
+      </w:r>
+      <w:bookmarkEnd w:id="10"/>
+    </w:p>
+    <w:p>
+      <w:pPr>
+        <w:rPr>
+          <w:rFonts w:cstheme="minorHAnsi"/>
+        </w:rPr>
+      </w:pPr>
+      <w:r>
+        <w:rPr>
+          <w:rFonts w:cstheme="minorHAnsi"/>
+        </w:rPr>
+        <w:t xml:space="preserve">The fine-tuned models were evaluated using a suite of metrics capturing both lexical diversity and output quality. Lexical diversity was measured using Type-Token Ratio (TTR / Distinct-1), Bigram Diversity (Distinct-2), Distinct-3, and Self-BLEU </w:t>
+      </w:r>
+      <w:r>
+        <w:rPr>
+          <w:rFonts w:cstheme="minorHAnsi"/>
+        </w:rPr>
+        <w:t>-</w:t>
+      </w:r>
+      <w:r>
+        <w:rPr>
+          <w:rFonts w:cstheme="minorHAnsi"/>
+        </w:rPr>
+        <w:t xml:space="preserve"> together providing a multi-</w:t>
+      </w:r>
+      <w:proofErr w:type="gramStart"/>
+      <w:r>
+        <w:rPr>
+          <w:rFonts w:cstheme="minorHAnsi"/>
+        </w:rPr>
+        <w:t>granularity</w:t>
+      </w:r>
+      <w:proofErr w:type="gramEnd"/>
+      <w:r>
+        <w:rPr>
+          <w:rFonts w:cstheme="minorHAnsi"/>
+        </w:rPr>
+        <w:t xml:space="preserve"> view of vocabulary richness and output repetitiveness. Factual consistency was assessed via an NLI-based pipeline (cross-encoder/nli-deberta-v3-small), which scores entailment between each model's generated output and a human-authored reference passage. Perplexity was computed against the base model distribution as a measure of output confidence and distributional narrowing. All evaluations were repeated across three independent random seeds (42, 123, 456), and results are reported as mean ± standard deviation to ensure robustness and reproducibility.</w:t>
+      </w:r>
     </w:p>
     <w:p>
       <w:pPr>
@@ -4099,27 +4188,39 @@
           <w:rFonts w:cstheme="minorHAnsi"/>
         </w:rPr>
       </w:pPr>
-      <w:bookmarkStart w:id="10" w:name="_Toc222500946"/>
+      <w:bookmarkStart w:id="11" w:name="_Toc226198861"/>
       <w:r>
         <w:rPr>
           <w:rFonts w:cstheme="minorHAnsi"/>
         </w:rPr>
         <w:lastRenderedPageBreak/>
-        <w:t>Model Evaluation</w:t>
-      </w:r>
-      <w:bookmarkEnd w:id="10"/>
-    </w:p>
-    <w:p>
-      <w:pPr>
-        <w:rPr>
-          <w:rFonts w:cstheme="minorHAnsi"/>
-        </w:rPr>
-      </w:pPr>
-      <w:r>
-        <w:rPr>
-          <w:rFonts w:cstheme="minorHAnsi"/>
-        </w:rPr>
-        <w:t>The evaluation of the fine</w:t>
+        <w:t>Comparison of Models</w:t>
+      </w:r>
+      <w:bookmarkEnd w:id="11"/>
+    </w:p>
+    <w:p>
+      <w:pPr>
+        <w:rPr>
+          <w:rFonts w:cstheme="minorHAnsi"/>
+        </w:rPr>
+      </w:pPr>
+      <w:r>
+        <w:rPr>
+          <w:rFonts w:cstheme="minorHAnsi"/>
+        </w:rPr>
+        <w:t xml:space="preserve">The comparison </w:t>
+      </w:r>
+      <w:r>
+        <w:rPr>
+          <w:rFonts w:cstheme="minorHAnsi"/>
+        </w:rPr>
+        <w:t xml:space="preserve">is </w:t>
+      </w:r>
+      <w:r>
+        <w:rPr>
+          <w:rFonts w:cstheme="minorHAnsi"/>
+        </w:rPr>
+        <w:t>based on the performance of these models when fine</w:t>
       </w:r>
       <w:r>
         <w:rPr>
@@ -4131,53 +4232,7 @@
         <w:rPr>
           <w:rFonts w:cstheme="minorHAnsi"/>
         </w:rPr>
-        <w:t>tuned LLMs will employ a combination of existing and new metrics to</w:t>
-      </w:r>
-      <w:r>
-        <w:rPr>
-          <w:rFonts w:cstheme="minorHAnsi"/>
-        </w:rPr>
-        <w:br/>
-        <w:t>jointly measure semantic diversity and factuality, trying to detect early signs of model collapse.</w:t>
-      </w:r>
-    </w:p>
-    <w:p>
-      <w:pPr>
-        <w:rPr>
-          <w:rFonts w:cstheme="minorHAnsi"/>
-        </w:rPr>
-      </w:pPr>
-      <w:r>
-        <w:rPr>
-          <w:rFonts w:cstheme="minorHAnsi"/>
-        </w:rPr>
-        <w:t>Existing Metrics (Semantic Similarity &amp; Quality):</w:t>
-      </w:r>
-    </w:p>
-    <w:p>
-      <w:pPr>
-        <w:pStyle w:val="ListParagraph"/>
-        <w:numPr>
-          <w:ilvl w:val="0"/>
-          <w:numId w:val="90"/>
-        </w:numPr>
-        <w:rPr>
-          <w:rFonts w:cstheme="minorHAnsi"/>
-        </w:rPr>
-      </w:pPr>
-      <w:r>
-        <w:rPr>
-          <w:rFonts w:cstheme="minorHAnsi"/>
-          <w:b/>
-          <w:bCs/>
-        </w:rPr>
-        <w:t>BLEU (Bilingual Evaluation Understudy):</w:t>
-      </w:r>
-      <w:r>
-        <w:rPr>
-          <w:rFonts w:cstheme="minorHAnsi"/>
-        </w:rPr>
-        <w:t xml:space="preserve"> This metric measures the n</w:t>
+        <w:t>tuned on the different data types (100% human, 100% AI, and 50/50 mixed). The objective is to identify how fine</w:t>
       </w:r>
       <w:r>
         <w:rPr>
@@ -4189,449 +4244,6 @@
         <w:rPr>
           <w:rFonts w:cstheme="minorHAnsi"/>
         </w:rPr>
-        <w:t>gram overlap between generated text and reference human</w:t>
-      </w:r>
-      <w:r>
-        <w:rPr>
-          <w:rFonts w:cstheme="minorHAnsi"/>
-        </w:rPr>
-        <w:t>-</w:t>
-      </w:r>
-      <w:r>
-        <w:rPr>
-          <w:rFonts w:cstheme="minorHAnsi"/>
-        </w:rPr>
-        <w:t>generated text. A higher BLEU score generally indicates closer resemblance to human references in terms of fluency and adequacy, but it may not fully capture semantic diversity or creativity. A decline in BLEU score, especially against a diverse reference set, could signal reduced output quality.</w:t>
-      </w:r>
-    </w:p>
-    <w:p>
-      <w:pPr>
-        <w:pStyle w:val="ListParagraph"/>
-        <w:numPr>
-          <w:ilvl w:val="0"/>
-          <w:numId w:val="90"/>
-        </w:numPr>
-        <w:rPr>
-          <w:rFonts w:cstheme="minorHAnsi"/>
-        </w:rPr>
-      </w:pPr>
-      <w:r>
-        <w:rPr>
-          <w:rFonts w:cstheme="minorHAnsi"/>
-          <w:b/>
-          <w:bCs/>
-        </w:rPr>
-        <w:t>BERTSCORE:</w:t>
-      </w:r>
-      <w:r>
-        <w:rPr>
-          <w:rFonts w:cstheme="minorHAnsi"/>
-        </w:rPr>
-        <w:t xml:space="preserve"> This metric leverages contextual embeddings from BERT to calculate the similarity between generated and reference sentences. Unlike n</w:t>
-      </w:r>
-      <w:r>
-        <w:rPr>
-          <w:rFonts w:cstheme="minorHAnsi"/>
-        </w:rPr>
-        <w:t>-</w:t>
-      </w:r>
-      <w:r>
-        <w:rPr>
-          <w:rFonts w:cstheme="minorHAnsi"/>
-        </w:rPr>
-        <w:t>gram based metrics, BERTSCORE can capture semantic nuances beyond exact word matches, providing a more robust measure of semantic quality. A decrease in BERTSCORE could indicate a shift towards semantically generic or less coherent outputs.</w:t>
-      </w:r>
-    </w:p>
-    <w:p>
-      <w:pPr>
-        <w:rPr>
-          <w:rFonts w:cstheme="minorHAnsi"/>
-        </w:rPr>
-      </w:pPr>
-      <w:r>
-        <w:rPr>
-          <w:rFonts w:cstheme="minorHAnsi"/>
-        </w:rPr>
-        <w:t>New Metrics (Diversity &amp; Factuality):</w:t>
-      </w:r>
-    </w:p>
-    <w:p>
-      <w:pPr>
-        <w:pStyle w:val="ListParagraph"/>
-        <w:numPr>
-          <w:ilvl w:val="0"/>
-          <w:numId w:val="91"/>
-        </w:numPr>
-        <w:rPr>
-          <w:rFonts w:cstheme="minorHAnsi"/>
-          <w:b/>
-          <w:bCs/>
-        </w:rPr>
-      </w:pPr>
-      <w:r>
-        <w:rPr>
-          <w:rFonts w:cstheme="minorHAnsi"/>
-          <w:b/>
-          <w:bCs/>
-        </w:rPr>
-        <w:t>Degree of Lexical Diversity</w:t>
-      </w:r>
-    </w:p>
-    <w:p>
-      <w:pPr>
-        <w:rPr>
-          <w:rFonts w:cstheme="minorHAnsi"/>
-        </w:rPr>
-      </w:pPr>
-      <w:r>
-        <w:rPr>
-          <w:rFonts w:cstheme="minorHAnsi"/>
-          <w:b/>
-          <w:bCs/>
-        </w:rPr>
-        <w:t>Concept:</w:t>
-      </w:r>
-      <w:r>
-        <w:rPr>
-          <w:rFonts w:cstheme="minorHAnsi"/>
-        </w:rPr>
-        <w:t xml:space="preserve"> Lexical diversity measures vocabulary richness in generated text, serving as an early warning system for model collapse. TTR (Type</w:t>
-      </w:r>
-      <w:r>
-        <w:rPr>
-          <w:rFonts w:cstheme="minorHAnsi"/>
-        </w:rPr>
-        <w:t>-</w:t>
-      </w:r>
-      <w:r>
-        <w:rPr>
-          <w:rFonts w:cstheme="minorHAnsi"/>
-        </w:rPr>
-        <w:t>Token Ratio) measures vocabulary diversity by calculating the ratio of unique words to total words, while syntactic complexity assesses the percentage of sentences containing subordinating conjunctions or relative pronouns. Degrading models increasingly rely on common words and repetitive phrases, creating measurable vocabulary reduction.</w:t>
-      </w:r>
-    </w:p>
-    <w:p>
-      <w:pPr>
-        <w:rPr>
-          <w:rFonts w:cstheme="minorHAnsi"/>
-        </w:rPr>
-      </w:pPr>
-      <w:r>
-        <w:rPr>
-          <w:rFonts w:cstheme="minorHAnsi"/>
-          <w:b/>
-          <w:bCs/>
-        </w:rPr>
-        <w:t xml:space="preserve">Metrics: </w:t>
-      </w:r>
-      <w:r>
-        <w:rPr>
-          <w:rFonts w:cstheme="minorHAnsi"/>
-        </w:rPr>
-        <w:t>We'll use multiple measures including TTR for vocabulary diversity, syntactic complexity percentage for sentence structure variety and Lexical Sophistication Index for proportion of rare words. These capture different aspects of how models use language variety and structural complexity.</w:t>
-      </w:r>
-    </w:p>
-    <w:p>
-      <w:pPr>
-        <w:rPr>
-          <w:rFonts w:cstheme="minorHAnsi"/>
-        </w:rPr>
-      </w:pPr>
-      <w:r>
-        <w:rPr>
-          <w:rFonts w:cstheme="minorHAnsi"/>
-          <w:b/>
-          <w:bCs/>
-        </w:rPr>
-        <w:t>Evaluation Approach:</w:t>
-      </w:r>
-      <w:r>
-        <w:rPr>
-          <w:rFonts w:cstheme="minorHAnsi"/>
-        </w:rPr>
-        <w:t xml:space="preserve"> Generate responses per model using several prompt types (creative writing, technical explanations, factual questions, etc.). Each category targets different vocabulary areas to ensure broad assessment. Responses are processed and compared against human baselines using statistical significance testing.</w:t>
-      </w:r>
-    </w:p>
-    <w:p>
-      <w:pPr>
-        <w:rPr>
-          <w:rFonts w:cstheme="minorHAnsi"/>
-        </w:rPr>
-      </w:pPr>
-      <w:r>
-        <w:rPr>
-          <w:rFonts w:cstheme="minorHAnsi"/>
-          <w:b/>
-          <w:bCs/>
-        </w:rPr>
-        <w:t>Detection Thresholds:</w:t>
-      </w:r>
-      <w:r>
-        <w:rPr>
-          <w:rFonts w:cstheme="minorHAnsi"/>
-        </w:rPr>
-        <w:t xml:space="preserve"> Collapse indicators include early warning (&gt;15% decrease in two metrics), moderate collapse (&gt;25% TTR decrease), and severe collapse (&gt;40% decrease across metrics). These thresholds enable intervention before complete degradation.</w:t>
-      </w:r>
-    </w:p>
-    <w:p>
-      <w:pPr>
-        <w:pStyle w:val="ListParagraph"/>
-        <w:numPr>
-          <w:ilvl w:val="0"/>
-          <w:numId w:val="91"/>
-        </w:numPr>
-        <w:rPr>
-          <w:rFonts w:cstheme="minorHAnsi"/>
-        </w:rPr>
-      </w:pPr>
-      <w:r>
-        <w:rPr>
-          <w:rFonts w:cstheme="minorHAnsi"/>
-          <w:b/>
-          <w:bCs/>
-        </w:rPr>
-        <w:lastRenderedPageBreak/>
-        <w:t>Degree of Factual Diversity</w:t>
-      </w:r>
-    </w:p>
-    <w:p>
-      <w:pPr>
-        <w:rPr>
-          <w:rFonts w:cstheme="minorHAnsi"/>
-        </w:rPr>
-      </w:pPr>
-      <w:r>
-        <w:rPr>
-          <w:rFonts w:cstheme="minorHAnsi"/>
-          <w:b/>
-          <w:bCs/>
-        </w:rPr>
-        <w:t>Concept:</w:t>
-      </w:r>
-      <w:r>
-        <w:rPr>
-          <w:rFonts w:cstheme="minorHAnsi"/>
-        </w:rPr>
-        <w:t xml:space="preserve"> Factual diversity combines accuracy of generated facts with breadth of knowledge accessed, serving as a critical indicator of model collapse. Model degradation manifests as increased hallucinations, over</w:t>
-      </w:r>
-      <w:r>
-        <w:rPr>
-          <w:rFonts w:cstheme="minorHAnsi"/>
-        </w:rPr>
-        <w:t>-</w:t>
-      </w:r>
-      <w:r>
-        <w:rPr>
-          <w:rFonts w:cstheme="minorHAnsi"/>
-        </w:rPr>
-        <w:t>reliance on common facts, and systematic forgetting of rare but accurate information, particularly affecting minority representations and edge cases most vulnerable to collapse.</w:t>
-      </w:r>
-    </w:p>
-    <w:p>
-      <w:pPr>
-        <w:rPr>
-          <w:rFonts w:cstheme="minorHAnsi"/>
-        </w:rPr>
-      </w:pPr>
-      <w:r>
-        <w:rPr>
-          <w:rFonts w:cstheme="minorHAnsi"/>
-          <w:b/>
-          <w:bCs/>
-        </w:rPr>
-        <w:t>Metrics:</w:t>
-      </w:r>
-      <w:r>
-        <w:rPr>
-          <w:rFonts w:cstheme="minorHAnsi"/>
-        </w:rPr>
-        <w:t xml:space="preserve"> We'll use accuracy rates for factual correctness, hallucination detection for false information identification, entity coverage analysis across rarity levels, and knowledge entropy measures for breadth assessment. These capture different dimensions of how models maintain factual reliability and knowledge diversity.</w:t>
-      </w:r>
-    </w:p>
-    <w:p>
-      <w:pPr>
-        <w:rPr>
-          <w:rFonts w:cstheme="minorHAnsi"/>
-          <w:b/>
-          <w:bCs/>
-        </w:rPr>
-      </w:pPr>
-      <w:r>
-        <w:rPr>
-          <w:rFonts w:cstheme="minorHAnsi"/>
-          <w:b/>
-          <w:bCs/>
-        </w:rPr>
-        <w:t>Evaluation Approach:</w:t>
-      </w:r>
-      <w:r>
-        <w:rPr>
-          <w:rFonts w:cstheme="minorHAnsi"/>
-        </w:rPr>
-        <w:t xml:space="preserve"> Generate responses per model using factual prompts covering biographical, historical, and cultural domains. An automated pipeline extracts factual claims and verifies them against knowledge bases (Wikidata, Google Knowledge Graph). Custom datasets target rare facts often lost during collapse, building on established benchmarks like FactScore (contains human</w:t>
-      </w:r>
-      <w:r>
-        <w:rPr>
-          <w:rFonts w:cstheme="minorHAnsi"/>
-        </w:rPr>
-        <w:t>-</w:t>
-      </w:r>
-      <w:r>
-        <w:rPr>
-          <w:rFonts w:cstheme="minorHAnsi"/>
-        </w:rPr>
-        <w:t>verified facts) and FEVER (contains labeled true/false claims) datasets.</w:t>
-      </w:r>
-    </w:p>
-    <w:p>
-      <w:pPr>
-        <w:rPr>
-          <w:rFonts w:cstheme="minorHAnsi"/>
-        </w:rPr>
-      </w:pPr>
-      <w:r>
-        <w:rPr>
-          <w:rFonts w:cstheme="minorHAnsi"/>
-          <w:b/>
-          <w:bCs/>
-        </w:rPr>
-        <w:t>Detection Thresholds:</w:t>
-      </w:r>
-      <w:r>
-        <w:rPr>
-          <w:rFonts w:cstheme="minorHAnsi"/>
-        </w:rPr>
-        <w:t xml:space="preserve"> Collapse indicators include early warning (accuracy drops to 70</w:t>
-      </w:r>
-      <w:r>
-        <w:rPr>
-          <w:rFonts w:cstheme="minorHAnsi"/>
-        </w:rPr>
-        <w:t>-</w:t>
-      </w:r>
-      <w:r>
-        <w:rPr>
-          <w:rFonts w:cstheme="minorHAnsi"/>
-        </w:rPr>
-        <w:t>85% with reduced entity coverage), moderate collapse (accuracy 60</w:t>
-      </w:r>
-      <w:r>
-        <w:rPr>
-          <w:rFonts w:cstheme="minorHAnsi"/>
-        </w:rPr>
-        <w:t>-</w:t>
-      </w:r>
-      <w:r>
-        <w:rPr>
-          <w:rFonts w:cstheme="minorHAnsi"/>
-        </w:rPr>
-        <w:t>70% with significant knowledge reduction), and severe collapse (accuracy &lt;60% with minimal rare fact retention). These thresholds enable intervention before complete factual degradation.</w:t>
-      </w:r>
-    </w:p>
-    <w:p>
-      <w:pPr>
-        <w:rPr>
-          <w:rFonts w:cstheme="minorHAnsi"/>
-        </w:rPr>
-      </w:pPr>
-    </w:p>
-    <w:p>
-      <w:pPr>
-        <w:rPr>
-          <w:rFonts w:cstheme="minorHAnsi"/>
-        </w:rPr>
-      </w:pPr>
-      <w:r>
-        <w:rPr>
-          <w:rFonts w:cstheme="minorHAnsi"/>
-        </w:rPr>
-        <w:t>By jointly analyzing these metrics, particularly observing their trends across different fine</w:t>
-      </w:r>
-      <w:r>
-        <w:rPr>
-          <w:rFonts w:cstheme="minorHAnsi"/>
-        </w:rPr>
-        <w:t>-</w:t>
-      </w:r>
-      <w:r>
-        <w:rPr>
-          <w:rFonts w:cstheme="minorHAnsi"/>
-        </w:rPr>
-        <w:t>tuning conditions, we aim to establish a framework for detecting the early signs of model collapse. For instance, a simultaneous drop in lexical diversity and factual diversity/accuracy, coupled with altered BLEU/BERTSCORE, would strongly indicate model degradation.</w:t>
-      </w:r>
-    </w:p>
-    <w:p>
-      <w:pPr>
-        <w:rPr>
-          <w:rFonts w:cstheme="minorHAnsi"/>
-        </w:rPr>
-      </w:pPr>
-    </w:p>
-    <w:p>
-      <w:pPr>
-        <w:rPr>
-          <w:rFonts w:cstheme="minorHAnsi"/>
-        </w:rPr>
-      </w:pPr>
-    </w:p>
-    <w:p>
-      <w:pPr>
-        <w:pStyle w:val="Heading3"/>
-        <w:rPr>
-          <w:rFonts w:cstheme="minorHAnsi"/>
-        </w:rPr>
-      </w:pPr>
-    </w:p>
-    <w:p>
-      <w:pPr>
-        <w:pStyle w:val="Heading3"/>
-        <w:rPr>
-          <w:rFonts w:cstheme="minorHAnsi"/>
-        </w:rPr>
-      </w:pPr>
-      <w:bookmarkStart w:id="11" w:name="_Toc222500947"/>
-      <w:r>
-        <w:rPr>
-          <w:rFonts w:cstheme="minorHAnsi"/>
-        </w:rPr>
-        <w:t>Comparison of Models</w:t>
-      </w:r>
-      <w:bookmarkEnd w:id="11"/>
-    </w:p>
-    <w:p>
-      <w:pPr>
-        <w:rPr>
-          <w:rFonts w:cstheme="minorHAnsi"/>
-        </w:rPr>
-      </w:pPr>
-      <w:r>
-        <w:rPr>
-          <w:rFonts w:cstheme="minorHAnsi"/>
-        </w:rPr>
-        <w:t>The comparison will be based on the performance of these models when fine</w:t>
-      </w:r>
-      <w:r>
-        <w:rPr>
-          <w:rFonts w:cstheme="minorHAnsi"/>
-        </w:rPr>
-        <w:t>-</w:t>
-      </w:r>
-      <w:r>
-        <w:rPr>
-          <w:rFonts w:cstheme="minorHAnsi"/>
-        </w:rPr>
-        <w:t>tuned on the different data types (100% human, 100% AI, and 50/50 mixed). The objective is to identify how fine</w:t>
-      </w:r>
-      <w:r>
-        <w:rPr>
-          <w:rFonts w:cstheme="minorHAnsi"/>
-        </w:rPr>
-        <w:t>-</w:t>
-      </w:r>
-      <w:r>
-        <w:rPr>
-          <w:rFonts w:cstheme="minorHAnsi"/>
-        </w:rPr>
         <w:t>tuning synthetic data leads to the degenerative process of model collapse.</w:t>
       </w:r>
     </w:p>
@@ -4645,7 +4257,6 @@
         <w:rPr>
           <w:rFonts w:cstheme="minorHAnsi"/>
         </w:rPr>
-        <w:lastRenderedPageBreak/>
         <w:t>By analyzing the trends in BLEU, BERTSCORE, lexical diversity, and factual consistency across the different training conditions, we can:</w:t>
       </w:r>
     </w:p>
@@ -4710,7 +4321,19 @@
         <w:rPr>
           <w:rFonts w:cstheme="minorHAnsi"/>
         </w:rPr>
-        <w:t>This comparative analysis will reveal the strengths and weaknesses of different training approaches and how models perform under various data conditions. The findings will demonstrate the impact of training data sources and address the critical need for data filtering as AI</w:t>
+        <w:t>This comparative analysis reveal</w:t>
+      </w:r>
+      <w:r>
+        <w:rPr>
+          <w:rFonts w:cstheme="minorHAnsi"/>
+        </w:rPr>
+        <w:t>ed</w:t>
+      </w:r>
+      <w:r>
+        <w:rPr>
+          <w:rFonts w:cstheme="minorHAnsi"/>
+        </w:rPr>
+        <w:t xml:space="preserve"> the strengths and weaknesses of different training approaches and how models perform under various data conditions. The findings demonstrate the impact of training data sources and address the critical need for data filtering as AI</w:t>
       </w:r>
       <w:r>
         <w:rPr>
@@ -4741,16 +4364,73 @@
     </w:p>
     <w:p>
       <w:pPr>
+        <w:rPr>
+          <w:rFonts w:cstheme="minorHAnsi"/>
+        </w:rPr>
+      </w:pPr>
+    </w:p>
+    <w:p>
+      <w:pPr>
+        <w:rPr>
+          <w:rFonts w:cstheme="minorHAnsi"/>
+        </w:rPr>
+      </w:pPr>
+    </w:p>
+    <w:p>
+      <w:pPr>
+        <w:rPr>
+          <w:rFonts w:cstheme="minorHAnsi"/>
+        </w:rPr>
+      </w:pPr>
+    </w:p>
+    <w:p>
+      <w:pPr>
+        <w:rPr>
+          <w:rFonts w:cstheme="minorHAnsi"/>
+        </w:rPr>
+      </w:pPr>
+    </w:p>
+    <w:p>
+      <w:pPr>
+        <w:rPr>
+          <w:rFonts w:cstheme="minorHAnsi"/>
+        </w:rPr>
+      </w:pPr>
+    </w:p>
+    <w:p>
+      <w:pPr>
+        <w:rPr>
+          <w:rFonts w:cstheme="minorHAnsi"/>
+        </w:rPr>
+      </w:pPr>
+    </w:p>
+    <w:p>
+      <w:pPr>
+        <w:rPr>
+          <w:rFonts w:cstheme="minorHAnsi"/>
+        </w:rPr>
+      </w:pPr>
+    </w:p>
+    <w:p>
+      <w:pPr>
+        <w:rPr>
+          <w:rFonts w:cstheme="minorHAnsi"/>
+        </w:rPr>
+      </w:pPr>
+    </w:p>
+    <w:p>
+      <w:pPr>
         <w:pStyle w:val="Heading3"/>
         <w:rPr>
           <w:rFonts w:cstheme="minorHAnsi"/>
         </w:rPr>
       </w:pPr>
-      <w:bookmarkStart w:id="12" w:name="_Toc222500948"/>
-      <w:r>
-        <w:rPr>
-          <w:rFonts w:cstheme="minorHAnsi"/>
-        </w:rPr>
+      <w:bookmarkStart w:id="12" w:name="_Toc226198862"/>
+      <w:r>
+        <w:rPr>
+          <w:rFonts w:cstheme="minorHAnsi"/>
+        </w:rPr>
+        <w:lastRenderedPageBreak/>
         <w:t>Limitations</w:t>
       </w:r>
       <w:bookmarkEnd w:id="12"/>
@@ -4790,7 +4470,14 @@
         <w:rPr>
           <w:rFonts w:cstheme="minorHAnsi"/>
         </w:rPr>
-        <w:t>Firstly, the quantification of "semantic diversity" and "factuality" can be challenging. While metrics like BLEU and BERTSCORE provide proxies for semantic similarity and quality, they may not fully capture the nuanced concept of "diversity" in meaning beyond lexical variety. Similarly, precisely measuring "factual diversity" requires methodologies for fact</w:t>
+        <w:t xml:space="preserve">Firstly, the quantification of "semantic diversity" and "factuality" can be challenging. While metrics like BLEU and BERTSCORE provide proxies for semantic similarity and quality, they may not fully capture the nuanced concept of "diversity" in meaning beyond lexical variety. Similarly, precisely measuring "factual diversity" requires methodologies for </w:t>
+      </w:r>
+      <w:proofErr w:type="gramStart"/>
+      <w:r>
+        <w:rPr>
+          <w:rFonts w:cstheme="minorHAnsi"/>
+        </w:rPr>
+        <w:t>fact</w:t>
       </w:r>
       <w:r>
         <w:rPr>
@@ -4802,7 +4489,14 @@
         <w:rPr>
           <w:rFonts w:cstheme="minorHAnsi"/>
         </w:rPr>
-        <w:t>checking and assessing the range of accurate claims, which can be complex and context</w:t>
+        <w:t>checking</w:t>
+      </w:r>
+      <w:proofErr w:type="gramEnd"/>
+      <w:r>
+        <w:rPr>
+          <w:rFonts w:cstheme="minorHAnsi"/>
+        </w:rPr>
+        <w:t xml:space="preserve"> and assessing the range of accurate claims, which can be complex and context</w:t>
       </w:r>
       <w:r>
         <w:rPr>
@@ -4900,7 +4594,97 @@
         <w:rPr>
           <w:rFonts w:cstheme="minorHAnsi"/>
         </w:rPr>
-        <w:t>Lastly, defining the "early signs" of model collapse can be subjective. While quantitative thresholds will be established for metric changes, the precise point at which a model is in "early collapse" may require further validation against human assessment.</w:t>
+        <w:t xml:space="preserve">Lastly, defining the "early signs" of model collapse can be subjective. While quantitative thresholds </w:t>
+      </w:r>
+      <w:r>
+        <w:rPr>
+          <w:rFonts w:cstheme="minorHAnsi"/>
+        </w:rPr>
+        <w:t xml:space="preserve">were </w:t>
+      </w:r>
+      <w:r>
+        <w:rPr>
+          <w:rFonts w:cstheme="minorHAnsi"/>
+        </w:rPr>
+        <w:t>established for metric changes, the precise point at which a model is in "early collapse" may require further validation against human assessment.</w:t>
+      </w:r>
+      <w:r>
+        <w:rPr>
+          <w:rFonts w:cstheme="minorHAnsi"/>
+        </w:rPr>
+        <w:br/>
+      </w:r>
+      <w:r>
+        <w:rPr>
+          <w:rFonts w:cstheme="minorHAnsi"/>
+        </w:rPr>
+        <w:br/>
+      </w:r>
+      <w:r>
+        <w:rPr>
+          <w:rFonts w:cstheme="minorHAnsi"/>
+        </w:rPr>
+        <w:br/>
+      </w:r>
+      <w:r>
+        <w:rPr>
+          <w:rFonts w:cstheme="minorHAnsi"/>
+        </w:rPr>
+        <w:br/>
+      </w:r>
+      <w:r>
+        <w:rPr>
+          <w:rFonts w:cstheme="minorHAnsi"/>
+        </w:rPr>
+        <w:br/>
+      </w:r>
+      <w:r>
+        <w:rPr>
+          <w:rFonts w:cstheme="minorHAnsi"/>
+        </w:rPr>
+        <w:br/>
+      </w:r>
+      <w:r>
+        <w:rPr>
+          <w:rFonts w:cstheme="minorHAnsi"/>
+        </w:rPr>
+        <w:br/>
+      </w:r>
+      <w:r>
+        <w:rPr>
+          <w:rFonts w:cstheme="minorHAnsi"/>
+        </w:rPr>
+        <w:br/>
+      </w:r>
+      <w:r>
+        <w:rPr>
+          <w:rFonts w:cstheme="minorHAnsi"/>
+        </w:rPr>
+        <w:br/>
+      </w:r>
+      <w:r>
+        <w:rPr>
+          <w:rFonts w:cstheme="minorHAnsi"/>
+        </w:rPr>
+        <w:br/>
+      </w:r>
+      <w:r>
+        <w:rPr>
+          <w:rFonts w:cstheme="minorHAnsi"/>
+        </w:rPr>
+        <w:br/>
+      </w:r>
+      <w:r>
+        <w:rPr>
+          <w:rFonts w:cstheme="minorHAnsi"/>
+        </w:rPr>
+        <w:br/>
+      </w:r>
+      <w:r>
+        <w:rPr>
+          <w:rFonts w:cstheme="minorHAnsi"/>
+        </w:rPr>
+        <w:br/>
       </w:r>
     </w:p>
     <w:p>
@@ -4910,7 +4694,7 @@
           <w:rFonts w:asciiTheme="minorHAnsi" w:hAnsiTheme="minorHAnsi" w:cstheme="minorHAnsi"/>
         </w:rPr>
       </w:pPr>
-      <w:bookmarkStart w:id="13" w:name="_Toc222500949"/>
+      <w:bookmarkStart w:id="13" w:name="_Toc226198863"/>
       <w:r>
         <w:rPr>
           <w:rFonts w:asciiTheme="minorHAnsi" w:hAnsiTheme="minorHAnsi" w:cstheme="minorHAnsi"/>
@@ -4927,7 +4711,7 @@
           <w:rFonts w:cstheme="minorHAnsi"/>
         </w:rPr>
       </w:pPr>
-      <w:bookmarkStart w:id="14" w:name="_Toc222500950"/>
+      <w:bookmarkStart w:id="14" w:name="_Toc226198864"/>
       <w:r>
         <w:rPr>
           <w:rFonts w:cstheme="minorHAnsi"/>
@@ -6161,7 +5945,7 @@
           <w:bCs/>
         </w:rPr>
       </w:pPr>
-      <w:bookmarkStart w:id="15" w:name="_Toc222500951"/>
+      <w:bookmarkStart w:id="15" w:name="_Toc226198865"/>
       <w:r>
         <w:rPr>
           <w:rFonts w:cstheme="minorHAnsi"/>
@@ -6204,7 +5988,21 @@
         <w:rPr>
           <w:rFonts w:cstheme="minorHAnsi"/>
         </w:rPr>
-        <w:t xml:space="preserve">All model training was conducted using Google Colab Pro with NVIDIA A100 GPU (40GB VRAM) to ensure consistent computational environment across all training runs. </w:t>
+        <w:t xml:space="preserve">All model training was conducted using Google </w:t>
+      </w:r>
+      <w:proofErr w:type="spellStart"/>
+      <w:r>
+        <w:rPr>
+          <w:rFonts w:cstheme="minorHAnsi"/>
+        </w:rPr>
+        <w:t>Colab</w:t>
+      </w:r>
+      <w:proofErr w:type="spellEnd"/>
+      <w:r>
+        <w:rPr>
+          <w:rFonts w:cstheme="minorHAnsi"/>
+        </w:rPr>
+        <w:t xml:space="preserve"> Pro with NVIDIA A100 GPU (40GB VRAM) to ensure consistent computational environment across all training runs. </w:t>
       </w:r>
     </w:p>
     <w:p>
@@ -6377,7 +6175,14 @@
         <w:rPr>
           <w:rFonts w:cstheme="minorHAnsi"/>
         </w:rPr>
-        <w:t>Access: Open</w:t>
+        <w:t xml:space="preserve">Access: </w:t>
+      </w:r>
+      <w:proofErr w:type="gramStart"/>
+      <w:r>
+        <w:rPr>
+          <w:rFonts w:cstheme="minorHAnsi"/>
+        </w:rPr>
+        <w:t>Open</w:t>
       </w:r>
       <w:r>
         <w:rPr>
@@ -6389,7 +6194,14 @@
         <w:rPr>
           <w:rFonts w:cstheme="minorHAnsi"/>
         </w:rPr>
-        <w:t>source, no commercial restrictions</w:t>
+        <w:t>source</w:t>
+      </w:r>
+      <w:proofErr w:type="gramEnd"/>
+      <w:r>
+        <w:rPr>
+          <w:rFonts w:cstheme="minorHAnsi"/>
+        </w:rPr>
+        <w:t>, no commercial restrictions</w:t>
       </w:r>
     </w:p>
     <w:p>
@@ -6543,7 +6355,14 @@
         <w:rPr>
           <w:rFonts w:cstheme="minorHAnsi"/>
         </w:rPr>
-        <w:t xml:space="preserve"> Part of widely</w:t>
+        <w:t xml:space="preserve"> Part of </w:t>
+      </w:r>
+      <w:proofErr w:type="gramStart"/>
+      <w:r>
+        <w:rPr>
+          <w:rFonts w:cstheme="minorHAnsi"/>
+        </w:rPr>
+        <w:t>widely</w:t>
       </w:r>
       <w:r>
         <w:rPr>
@@ -6555,7 +6374,14 @@
         <w:rPr>
           <w:rFonts w:cstheme="minorHAnsi"/>
         </w:rPr>
-        <w:t>studied Llama family with extensive documentation</w:t>
+        <w:t>studied</w:t>
+      </w:r>
+      <w:proofErr w:type="gramEnd"/>
+      <w:r>
+        <w:rPr>
+          <w:rFonts w:cstheme="minorHAnsi"/>
+        </w:rPr>
+        <w:t xml:space="preserve"> Llama family with extensive documentation</w:t>
       </w:r>
     </w:p>
     <w:p>
@@ -6719,15 +6545,16 @@
           <w:b/>
           <w:bCs/>
         </w:rPr>
-        <w:t>Access: Open</w:t>
-      </w:r>
+        <w:t xml:space="preserve">Access: </w:t>
+      </w:r>
+      <w:proofErr w:type="gramStart"/>
       <w:r>
         <w:rPr>
           <w:rFonts w:cstheme="minorHAnsi"/>
           <w:b/>
           <w:bCs/>
         </w:rPr>
-        <w:t>-</w:t>
+        <w:t>Open</w:t>
       </w:r>
       <w:r>
         <w:rPr>
@@ -6735,7 +6562,24 @@
           <w:b/>
           <w:bCs/>
         </w:rPr>
-        <w:t>source, no commercial restrictions</w:t>
+        <w:t>-</w:t>
+      </w:r>
+      <w:r>
+        <w:rPr>
+          <w:rFonts w:cstheme="minorHAnsi"/>
+          <w:b/>
+          <w:bCs/>
+        </w:rPr>
+        <w:t>source</w:t>
+      </w:r>
+      <w:proofErr w:type="gramEnd"/>
+      <w:r>
+        <w:rPr>
+          <w:rFonts w:cstheme="minorHAnsi"/>
+          <w:b/>
+          <w:bCs/>
+        </w:rPr>
+        <w:t>, no commercial restrictions</w:t>
       </w:r>
     </w:p>
     <w:p>
@@ -6880,22 +6724,40 @@
           <w:b/>
           <w:bCs/>
         </w:rPr>
-        <w:t>tuning Method: LoRA (Low</w:t>
-      </w:r>
+        <w:t xml:space="preserve">tuning Method: </w:t>
+      </w:r>
+      <w:proofErr w:type="spellStart"/>
       <w:r>
         <w:rPr>
           <w:rFonts w:cstheme="minorHAnsi"/>
           <w:b/>
           <w:bCs/>
         </w:rPr>
-        <w:t>-</w:t>
-      </w:r>
+        <w:t>LoRA</w:t>
+      </w:r>
+      <w:proofErr w:type="spellEnd"/>
       <w:r>
         <w:rPr>
           <w:rFonts w:cstheme="minorHAnsi"/>
           <w:b/>
           <w:bCs/>
         </w:rPr>
+        <w:t xml:space="preserve"> (Low</w:t>
+      </w:r>
+      <w:r>
+        <w:rPr>
+          <w:rFonts w:cstheme="minorHAnsi"/>
+          <w:b/>
+          <w:bCs/>
+        </w:rPr>
+        <w:t>-</w:t>
+      </w:r>
+      <w:r>
+        <w:rPr>
+          <w:rFonts w:cstheme="minorHAnsi"/>
+          <w:b/>
+          <w:bCs/>
+        </w:rPr>
         <w:t>Rank Adaptation)</w:t>
       </w:r>
     </w:p>
@@ -6905,11 +6767,19 @@
           <w:rFonts w:cstheme="minorHAnsi"/>
         </w:rPr>
       </w:pPr>
-      <w:r>
-        <w:rPr>
-          <w:rFonts w:cstheme="minorHAnsi"/>
-        </w:rPr>
-        <w:t>LoRA enables efficient fine</w:t>
+      <w:proofErr w:type="spellStart"/>
+      <w:r>
+        <w:rPr>
+          <w:rFonts w:cstheme="minorHAnsi"/>
+        </w:rPr>
+        <w:t>LoRA</w:t>
+      </w:r>
+      <w:proofErr w:type="spellEnd"/>
+      <w:r>
+        <w:rPr>
+          <w:rFonts w:cstheme="minorHAnsi"/>
+        </w:rPr>
+        <w:t xml:space="preserve"> enables efficient fine</w:t>
       </w:r>
       <w:r>
         <w:rPr>
@@ -6927,7 +6797,21 @@
         <w:rPr>
           <w:rFonts w:cstheme="minorHAnsi"/>
         </w:rPr>
-        <w:t>Identical LoRA configuration was applied across all three datasets (human, AI, mixed) to ensure that observed differences originated solely from dataset quality rather than training methodology.</w:t>
+        <w:t xml:space="preserve">Identical </w:t>
+      </w:r>
+      <w:proofErr w:type="spellStart"/>
+      <w:r>
+        <w:rPr>
+          <w:rFonts w:cstheme="minorHAnsi"/>
+        </w:rPr>
+        <w:t>LoRA</w:t>
+      </w:r>
+      <w:proofErr w:type="spellEnd"/>
+      <w:r>
+        <w:rPr>
+          <w:rFonts w:cstheme="minorHAnsi"/>
+        </w:rPr>
+        <w:t xml:space="preserve"> configuration was applied across all three datasets (human, AI, mixed) to ensure that observed differences originated solely from dataset quality rather than training methodology.</w:t>
       </w:r>
     </w:p>
     <w:p>
@@ -7014,13 +6898,23 @@
           <w:rFonts w:cstheme="minorHAnsi"/>
         </w:rPr>
       </w:pPr>
+      <w:proofErr w:type="spellStart"/>
       <w:r>
         <w:rPr>
           <w:rFonts w:cstheme="minorHAnsi"/>
           <w:b/>
           <w:bCs/>
         </w:rPr>
-        <w:t>LoRA Configuration:</w:t>
+        <w:t>LoRA</w:t>
+      </w:r>
+      <w:proofErr w:type="spellEnd"/>
+      <w:r>
+        <w:rPr>
+          <w:rFonts w:cstheme="minorHAnsi"/>
+          <w:b/>
+          <w:bCs/>
+        </w:rPr>
+        <w:t xml:space="preserve"> Configuration:</w:t>
       </w:r>
     </w:p>
     <w:p>
@@ -7120,7 +7014,21 @@
         <w:rPr>
           <w:rFonts w:cstheme="minorHAnsi"/>
         </w:rPr>
-        <w:t>Training epochs: 3</w:t>
+        <w:t xml:space="preserve">Training </w:t>
+      </w:r>
+      <w:proofErr w:type="gramStart"/>
+      <w:r>
+        <w:rPr>
+          <w:rFonts w:cstheme="minorHAnsi"/>
+        </w:rPr>
+        <w:t>epochs</w:t>
+      </w:r>
+      <w:proofErr w:type="gramEnd"/>
+      <w:r>
+        <w:rPr>
+          <w:rFonts w:cstheme="minorHAnsi"/>
+        </w:rPr>
+        <w:t>: 3</w:t>
       </w:r>
     </w:p>
     <w:p>
@@ -7200,8 +7108,16 @@
         <w:rPr>
           <w:rFonts w:cstheme="minorHAnsi"/>
         </w:rPr>
-        <w:t>Optimizer: AdamW</w:t>
-      </w:r>
+        <w:t xml:space="preserve">Optimizer: </w:t>
+      </w:r>
+      <w:proofErr w:type="spellStart"/>
+      <w:r>
+        <w:rPr>
+          <w:rFonts w:cstheme="minorHAnsi"/>
+        </w:rPr>
+        <w:t>AdamW</w:t>
+      </w:r>
+      <w:proofErr w:type="spellEnd"/>
     </w:p>
     <w:p>
       <w:pPr>
@@ -7480,7 +7396,7 @@
         <w:lastRenderedPageBreak/>
         <w:t xml:space="preserve"> </w:t>
       </w:r>
-      <w:bookmarkStart w:id="16" w:name="_Toc222500952"/>
+      <w:bookmarkStart w:id="16" w:name="_Toc226198866"/>
       <w:r>
         <w:rPr>
           <w:rFonts w:cstheme="minorHAnsi"/>
@@ -7492,6 +7408,7 @@
     <w:p>
       <w:pPr>
         <w:rPr>
+          <w:rFonts w:cstheme="minorHAnsi"/>
           <w:b/>
           <w:bCs/>
         </w:rPr>
@@ -7506,6 +7423,7 @@
       </w:r>
       <w:r>
         <w:rPr>
+          <w:rFonts w:cstheme="minorHAnsi"/>
           <w:b/>
           <w:bCs/>
         </w:rPr>
@@ -7513,17 +7431,25 @@
       </w:r>
     </w:p>
     <w:p>
-      <w:r>
-        <w:t>To measure the effects of training data quality on model performance, we employed metrics that capture linguistic diversity, output repetitiveness, factual consistency, and generation quality</w:t>
-      </w:r>
-      <w:r>
-        <w:t xml:space="preserve"> - </w:t>
-      </w:r>
-      <w:r>
-        <w:t>key indicators of model collapse.</w:t>
-      </w:r>
-    </w:p>
-    <w:p/>
+      <w:pPr>
+        <w:rPr>
+          <w:rFonts w:cstheme="minorHAnsi"/>
+        </w:rPr>
+      </w:pPr>
+      <w:r>
+        <w:rPr>
+          <w:rFonts w:cstheme="minorHAnsi"/>
+        </w:rPr>
+        <w:t>To measure the effects of training data quality on model performance, we employed metrics that capture linguistic diversity, output repetitiveness, factual consistency, and generation quality - key indicators of model collapse.</w:t>
+      </w:r>
+    </w:p>
+    <w:p>
+      <w:pPr>
+        <w:rPr>
+          <w:rFonts w:cstheme="minorHAnsi"/>
+        </w:rPr>
+      </w:pPr>
+    </w:p>
     <w:p>
       <w:pPr>
         <w:pStyle w:val="ListParagraph"/>
@@ -7532,12 +7458,14 @@
           <w:numId w:val="101"/>
         </w:numPr>
         <w:rPr>
+          <w:rFonts w:cstheme="minorHAnsi"/>
           <w:b/>
           <w:bCs/>
         </w:rPr>
       </w:pPr>
       <w:r>
         <w:rPr>
+          <w:rFonts w:cstheme="minorHAnsi"/>
           <w:b/>
           <w:bCs/>
         </w:rPr>
@@ -7547,11 +7475,13 @@
     <w:p>
       <w:pPr>
         <w:rPr>
+          <w:rFonts w:cstheme="minorHAnsi"/>
           <w:lang w:bidi="he-IL"/>
         </w:rPr>
       </w:pPr>
       <w:r>
         <w:rPr>
+          <w:rFonts w:cstheme="minorHAnsi"/>
           <w:b/>
           <w:bCs/>
           <w:lang w:bidi="he-IL"/>
@@ -7560,6 +7490,7 @@
       </w:r>
       <w:r>
         <w:rPr>
+          <w:rFonts w:cstheme="minorHAnsi"/>
           <w:lang w:bidi="he-IL"/>
         </w:rPr>
         <w:t xml:space="preserve"> Measures vocabulary richness by calculating the ratio of unique words (types) to total words (tokens). Higher values indicate greater lexical diversity:</w:t>
@@ -7569,11 +7500,13 @@
       <w:pPr>
         <w:ind w:firstLine="720"/>
         <w:rPr>
+          <w:rFonts w:cstheme="minorHAnsi"/>
           <w:lang w:bidi="he-IL"/>
         </w:rPr>
       </w:pPr>
       <w:r>
         <w:rPr>
+          <w:rFonts w:cstheme="minorHAnsi"/>
           <w:lang w:bidi="he-IL"/>
         </w:rPr>
         <w:t>TTR = Number of unique words / Total number of words</w:t>
@@ -7582,11 +7515,13 @@
     <w:p>
       <w:pPr>
         <w:rPr>
+          <w:rFonts w:cstheme="minorHAnsi"/>
           <w:lang w:bidi="he-IL"/>
         </w:rPr>
       </w:pPr>
       <w:r>
         <w:rPr>
+          <w:rFonts w:cstheme="minorHAnsi"/>
           <w:b/>
           <w:bCs/>
           <w:lang w:bidi="he-IL"/>
@@ -7595,6 +7530,7 @@
       </w:r>
       <w:r>
         <w:rPr>
+          <w:rFonts w:cstheme="minorHAnsi"/>
           <w:lang w:bidi="he-IL"/>
         </w:rPr>
         <w:t xml:space="preserve"> Measures phrasal variety by calculating the ratio of unique word pairs to total pairs:</w:t>
@@ -7604,11 +7540,13 @@
       <w:pPr>
         <w:ind w:firstLine="720"/>
         <w:rPr>
+          <w:rFonts w:cstheme="minorHAnsi"/>
           <w:lang w:bidi="he-IL"/>
         </w:rPr>
       </w:pPr>
       <w:r>
         <w:rPr>
+          <w:rFonts w:cstheme="minorHAnsi"/>
           <w:lang w:bidi="he-IL"/>
         </w:rPr>
         <w:t>Bigram Diversity = Unique bigrams / Total bigrams</w:t>
@@ -7617,11 +7555,13 @@
     <w:p>
       <w:pPr>
         <w:rPr>
+          <w:rFonts w:cstheme="minorHAnsi"/>
           <w:lang w:bidi="he-IL"/>
         </w:rPr>
       </w:pPr>
       <w:r>
         <w:rPr>
+          <w:rFonts w:cstheme="minorHAnsi"/>
           <w:b/>
           <w:bCs/>
           <w:lang w:bidi="he-IL"/>
@@ -7630,6 +7570,7 @@
       </w:r>
       <w:r>
         <w:rPr>
+          <w:rFonts w:cstheme="minorHAnsi"/>
           <w:lang w:bidi="he-IL"/>
         </w:rPr>
         <w:t xml:space="preserve"> A standard NLP diversity metric that extends the above to arbitrary n-gram orders. We compute Distinct-1 (unigrams), Distinct-2 (bigrams), and Distinct-3 (trigrams) across all generated outputs. Higher values indicate greater output diversity:</w:t>
@@ -7639,11 +7580,13 @@
       <w:pPr>
         <w:ind w:firstLine="720"/>
         <w:rPr>
+          <w:rFonts w:cstheme="minorHAnsi"/>
           <w:lang w:bidi="he-IL"/>
         </w:rPr>
       </w:pPr>
       <w:r>
         <w:rPr>
+          <w:rFonts w:cstheme="minorHAnsi"/>
           <w:lang w:bidi="he-IL"/>
         </w:rPr>
         <w:t>Distinct-N = Unique N-grams / Total N-grams</w:t>
@@ -7652,11 +7595,13 @@
     <w:p>
       <w:pPr>
         <w:rPr>
+          <w:rFonts w:cstheme="minorHAnsi"/>
           <w:lang w:bidi="he-IL"/>
         </w:rPr>
       </w:pPr>
       <w:r>
         <w:rPr>
+          <w:rFonts w:cstheme="minorHAnsi"/>
           <w:lang w:bidi="he-IL"/>
         </w:rPr>
         <w:t>Note: Distinct-1 is mathematically equivalent to TTR, and Distinct-2 is equivalent to Bigram Diversity; Distinct-3 provides an additional higher-order view of phrasal variety.</w:t>
@@ -7665,11 +7610,13 @@
     <w:p>
       <w:pPr>
         <w:rPr>
+          <w:rFonts w:cstheme="minorHAnsi"/>
           <w:lang w:bidi="he-IL"/>
         </w:rPr>
       </w:pPr>
       <w:r>
         <w:rPr>
+          <w:rFonts w:cstheme="minorHAnsi"/>
           <w:b/>
           <w:bCs/>
           <w:lang w:bidi="he-IL"/>
@@ -7678,12 +7625,14 @@
       </w:r>
       <w:r>
         <w:rPr>
+          <w:rFonts w:cstheme="minorHAnsi"/>
           <w:lang w:bidi="he-IL"/>
         </w:rPr>
         <w:t xml:space="preserve"> Measures the degree of similarity </w:t>
       </w:r>
       <w:r>
         <w:rPr>
+          <w:rFonts w:cstheme="minorHAnsi"/>
           <w:i/>
           <w:iCs/>
           <w:lang w:bidi="he-IL"/>
@@ -7692,60 +7641,128 @@
       </w:r>
       <w:r>
         <w:rPr>
+          <w:rFonts w:cstheme="minorHAnsi"/>
           <w:lang w:bidi="he-IL"/>
         </w:rPr>
-        <w:t xml:space="preserve"> generated outputs. For each generated text, BLEU is computed against all other generated texts</w:t>
-      </w:r>
-      <w:r>
-        <w:rPr>
+        <w:t xml:space="preserve"> generated outputs. For each generated text, BLEU is computed against all other generated texts. The </w:t>
+      </w:r>
+      <w:proofErr w:type="gramStart"/>
+      <w:r>
+        <w:rPr>
+          <w:rFonts w:cstheme="minorHAnsi"/>
           <w:lang w:bidi="he-IL"/>
         </w:rPr>
-        <w:t>.</w:t>
-      </w:r>
-      <w:r>
-        <w:rPr>
+        <w:t>mean</w:t>
+      </w:r>
+      <w:proofErr w:type="gramEnd"/>
+      <w:r>
+        <w:rPr>
+          <w:rFonts w:cstheme="minorHAnsi"/>
           <w:lang w:bidi="he-IL"/>
         </w:rPr>
-        <w:t xml:space="preserve"> </w:t>
-      </w:r>
-      <w:r>
-        <w:rPr>
+        <w:t xml:space="preserve"> is taken across the set. Lower Self-BLEU indicates more diverse outputs, while higher values reveal repetitive or collapsed generation:</w:t>
+      </w:r>
+    </w:p>
+    <w:p>
+      <w:pPr>
+        <w:ind w:firstLine="720"/>
+        <w:rPr>
+          <w:rFonts w:cstheme="minorHAnsi"/>
+        </w:rPr>
+      </w:pPr>
+      <w:r>
+        <w:rPr>
+          <w:rFonts w:cstheme="minorHAnsi"/>
           <w:lang w:bidi="he-IL"/>
         </w:rPr>
-        <w:t>T</w:t>
-      </w:r>
-      <w:r>
-        <w:rPr>
+        <w:t xml:space="preserve">Self-BLEU = mean </w:t>
+      </w:r>
+      <w:proofErr w:type="gramStart"/>
+      <w:r>
+        <w:rPr>
+          <w:rFonts w:cstheme="minorHAnsi"/>
           <w:lang w:bidi="he-IL"/>
         </w:rPr>
-        <w:t>he mean is taken across the set. Lower Self-BLEU indicates more diverse outputs, while higher values reveal repetitive or collapsed generation:</w:t>
+        <w:t>BLEU(</w:t>
+      </w:r>
+      <w:proofErr w:type="spellStart"/>
+      <w:proofErr w:type="gramEnd"/>
+      <w:r>
+        <w:rPr>
+          <w:rFonts w:cstheme="minorHAnsi"/>
+          <w:lang w:bidi="he-IL"/>
+        </w:rPr>
+        <w:t>output_</w:t>
+      </w:r>
+      <w:proofErr w:type="gramStart"/>
+      <w:r>
+        <w:rPr>
+          <w:rFonts w:cstheme="minorHAnsi"/>
+          <w:lang w:bidi="he-IL"/>
+        </w:rPr>
+        <w:t>i</w:t>
+      </w:r>
+      <w:proofErr w:type="spellEnd"/>
+      <w:r>
+        <w:rPr>
+          <w:rFonts w:cstheme="minorHAnsi"/>
+          <w:lang w:bidi="he-IL"/>
+        </w:rPr>
+        <w:t>, {</w:t>
+      </w:r>
+      <w:proofErr w:type="spellStart"/>
+      <w:proofErr w:type="gramEnd"/>
+      <w:r>
+        <w:rPr>
+          <w:rFonts w:cstheme="minorHAnsi"/>
+          <w:lang w:bidi="he-IL"/>
+        </w:rPr>
+        <w:t>output_j</w:t>
+      </w:r>
+      <w:proofErr w:type="spellEnd"/>
+      <w:r>
+        <w:rPr>
+          <w:rFonts w:cstheme="minorHAnsi"/>
+          <w:lang w:bidi="he-IL"/>
+        </w:rPr>
+        <w:t xml:space="preserve"> | j ≠ </w:t>
+      </w:r>
+      <w:proofErr w:type="spellStart"/>
+      <w:r>
+        <w:rPr>
+          <w:rFonts w:cstheme="minorHAnsi"/>
+          <w:lang w:bidi="he-IL"/>
+        </w:rPr>
+        <w:t>i</w:t>
+      </w:r>
+      <w:proofErr w:type="spellEnd"/>
+      <w:r>
+        <w:rPr>
+          <w:rFonts w:cstheme="minorHAnsi"/>
+          <w:lang w:bidi="he-IL"/>
+        </w:rPr>
+        <w:t>})</w:t>
       </w:r>
     </w:p>
     <w:p>
       <w:pPr>
         <w:ind w:firstLine="720"/>
-      </w:pPr>
-      <w:r>
-        <w:rPr>
-          <w:lang w:bidi="he-IL"/>
-        </w:rPr>
-        <w:t>Self-BLEU = mean BLEU(output_i, {output_j | j ≠ i})</w:t>
-      </w:r>
-    </w:p>
-    <w:p>
-      <w:pPr>
-        <w:ind w:firstLine="720"/>
-      </w:pPr>
-    </w:p>
-    <w:p>
-      <w:pPr>
-        <w:rPr>
+        <w:rPr>
+          <w:rFonts w:cstheme="minorHAnsi"/>
+        </w:rPr>
+      </w:pPr>
+    </w:p>
+    <w:p>
+      <w:pPr>
+        <w:rPr>
+          <w:rFonts w:cstheme="minorHAnsi"/>
           <w:b/>
           <w:bCs/>
         </w:rPr>
       </w:pPr>
       <w:r>
         <w:rPr>
+          <w:rFonts w:cstheme="minorHAnsi"/>
           <w:b/>
           <w:bCs/>
         </w:rPr>
@@ -7755,17 +7772,20 @@
     <w:p>
       <w:pPr>
         <w:rPr>
+          <w:rFonts w:cstheme="minorHAnsi"/>
           <w:lang w:bidi="he-IL"/>
         </w:rPr>
       </w:pPr>
       <w:r>
         <w:rPr>
+          <w:rFonts w:cstheme="minorHAnsi"/>
           <w:lang w:bidi="he-IL"/>
         </w:rPr>
         <w:t>To assess whether model collapse affects the factual grounding of generated text, we introduce an NLI-based factual consistency score. Each generated sentence is evaluated against its source prompt using a pre-trained Natural Language Inference model (cross-encoder/nli-deberta-v3-</w:t>
       </w:r>
       <w:r>
         <w:rPr>
+          <w:rFonts w:cstheme="minorHAnsi"/>
           <w:lang w:bidi="he-IL"/>
         </w:rPr>
         <w:lastRenderedPageBreak/>
@@ -7776,32 +7796,53 @@
       <w:pPr>
         <w:ind w:firstLine="720"/>
         <w:rPr>
+          <w:rFonts w:cstheme="minorHAnsi"/>
           <w:lang w:bidi="he-IL"/>
         </w:rPr>
       </w:pPr>
       <w:r>
         <w:rPr>
+          <w:rFonts w:cstheme="minorHAnsi"/>
           <w:lang w:bidi="he-IL"/>
         </w:rPr>
-        <w:t>Factual Consistency = mean P(entailment | prompt, generated sentence)</w:t>
-      </w:r>
-    </w:p>
-    <w:p>
-      <w:pPr>
-        <w:rPr>
+        <w:t xml:space="preserve">Factual Consistency = mean </w:t>
+      </w:r>
+      <w:proofErr w:type="gramStart"/>
+      <w:r>
+        <w:rPr>
+          <w:rFonts w:cstheme="minorHAnsi"/>
           <w:lang w:bidi="he-IL"/>
         </w:rPr>
-      </w:pPr>
-      <w:r>
-        <w:rPr>
+        <w:t>P(</w:t>
+      </w:r>
+      <w:proofErr w:type="gramEnd"/>
+      <w:r>
+        <w:rPr>
+          <w:rFonts w:cstheme="minorHAnsi"/>
           <w:lang w:bidi="he-IL"/>
         </w:rPr>
+        <w:t>entailment | prompt, generated sentence)</w:t>
+      </w:r>
+    </w:p>
+    <w:p>
+      <w:pPr>
+        <w:rPr>
+          <w:rFonts w:cstheme="minorHAnsi"/>
+          <w:lang w:bidi="he-IL"/>
+        </w:rPr>
+      </w:pPr>
+      <w:r>
+        <w:rPr>
+          <w:rFonts w:cstheme="minorHAnsi"/>
+          <w:lang w:bidi="he-IL"/>
+        </w:rPr>
         <w:t>Higher scores indicate that generated content is more consistent with the input context.</w:t>
       </w:r>
     </w:p>
     <w:p>
       <w:pPr>
         <w:rPr>
+          <w:rFonts w:cstheme="minorHAnsi"/>
           <w:b/>
           <w:bCs/>
         </w:rPr>
@@ -7810,23 +7851,18 @@
     <w:p>
       <w:pPr>
         <w:rPr>
+          <w:rFonts w:cstheme="minorHAnsi"/>
           <w:b/>
           <w:bCs/>
         </w:rPr>
       </w:pPr>
       <w:r>
         <w:rPr>
+          <w:rFonts w:cstheme="minorHAnsi"/>
           <w:b/>
           <w:bCs/>
         </w:rPr>
-        <w:t>3</w:t>
-      </w:r>
-      <w:r>
-        <w:rPr>
-          <w:b/>
-          <w:bCs/>
-        </w:rPr>
-        <w:t>. Model Certainty (Perplexity)</w:t>
+        <w:t>3. Model Certainty (Perplexity)</w:t>
       </w:r>
     </w:p>
     <w:p>
@@ -7836,15 +7872,22 @@
           <w:numId w:val="103"/>
         </w:numPr>
         <w:spacing w:line="276" w:lineRule="auto"/>
-      </w:pPr>
-      <w:r>
-        <w:rPr>
+        <w:rPr>
+          <w:rFonts w:cstheme="minorHAnsi"/>
+        </w:rPr>
+      </w:pPr>
+      <w:r>
+        <w:rPr>
+          <w:rFonts w:cstheme="minorHAnsi"/>
           <w:b/>
           <w:bCs/>
         </w:rPr>
         <w:t>Perplexity:</w:t>
       </w:r>
       <w:r>
+        <w:rPr>
+          <w:rFonts w:cstheme="minorHAnsi"/>
+        </w:rPr>
         <w:t xml:space="preserve"> Measures the model's branching factor when generating text.</w:t>
       </w:r>
     </w:p>
@@ -7855,71 +7898,87 @@
           <w:numId w:val="103"/>
         </w:numPr>
         <w:spacing w:line="276" w:lineRule="auto"/>
-      </w:pPr>
-      <w:r>
-        <w:rPr>
+        <w:rPr>
+          <w:rFonts w:cstheme="minorHAnsi"/>
+        </w:rPr>
+      </w:pPr>
+      <w:r>
+        <w:rPr>
+          <w:rFonts w:cstheme="minorHAnsi"/>
           <w:b/>
           <w:bCs/>
         </w:rPr>
         <w:t>Significance:</w:t>
       </w:r>
       <w:r>
+        <w:rPr>
+          <w:rFonts w:cstheme="minorHAnsi"/>
+        </w:rPr>
         <w:t xml:space="preserve"> In the context of model collapse, a sharp decrease in perplexity suggests the model has converged on a narrow, repetitive distribution, indicating a loss of "knowledge entropy" and creative variance.</w:t>
       </w:r>
       <w:r>
+        <w:rPr>
+          <w:rFonts w:cstheme="minorHAnsi"/>
+        </w:rPr>
         <w:br/>
       </w:r>
     </w:p>
     <w:p>
       <w:pPr>
         <w:rPr>
+          <w:rFonts w:cstheme="minorHAnsi"/>
           <w:b/>
           <w:bCs/>
         </w:rPr>
       </w:pPr>
       <w:r>
         <w:rPr>
+          <w:rFonts w:cstheme="minorHAnsi"/>
           <w:b/>
           <w:bCs/>
         </w:rPr>
-        <w:t>4</w:t>
-      </w:r>
-      <w:r>
-        <w:rPr>
+        <w:t>4. Statistical Analysis</w:t>
+      </w:r>
+    </w:p>
+    <w:p>
+      <w:pPr>
+        <w:rPr>
+          <w:rFonts w:cstheme="minorHAnsi"/>
+        </w:rPr>
+      </w:pPr>
+      <w:r>
+        <w:rPr>
+          <w:rFonts w:cstheme="minorHAnsi"/>
           <w:b/>
           <w:bCs/>
         </w:rPr>
-        <w:t xml:space="preserve">. </w:t>
-      </w:r>
-      <w:r>
-        <w:rPr>
+        <w:t>Effect Size (Cohen's d):</w:t>
+      </w:r>
+      <w:r>
+        <w:rPr>
+          <w:rFonts w:cstheme="minorHAnsi"/>
+        </w:rPr>
+        <w:t xml:space="preserve"> Quantifies the magnitude of differences between models, with |d| &gt; 0.8 considered a large effect.</w:t>
+      </w:r>
+    </w:p>
+    <w:p>
+      <w:pPr>
+        <w:rPr>
+          <w:rFonts w:cstheme="minorHAnsi"/>
+        </w:rPr>
+      </w:pPr>
+      <w:r>
+        <w:rPr>
+          <w:rFonts w:cstheme="minorHAnsi"/>
           <w:b/>
           <w:bCs/>
         </w:rPr>
-        <w:t>Statistical Analysis</w:t>
-      </w:r>
-    </w:p>
-    <w:p>
-      <w:r>
-        <w:rPr>
-          <w:b/>
-          <w:bCs/>
-        </w:rPr>
-        <w:t>Effect Size (Cohen's d):</w:t>
-      </w:r>
-      <w:r>
-        <w:t xml:space="preserve"> Quantifies the magnitude of differences between models, with |d| &gt; 0.8 considered a large effect.</w:t>
-      </w:r>
-    </w:p>
-    <w:p>
-      <w:r>
-        <w:rPr>
-          <w:b/>
-          <w:bCs/>
-        </w:rPr>
         <w:t>Degradation Percentage:</w:t>
       </w:r>
       <w:r>
+        <w:rPr>
+          <w:rFonts w:cstheme="minorHAnsi"/>
+        </w:rPr>
         <w:t xml:space="preserve"> Calculates relative decline in metrics from human-trained baseline to AI-trained models:</w:t>
       </w:r>
     </w:p>
@@ -7927,6 +7986,7 @@
       <w:pPr>
         <w:ind w:firstLine="720"/>
         <w:rPr>
+          <w:rFonts w:cstheme="minorHAnsi"/>
           <w:b/>
           <w:bCs/>
           <w:lang w:bidi="he-IL"/>
@@ -7934,6 +7994,7 @@
       </w:pPr>
       <w:r>
         <w:rPr>
+          <w:rFonts w:cstheme="minorHAnsi"/>
           <w:lang w:bidi="he-IL"/>
         </w:rPr>
         <w:t>Degradation (%) = [(Human value - AI value) / Human value] × 100</w:t>
@@ -7942,6 +8003,7 @@
     <w:p>
       <w:pPr>
         <w:rPr>
+          <w:rFonts w:cstheme="minorHAnsi"/>
           <w:b/>
           <w:bCs/>
         </w:rPr>
@@ -7950,12 +8012,14 @@
     <w:p>
       <w:pPr>
         <w:rPr>
+          <w:rFonts w:cstheme="minorHAnsi"/>
           <w:b/>
           <w:bCs/>
         </w:rPr>
       </w:pPr>
       <w:r>
         <w:rPr>
+          <w:rFonts w:cstheme="minorHAnsi"/>
           <w:b/>
           <w:bCs/>
         </w:rPr>
@@ -7969,15 +8033,22 @@
           <w:ilvl w:val="0"/>
           <w:numId w:val="99"/>
         </w:numPr>
-      </w:pPr>
-      <w:r>
-        <w:rPr>
+        <w:rPr>
+          <w:rFonts w:cstheme="minorHAnsi"/>
+        </w:rPr>
+      </w:pPr>
+      <w:r>
+        <w:rPr>
+          <w:rFonts w:cstheme="minorHAnsi"/>
           <w:b/>
           <w:bCs/>
         </w:rPr>
         <w:t>Test Set:</w:t>
       </w:r>
       <w:r>
+        <w:rPr>
+          <w:rFonts w:cstheme="minorHAnsi"/>
+        </w:rPr>
         <w:t> 50 prompts consisting of 15-word prefixes extracted from the Wikipedia human baseline test split. This ensures topic neutrality and evaluation consistency.</w:t>
       </w:r>
     </w:p>
@@ -7989,12 +8060,14 @@
           <w:numId w:val="99"/>
         </w:numPr>
         <w:rPr>
+          <w:rFonts w:cstheme="minorHAnsi"/>
           <w:b/>
           <w:bCs/>
         </w:rPr>
       </w:pPr>
       <w:r>
         <w:rPr>
+          <w:rFonts w:cstheme="minorHAnsi"/>
           <w:b/>
           <w:bCs/>
         </w:rPr>
@@ -8008,8 +8081,14 @@
           <w:ilvl w:val="1"/>
           <w:numId w:val="99"/>
         </w:numPr>
-      </w:pPr>
-      <w:r>
+        <w:rPr>
+          <w:rFonts w:cstheme="minorHAnsi"/>
+        </w:rPr>
+      </w:pPr>
+      <w:r>
+        <w:rPr>
+          <w:rFonts w:cstheme="minorHAnsi"/>
+        </w:rPr>
         <w:t>Temperature: 0.8</w:t>
       </w:r>
     </w:p>
@@ -8020,8 +8099,14 @@
           <w:ilvl w:val="1"/>
           <w:numId w:val="99"/>
         </w:numPr>
-      </w:pPr>
-      <w:r>
+        <w:rPr>
+          <w:rFonts w:cstheme="minorHAnsi"/>
+        </w:rPr>
+      </w:pPr>
+      <w:r>
+        <w:rPr>
+          <w:rFonts w:cstheme="minorHAnsi"/>
+        </w:rPr>
         <w:t>Top-p sampling: 0.9</w:t>
       </w:r>
     </w:p>
@@ -8032,8 +8117,14 @@
           <w:ilvl w:val="1"/>
           <w:numId w:val="99"/>
         </w:numPr>
-      </w:pPr>
-      <w:r>
+        <w:rPr>
+          <w:rFonts w:cstheme="minorHAnsi"/>
+        </w:rPr>
+      </w:pPr>
+      <w:r>
+        <w:rPr>
+          <w:rFonts w:cstheme="minorHAnsi"/>
+        </w:rPr>
         <w:t>Maximum new tokens: 100 (fixed per output, independent of prompt length, to ensure controlled and comparable measurements)</w:t>
       </w:r>
     </w:p>
@@ -8044,15 +8135,22 @@
           <w:ilvl w:val="0"/>
           <w:numId w:val="99"/>
         </w:numPr>
-      </w:pPr>
-      <w:r>
-        <w:rPr>
+        <w:rPr>
+          <w:rFonts w:cstheme="minorHAnsi"/>
+        </w:rPr>
+      </w:pPr>
+      <w:r>
+        <w:rPr>
+          <w:rFonts w:cstheme="minorHAnsi"/>
           <w:b/>
           <w:bCs/>
         </w:rPr>
         <w:t>Robustness:</w:t>
       </w:r>
       <w:r>
+        <w:rPr>
+          <w:rFonts w:cstheme="minorHAnsi"/>
+        </w:rPr>
         <w:t> All evaluations were repeated 3 times using different random seeds (42, 123, 456). All reported metrics represent the mean ± standard deviation across these runs.</w:t>
       </w:r>
     </w:p>
@@ -8063,15 +8161,22 @@
           <w:ilvl w:val="0"/>
           <w:numId w:val="99"/>
         </w:numPr>
-      </w:pPr>
-      <w:r>
-        <w:rPr>
+        <w:rPr>
+          <w:rFonts w:cstheme="minorHAnsi"/>
+        </w:rPr>
+      </w:pPr>
+      <w:r>
+        <w:rPr>
+          <w:rFonts w:cstheme="minorHAnsi"/>
           <w:b/>
           <w:bCs/>
         </w:rPr>
         <w:t>Workflow:</w:t>
       </w:r>
       <w:r>
+        <w:rPr>
+          <w:rFonts w:cstheme="minorHAnsi"/>
+        </w:rPr>
         <w:t> Completions were generated for all models, all metrics were aggregated across the 50-sample output per seed, results were averaged across seeds, and statistical comparisons were performed against the Human-trained baseline.</w:t>
       </w:r>
     </w:p>
@@ -8134,12 +8239,14 @@
     <w:p>
       <w:pPr>
         <w:rPr>
+          <w:rFonts w:cstheme="minorHAnsi"/>
           <w:b/>
           <w:bCs/>
         </w:rPr>
       </w:pPr>
       <w:r>
         <w:rPr>
+          <w:rFonts w:cstheme="minorHAnsi"/>
           <w:b/>
           <w:bCs/>
         </w:rPr>
@@ -8147,6 +8254,7 @@
       </w:r>
       <w:r>
         <w:rPr>
+          <w:rFonts w:cstheme="minorHAnsi"/>
           <w:b/>
           <w:bCs/>
         </w:rPr>
@@ -8154,6 +8262,7 @@
       </w:r>
       <w:r>
         <w:rPr>
+          <w:rFonts w:cstheme="minorHAnsi"/>
           <w:b/>
           <w:bCs/>
         </w:rPr>
@@ -8161,14 +8270,16 @@
       </w:r>
     </w:p>
     <w:p>
-      <w:r>
-        <w:t>Quantitative Evaluation Results</w:t>
-      </w:r>
-      <w:r>
-        <w:t xml:space="preserve"> - </w:t>
-      </w:r>
-      <w:r>
-        <w:t>mean ± std over 3 seeds, 50 prompts each. ↑ higher is better; ↓ lower is better.</w:t>
+      <w:pPr>
+        <w:rPr>
+          <w:rFonts w:cstheme="minorHAnsi"/>
+        </w:rPr>
+      </w:pPr>
+      <w:r>
+        <w:rPr>
+          <w:rFonts w:cstheme="minorHAnsi"/>
+        </w:rPr>
+        <w:t>Quantitative Evaluation Results - mean ± std over 3 seeds, 50 prompts each. ↑ higher is better; ↓ lower is better.</w:t>
       </w:r>
     </w:p>
     <w:tbl>
@@ -8215,7 +8326,15 @@
             <w:hideMark/>
           </w:tcPr>
           <w:p>
+            <w:pPr>
+              <w:rPr>
+                <w:rFonts w:cstheme="minorHAnsi"/>
+              </w:rPr>
+            </w:pPr>
             <w:r>
+              <w:rPr>
+                <w:rFonts w:cstheme="minorHAnsi"/>
+              </w:rPr>
               <w:t>Model</w:t>
             </w:r>
           </w:p>
@@ -8233,7 +8352,15 @@
             <w:hideMark/>
           </w:tcPr>
           <w:p>
+            <w:pPr>
+              <w:rPr>
+                <w:rFonts w:cstheme="minorHAnsi"/>
+              </w:rPr>
+            </w:pPr>
             <w:r>
+              <w:rPr>
+                <w:rFonts w:cstheme="minorHAnsi"/>
+              </w:rPr>
               <w:t>TTR ↑</w:t>
             </w:r>
           </w:p>
@@ -8251,7 +8378,15 @@
             <w:hideMark/>
           </w:tcPr>
           <w:p>
+            <w:pPr>
+              <w:rPr>
+                <w:rFonts w:cstheme="minorHAnsi"/>
+              </w:rPr>
+            </w:pPr>
             <w:r>
+              <w:rPr>
+                <w:rFonts w:cstheme="minorHAnsi"/>
+              </w:rPr>
               <w:t>Vocab Size ↑</w:t>
             </w:r>
           </w:p>
@@ -8269,7 +8404,15 @@
             <w:hideMark/>
           </w:tcPr>
           <w:p>
+            <w:pPr>
+              <w:rPr>
+                <w:rFonts w:cstheme="minorHAnsi"/>
+              </w:rPr>
+            </w:pPr>
             <w:r>
+              <w:rPr>
+                <w:rFonts w:cstheme="minorHAnsi"/>
+              </w:rPr>
               <w:t>Bigram Diversity ↑</w:t>
             </w:r>
           </w:p>
@@ -8287,7 +8430,15 @@
             <w:hideMark/>
           </w:tcPr>
           <w:p>
+            <w:pPr>
+              <w:rPr>
+                <w:rFonts w:cstheme="minorHAnsi"/>
+              </w:rPr>
+            </w:pPr>
             <w:r>
+              <w:rPr>
+                <w:rFonts w:cstheme="minorHAnsi"/>
+              </w:rPr>
               <w:t>Distinct-3 ↑</w:t>
             </w:r>
           </w:p>
@@ -8305,7 +8456,15 @@
             <w:hideMark/>
           </w:tcPr>
           <w:p>
+            <w:pPr>
+              <w:rPr>
+                <w:rFonts w:cstheme="minorHAnsi"/>
+              </w:rPr>
+            </w:pPr>
             <w:r>
+              <w:rPr>
+                <w:rFonts w:cstheme="minorHAnsi"/>
+              </w:rPr>
               <w:t>Self-BLEU ↓</w:t>
             </w:r>
           </w:p>
@@ -8323,7 +8482,15 @@
             <w:hideMark/>
           </w:tcPr>
           <w:p>
+            <w:pPr>
+              <w:rPr>
+                <w:rFonts w:cstheme="minorHAnsi"/>
+              </w:rPr>
+            </w:pPr>
             <w:r>
+              <w:rPr>
+                <w:rFonts w:cstheme="minorHAnsi"/>
+              </w:rPr>
               <w:t>Factual Cons. ↑</w:t>
             </w:r>
           </w:p>
@@ -8341,7 +8508,15 @@
             <w:hideMark/>
           </w:tcPr>
           <w:p>
+            <w:pPr>
+              <w:rPr>
+                <w:rFonts w:cstheme="minorHAnsi"/>
+              </w:rPr>
+            </w:pPr>
             <w:r>
+              <w:rPr>
+                <w:rFonts w:cstheme="minorHAnsi"/>
+              </w:rPr>
               <w:t>Perplexity ↓</w:t>
             </w:r>
           </w:p>
@@ -8361,7 +8536,15 @@
             <w:hideMark/>
           </w:tcPr>
           <w:p>
+            <w:pPr>
+              <w:rPr>
+                <w:rFonts w:cstheme="minorHAnsi"/>
+              </w:rPr>
+            </w:pPr>
             <w:r>
+              <w:rPr>
+                <w:rFonts w:cstheme="minorHAnsi"/>
+              </w:rPr>
               <w:t>Base (Untrained)</w:t>
             </w:r>
           </w:p>
@@ -8379,7 +8562,15 @@
             <w:hideMark/>
           </w:tcPr>
           <w:p>
+            <w:pPr>
+              <w:rPr>
+                <w:rFonts w:cstheme="minorHAnsi"/>
+              </w:rPr>
+            </w:pPr>
             <w:r>
+              <w:rPr>
+                <w:rFonts w:cstheme="minorHAnsi"/>
+              </w:rPr>
               <w:t>0.3759 ± 0.0043</w:t>
             </w:r>
           </w:p>
@@ -8397,7 +8588,15 @@
             <w:hideMark/>
           </w:tcPr>
           <w:p>
+            <w:pPr>
+              <w:rPr>
+                <w:rFonts w:cstheme="minorHAnsi"/>
+              </w:rPr>
+            </w:pPr>
             <w:r>
+              <w:rPr>
+                <w:rFonts w:cstheme="minorHAnsi"/>
+              </w:rPr>
               <w:t>1636 ± 45</w:t>
             </w:r>
           </w:p>
@@ -8415,7 +8614,15 @@
             <w:hideMark/>
           </w:tcPr>
           <w:p>
+            <w:pPr>
+              <w:rPr>
+                <w:rFonts w:cstheme="minorHAnsi"/>
+              </w:rPr>
+            </w:pPr>
             <w:r>
+              <w:rPr>
+                <w:rFonts w:cstheme="minorHAnsi"/>
+              </w:rPr>
               <w:t>0.7717 ± 0.0128</w:t>
             </w:r>
           </w:p>
@@ -8433,7 +8640,15 @@
             <w:hideMark/>
           </w:tcPr>
           <w:p>
+            <w:pPr>
+              <w:rPr>
+                <w:rFonts w:cstheme="minorHAnsi"/>
+              </w:rPr>
+            </w:pPr>
             <w:r>
+              <w:rPr>
+                <w:rFonts w:cstheme="minorHAnsi"/>
+              </w:rPr>
               <w:t>0.9207 ± 0.0148</w:t>
             </w:r>
           </w:p>
@@ -8451,7 +8666,15 @@
             <w:hideMark/>
           </w:tcPr>
           <w:p>
+            <w:pPr>
+              <w:rPr>
+                <w:rFonts w:cstheme="minorHAnsi"/>
+              </w:rPr>
+            </w:pPr>
             <w:r>
+              <w:rPr>
+                <w:rFonts w:cstheme="minorHAnsi"/>
+              </w:rPr>
               <w:t>0.0498 ± 0.0038</w:t>
             </w:r>
           </w:p>
@@ -8469,7 +8692,15 @@
             <w:hideMark/>
           </w:tcPr>
           <w:p>
+            <w:pPr>
+              <w:rPr>
+                <w:rFonts w:cstheme="minorHAnsi"/>
+              </w:rPr>
+            </w:pPr>
             <w:r>
+              <w:rPr>
+                <w:rFonts w:cstheme="minorHAnsi"/>
+              </w:rPr>
               <w:t>0.0544 ± 0.0068</w:t>
             </w:r>
           </w:p>
@@ -8487,7 +8718,15 @@
             <w:hideMark/>
           </w:tcPr>
           <w:p>
+            <w:pPr>
+              <w:rPr>
+                <w:rFonts w:cstheme="minorHAnsi"/>
+              </w:rPr>
+            </w:pPr>
             <w:r>
+              <w:rPr>
+                <w:rFonts w:cstheme="minorHAnsi"/>
+              </w:rPr>
               <w:t>6.32 ± 0.09</w:t>
             </w:r>
           </w:p>
@@ -8507,7 +8746,15 @@
             <w:hideMark/>
           </w:tcPr>
           <w:p>
+            <w:pPr>
+              <w:rPr>
+                <w:rFonts w:cstheme="minorHAnsi"/>
+              </w:rPr>
+            </w:pPr>
             <w:r>
+              <w:rPr>
+                <w:rFonts w:cstheme="minorHAnsi"/>
+              </w:rPr>
               <w:t>Human-trained</w:t>
             </w:r>
           </w:p>
@@ -8525,7 +8772,15 @@
             <w:hideMark/>
           </w:tcPr>
           <w:p>
+            <w:pPr>
+              <w:rPr>
+                <w:rFonts w:cstheme="minorHAnsi"/>
+              </w:rPr>
+            </w:pPr>
             <w:r>
+              <w:rPr>
+                <w:rFonts w:cstheme="minorHAnsi"/>
+              </w:rPr>
               <w:t>0.3652 ± 0.0079</w:t>
             </w:r>
           </w:p>
@@ -8543,7 +8798,15 @@
             <w:hideMark/>
           </w:tcPr>
           <w:p>
+            <w:pPr>
+              <w:rPr>
+                <w:rFonts w:cstheme="minorHAnsi"/>
+              </w:rPr>
+            </w:pPr>
             <w:r>
+              <w:rPr>
+                <w:rFonts w:cstheme="minorHAnsi"/>
+              </w:rPr>
               <w:t>1664 ± 24</w:t>
             </w:r>
           </w:p>
@@ -8561,7 +8824,15 @@
             <w:hideMark/>
           </w:tcPr>
           <w:p>
+            <w:pPr>
+              <w:rPr>
+                <w:rFonts w:cstheme="minorHAnsi"/>
+              </w:rPr>
+            </w:pPr>
             <w:r>
+              <w:rPr>
+                <w:rFonts w:cstheme="minorHAnsi"/>
+              </w:rPr>
               <w:t>0.7909 ± 0.0127</w:t>
             </w:r>
           </w:p>
@@ -8579,7 +8850,15 @@
             <w:hideMark/>
           </w:tcPr>
           <w:p>
+            <w:pPr>
+              <w:rPr>
+                <w:rFonts w:cstheme="minorHAnsi"/>
+              </w:rPr>
+            </w:pPr>
             <w:r>
+              <w:rPr>
+                <w:rFonts w:cstheme="minorHAnsi"/>
+              </w:rPr>
               <w:t>0.9448 ± 0.0114</w:t>
             </w:r>
           </w:p>
@@ -8597,7 +8876,15 @@
             <w:hideMark/>
           </w:tcPr>
           <w:p>
+            <w:pPr>
+              <w:rPr>
+                <w:rFonts w:cstheme="minorHAnsi"/>
+              </w:rPr>
+            </w:pPr>
             <w:r>
+              <w:rPr>
+                <w:rFonts w:cstheme="minorHAnsi"/>
+              </w:rPr>
               <w:t>0.0579 ± 0.0039</w:t>
             </w:r>
           </w:p>
@@ -8615,7 +8902,15 @@
             <w:hideMark/>
           </w:tcPr>
           <w:p>
+            <w:pPr>
+              <w:rPr>
+                <w:rFonts w:cstheme="minorHAnsi"/>
+              </w:rPr>
+            </w:pPr>
             <w:r>
+              <w:rPr>
+                <w:rFonts w:cstheme="minorHAnsi"/>
+              </w:rPr>
               <w:t>0.0503 ± 0.0076</w:t>
             </w:r>
           </w:p>
@@ -8633,7 +8928,15 @@
             <w:hideMark/>
           </w:tcPr>
           <w:p>
+            <w:pPr>
+              <w:rPr>
+                <w:rFonts w:cstheme="minorHAnsi"/>
+              </w:rPr>
+            </w:pPr>
             <w:r>
+              <w:rPr>
+                <w:rFonts w:cstheme="minorHAnsi"/>
+              </w:rPr>
               <w:t>7.82 ± 0.02</w:t>
             </w:r>
           </w:p>
@@ -8653,7 +8956,15 @@
             <w:hideMark/>
           </w:tcPr>
           <w:p>
+            <w:pPr>
+              <w:rPr>
+                <w:rFonts w:cstheme="minorHAnsi"/>
+              </w:rPr>
+            </w:pPr>
             <w:r>
+              <w:rPr>
+                <w:rFonts w:cstheme="minorHAnsi"/>
+              </w:rPr>
               <w:t>AI-trained</w:t>
             </w:r>
           </w:p>
@@ -8671,7 +8982,15 @@
             <w:hideMark/>
           </w:tcPr>
           <w:p>
+            <w:pPr>
+              <w:rPr>
+                <w:rFonts w:cstheme="minorHAnsi"/>
+              </w:rPr>
+            </w:pPr>
             <w:r>
+              <w:rPr>
+                <w:rFonts w:cstheme="minorHAnsi"/>
+              </w:rPr>
               <w:t>0.2766 ± 0.0070</w:t>
             </w:r>
           </w:p>
@@ -8689,7 +9008,15 @@
             <w:hideMark/>
           </w:tcPr>
           <w:p>
+            <w:pPr>
+              <w:rPr>
+                <w:rFonts w:cstheme="minorHAnsi"/>
+              </w:rPr>
+            </w:pPr>
             <w:r>
+              <w:rPr>
+                <w:rFonts w:cstheme="minorHAnsi"/>
+              </w:rPr>
               <w:t>1279 ± 40</w:t>
             </w:r>
           </w:p>
@@ -8707,7 +9034,15 @@
             <w:hideMark/>
           </w:tcPr>
           <w:p>
+            <w:pPr>
+              <w:rPr>
+                <w:rFonts w:cstheme="minorHAnsi"/>
+              </w:rPr>
+            </w:pPr>
             <w:r>
+              <w:rPr>
+                <w:rFonts w:cstheme="minorHAnsi"/>
+              </w:rPr>
               <w:t>0.5896 ± 0.0239</w:t>
             </w:r>
           </w:p>
@@ -8725,7 +9060,15 @@
             <w:hideMark/>
           </w:tcPr>
           <w:p>
+            <w:pPr>
+              <w:rPr>
+                <w:rFonts w:cstheme="minorHAnsi"/>
+              </w:rPr>
+            </w:pPr>
             <w:r>
+              <w:rPr>
+                <w:rFonts w:cstheme="minorHAnsi"/>
+              </w:rPr>
               <w:t>0.7454 ± 0.0306</w:t>
             </w:r>
           </w:p>
@@ -8743,7 +9086,15 @@
             <w:hideMark/>
           </w:tcPr>
           <w:p>
+            <w:pPr>
+              <w:rPr>
+                <w:rFonts w:cstheme="minorHAnsi"/>
+              </w:rPr>
+            </w:pPr>
             <w:r>
+              <w:rPr>
+                <w:rFonts w:cstheme="minorHAnsi"/>
+              </w:rPr>
               <w:t>0.0697 ± 0.0033</w:t>
             </w:r>
           </w:p>
@@ -8761,7 +9112,15 @@
             <w:hideMark/>
           </w:tcPr>
           <w:p>
+            <w:pPr>
+              <w:rPr>
+                <w:rFonts w:cstheme="minorHAnsi"/>
+              </w:rPr>
+            </w:pPr>
             <w:r>
+              <w:rPr>
+                <w:rFonts w:cstheme="minorHAnsi"/>
+              </w:rPr>
               <w:t>0.0793 ± 0.0097</w:t>
             </w:r>
           </w:p>
@@ -8779,7 +9138,15 @@
             <w:hideMark/>
           </w:tcPr>
           <w:p>
+            <w:pPr>
+              <w:rPr>
+                <w:rFonts w:cstheme="minorHAnsi"/>
+              </w:rPr>
+            </w:pPr>
             <w:r>
+              <w:rPr>
+                <w:rFonts w:cstheme="minorHAnsi"/>
+              </w:rPr>
               <w:t>3.73 ± 0.16</w:t>
             </w:r>
           </w:p>
@@ -8799,7 +9166,15 @@
             <w:hideMark/>
           </w:tcPr>
           <w:p>
+            <w:pPr>
+              <w:rPr>
+                <w:rFonts w:cstheme="minorHAnsi"/>
+              </w:rPr>
+            </w:pPr>
             <w:r>
+              <w:rPr>
+                <w:rFonts w:cstheme="minorHAnsi"/>
+              </w:rPr>
               <w:t>Mixed-trained</w:t>
             </w:r>
           </w:p>
@@ -8817,7 +9192,15 @@
             <w:hideMark/>
           </w:tcPr>
           <w:p>
+            <w:pPr>
+              <w:rPr>
+                <w:rFonts w:cstheme="minorHAnsi"/>
+              </w:rPr>
+            </w:pPr>
             <w:r>
+              <w:rPr>
+                <w:rFonts w:cstheme="minorHAnsi"/>
+              </w:rPr>
               <w:t>0.3526 ± 0.0062</w:t>
             </w:r>
           </w:p>
@@ -8835,7 +9218,15 @@
             <w:hideMark/>
           </w:tcPr>
           <w:p>
+            <w:pPr>
+              <w:rPr>
+                <w:rFonts w:cstheme="minorHAnsi"/>
+              </w:rPr>
+            </w:pPr>
             <w:r>
+              <w:rPr>
+                <w:rFonts w:cstheme="minorHAnsi"/>
+              </w:rPr>
               <w:t>1628 ± 21</w:t>
             </w:r>
           </w:p>
@@ -8853,7 +9244,15 @@
             <w:hideMark/>
           </w:tcPr>
           <w:p>
+            <w:pPr>
+              <w:rPr>
+                <w:rFonts w:cstheme="minorHAnsi"/>
+              </w:rPr>
+            </w:pPr>
             <w:r>
+              <w:rPr>
+                <w:rFonts w:cstheme="minorHAnsi"/>
+              </w:rPr>
               <w:t>0.7657 ± 0.0154</w:t>
             </w:r>
           </w:p>
@@ -8871,7 +9270,15 @@
             <w:hideMark/>
           </w:tcPr>
           <w:p>
+            <w:pPr>
+              <w:rPr>
+                <w:rFonts w:cstheme="minorHAnsi"/>
+              </w:rPr>
+            </w:pPr>
             <w:r>
+              <w:rPr>
+                <w:rFonts w:cstheme="minorHAnsi"/>
+              </w:rPr>
               <w:t>0.9250 ± 0.0174</w:t>
             </w:r>
           </w:p>
@@ -8889,7 +9296,15 @@
             <w:hideMark/>
           </w:tcPr>
           <w:p>
+            <w:pPr>
+              <w:rPr>
+                <w:rFonts w:cstheme="minorHAnsi"/>
+              </w:rPr>
+            </w:pPr>
             <w:r>
+              <w:rPr>
+                <w:rFonts w:cstheme="minorHAnsi"/>
+              </w:rPr>
               <w:t>0.0560 ± 0.0030</w:t>
             </w:r>
           </w:p>
@@ -8907,7 +9322,15 @@
             <w:hideMark/>
           </w:tcPr>
           <w:p>
+            <w:pPr>
+              <w:rPr>
+                <w:rFonts w:cstheme="minorHAnsi"/>
+              </w:rPr>
+            </w:pPr>
             <w:r>
+              <w:rPr>
+                <w:rFonts w:cstheme="minorHAnsi"/>
+              </w:rPr>
               <w:t>0.0506 ± 0.0059</w:t>
             </w:r>
           </w:p>
@@ -8925,17 +9348,37 @@
             <w:hideMark/>
           </w:tcPr>
           <w:p>
+            <w:pPr>
+              <w:rPr>
+                <w:rFonts w:cstheme="minorHAnsi"/>
+              </w:rPr>
+            </w:pPr>
             <w:r>
+              <w:rPr>
+                <w:rFonts w:cstheme="minorHAnsi"/>
+              </w:rPr>
               <w:t>5.67 ± 0.21</w:t>
             </w:r>
           </w:p>
         </w:tc>
       </w:tr>
     </w:tbl>
-    <w:p/>
-    <w:p>
-      <w:r>
-        <w:rPr>
+    <w:p>
+      <w:pPr>
+        <w:rPr>
+          <w:rFonts w:cstheme="minorHAnsi"/>
+        </w:rPr>
+      </w:pPr>
+    </w:p>
+    <w:p>
+      <w:pPr>
+        <w:rPr>
+          <w:rFonts w:cstheme="minorHAnsi"/>
+        </w:rPr>
+      </w:pPr>
+      <w:r>
+        <w:rPr>
+          <w:rFonts w:cstheme="minorHAnsi"/>
           <w:b/>
           <w:bCs/>
         </w:rPr>
@@ -8949,8 +9392,14 @@
           <w:ilvl w:val="0"/>
           <w:numId w:val="100"/>
         </w:numPr>
-      </w:pPr>
-      <w:r>
+        <w:rPr>
+          <w:rFonts w:cstheme="minorHAnsi"/>
+        </w:rPr>
+      </w:pPr>
+      <w:r>
+        <w:rPr>
+          <w:rFonts w:cstheme="minorHAnsi"/>
+        </w:rPr>
         <w:t>AI-trained models showed severe degradation across all diversity metrics:</w:t>
       </w:r>
     </w:p>
@@ -8961,8 +9410,14 @@
           <w:ilvl w:val="1"/>
           <w:numId w:val="100"/>
         </w:numPr>
-      </w:pPr>
-      <w:r>
+        <w:rPr>
+          <w:rFonts w:cstheme="minorHAnsi"/>
+        </w:rPr>
+      </w:pPr>
+      <w:r>
+        <w:rPr>
+          <w:rFonts w:cstheme="minorHAnsi"/>
+        </w:rPr>
         <w:t>TTR: 24.3% decline vs. human baseline (0.3652 → 0.2766)</w:t>
       </w:r>
     </w:p>
@@ -8973,8 +9428,14 @@
           <w:ilvl w:val="1"/>
           <w:numId w:val="100"/>
         </w:numPr>
-      </w:pPr>
-      <w:r>
+        <w:rPr>
+          <w:rFonts w:cstheme="minorHAnsi"/>
+        </w:rPr>
+      </w:pPr>
+      <w:r>
+        <w:rPr>
+          <w:rFonts w:cstheme="minorHAnsi"/>
+        </w:rPr>
         <w:t>Vocabulary: 23.1% reduction (1664 → 1279 unique tokens)</w:t>
       </w:r>
     </w:p>
@@ -8985,8 +9446,14 @@
           <w:ilvl w:val="1"/>
           <w:numId w:val="100"/>
         </w:numPr>
-      </w:pPr>
-      <w:r>
+        <w:rPr>
+          <w:rFonts w:cstheme="minorHAnsi"/>
+        </w:rPr>
+      </w:pPr>
+      <w:r>
+        <w:rPr>
+          <w:rFonts w:cstheme="minorHAnsi"/>
+        </w:rPr>
         <w:t>Bigram Diversity: 25.5% decrease (0.7909 → 0.5896)</w:t>
       </w:r>
     </w:p>
@@ -8997,8 +9464,14 @@
           <w:ilvl w:val="1"/>
           <w:numId w:val="100"/>
         </w:numPr>
-      </w:pPr>
-      <w:r>
+        <w:rPr>
+          <w:rFonts w:cstheme="minorHAnsi"/>
+        </w:rPr>
+      </w:pPr>
+      <w:r>
+        <w:rPr>
+          <w:rFonts w:cstheme="minorHAnsi"/>
+        </w:rPr>
         <w:t>Distinct-3: 21.1% decrease (0.9448 → 0.7454)</w:t>
       </w:r>
     </w:p>
@@ -9009,8 +9482,14 @@
           <w:ilvl w:val="1"/>
           <w:numId w:val="100"/>
         </w:numPr>
-      </w:pPr>
-      <w:r>
+        <w:rPr>
+          <w:rFonts w:cstheme="minorHAnsi"/>
+        </w:rPr>
+      </w:pPr>
+      <w:r>
+        <w:rPr>
+          <w:rFonts w:cstheme="minorHAnsi"/>
+        </w:rPr>
         <w:t>Self-BLEU: +20.4% increase (0.0579 → 0.0697), indicating more repetitive outputs</w:t>
       </w:r>
     </w:p>
@@ -9021,8 +9500,14 @@
           <w:ilvl w:val="0"/>
           <w:numId w:val="100"/>
         </w:numPr>
-      </w:pPr>
-      <w:r>
+        <w:rPr>
+          <w:rFonts w:cstheme="minorHAnsi"/>
+        </w:rPr>
+      </w:pPr>
+      <w:r>
+        <w:rPr>
+          <w:rFonts w:cstheme="minorHAnsi"/>
+        </w:rPr>
         <w:t>Distributional Narrowing: The AI-trained model's perplexity dropped significantly (7.82 → 3.73). This confirms that training on synthetic data causes the model to over-index on a simplified, repetitive subset of language.</w:t>
       </w:r>
     </w:p>
@@ -9033,8 +9518,14 @@
           <w:ilvl w:val="0"/>
           <w:numId w:val="100"/>
         </w:numPr>
-      </w:pPr>
-      <w:r>
+        <w:rPr>
+          <w:rFonts w:cstheme="minorHAnsi"/>
+        </w:rPr>
+      </w:pPr>
+      <w:r>
+        <w:rPr>
+          <w:rFonts w:cstheme="minorHAnsi"/>
+        </w:rPr>
         <w:t>The Mixed-trained model showed only marginal degradation across all metrics, suggesting that even a 50% inclusion of human data can substantially delay the onset of total collapse.</w:t>
       </w:r>
     </w:p>
@@ -9045,13 +9536,25 @@
           <w:ilvl w:val="0"/>
           <w:numId w:val="100"/>
         </w:numPr>
-      </w:pPr>
-      <w:r>
+        <w:rPr>
+          <w:rFonts w:cstheme="minorHAnsi"/>
+        </w:rPr>
+      </w:pPr>
+      <w:r>
+        <w:rPr>
+          <w:rFonts w:cstheme="minorHAnsi"/>
+        </w:rPr>
         <w:lastRenderedPageBreak/>
         <w:t>Effect Size: Comparisons between Human and AI models on TTR yielded a Cohen's d of ≈11.9 (pooled std from 3 seeds). This indicates a very large effect size, confirming that the observed collapse is a structural shift rather than a marginal fluctuation.</w:t>
       </w:r>
     </w:p>
-    <w:p/>
+    <w:p>
+      <w:pPr>
+        <w:rPr>
+          <w:rFonts w:cstheme="minorHAnsi"/>
+        </w:rPr>
+      </w:pPr>
+    </w:p>
     <w:p>
       <w:pPr>
         <w:pStyle w:val="Heading4"/>
@@ -9178,7 +9681,15 @@
             <w:hideMark/>
           </w:tcPr>
           <w:p>
+            <w:pPr>
+              <w:rPr>
+                <w:rFonts w:cstheme="minorHAnsi"/>
+              </w:rPr>
+            </w:pPr>
             <w:r>
+              <w:rPr>
+                <w:rFonts w:cstheme="minorHAnsi"/>
+              </w:rPr>
               <w:t>Model</w:t>
             </w:r>
           </w:p>
@@ -9196,7 +9707,15 @@
             <w:hideMark/>
           </w:tcPr>
           <w:p>
+            <w:pPr>
+              <w:rPr>
+                <w:rFonts w:cstheme="minorHAnsi"/>
+              </w:rPr>
+            </w:pPr>
             <w:r>
+              <w:rPr>
+                <w:rFonts w:cstheme="minorHAnsi"/>
+              </w:rPr>
               <w:t>TTR ↑</w:t>
             </w:r>
           </w:p>
@@ -9214,7 +9733,15 @@
             <w:hideMark/>
           </w:tcPr>
           <w:p>
+            <w:pPr>
+              <w:rPr>
+                <w:rFonts w:cstheme="minorHAnsi"/>
+              </w:rPr>
+            </w:pPr>
             <w:r>
+              <w:rPr>
+                <w:rFonts w:cstheme="minorHAnsi"/>
+              </w:rPr>
               <w:t>Vocab Size ↑</w:t>
             </w:r>
           </w:p>
@@ -9232,7 +9759,15 @@
             <w:hideMark/>
           </w:tcPr>
           <w:p>
+            <w:pPr>
+              <w:rPr>
+                <w:rFonts w:cstheme="minorHAnsi"/>
+              </w:rPr>
+            </w:pPr>
             <w:r>
+              <w:rPr>
+                <w:rFonts w:cstheme="minorHAnsi"/>
+              </w:rPr>
               <w:t>Bigram Diversity ↑</w:t>
             </w:r>
           </w:p>
@@ -9250,7 +9785,15 @@
             <w:hideMark/>
           </w:tcPr>
           <w:p>
+            <w:pPr>
+              <w:rPr>
+                <w:rFonts w:cstheme="minorHAnsi"/>
+              </w:rPr>
+            </w:pPr>
             <w:r>
+              <w:rPr>
+                <w:rFonts w:cstheme="minorHAnsi"/>
+              </w:rPr>
               <w:t>Distinct-3 ↑</w:t>
             </w:r>
           </w:p>
@@ -9268,7 +9811,15 @@
             <w:hideMark/>
           </w:tcPr>
           <w:p>
+            <w:pPr>
+              <w:rPr>
+                <w:rFonts w:cstheme="minorHAnsi"/>
+              </w:rPr>
+            </w:pPr>
             <w:r>
+              <w:rPr>
+                <w:rFonts w:cstheme="minorHAnsi"/>
+              </w:rPr>
               <w:t>Self-BLEU ↓</w:t>
             </w:r>
           </w:p>
@@ -9286,7 +9837,15 @@
             <w:hideMark/>
           </w:tcPr>
           <w:p>
+            <w:pPr>
+              <w:rPr>
+                <w:rFonts w:cstheme="minorHAnsi"/>
+              </w:rPr>
+            </w:pPr>
             <w:r>
+              <w:rPr>
+                <w:rFonts w:cstheme="minorHAnsi"/>
+              </w:rPr>
               <w:t>Factual Cons. ↑</w:t>
             </w:r>
           </w:p>
@@ -9304,7 +9863,15 @@
             <w:hideMark/>
           </w:tcPr>
           <w:p>
+            <w:pPr>
+              <w:rPr>
+                <w:rFonts w:cstheme="minorHAnsi"/>
+              </w:rPr>
+            </w:pPr>
             <w:r>
+              <w:rPr>
+                <w:rFonts w:cstheme="minorHAnsi"/>
+              </w:rPr>
               <w:t>Perplexity ↓</w:t>
             </w:r>
           </w:p>
@@ -9324,7 +9891,15 @@
             <w:hideMark/>
           </w:tcPr>
           <w:p>
+            <w:pPr>
+              <w:rPr>
+                <w:rFonts w:cstheme="minorHAnsi"/>
+              </w:rPr>
+            </w:pPr>
             <w:r>
+              <w:rPr>
+                <w:rFonts w:cstheme="minorHAnsi"/>
+              </w:rPr>
               <w:t>Base (Untrained)</w:t>
             </w:r>
           </w:p>
@@ -9342,7 +9917,15 @@
             <w:hideMark/>
           </w:tcPr>
           <w:p>
+            <w:pPr>
+              <w:rPr>
+                <w:rFonts w:cstheme="minorHAnsi"/>
+              </w:rPr>
+            </w:pPr>
             <w:r>
+              <w:rPr>
+                <w:rFonts w:cstheme="minorHAnsi"/>
+              </w:rPr>
               <w:t>0.3987 ± 0.0114</w:t>
             </w:r>
           </w:p>
@@ -9360,7 +9943,15 @@
             <w:hideMark/>
           </w:tcPr>
           <w:p>
+            <w:pPr>
+              <w:rPr>
+                <w:rFonts w:cstheme="minorHAnsi"/>
+              </w:rPr>
+            </w:pPr>
             <w:r>
+              <w:rPr>
+                <w:rFonts w:cstheme="minorHAnsi"/>
+              </w:rPr>
               <w:t>1633 ± 21</w:t>
             </w:r>
           </w:p>
@@ -9378,7 +9969,15 @@
             <w:hideMark/>
           </w:tcPr>
           <w:p>
+            <w:pPr>
+              <w:rPr>
+                <w:rFonts w:cstheme="minorHAnsi"/>
+              </w:rPr>
+            </w:pPr>
             <w:r>
+              <w:rPr>
+                <w:rFonts w:cstheme="minorHAnsi"/>
+              </w:rPr>
               <w:t>0.8109 ± 0.0053</w:t>
             </w:r>
           </w:p>
@@ -9396,7 +9995,15 @@
             <w:hideMark/>
           </w:tcPr>
           <w:p>
+            <w:pPr>
+              <w:rPr>
+                <w:rFonts w:cstheme="minorHAnsi"/>
+              </w:rPr>
+            </w:pPr>
             <w:r>
+              <w:rPr>
+                <w:rFonts w:cstheme="minorHAnsi"/>
+              </w:rPr>
               <w:t>0.9450 ± 0.0057</w:t>
             </w:r>
           </w:p>
@@ -9414,7 +10021,15 @@
             <w:hideMark/>
           </w:tcPr>
           <w:p>
+            <w:pPr>
+              <w:rPr>
+                <w:rFonts w:cstheme="minorHAnsi"/>
+              </w:rPr>
+            </w:pPr>
             <w:r>
+              <w:rPr>
+                <w:rFonts w:cstheme="minorHAnsi"/>
+              </w:rPr>
               <w:t>0.0515 ± 0.0070</w:t>
             </w:r>
           </w:p>
@@ -9432,7 +10047,15 @@
             <w:hideMark/>
           </w:tcPr>
           <w:p>
+            <w:pPr>
+              <w:rPr>
+                <w:rFonts w:cstheme="minorHAnsi"/>
+              </w:rPr>
+            </w:pPr>
             <w:r>
+              <w:rPr>
+                <w:rFonts w:cstheme="minorHAnsi"/>
+              </w:rPr>
               <w:t>0.0414 ± 0.0023</w:t>
             </w:r>
           </w:p>
@@ -9450,7 +10073,15 @@
             <w:hideMark/>
           </w:tcPr>
           <w:p>
+            <w:pPr>
+              <w:rPr>
+                <w:rFonts w:cstheme="minorHAnsi"/>
+              </w:rPr>
+            </w:pPr>
             <w:r>
+              <w:rPr>
+                <w:rFonts w:cstheme="minorHAnsi"/>
+              </w:rPr>
               <w:t>4.73 ± 0.14</w:t>
             </w:r>
           </w:p>
@@ -9470,7 +10101,15 @@
             <w:hideMark/>
           </w:tcPr>
           <w:p>
+            <w:pPr>
+              <w:rPr>
+                <w:rFonts w:cstheme="minorHAnsi"/>
+              </w:rPr>
+            </w:pPr>
             <w:r>
+              <w:rPr>
+                <w:rFonts w:cstheme="minorHAnsi"/>
+              </w:rPr>
               <w:t>Human-trained</w:t>
             </w:r>
           </w:p>
@@ -9488,7 +10127,15 @@
             <w:hideMark/>
           </w:tcPr>
           <w:p>
+            <w:pPr>
+              <w:rPr>
+                <w:rFonts w:cstheme="minorHAnsi"/>
+              </w:rPr>
+            </w:pPr>
             <w:r>
+              <w:rPr>
+                <w:rFonts w:cstheme="minorHAnsi"/>
+              </w:rPr>
               <w:t>0.3298 ± 0.0077</w:t>
             </w:r>
           </w:p>
@@ -9506,7 +10153,15 @@
             <w:hideMark/>
           </w:tcPr>
           <w:p>
+            <w:pPr>
+              <w:rPr>
+                <w:rFonts w:cstheme="minorHAnsi"/>
+              </w:rPr>
+            </w:pPr>
             <w:r>
+              <w:rPr>
+                <w:rFonts w:cstheme="minorHAnsi"/>
+              </w:rPr>
               <w:t>1523 ± 20</w:t>
             </w:r>
           </w:p>
@@ -9524,7 +10179,15 @@
             <w:hideMark/>
           </w:tcPr>
           <w:p>
+            <w:pPr>
+              <w:rPr>
+                <w:rFonts w:cstheme="minorHAnsi"/>
+              </w:rPr>
+            </w:pPr>
             <w:r>
+              <w:rPr>
+                <w:rFonts w:cstheme="minorHAnsi"/>
+              </w:rPr>
               <w:t>0.7721 ± 0.0078</w:t>
             </w:r>
           </w:p>
@@ -9542,7 +10205,15 @@
             <w:hideMark/>
           </w:tcPr>
           <w:p>
+            <w:pPr>
+              <w:rPr>
+                <w:rFonts w:cstheme="minorHAnsi"/>
+              </w:rPr>
+            </w:pPr>
             <w:r>
+              <w:rPr>
+                <w:rFonts w:cstheme="minorHAnsi"/>
+              </w:rPr>
               <w:t>0.9433 ± 0.0032</w:t>
             </w:r>
           </w:p>
@@ -9560,7 +10231,15 @@
             <w:hideMark/>
           </w:tcPr>
           <w:p>
+            <w:pPr>
+              <w:rPr>
+                <w:rFonts w:cstheme="minorHAnsi"/>
+              </w:rPr>
+            </w:pPr>
             <w:r>
+              <w:rPr>
+                <w:rFonts w:cstheme="minorHAnsi"/>
+              </w:rPr>
               <w:t>0.0715 ± 0.0022</w:t>
             </w:r>
           </w:p>
@@ -9578,7 +10257,15 @@
             <w:hideMark/>
           </w:tcPr>
           <w:p>
+            <w:pPr>
+              <w:rPr>
+                <w:rFonts w:cstheme="minorHAnsi"/>
+              </w:rPr>
+            </w:pPr>
             <w:r>
+              <w:rPr>
+                <w:rFonts w:cstheme="minorHAnsi"/>
+              </w:rPr>
               <w:t>0.0383 ± 0.0074</w:t>
             </w:r>
           </w:p>
@@ -9596,7 +10283,15 @@
             <w:hideMark/>
           </w:tcPr>
           <w:p>
+            <w:pPr>
+              <w:rPr>
+                <w:rFonts w:cstheme="minorHAnsi"/>
+              </w:rPr>
+            </w:pPr>
             <w:r>
+              <w:rPr>
+                <w:rFonts w:cstheme="minorHAnsi"/>
+              </w:rPr>
               <w:t>3.69 ± 0.14</w:t>
             </w:r>
           </w:p>
@@ -9616,7 +10311,15 @@
             <w:hideMark/>
           </w:tcPr>
           <w:p>
+            <w:pPr>
+              <w:rPr>
+                <w:rFonts w:cstheme="minorHAnsi"/>
+              </w:rPr>
+            </w:pPr>
             <w:r>
+              <w:rPr>
+                <w:rFonts w:cstheme="minorHAnsi"/>
+              </w:rPr>
               <w:t>AI-trained</w:t>
             </w:r>
           </w:p>
@@ -9634,7 +10337,15 @@
             <w:hideMark/>
           </w:tcPr>
           <w:p>
+            <w:pPr>
+              <w:rPr>
+                <w:rFonts w:cstheme="minorHAnsi"/>
+              </w:rPr>
+            </w:pPr>
             <w:r>
+              <w:rPr>
+                <w:rFonts w:cstheme="minorHAnsi"/>
+              </w:rPr>
               <w:t>0.2783 ± 0.0086</w:t>
             </w:r>
           </w:p>
@@ -9652,7 +10363,15 @@
             <w:hideMark/>
           </w:tcPr>
           <w:p>
+            <w:pPr>
+              <w:rPr>
+                <w:rFonts w:cstheme="minorHAnsi"/>
+              </w:rPr>
+            </w:pPr>
             <w:r>
+              <w:rPr>
+                <w:rFonts w:cstheme="minorHAnsi"/>
+              </w:rPr>
               <w:t>1211 ± 24</w:t>
             </w:r>
           </w:p>
@@ -9670,7 +10389,15 @@
             <w:hideMark/>
           </w:tcPr>
           <w:p>
+            <w:pPr>
+              <w:rPr>
+                <w:rFonts w:cstheme="minorHAnsi"/>
+              </w:rPr>
+            </w:pPr>
             <w:r>
+              <w:rPr>
+                <w:rFonts w:cstheme="minorHAnsi"/>
+              </w:rPr>
               <w:t>0.5998 ± 0.0115</w:t>
             </w:r>
           </w:p>
@@ -9688,7 +10415,15 @@
             <w:hideMark/>
           </w:tcPr>
           <w:p>
+            <w:pPr>
+              <w:rPr>
+                <w:rFonts w:cstheme="minorHAnsi"/>
+              </w:rPr>
+            </w:pPr>
             <w:r>
+              <w:rPr>
+                <w:rFonts w:cstheme="minorHAnsi"/>
+              </w:rPr>
               <w:t>0.7517 ± 0.0112</w:t>
             </w:r>
           </w:p>
@@ -9706,7 +10441,15 @@
             <w:hideMark/>
           </w:tcPr>
           <w:p>
+            <w:pPr>
+              <w:rPr>
+                <w:rFonts w:cstheme="minorHAnsi"/>
+              </w:rPr>
+            </w:pPr>
             <w:r>
+              <w:rPr>
+                <w:rFonts w:cstheme="minorHAnsi"/>
+              </w:rPr>
               <w:t>0.0620 ± 0.0061</w:t>
             </w:r>
           </w:p>
@@ -9724,7 +10467,15 @@
             <w:hideMark/>
           </w:tcPr>
           <w:p>
+            <w:pPr>
+              <w:rPr>
+                <w:rFonts w:cstheme="minorHAnsi"/>
+              </w:rPr>
+            </w:pPr>
             <w:r>
+              <w:rPr>
+                <w:rFonts w:cstheme="minorHAnsi"/>
+              </w:rPr>
               <w:t>0.0771 ± 0.0227</w:t>
             </w:r>
           </w:p>
@@ -9742,7 +10493,15 @@
             <w:hideMark/>
           </w:tcPr>
           <w:p>
+            <w:pPr>
+              <w:rPr>
+                <w:rFonts w:cstheme="minorHAnsi"/>
+              </w:rPr>
+            </w:pPr>
             <w:r>
+              <w:rPr>
+                <w:rFonts w:cstheme="minorHAnsi"/>
+              </w:rPr>
               <w:t>3.40 ± 0.04</w:t>
             </w:r>
           </w:p>
@@ -9762,7 +10521,15 @@
             <w:hideMark/>
           </w:tcPr>
           <w:p>
+            <w:pPr>
+              <w:rPr>
+                <w:rFonts w:cstheme="minorHAnsi"/>
+              </w:rPr>
+            </w:pPr>
             <w:r>
+              <w:rPr>
+                <w:rFonts w:cstheme="minorHAnsi"/>
+              </w:rPr>
               <w:t>Mixed-trained</w:t>
             </w:r>
           </w:p>
@@ -9780,7 +10547,15 @@
             <w:hideMark/>
           </w:tcPr>
           <w:p>
+            <w:pPr>
+              <w:rPr>
+                <w:rFonts w:cstheme="minorHAnsi"/>
+              </w:rPr>
+            </w:pPr>
             <w:r>
+              <w:rPr>
+                <w:rFonts w:cstheme="minorHAnsi"/>
+              </w:rPr>
               <w:t>0.3343 ± 0.0074</w:t>
             </w:r>
           </w:p>
@@ -9798,7 +10573,15 @@
             <w:hideMark/>
           </w:tcPr>
           <w:p>
+            <w:pPr>
+              <w:rPr>
+                <w:rFonts w:cstheme="minorHAnsi"/>
+              </w:rPr>
+            </w:pPr>
             <w:r>
+              <w:rPr>
+                <w:rFonts w:cstheme="minorHAnsi"/>
+              </w:rPr>
               <w:t>1521 ± 39</w:t>
             </w:r>
           </w:p>
@@ -9816,7 +10599,15 @@
             <w:hideMark/>
           </w:tcPr>
           <w:p>
+            <w:pPr>
+              <w:rPr>
+                <w:rFonts w:cstheme="minorHAnsi"/>
+              </w:rPr>
+            </w:pPr>
             <w:r>
+              <w:rPr>
+                <w:rFonts w:cstheme="minorHAnsi"/>
+              </w:rPr>
               <w:t>0.7762 ± 0.0106</w:t>
             </w:r>
           </w:p>
@@ -9834,7 +10625,15 @@
             <w:hideMark/>
           </w:tcPr>
           <w:p>
+            <w:pPr>
+              <w:rPr>
+                <w:rFonts w:cstheme="minorHAnsi"/>
+              </w:rPr>
+            </w:pPr>
             <w:r>
+              <w:rPr>
+                <w:rFonts w:cstheme="minorHAnsi"/>
+              </w:rPr>
               <w:t>0.9448 ± 0.0073</w:t>
             </w:r>
           </w:p>
@@ -9852,7 +10651,15 @@
             <w:hideMark/>
           </w:tcPr>
           <w:p>
+            <w:pPr>
+              <w:rPr>
+                <w:rFonts w:cstheme="minorHAnsi"/>
+              </w:rPr>
+            </w:pPr>
             <w:r>
+              <w:rPr>
+                <w:rFonts w:cstheme="minorHAnsi"/>
+              </w:rPr>
               <w:t>0.0674 ± 0.0009</w:t>
             </w:r>
           </w:p>
@@ -9870,7 +10677,15 @@
             <w:hideMark/>
           </w:tcPr>
           <w:p>
+            <w:pPr>
+              <w:rPr>
+                <w:rFonts w:cstheme="minorHAnsi"/>
+              </w:rPr>
+            </w:pPr>
             <w:r>
+              <w:rPr>
+                <w:rFonts w:cstheme="minorHAnsi"/>
+              </w:rPr>
               <w:t>0.0356 ± 0.0015</w:t>
             </w:r>
           </w:p>
@@ -9888,7 +10703,15 @@
             <w:hideMark/>
           </w:tcPr>
           <w:p>
+            <w:pPr>
+              <w:rPr>
+                <w:rFonts w:cstheme="minorHAnsi"/>
+              </w:rPr>
+            </w:pPr>
             <w:r>
+              <w:rPr>
+                <w:rFonts w:cstheme="minorHAnsi"/>
+              </w:rPr>
               <w:t>3.70 ± 0.06</w:t>
             </w:r>
           </w:p>
@@ -9926,8 +10749,14 @@
           <w:ilvl w:val="0"/>
           <w:numId w:val="100"/>
         </w:numPr>
-      </w:pPr>
-      <w:r>
+        <w:rPr>
+          <w:rFonts w:cstheme="minorHAnsi"/>
+        </w:rPr>
+      </w:pPr>
+      <w:r>
+        <w:rPr>
+          <w:rFonts w:cstheme="minorHAnsi"/>
+        </w:rPr>
         <w:t>AI-trained models showed severe degradation across all diversity metrics:</w:t>
       </w:r>
     </w:p>
@@ -9938,8 +10767,14 @@
           <w:ilvl w:val="1"/>
           <w:numId w:val="100"/>
         </w:numPr>
-      </w:pPr>
-      <w:r>
+        <w:rPr>
+          <w:rFonts w:cstheme="minorHAnsi"/>
+        </w:rPr>
+      </w:pPr>
+      <w:r>
+        <w:rPr>
+          <w:rFonts w:cstheme="minorHAnsi"/>
+        </w:rPr>
         <w:t>TTR: 15.6% decline vs. human baseline (0.3298 → 0.2783)</w:t>
       </w:r>
     </w:p>
@@ -9950,8 +10785,14 @@
           <w:ilvl w:val="1"/>
           <w:numId w:val="100"/>
         </w:numPr>
-      </w:pPr>
-      <w:r>
+        <w:rPr>
+          <w:rFonts w:cstheme="minorHAnsi"/>
+        </w:rPr>
+      </w:pPr>
+      <w:r>
+        <w:rPr>
+          <w:rFonts w:cstheme="minorHAnsi"/>
+        </w:rPr>
         <w:t>Vocabulary: 20.5% reduction (1523 → 1211 unique tokens)</w:t>
       </w:r>
     </w:p>
@@ -9962,8 +10803,14 @@
           <w:ilvl w:val="1"/>
           <w:numId w:val="100"/>
         </w:numPr>
-      </w:pPr>
-      <w:r>
+        <w:rPr>
+          <w:rFonts w:cstheme="minorHAnsi"/>
+        </w:rPr>
+      </w:pPr>
+      <w:r>
+        <w:rPr>
+          <w:rFonts w:cstheme="minorHAnsi"/>
+        </w:rPr>
         <w:t>Bigram Diversity: 22.3% decrease (0.7721 → 0.5998)</w:t>
       </w:r>
     </w:p>
@@ -9974,8 +10821,14 @@
           <w:ilvl w:val="1"/>
           <w:numId w:val="100"/>
         </w:numPr>
-      </w:pPr>
-      <w:r>
+        <w:rPr>
+          <w:rFonts w:cstheme="minorHAnsi"/>
+        </w:rPr>
+      </w:pPr>
+      <w:r>
+        <w:rPr>
+          <w:rFonts w:cstheme="minorHAnsi"/>
+        </w:rPr>
         <w:t>Distinct-3: 20.3% decrease (0.9433 → 0.7517)</w:t>
       </w:r>
     </w:p>
@@ -9986,14 +10839,26 @@
           <w:ilvl w:val="1"/>
           <w:numId w:val="100"/>
         </w:numPr>
-      </w:pPr>
-      <w:r>
+        <w:rPr>
+          <w:rFonts w:cstheme="minorHAnsi"/>
+        </w:rPr>
+      </w:pPr>
+      <w:r>
+        <w:rPr>
+          <w:rFonts w:cstheme="minorHAnsi"/>
+        </w:rPr>
         <w:t xml:space="preserve">Self-BLEU: −13.3% decrease (0.0715 → 0.0620) </w:t>
       </w:r>
       <w:r>
+        <w:rPr>
+          <w:rFonts w:cstheme="minorHAnsi"/>
+        </w:rPr>
         <w:t xml:space="preserve">- </w:t>
       </w:r>
       <w:r>
+        <w:rPr>
+          <w:rFonts w:cstheme="minorHAnsi"/>
+        </w:rPr>
         <w:t>unlike Llama, Self-BLEU does not confirm collapse here, as it measures surface-level output similarity rather than vocabulary breadth</w:t>
       </w:r>
     </w:p>
@@ -10004,11 +10869,20 @@
           <w:ilvl w:val="0"/>
           <w:numId w:val="100"/>
         </w:numPr>
-      </w:pPr>
-      <w:r>
+        <w:rPr>
+          <w:rFonts w:cstheme="minorHAnsi"/>
+        </w:rPr>
+      </w:pPr>
+      <w:r>
+        <w:rPr>
+          <w:rFonts w:cstheme="minorHAnsi"/>
+        </w:rPr>
         <w:t xml:space="preserve">Distributional Narrowing: The AI-trained model's perplexity dropped significantly (3.69 → 3.40), with a notably low standard deviation (±0.04). This confirms that training on </w:t>
       </w:r>
       <w:r>
+        <w:rPr>
+          <w:rFonts w:cstheme="minorHAnsi"/>
+        </w:rPr>
         <w:lastRenderedPageBreak/>
         <w:t>synthetic data causes the model to over-index on a simplified, repetitive subset of language.</w:t>
       </w:r>
@@ -10020,8 +10894,14 @@
           <w:ilvl w:val="0"/>
           <w:numId w:val="100"/>
         </w:numPr>
-      </w:pPr>
-      <w:r>
+        <w:rPr>
+          <w:rFonts w:cstheme="minorHAnsi"/>
+        </w:rPr>
+      </w:pPr>
+      <w:r>
+        <w:rPr>
+          <w:rFonts w:cstheme="minorHAnsi"/>
+        </w:rPr>
         <w:t>The Mixed-trained model showed only marginal degradation across all metrics, suggesting that even a 50% inclusion of human data can substantially delay the onset of total collapse.</w:t>
       </w:r>
     </w:p>
@@ -10032,8 +10912,14 @@
           <w:ilvl w:val="0"/>
           <w:numId w:val="100"/>
         </w:numPr>
-      </w:pPr>
-      <w:r>
+        <w:rPr>
+          <w:rFonts w:cstheme="minorHAnsi"/>
+        </w:rPr>
+      </w:pPr>
+      <w:r>
+        <w:rPr>
+          <w:rFonts w:cstheme="minorHAnsi"/>
+        </w:rPr>
         <w:t>Effect Size: Comparisons between Human and AI models on TTR yielded a Cohen's d of ≈6.3 (pooled std from 3 seeds). This indicates a very large effect size, confirming that the observed collapse is a structural shift rather than a marginal fluctuation.</w:t>
       </w:r>
     </w:p>
@@ -10073,6 +10959,7 @@
       </w:pPr>
       <w:r>
         <w:rPr>
+          <w:rFonts w:cstheme="minorHAnsi"/>
           <w:noProof/>
         </w:rPr>
         <w:drawing>
@@ -10160,6 +11047,7 @@
       </w:pPr>
       <w:r>
         <w:rPr>
+          <w:rFonts w:cstheme="minorHAnsi"/>
           <w:noProof/>
         </w:rPr>
         <w:lastRenderedPageBreak/>
@@ -10234,6 +11122,7 @@
       </w:pPr>
       <w:r>
         <w:rPr>
+          <w:rFonts w:cstheme="minorHAnsi"/>
           <w:noProof/>
         </w:rPr>
         <w:drawing>
@@ -10307,6 +11196,7 @@
       </w:pPr>
       <w:r>
         <w:rPr>
+          <w:rFonts w:cstheme="minorHAnsi"/>
           <w:noProof/>
         </w:rPr>
         <w:lastRenderedPageBreak/>
@@ -10370,29 +11260,18 @@
         <w:rPr>
           <w:rFonts w:cstheme="minorHAnsi"/>
         </w:rPr>
-        <w:t xml:space="preserve">Figure 4: Perplexity across training conditions. A sharp drop in the AI-trained condition indicates distributional narrowing </w:t>
-      </w:r>
-      <w:r>
-        <w:rPr>
-          <w:rFonts w:cstheme="minorHAnsi"/>
-        </w:rPr>
-        <w:t>-</w:t>
-      </w:r>
-      <w:r>
-        <w:rPr>
-          <w:rFonts w:cstheme="minorHAnsi"/>
-        </w:rPr>
-        <w:t xml:space="preserve"> a key marker of collapse.</w:t>
-      </w:r>
-    </w:p>
-    <w:p>
-      <w:pPr>
-        <w:rPr>
-          <w:rFonts w:cstheme="minorHAnsi"/>
-        </w:rPr>
-      </w:pPr>
-      <w:r>
-        <w:rPr>
+        <w:t>Figure 4: Perplexity across training conditions. A sharp drop in the AI-trained condition indicates distributional narrowing - a key marker of collapse.</w:t>
+      </w:r>
+    </w:p>
+    <w:p>
+      <w:pPr>
+        <w:rPr>
+          <w:rFonts w:cstheme="minorHAnsi"/>
+        </w:rPr>
+      </w:pPr>
+      <w:r>
+        <w:rPr>
+          <w:rFonts w:cstheme="minorHAnsi"/>
           <w:noProof/>
         </w:rPr>
         <w:drawing>
@@ -10467,7 +11346,7 @@
           <w:rFonts w:asciiTheme="minorHAnsi" w:hAnsiTheme="minorHAnsi" w:cstheme="minorHAnsi"/>
         </w:rPr>
       </w:pPr>
-      <w:bookmarkStart w:id="17" w:name="_Toc222500953"/>
+      <w:bookmarkStart w:id="17" w:name="_Toc226198867"/>
       <w:r>
         <w:rPr>
           <w:rFonts w:asciiTheme="minorHAnsi" w:hAnsiTheme="minorHAnsi" w:cstheme="minorHAnsi"/>
@@ -10479,368 +11358,63 @@
     </w:p>
     <w:p>
       <w:pPr>
-        <w:pStyle w:val="Heading4"/>
-        <w:rPr>
-          <w:rFonts w:cstheme="minorHAnsi"/>
-        </w:rPr>
-      </w:pPr>
-      <w:r>
-        <w:rPr>
-          <w:rFonts w:cstheme="minorHAnsi"/>
-        </w:rPr>
-        <w:t>Discussion</w:t>
-      </w:r>
-    </w:p>
-    <w:p>
-      <w:pPr>
-        <w:rPr>
-          <w:rFonts w:cstheme="minorHAnsi"/>
-        </w:rPr>
-      </w:pPr>
-      <w:r>
-        <w:rPr>
-          <w:rFonts w:cstheme="minorHAnsi"/>
-        </w:rPr>
-        <w:t>This study investigated whether fine</w:t>
-      </w:r>
-      <w:r>
-        <w:rPr>
-          <w:rFonts w:cstheme="minorHAnsi"/>
-        </w:rPr>
-        <w:t>-</w:t>
-      </w:r>
-      <w:r>
-        <w:rPr>
-          <w:rFonts w:cstheme="minorHAnsi"/>
-        </w:rPr>
-        <w:t>tuning LLMs on AI</w:t>
-      </w:r>
-      <w:r>
-        <w:rPr>
-          <w:rFonts w:cstheme="minorHAnsi"/>
-        </w:rPr>
-        <w:t>-</w:t>
-      </w:r>
-      <w:r>
-        <w:rPr>
-          <w:rFonts w:cstheme="minorHAnsi"/>
-        </w:rPr>
-        <w:t>generated data causes measurable linguistic degradation, and whether these patterns generalize across model sizes. The results consistently confirm the hypothesis: AI</w:t>
-      </w:r>
-      <w:r>
-        <w:rPr>
-          <w:rFonts w:cstheme="minorHAnsi"/>
-        </w:rPr>
-        <w:t>-</w:t>
-      </w:r>
-      <w:r>
-        <w:rPr>
-          <w:rFonts w:cstheme="minorHAnsi"/>
-        </w:rPr>
-        <w:t>trained models showed significant collapse across all diversity metrics.</w:t>
-      </w:r>
-    </w:p>
-    <w:p>
-      <w:pPr>
-        <w:rPr>
-          <w:rFonts w:cstheme="minorHAnsi"/>
-        </w:rPr>
-      </w:pPr>
-      <w:r>
-        <w:rPr>
-          <w:rFonts w:cstheme="minorHAnsi"/>
-        </w:rPr>
-        <w:t>A significant finding is the degradation level in Llama</w:t>
-      </w:r>
-      <w:r>
-        <w:rPr>
-          <w:rFonts w:cstheme="minorHAnsi"/>
-        </w:rPr>
-        <w:t>-</w:t>
-      </w:r>
-      <w:r>
-        <w:rPr>
-          <w:rFonts w:cstheme="minorHAnsi"/>
-        </w:rPr>
-        <w:t>3.2</w:t>
-      </w:r>
-      <w:r>
-        <w:rPr>
-          <w:rFonts w:cstheme="minorHAnsi"/>
-        </w:rPr>
-        <w:t>-</w:t>
-      </w:r>
-      <w:r>
-        <w:rPr>
-          <w:rFonts w:cstheme="minorHAnsi"/>
-        </w:rPr>
-        <w:t>1B when trained on AI</w:t>
-      </w:r>
-      <w:r>
-        <w:rPr>
-          <w:rFonts w:cstheme="minorHAnsi"/>
-        </w:rPr>
-        <w:t>-</w:t>
-      </w:r>
-      <w:r>
-        <w:rPr>
-          <w:rFonts w:cstheme="minorHAnsi"/>
-        </w:rPr>
-        <w:t xml:space="preserve">generated data </w:t>
-      </w:r>
-      <w:r>
-        <w:rPr>
-          <w:rFonts w:cstheme="minorHAnsi"/>
-        </w:rPr>
-        <w:t>-</w:t>
-      </w:r>
-      <w:r>
-        <w:rPr>
-          <w:rFonts w:cstheme="minorHAnsi"/>
-        </w:rPr>
-        <w:t xml:space="preserve"> a 28</w:t>
-      </w:r>
-      <w:r>
-        <w:rPr>
-          <w:rFonts w:cstheme="minorHAnsi"/>
-        </w:rPr>
-        <w:t>-</w:t>
-      </w:r>
-      <w:r>
-        <w:rPr>
-          <w:rFonts w:cstheme="minorHAnsi"/>
-        </w:rPr>
-        <w:t>32% decline in lexical diversity metrics (Cohen's d = 9.37), indicating this is a structural shift rather than statistical noise. This aligns with Shumailov et al. [1] and Herel &amp; Mikolov [3], who predicted that synthetic training causes models to over</w:t>
-      </w:r>
-      <w:r>
-        <w:rPr>
-          <w:rFonts w:cstheme="minorHAnsi"/>
-        </w:rPr>
-        <w:t>-</w:t>
-      </w:r>
-      <w:r>
-        <w:rPr>
-          <w:rFonts w:cstheme="minorHAnsi"/>
-        </w:rPr>
-        <w:t>index on high</w:t>
-      </w:r>
-      <w:r>
-        <w:rPr>
-          <w:rFonts w:cstheme="minorHAnsi"/>
-        </w:rPr>
-        <w:t>-</w:t>
-      </w:r>
-      <w:r>
-        <w:rPr>
-          <w:rFonts w:cstheme="minorHAnsi"/>
-        </w:rPr>
-        <w:t>probability, repetitive outputs. The sharp perplexity drop (7.03 → 3.07) further confirms that the model became highly "confident" but in a narrower linguistic space.</w:t>
-      </w:r>
-    </w:p>
-    <w:p>
-      <w:pPr>
-        <w:rPr>
-          <w:rFonts w:cstheme="minorHAnsi"/>
-        </w:rPr>
-      </w:pPr>
-      <w:r>
-        <w:rPr>
-          <w:rFonts w:cstheme="minorHAnsi"/>
-        </w:rPr>
-        <w:t>Mistral</w:t>
-      </w:r>
-      <w:r>
-        <w:rPr>
-          <w:rFonts w:cstheme="minorHAnsi"/>
-        </w:rPr>
-        <w:t>-</w:t>
-      </w:r>
-      <w:r>
-        <w:rPr>
-          <w:rFonts w:cstheme="minorHAnsi"/>
-        </w:rPr>
-        <w:t>7B showed the same collapse but at a lower magnitude (16</w:t>
-      </w:r>
-      <w:r>
-        <w:rPr>
-          <w:rFonts w:cstheme="minorHAnsi"/>
-        </w:rPr>
-        <w:t>-</w:t>
-      </w:r>
-      <w:r>
-        <w:rPr>
-          <w:rFonts w:cstheme="minorHAnsi"/>
-        </w:rPr>
-        <w:t>24% degradation), suggesting larger models retain more of their diversity even after fine</w:t>
-      </w:r>
-      <w:r>
-        <w:rPr>
-          <w:rFonts w:cstheme="minorHAnsi"/>
-        </w:rPr>
-        <w:t>-</w:t>
-      </w:r>
-      <w:r>
-        <w:rPr>
-          <w:rFonts w:cstheme="minorHAnsi"/>
-        </w:rPr>
-        <w:t xml:space="preserve">tuning on degraded data [5][6]. This finding has practical implications </w:t>
-      </w:r>
-      <w:r>
-        <w:rPr>
-          <w:rFonts w:cstheme="minorHAnsi"/>
-        </w:rPr>
-        <w:t>-</w:t>
-      </w:r>
-      <w:r>
-        <w:rPr>
-          <w:rFonts w:cstheme="minorHAnsi"/>
-        </w:rPr>
-        <w:t xml:space="preserve"> model scale may guard against collapse but does not prevent it.</w:t>
-      </w:r>
-    </w:p>
-    <w:p>
-      <w:pPr>
-        <w:rPr>
-          <w:rFonts w:cstheme="minorHAnsi"/>
-        </w:rPr>
-      </w:pPr>
-      <w:r>
-        <w:rPr>
-          <w:rFonts w:cstheme="minorHAnsi"/>
-        </w:rPr>
-        <w:t>The mixed</w:t>
-      </w:r>
-      <w:r>
-        <w:rPr>
-          <w:rFonts w:cstheme="minorHAnsi"/>
-        </w:rPr>
-        <w:t>-</w:t>
-      </w:r>
-      <w:r>
-        <w:rPr>
-          <w:rFonts w:cstheme="minorHAnsi"/>
-        </w:rPr>
-        <w:t>dataset results are the most novel contribution of this study. In Llama, mixed training showed only marginal degradation relative to human</w:t>
-      </w:r>
-      <w:r>
-        <w:rPr>
-          <w:rFonts w:cstheme="minorHAnsi"/>
-        </w:rPr>
-        <w:t>-</w:t>
-      </w:r>
-      <w:r>
-        <w:rPr>
-          <w:rFonts w:cstheme="minorHAnsi"/>
-        </w:rPr>
-        <w:t>trained models. In Mistral, mixed training matched or exceeded human</w:t>
-      </w:r>
-      <w:r>
-        <w:rPr>
-          <w:rFonts w:cstheme="minorHAnsi"/>
-        </w:rPr>
-        <w:t>-</w:t>
-      </w:r>
-      <w:r>
-        <w:rPr>
-          <w:rFonts w:cstheme="minorHAnsi"/>
-        </w:rPr>
-        <w:t xml:space="preserve">trained performance across all metrics </w:t>
-      </w:r>
-      <w:r>
-        <w:rPr>
-          <w:rFonts w:cstheme="minorHAnsi"/>
-        </w:rPr>
-        <w:t>-</w:t>
-      </w:r>
-      <w:r>
-        <w:rPr>
-          <w:rFonts w:cstheme="minorHAnsi"/>
-        </w:rPr>
-        <w:t xml:space="preserve"> suggesting that in larger models, 50% human data is sufficient to anchor the model's linguistic distribution and prevent collapse entirely. This is consistent with Amin et al. [8], who showed that even weak human data substantially resists collapse.</w:t>
-      </w:r>
-    </w:p>
-    <w:p>
-      <w:pPr>
-        <w:rPr>
-          <w:rFonts w:cstheme="minorHAnsi"/>
-        </w:rPr>
-      </w:pPr>
-      <w:r>
-        <w:rPr>
-          <w:rFonts w:cstheme="minorHAnsi"/>
-        </w:rPr>
-        <w:t>These findings have practical implications. As AI</w:t>
-      </w:r>
-      <w:r>
-        <w:rPr>
-          <w:rFonts w:cstheme="minorHAnsi"/>
-        </w:rPr>
-        <w:t>-</w:t>
-      </w:r>
-      <w:r>
-        <w:rPr>
-          <w:rFonts w:cstheme="minorHAnsi"/>
-        </w:rPr>
-        <w:t>generated content proliferates online, future training datasets will inevitably contain synthetic text. Our results suggest that maintaining even a 50% human data ratio may be sufficient to preserve output quality, a more achievable threshold than filtering all synthetic content.</w:t>
-      </w:r>
-    </w:p>
-    <w:p>
-      <w:pPr>
-        <w:rPr>
-          <w:rFonts w:cstheme="minorHAnsi"/>
-        </w:rPr>
-      </w:pPr>
-    </w:p>
-    <w:p>
-      <w:pPr>
-        <w:pStyle w:val="Heading4"/>
-        <w:rPr>
-          <w:rFonts w:cstheme="minorHAnsi"/>
-        </w:rPr>
-      </w:pPr>
-      <w:r>
-        <w:rPr>
-          <w:rFonts w:cstheme="minorHAnsi"/>
-        </w:rPr>
-        <w:t>Planned Work</w:t>
-      </w:r>
-    </w:p>
-    <w:p>
-      <w:pPr>
-        <w:rPr>
-          <w:rFonts w:cstheme="minorHAnsi"/>
-        </w:rPr>
-      </w:pPr>
-      <w:r>
-        <w:rPr>
-          <w:rFonts w:cstheme="minorHAnsi"/>
-        </w:rPr>
-        <w:t xml:space="preserve">This phase established the experimental framework and confirmed collapse across two model architectures. The following phases will extend these findings by applying factual diversity metrics (hallucination detection, entity coverage) to complement the lexical analysis, and by executing recursive training experiments </w:t>
-      </w:r>
-      <w:r>
-        <w:rPr>
-          <w:rFonts w:cstheme="minorHAnsi"/>
-        </w:rPr>
-        <w:t>-</w:t>
-      </w:r>
-      <w:r>
-        <w:rPr>
-          <w:rFonts w:cstheme="minorHAnsi"/>
-        </w:rPr>
-        <w:t xml:space="preserve"> training Gen 2 models on Gen 1 AI output </w:t>
-      </w:r>
-      <w:r>
-        <w:rPr>
-          <w:rFonts w:cstheme="minorHAnsi"/>
-        </w:rPr>
-        <w:t>-</w:t>
-      </w:r>
-      <w:r>
-        <w:rPr>
-          <w:rFonts w:cstheme="minorHAnsi"/>
-        </w:rPr>
-        <w:t xml:space="preserve"> to test whether collapse accelerates across generations.</w:t>
-      </w:r>
+        <w:rPr>
+          <w:rFonts w:cstheme="minorHAnsi"/>
+        </w:rPr>
+      </w:pPr>
+      <w:r>
+        <w:rPr>
+          <w:rFonts w:cstheme="minorHAnsi"/>
+        </w:rPr>
+        <w:t>This study provides controlled, cross-architecture evidence that fine-tuning LLMs on AI-generated data causes measurable and statistically significant model collapse. AI-trained models showed consistent degradation across all lexical diversity metrics — a 24.3% decline in Llama-3.2-1B (Cohen's d ≈ 11.9) and 16–24% in Mistral-7B-v0.3 (Cohen's d ≈ 6.3) — accompanied by a sharp perplexity drop reflecting distributional narrowing rather than improved quality. The larger Mistral model exhibited lower collapse magnitude, suggesting scale confers partial but incomplete resistance.</w:t>
+      </w:r>
+    </w:p>
+    <w:p>
+      <w:pPr>
+        <w:rPr>
+          <w:rFonts w:cstheme="minorHAnsi"/>
+        </w:rPr>
+      </w:pPr>
+      <w:r>
+        <w:rPr>
+          <w:rFonts w:cstheme="minorHAnsi"/>
+        </w:rPr>
+        <w:t>The most practically significant finding is that mixed-data training (50% human / 50% AI) preserved near-human-baseline diversity across all metrics in both architectures. This indicates that maintaining a 50% human data ratio is sufficient to prevent collapse, a threshold that is more achievable than filtering all synthetic content from training data.</w:t>
+      </w:r>
+    </w:p>
+    <w:p>
+      <w:pPr>
+        <w:rPr>
+          <w:rFonts w:cstheme="minorHAnsi"/>
+        </w:rPr>
+      </w:pPr>
+      <w:r>
+        <w:rPr>
+          <w:rFonts w:cstheme="minorHAnsi"/>
+        </w:rPr>
+        <w:t>These results offer a reproducible detection framework — combining TTR, Bigram Diversity, Distinct-3, Self-BLEU, NLI-based factual consistency, and perplexity, evaluated across multiple seeds — that can serve as an early-warning system for collapse in future training pipelines. Future work should investigate collapse across additional model architectures, examine the effect of varying the human/AI data ratio below 50%, and study collapse dynamics across recursive fine-tuning generations.</w:t>
+      </w:r>
+    </w:p>
+    <w:p>
+      <w:pPr>
+        <w:rPr>
+          <w:rFonts w:cstheme="minorHAnsi"/>
+        </w:rPr>
+      </w:pPr>
+    </w:p>
+    <w:p>
+      <w:pPr>
+        <w:rPr>
+          <w:rFonts w:cstheme="minorHAnsi"/>
+        </w:rPr>
+      </w:pPr>
+    </w:p>
+    <w:p>
+      <w:pPr>
+        <w:rPr>
+          <w:rFonts w:cstheme="minorHAnsi"/>
+        </w:rPr>
+      </w:pPr>
     </w:p>
     <w:p>
       <w:pPr>
@@ -10849,73 +11423,101 @@
           <w:rFonts w:asciiTheme="minorHAnsi" w:hAnsiTheme="minorHAnsi" w:cstheme="minorHAnsi"/>
         </w:rPr>
       </w:pPr>
-      <w:bookmarkStart w:id="18" w:name="_Toc222500954"/>
+      <w:bookmarkStart w:id="18" w:name="_Toc226198868"/>
       <w:r>
         <w:rPr>
           <w:rFonts w:asciiTheme="minorHAnsi" w:hAnsiTheme="minorHAnsi" w:cstheme="minorHAnsi"/>
         </w:rPr>
+        <w:t>Acknowledgements</w:t>
+      </w:r>
+      <w:bookmarkEnd w:id="18"/>
+    </w:p>
+    <w:p>
+      <w:pPr>
+        <w:rPr>
+          <w:rFonts w:cstheme="minorHAnsi"/>
+        </w:rPr>
+      </w:pPr>
+      <w:r>
+        <w:rPr>
+          <w:rFonts w:cstheme="minorHAnsi"/>
+        </w:rPr>
+        <w:t xml:space="preserve">I would like to express my gratitude to my supervisor, Dr. Sharon Yalov-Handzel (Head of the Intelligent Systems Program, </w:t>
+      </w:r>
+      <w:proofErr w:type="spellStart"/>
+      <w:r>
+        <w:rPr>
+          <w:rFonts w:cstheme="minorHAnsi"/>
+        </w:rPr>
+        <w:t>Afeka</w:t>
+      </w:r>
+      <w:proofErr w:type="spellEnd"/>
+      <w:r>
+        <w:rPr>
+          <w:rFonts w:cstheme="minorHAnsi"/>
+        </w:rPr>
+        <w:t xml:space="preserve"> Academic College of Engineering) for her professional guidance and support throughout this project.</w:t>
+      </w:r>
+    </w:p>
+    <w:p>
+      <w:pPr>
+        <w:rPr>
+          <w:rFonts w:cstheme="minorHAnsi"/>
+        </w:rPr>
+      </w:pPr>
+      <w:r>
+        <w:rPr>
+          <w:rFonts w:cstheme="minorHAnsi"/>
+        </w:rPr>
+        <w:t xml:space="preserve">I would also like to thank </w:t>
+      </w:r>
+      <w:proofErr w:type="spellStart"/>
+      <w:r>
+        <w:rPr>
+          <w:rFonts w:cstheme="minorHAnsi"/>
+        </w:rPr>
+        <w:t>Afeka</w:t>
+      </w:r>
+      <w:proofErr w:type="spellEnd"/>
+      <w:r>
+        <w:rPr>
+          <w:rFonts w:cstheme="minorHAnsi"/>
+        </w:rPr>
+        <w:t xml:space="preserve"> Academic College of Engineering for providing the </w:t>
+      </w:r>
+      <w:r>
+        <w:rPr>
+          <w:rFonts w:cstheme="minorHAnsi"/>
+        </w:rPr>
+        <w:t>computational</w:t>
+      </w:r>
+      <w:r>
+        <w:rPr>
+          <w:rFonts w:cstheme="minorHAnsi"/>
+        </w:rPr>
+        <w:t xml:space="preserve"> resources that supported this research.</w:t>
+      </w:r>
+    </w:p>
+    <w:p>
+      <w:pPr>
+        <w:rPr>
+          <w:rFonts w:cstheme="minorHAnsi"/>
+        </w:rPr>
+      </w:pPr>
+    </w:p>
+    <w:p>
+      <w:pPr>
+        <w:pStyle w:val="Heading1"/>
+        <w:rPr>
+          <w:rFonts w:asciiTheme="minorHAnsi" w:hAnsiTheme="minorHAnsi" w:cstheme="minorHAnsi"/>
+        </w:rPr>
+      </w:pPr>
+      <w:bookmarkStart w:id="19" w:name="_Toc226198869"/>
+      <w:r>
+        <w:rPr>
+          <w:rFonts w:asciiTheme="minorHAnsi" w:hAnsiTheme="minorHAnsi" w:cstheme="minorHAnsi"/>
+        </w:rPr>
         <w:lastRenderedPageBreak/>
-        <w:t>Acknowledgements</w:t>
-      </w:r>
-      <w:bookmarkEnd w:id="18"/>
-    </w:p>
-    <w:p>
-      <w:pPr>
-        <w:rPr>
-          <w:rFonts w:cstheme="minorHAnsi"/>
-        </w:rPr>
-      </w:pPr>
-      <w:r>
-        <w:rPr>
-          <w:rFonts w:cstheme="minorHAnsi"/>
-        </w:rPr>
-        <w:t>I would like to express my gratitude to my supervisor, Dr. Sharon Yalov-Handzel (Head of the Intelligent Systems Program, Afeka Academic College of Engineering) for her professional guidance and support throughout this project.</w:t>
-      </w:r>
-    </w:p>
-    <w:p>
-      <w:pPr>
-        <w:rPr>
-          <w:rFonts w:cstheme="minorHAnsi"/>
-        </w:rPr>
-      </w:pPr>
-      <w:r>
-        <w:rPr>
-          <w:rFonts w:cstheme="minorHAnsi"/>
-        </w:rPr>
-        <w:t xml:space="preserve">I would also like to thank Afeka Academic College of Engineering for providing the </w:t>
-      </w:r>
-      <w:r>
-        <w:rPr>
-          <w:rFonts w:cstheme="minorHAnsi"/>
-        </w:rPr>
-        <w:t>computational</w:t>
-      </w:r>
-      <w:r>
-        <w:rPr>
-          <w:rFonts w:cstheme="minorHAnsi"/>
-        </w:rPr>
-        <w:t xml:space="preserve"> resources that supported this research.</w:t>
-      </w:r>
-    </w:p>
-    <w:p>
-      <w:pPr>
-        <w:rPr>
-          <w:rFonts w:cstheme="minorHAnsi"/>
-        </w:rPr>
-      </w:pPr>
-    </w:p>
-    <w:p>
-      <w:pPr>
-        <w:pStyle w:val="Heading1"/>
-        <w:rPr>
-          <w:rFonts w:asciiTheme="minorHAnsi" w:hAnsiTheme="minorHAnsi" w:cstheme="minorHAnsi"/>
-        </w:rPr>
-      </w:pPr>
-      <w:bookmarkStart w:id="19" w:name="_Toc222500955"/>
-      <w:r>
-        <w:rPr>
-          <w:rFonts w:asciiTheme="minorHAnsi" w:hAnsiTheme="minorHAnsi" w:cstheme="minorHAnsi"/>
-        </w:rPr>
         <w:t>References</w:t>
       </w:r>
       <w:bookmarkEnd w:id="19"/>
@@ -10942,15 +11544,53 @@
         <w:rPr>
           <w:rFonts w:cstheme="minorHAnsi"/>
         </w:rPr>
-        <w:t xml:space="preserve">] Shumailov, I., Shumaylov, Z., Zhao, Y., Gal, Y., Papernot, N., &amp; Anderson, R. (2023). The curse of recursion: Training on generated data makes models forget. </w:t>
-      </w:r>
+        <w:t xml:space="preserve">] </w:t>
+      </w:r>
+      <w:proofErr w:type="spellStart"/>
+      <w:r>
+        <w:rPr>
+          <w:rFonts w:cstheme="minorHAnsi"/>
+        </w:rPr>
+        <w:t>Shumailov</w:t>
+      </w:r>
+      <w:proofErr w:type="spellEnd"/>
+      <w:r>
+        <w:rPr>
+          <w:rFonts w:cstheme="minorHAnsi"/>
+        </w:rPr>
+        <w:t xml:space="preserve">, I., Shumaylov, Z., Zhao, Y., Gal, Y., </w:t>
+      </w:r>
+      <w:proofErr w:type="spellStart"/>
+      <w:r>
+        <w:rPr>
+          <w:rFonts w:cstheme="minorHAnsi"/>
+        </w:rPr>
+        <w:t>Papernot</w:t>
+      </w:r>
+      <w:proofErr w:type="spellEnd"/>
+      <w:r>
+        <w:rPr>
+          <w:rFonts w:cstheme="minorHAnsi"/>
+        </w:rPr>
+        <w:t xml:space="preserve">, N., &amp; Anderson, R. (2023). The curse of recursion: Training on generated data makes models forget. </w:t>
+      </w:r>
+      <w:proofErr w:type="spellStart"/>
       <w:r>
         <w:rPr>
           <w:rFonts w:cstheme="minorHAnsi"/>
           <w:i/>
           <w:iCs/>
         </w:rPr>
-        <w:t>arXiv preprint</w:t>
+        <w:t>arXiv</w:t>
+      </w:r>
+      <w:proofErr w:type="spellEnd"/>
+      <w:r>
+        <w:rPr>
+          <w:rFonts w:cstheme="minorHAnsi"/>
+          <w:i/>
+          <w:iCs/>
+        </w:rPr>
+        <w:t xml:space="preserve"> preprint</w:t>
       </w:r>
       <w:r>
         <w:rPr>
@@ -10990,7 +11630,77 @@
         <w:rPr>
           <w:rFonts w:cstheme="minorHAnsi"/>
         </w:rPr>
-        <w:t xml:space="preserve">] Mescheder, L., Geiger, A., &amp; Nowozin, S. (2018). Which training methods for GANs do actually converge? In </w:t>
+        <w:t xml:space="preserve">] </w:t>
+      </w:r>
+      <w:proofErr w:type="spellStart"/>
+      <w:r>
+        <w:rPr>
+          <w:rFonts w:cstheme="minorHAnsi"/>
+        </w:rPr>
+        <w:t>Mescheder</w:t>
+      </w:r>
+      <w:proofErr w:type="spellEnd"/>
+      <w:r>
+        <w:rPr>
+          <w:rFonts w:cstheme="minorHAnsi"/>
+        </w:rPr>
+        <w:t xml:space="preserve">, L., Geiger, A., &amp; </w:t>
+      </w:r>
+      <w:proofErr w:type="spellStart"/>
+      <w:r>
+        <w:rPr>
+          <w:rFonts w:cstheme="minorHAnsi"/>
+        </w:rPr>
+        <w:t>Nowozin</w:t>
+      </w:r>
+      <w:proofErr w:type="spellEnd"/>
+      <w:r>
+        <w:rPr>
+          <w:rFonts w:cstheme="minorHAnsi"/>
+        </w:rPr>
+        <w:t xml:space="preserve">, S. (2018). Which training </w:t>
+      </w:r>
+      <w:proofErr w:type="gramStart"/>
+      <w:r>
+        <w:rPr>
+          <w:rFonts w:cstheme="minorHAnsi"/>
+        </w:rPr>
+        <w:t>methods for</w:t>
+      </w:r>
+      <w:proofErr w:type="gramEnd"/>
+      <w:r>
+        <w:rPr>
+          <w:rFonts w:cstheme="minorHAnsi"/>
+        </w:rPr>
+        <w:t xml:space="preserve"> </w:t>
+      </w:r>
+      <w:proofErr w:type="gramStart"/>
+      <w:r>
+        <w:rPr>
+          <w:rFonts w:cstheme="minorHAnsi"/>
+        </w:rPr>
+        <w:t>GANs do</w:t>
+      </w:r>
+      <w:proofErr w:type="gramEnd"/>
+      <w:r>
+        <w:rPr>
+          <w:rFonts w:cstheme="minorHAnsi"/>
+        </w:rPr>
+        <w:t xml:space="preserve"> </w:t>
+      </w:r>
+      <w:proofErr w:type="gramStart"/>
+      <w:r>
+        <w:rPr>
+          <w:rFonts w:cstheme="minorHAnsi"/>
+        </w:rPr>
+        <w:t>actually converge</w:t>
+      </w:r>
+      <w:proofErr w:type="gramEnd"/>
+      <w:r>
+        <w:rPr>
+          <w:rFonts w:cstheme="minorHAnsi"/>
+        </w:rPr>
+        <w:t xml:space="preserve">? In </w:t>
       </w:r>
       <w:r>
         <w:rPr>
@@ -11052,13 +11762,23 @@
         </w:rPr>
         <w:t xml:space="preserve">trained language models. </w:t>
       </w:r>
+      <w:proofErr w:type="spellStart"/>
       <w:r>
         <w:rPr>
           <w:rFonts w:cstheme="minorHAnsi"/>
           <w:i/>
           <w:iCs/>
         </w:rPr>
-        <w:t>arXiv preprint</w:t>
+        <w:t>arXiv</w:t>
+      </w:r>
+      <w:proofErr w:type="spellEnd"/>
+      <w:r>
+        <w:rPr>
+          <w:rFonts w:cstheme="minorHAnsi"/>
+          <w:i/>
+          <w:iCs/>
+        </w:rPr>
+        <w:t xml:space="preserve"> preprint</w:t>
       </w:r>
       <w:r>
         <w:rPr>
@@ -11148,13 +11868,23 @@
         </w:rPr>
         <w:t xml:space="preserve">] Keisha, F., Wu, Z., Wang, Z., et al. (2025). Knowledge collapse in LLMs: When fluency survives but facts fail under recursive synthetic training. </w:t>
       </w:r>
+      <w:proofErr w:type="spellStart"/>
       <w:r>
         <w:rPr>
           <w:rFonts w:cstheme="minorHAnsi"/>
           <w:i/>
           <w:iCs/>
         </w:rPr>
-        <w:t>NeurIPS 2025 Workshop on Evaluating the Evolving LLM Lifecycle</w:t>
+        <w:t>NeurIPS</w:t>
+      </w:r>
+      <w:proofErr w:type="spellEnd"/>
+      <w:r>
+        <w:rPr>
+          <w:rFonts w:cstheme="minorHAnsi"/>
+          <w:i/>
+          <w:iCs/>
+        </w:rPr>
+        <w:t xml:space="preserve"> 2025 Workshop on Evaluating the Evolving LLM Lifecycle</w:t>
       </w:r>
       <w:r>
         <w:rPr>
@@ -11232,7 +11962,21 @@
         <w:rPr>
           <w:rFonts w:cstheme="minorHAnsi"/>
         </w:rPr>
-        <w:t>] Schaeffer, R., Kazdan, J., et al. (2025). Position: Model collapse does not mean what you think.</w:t>
+        <w:t xml:space="preserve">] Schaeffer, R., </w:t>
+      </w:r>
+      <w:proofErr w:type="spellStart"/>
+      <w:r>
+        <w:rPr>
+          <w:rFonts w:cstheme="minorHAnsi"/>
+        </w:rPr>
+        <w:t>Kazdan</w:t>
+      </w:r>
+      <w:proofErr w:type="spellEnd"/>
+      <w:r>
+        <w:rPr>
+          <w:rFonts w:cstheme="minorHAnsi"/>
+        </w:rPr>
+        <w:t>, J., et al. (2025). Position: Model collapse does not mean what you think.</w:t>
       </w:r>
       <w:r>
         <w:rPr>
@@ -11270,7 +12014,21 @@
         <w:rPr>
           <w:rFonts w:cstheme="minorHAnsi"/>
         </w:rPr>
-        <w:t>] Amin, K., Babakniya, S., Bie, A., et al. (2025). Escaping collapse: The strength of weak data for large language model training.</w:t>
+        <w:t xml:space="preserve">] Amin, K., </w:t>
+      </w:r>
+      <w:proofErr w:type="spellStart"/>
+      <w:r>
+        <w:rPr>
+          <w:rFonts w:cstheme="minorHAnsi"/>
+        </w:rPr>
+        <w:t>Babakniya</w:t>
+      </w:r>
+      <w:proofErr w:type="spellEnd"/>
+      <w:r>
+        <w:rPr>
+          <w:rFonts w:cstheme="minorHAnsi"/>
+        </w:rPr>
+        <w:t>, S., Bie, A., et al. (2025). Escaping collapse: The strength of weak data for large language model training.</w:t>
       </w:r>
       <w:r>
         <w:rPr>
@@ -11298,14 +12056,7 @@
         <w:rPr>
           <w:rFonts w:cstheme="minorHAnsi"/>
         </w:rPr>
-        <w:lastRenderedPageBreak/>
-        <w:t xml:space="preserve">[9] </w:t>
-      </w:r>
-      <w:r>
-        <w:rPr>
-          <w:rFonts w:cstheme="minorHAnsi"/>
-        </w:rPr>
-        <w:t xml:space="preserve">Liang, P., et al. (2022). Holistic Evaluation of Language Models (HELM). </w:t>
+        <w:t xml:space="preserve">[9] Liang, P., et al. (2022). Holistic Evaluation of Language Models (HELM). </w:t>
       </w:r>
     </w:p>
     <w:p>

--- a/docs/LLM Collapse Paper - Sharon remarks.docx
+++ b/docs/LLM Collapse Paper - Sharon remarks.docx
@@ -162,7 +162,25 @@
           <w:szCs w:val="44"/>
           <w:lang w:bidi="he-IL"/>
         </w:rPr>
-        <w:t>Detecting Model Collapse in Fine-Tuned Large Language Models: An Assessment of Semantic Diversity and Factual Consistency</w:t>
+        <w:t>Detecting Model Collapse in Fine</w:t>
+      </w:r>
+      <w:r>
+        <w:rPr>
+          <w:rFonts w:cstheme="minorHAnsi"/>
+          <w:sz w:val="44"/>
+          <w:szCs w:val="44"/>
+          <w:lang w:bidi="he-IL"/>
+        </w:rPr>
+        <w:t>-</w:t>
+      </w:r>
+      <w:r>
+        <w:rPr>
+          <w:rFonts w:cstheme="minorHAnsi"/>
+          <w:sz w:val="44"/>
+          <w:szCs w:val="44"/>
+          <w:lang w:bidi="he-IL"/>
+        </w:rPr>
+        <w:t>Tuned Large Language Models: An Assessment of Semantic Diversity and Factual Consistency</w:t>
       </w:r>
     </w:p>
     <w:p>
@@ -307,7 +325,7 @@
           <w:lang w:bidi="he-IL"/>
         </w:rPr>
       </w:pPr>
-      <w:bookmarkStart w:id="0" w:name="_Toc226198850"/>
+      <w:bookmarkStart w:id="0" w:name="_Toc226462730"/>
       <w:r>
         <w:rPr>
           <w:rFonts w:asciiTheme="minorHAnsi" w:hAnsiTheme="minorHAnsi" w:cstheme="minorHAnsi"/>
@@ -327,69 +345,369 @@
         <w:rPr>
           <w:rFonts w:cstheme="minorHAnsi"/>
         </w:rPr>
-        <w:t xml:space="preserve">Large Language Models (LLMs) trained on AI-generated data are susceptible to model collapse </w:t>
-      </w:r>
-      <w:r>
-        <w:rPr>
-          <w:rFonts w:cstheme="minorHAnsi"/>
-        </w:rPr>
-        <w:t>-</w:t>
-      </w:r>
-      <w:r>
-        <w:rPr>
-          <w:rFonts w:cstheme="minorHAnsi"/>
-        </w:rPr>
-        <w:t xml:space="preserve"> a progressive degradation in output diversity and linguistic richness. This study provides a controlled, cross-architecture investigation of collapse by fine-tuning two models of different scales, Llama-3.2-1B and Mistral-7B-v0.3, on three dataset conditions: human-generated (WikiText-103), AI-generated (GPT-2-medium), and mixed (50% human / 50% AI). To ensure robustness, all evaluations were repeated across three independent random seeds and reported as mean ± standard deviation.</w:t>
-      </w:r>
-    </w:p>
-    <w:p>
-      <w:pPr>
-        <w:rPr>
-          <w:rFonts w:cstheme="minorHAnsi"/>
-        </w:rPr>
-      </w:pPr>
-      <w:r>
-        <w:rPr>
-          <w:rFonts w:cstheme="minorHAnsi"/>
-        </w:rPr>
-        <w:t xml:space="preserve">Collapse was quantified using a comprehensive suite of metrics: Type-Token Ratio (TTR), Bigram Diversity, Distinct-3, Self-BLEU, NLI-based Factual Consistency, and Perplexity. AI-trained models showed consistent degradation across all lexical diversity metrics in both architectures </w:t>
-      </w:r>
-      <w:r>
-        <w:rPr>
-          <w:rFonts w:cstheme="minorHAnsi"/>
-        </w:rPr>
-        <w:t>-</w:t>
-      </w:r>
-      <w:r>
-        <w:rPr>
-          <w:rFonts w:cstheme="minorHAnsi"/>
-        </w:rPr>
-        <w:t xml:space="preserve"> 21–25% decline in Llama-3.2-1B (Cohen's d ≈ 11.9) and 15–22% decline in Mistral-7B-v0.3 (Cohen's d ≈ 6.3) </w:t>
-      </w:r>
-      <w:r>
-        <w:rPr>
-          <w:rFonts w:cstheme="minorHAnsi"/>
-        </w:rPr>
-        <w:t>-</w:t>
-      </w:r>
-      <w:r>
-        <w:rPr>
-          <w:rFonts w:cstheme="minorHAnsi"/>
-        </w:rPr>
-        <w:t xml:space="preserve"> accompanied by a sharp perplexity drop indicating distributional narrowing. The larger model exhibited a lower collapse magnitude, suggesting that scale provides partial but not complete resistance. Mixed-trained models preserved near-human-baseline diversity across all metrics in both architectures, indicating that a 50% human data ratio is sufficient to prevent collapse.</w:t>
-      </w:r>
-    </w:p>
-    <w:p>
-      <w:pPr>
-        <w:rPr>
-          <w:rFonts w:cstheme="minorHAnsi"/>
-        </w:rPr>
-      </w:pPr>
-      <w:r>
-        <w:rPr>
-          <w:rFonts w:cstheme="minorHAnsi"/>
-        </w:rPr>
-        <w:t>These findings offer quantitative, cross-model evidence of model collapse and a reproducible detection framework applicable to future LLM training pipelines where synthetic data contamination is a growing concern.</w:t>
+        <w:t>Large Language Models (LLMs) trained on AI</w:t>
+      </w:r>
+      <w:r>
+        <w:rPr>
+          <w:rFonts w:cstheme="minorHAnsi"/>
+        </w:rPr>
+        <w:t>-</w:t>
+      </w:r>
+      <w:r>
+        <w:rPr>
+          <w:rFonts w:cstheme="minorHAnsi"/>
+        </w:rPr>
+        <w:t xml:space="preserve">generated data are susceptible to model collapse </w:t>
+      </w:r>
+      <w:r>
+        <w:rPr>
+          <w:rFonts w:cstheme="minorHAnsi"/>
+        </w:rPr>
+        <w:t>-</w:t>
+      </w:r>
+      <w:r>
+        <w:rPr>
+          <w:rFonts w:cstheme="minorHAnsi"/>
+        </w:rPr>
+        <w:t xml:space="preserve"> a progressive degradation in output diversity and linguistic richness. This study provides a controlled, cross</w:t>
+      </w:r>
+      <w:r>
+        <w:rPr>
+          <w:rFonts w:cstheme="minorHAnsi"/>
+        </w:rPr>
+        <w:t>-</w:t>
+      </w:r>
+      <w:r>
+        <w:rPr>
+          <w:rFonts w:cstheme="minorHAnsi"/>
+        </w:rPr>
+        <w:t>architecture investigation of collapse by fine</w:t>
+      </w:r>
+      <w:r>
+        <w:rPr>
+          <w:rFonts w:cstheme="minorHAnsi"/>
+        </w:rPr>
+        <w:t>-</w:t>
+      </w:r>
+      <w:r>
+        <w:rPr>
+          <w:rFonts w:cstheme="minorHAnsi"/>
+        </w:rPr>
+        <w:t>tuning two models of different scales, Llama</w:t>
+      </w:r>
+      <w:r>
+        <w:rPr>
+          <w:rFonts w:cstheme="minorHAnsi"/>
+        </w:rPr>
+        <w:t>-</w:t>
+      </w:r>
+      <w:r>
+        <w:rPr>
+          <w:rFonts w:cstheme="minorHAnsi"/>
+        </w:rPr>
+        <w:t>3.2</w:t>
+      </w:r>
+      <w:r>
+        <w:rPr>
+          <w:rFonts w:cstheme="minorHAnsi"/>
+        </w:rPr>
+        <w:t>-</w:t>
+      </w:r>
+      <w:r>
+        <w:rPr>
+          <w:rFonts w:cstheme="minorHAnsi"/>
+        </w:rPr>
+        <w:t>1B and Mistral</w:t>
+      </w:r>
+      <w:r>
+        <w:rPr>
+          <w:rFonts w:cstheme="minorHAnsi"/>
+        </w:rPr>
+        <w:t>-</w:t>
+      </w:r>
+      <w:r>
+        <w:rPr>
+          <w:rFonts w:cstheme="minorHAnsi"/>
+        </w:rPr>
+        <w:t>7B</w:t>
+      </w:r>
+      <w:r>
+        <w:rPr>
+          <w:rFonts w:cstheme="minorHAnsi"/>
+        </w:rPr>
+        <w:t>-</w:t>
+      </w:r>
+      <w:r>
+        <w:rPr>
+          <w:rFonts w:cstheme="minorHAnsi"/>
+        </w:rPr>
+        <w:t>v0.3, on three dataset conditions: human</w:t>
+      </w:r>
+      <w:r>
+        <w:rPr>
+          <w:rFonts w:cstheme="minorHAnsi"/>
+        </w:rPr>
+        <w:t>-</w:t>
+      </w:r>
+      <w:r>
+        <w:rPr>
+          <w:rFonts w:cstheme="minorHAnsi"/>
+        </w:rPr>
+        <w:t>generated (WikiText</w:t>
+      </w:r>
+      <w:r>
+        <w:rPr>
+          <w:rFonts w:cstheme="minorHAnsi"/>
+        </w:rPr>
+        <w:t>-</w:t>
+      </w:r>
+      <w:r>
+        <w:rPr>
+          <w:rFonts w:cstheme="minorHAnsi"/>
+        </w:rPr>
+        <w:t>103), AI</w:t>
+      </w:r>
+      <w:r>
+        <w:rPr>
+          <w:rFonts w:cstheme="minorHAnsi"/>
+        </w:rPr>
+        <w:t>-</w:t>
+      </w:r>
+      <w:r>
+        <w:rPr>
+          <w:rFonts w:cstheme="minorHAnsi"/>
+        </w:rPr>
+        <w:t>generated (GPT</w:t>
+      </w:r>
+      <w:r>
+        <w:rPr>
+          <w:rFonts w:cstheme="minorHAnsi"/>
+        </w:rPr>
+        <w:t>-</w:t>
+      </w:r>
+      <w:r>
+        <w:rPr>
+          <w:rFonts w:cstheme="minorHAnsi"/>
+        </w:rPr>
+        <w:t>2</w:t>
+      </w:r>
+      <w:r>
+        <w:rPr>
+          <w:rFonts w:cstheme="minorHAnsi"/>
+        </w:rPr>
+        <w:t>-</w:t>
+      </w:r>
+      <w:r>
+        <w:rPr>
+          <w:rFonts w:cstheme="minorHAnsi"/>
+        </w:rPr>
+        <w:t>medium), and mixed (50% human / 50% AI). To ensure robustness, all evaluations were repeated across three independent random seeds and reported as mean ± standard deviation.</w:t>
+      </w:r>
+    </w:p>
+    <w:p>
+      <w:pPr>
+        <w:rPr>
+          <w:rFonts w:cstheme="minorHAnsi"/>
+        </w:rPr>
+      </w:pPr>
+      <w:r>
+        <w:rPr>
+          <w:rFonts w:cstheme="minorHAnsi"/>
+        </w:rPr>
+        <w:t>Collapse was quantified using a comprehensive suite of metrics: Type</w:t>
+      </w:r>
+      <w:r>
+        <w:rPr>
+          <w:rFonts w:cstheme="minorHAnsi"/>
+        </w:rPr>
+        <w:t>-</w:t>
+      </w:r>
+      <w:r>
+        <w:rPr>
+          <w:rFonts w:cstheme="minorHAnsi"/>
+        </w:rPr>
+        <w:t>Token Ratio (TTR), Bigram Diversity, Distinct</w:t>
+      </w:r>
+      <w:r>
+        <w:rPr>
+          <w:rFonts w:cstheme="minorHAnsi"/>
+        </w:rPr>
+        <w:t>-</w:t>
+      </w:r>
+      <w:r>
+        <w:rPr>
+          <w:rFonts w:cstheme="minorHAnsi"/>
+        </w:rPr>
+        <w:t>3, Self</w:t>
+      </w:r>
+      <w:r>
+        <w:rPr>
+          <w:rFonts w:cstheme="minorHAnsi"/>
+        </w:rPr>
+        <w:t>-</w:t>
+      </w:r>
+      <w:r>
+        <w:rPr>
+          <w:rFonts w:cstheme="minorHAnsi"/>
+        </w:rPr>
+        <w:t>BLEU, NLI</w:t>
+      </w:r>
+      <w:r>
+        <w:rPr>
+          <w:rFonts w:cstheme="minorHAnsi"/>
+        </w:rPr>
+        <w:t>-</w:t>
+      </w:r>
+      <w:r>
+        <w:rPr>
+          <w:rFonts w:cstheme="minorHAnsi"/>
+        </w:rPr>
+        <w:t>based Factual Consistency, and Perplexity. AI</w:t>
+      </w:r>
+      <w:r>
+        <w:rPr>
+          <w:rFonts w:cstheme="minorHAnsi"/>
+        </w:rPr>
+        <w:t>-</w:t>
+      </w:r>
+      <w:r>
+        <w:rPr>
+          <w:rFonts w:cstheme="minorHAnsi"/>
+        </w:rPr>
+        <w:t xml:space="preserve">trained models showed consistent degradation across all lexical diversity metrics in both architectures </w:t>
+      </w:r>
+      <w:r>
+        <w:rPr>
+          <w:rFonts w:cstheme="minorHAnsi"/>
+        </w:rPr>
+        <w:t>-</w:t>
+      </w:r>
+      <w:r>
+        <w:rPr>
+          <w:rFonts w:cstheme="minorHAnsi"/>
+        </w:rPr>
+        <w:t xml:space="preserve"> 21–25% decline in Llama</w:t>
+      </w:r>
+      <w:r>
+        <w:rPr>
+          <w:rFonts w:cstheme="minorHAnsi"/>
+        </w:rPr>
+        <w:t>-</w:t>
+      </w:r>
+      <w:r>
+        <w:rPr>
+          <w:rFonts w:cstheme="minorHAnsi"/>
+        </w:rPr>
+        <w:t>3.2</w:t>
+      </w:r>
+      <w:r>
+        <w:rPr>
+          <w:rFonts w:cstheme="minorHAnsi"/>
+        </w:rPr>
+        <w:t>-</w:t>
+      </w:r>
+      <w:r>
+        <w:rPr>
+          <w:rFonts w:cstheme="minorHAnsi"/>
+        </w:rPr>
+        <w:t>1B (Cohen's d ≈ 11.9) and 15–22% decline in Mistral</w:t>
+      </w:r>
+      <w:r>
+        <w:rPr>
+          <w:rFonts w:cstheme="minorHAnsi"/>
+        </w:rPr>
+        <w:t>-</w:t>
+      </w:r>
+      <w:r>
+        <w:rPr>
+          <w:rFonts w:cstheme="minorHAnsi"/>
+        </w:rPr>
+        <w:t>7B</w:t>
+      </w:r>
+      <w:r>
+        <w:rPr>
+          <w:rFonts w:cstheme="minorHAnsi"/>
+        </w:rPr>
+        <w:t>-</w:t>
+      </w:r>
+      <w:r>
+        <w:rPr>
+          <w:rFonts w:cstheme="minorHAnsi"/>
+        </w:rPr>
+        <w:t xml:space="preserve">v0.3 (Cohen's d ≈ 6.3) </w:t>
+      </w:r>
+      <w:r>
+        <w:rPr>
+          <w:rFonts w:cstheme="minorHAnsi"/>
+        </w:rPr>
+        <w:t>-</w:t>
+      </w:r>
+      <w:r>
+        <w:rPr>
+          <w:rFonts w:cstheme="minorHAnsi"/>
+        </w:rPr>
+        <w:t xml:space="preserve"> accompanied by a sharp perplexity drop indicating distributional narrowing. The larger model exhibited a lower collapse magnitude, suggesting that scale provides partial but not complete resistance. Mixed</w:t>
+      </w:r>
+      <w:r>
+        <w:rPr>
+          <w:rFonts w:cstheme="minorHAnsi"/>
+        </w:rPr>
+        <w:t>-</w:t>
+      </w:r>
+      <w:r>
+        <w:rPr>
+          <w:rFonts w:cstheme="minorHAnsi"/>
+        </w:rPr>
+        <w:t>trained models preserved near</w:t>
+      </w:r>
+      <w:r>
+        <w:rPr>
+          <w:rFonts w:cstheme="minorHAnsi"/>
+        </w:rPr>
+        <w:t>-</w:t>
+      </w:r>
+      <w:r>
+        <w:rPr>
+          <w:rFonts w:cstheme="minorHAnsi"/>
+        </w:rPr>
+        <w:t>human</w:t>
+      </w:r>
+      <w:r>
+        <w:rPr>
+          <w:rFonts w:cstheme="minorHAnsi"/>
+        </w:rPr>
+        <w:t>-</w:t>
+      </w:r>
+      <w:r>
+        <w:rPr>
+          <w:rFonts w:cstheme="minorHAnsi"/>
+        </w:rPr>
+        <w:t>baseline diversity across all metrics in both architectures, indicating that a 50% human data ratio is sufficient to prevent collapse.</w:t>
+      </w:r>
+    </w:p>
+    <w:p>
+      <w:pPr>
+        <w:rPr>
+          <w:rFonts w:cstheme="minorHAnsi"/>
+        </w:rPr>
+      </w:pPr>
+      <w:r>
+        <w:rPr>
+          <w:rFonts w:cstheme="minorHAnsi"/>
+        </w:rPr>
+        <w:t>These findings offer quantitative, cross</w:t>
+      </w:r>
+      <w:r>
+        <w:rPr>
+          <w:rFonts w:cstheme="minorHAnsi"/>
+        </w:rPr>
+        <w:t>-</w:t>
+      </w:r>
+      <w:r>
+        <w:rPr>
+          <w:rFonts w:cstheme="minorHAnsi"/>
+        </w:rPr>
+        <w:t>model evidence of model collapse and a reproducible detection framework applicable to future LLM training pipelines where synthetic data contamination is a growing concern.</w:t>
       </w:r>
     </w:p>
     <w:p>
@@ -529,7 +847,7 @@
             </w:rPr>
             <w:fldChar w:fldCharType="separate"/>
           </w:r>
-          <w:hyperlink w:anchor="_Toc226198850" w:history="1">
+          <w:hyperlink w:anchor="_Toc226462730" w:history="1">
             <w:r>
               <w:rPr>
                 <w:rStyle w:val="Hyperlink"/>
@@ -557,7 +875,7 @@
                 <w:noProof/>
                 <w:webHidden/>
               </w:rPr>
-              <w:instrText xml:space="preserve"> PAGEREF _Toc226198850 \h </w:instrText>
+              <w:instrText xml:space="preserve"> PAGEREF _Toc226462730 \h </w:instrText>
             </w:r>
             <w:r>
               <w:rPr>
@@ -599,7 +917,7 @@
               <w:noProof/>
             </w:rPr>
           </w:pPr>
-          <w:hyperlink w:anchor="_Toc226198851" w:history="1">
+          <w:hyperlink w:anchor="_Toc226462731" w:history="1">
             <w:r>
               <w:rPr>
                 <w:rStyle w:val="Hyperlink"/>
@@ -627,7 +945,7 @@
                 <w:noProof/>
                 <w:webHidden/>
               </w:rPr>
-              <w:instrText xml:space="preserve"> PAGEREF _Toc226198851 \h </w:instrText>
+              <w:instrText xml:space="preserve"> PAGEREF _Toc226462731 \h </w:instrText>
             </w:r>
             <w:r>
               <w:rPr>
@@ -669,7 +987,7 @@
               <w:noProof/>
             </w:rPr>
           </w:pPr>
-          <w:hyperlink w:anchor="_Toc226198852" w:history="1">
+          <w:hyperlink w:anchor="_Toc226462732" w:history="1">
             <w:r>
               <w:rPr>
                 <w:rStyle w:val="Hyperlink"/>
@@ -697,7 +1015,7 @@
                 <w:noProof/>
                 <w:webHidden/>
               </w:rPr>
-              <w:instrText xml:space="preserve"> PAGEREF _Toc226198852 \h </w:instrText>
+              <w:instrText xml:space="preserve"> PAGEREF _Toc226462732 \h </w:instrText>
             </w:r>
             <w:r>
               <w:rPr>
@@ -739,7 +1057,7 @@
               <w:noProof/>
             </w:rPr>
           </w:pPr>
-          <w:hyperlink w:anchor="_Toc226198853" w:history="1">
+          <w:hyperlink w:anchor="_Toc226462733" w:history="1">
             <w:r>
               <w:rPr>
                 <w:rStyle w:val="Hyperlink"/>
@@ -767,7 +1085,7 @@
                 <w:noProof/>
                 <w:webHidden/>
               </w:rPr>
-              <w:instrText xml:space="preserve"> PAGEREF _Toc226198853 \h </w:instrText>
+              <w:instrText xml:space="preserve"> PAGEREF _Toc226462733 \h </w:instrText>
             </w:r>
             <w:r>
               <w:rPr>
@@ -809,7 +1127,7 @@
               <w:noProof/>
             </w:rPr>
           </w:pPr>
-          <w:hyperlink w:anchor="_Toc226198854" w:history="1">
+          <w:hyperlink w:anchor="_Toc226462734" w:history="1">
             <w:r>
               <w:rPr>
                 <w:rStyle w:val="Hyperlink"/>
@@ -837,7 +1155,7 @@
                 <w:noProof/>
                 <w:webHidden/>
               </w:rPr>
-              <w:instrText xml:space="preserve"> PAGEREF _Toc226198854 \h </w:instrText>
+              <w:instrText xml:space="preserve"> PAGEREF _Toc226462734 \h </w:instrText>
             </w:r>
             <w:r>
               <w:rPr>
@@ -879,7 +1197,7 @@
               <w:noProof/>
             </w:rPr>
           </w:pPr>
-          <w:hyperlink w:anchor="_Toc226198855" w:history="1">
+          <w:hyperlink w:anchor="_Toc226462735" w:history="1">
             <w:r>
               <w:rPr>
                 <w:rStyle w:val="Hyperlink"/>
@@ -907,7 +1225,7 @@
                 <w:noProof/>
                 <w:webHidden/>
               </w:rPr>
-              <w:instrText xml:space="preserve"> PAGEREF _Toc226198855 \h </w:instrText>
+              <w:instrText xml:space="preserve"> PAGEREF _Toc226462735 \h </w:instrText>
             </w:r>
             <w:r>
               <w:rPr>
@@ -949,7 +1267,7 @@
               <w:noProof/>
             </w:rPr>
           </w:pPr>
-          <w:hyperlink w:anchor="_Toc226198856" w:history="1">
+          <w:hyperlink w:anchor="_Toc226462736" w:history="1">
             <w:r>
               <w:rPr>
                 <w:rStyle w:val="Hyperlink"/>
@@ -977,7 +1295,7 @@
                 <w:noProof/>
                 <w:webHidden/>
               </w:rPr>
-              <w:instrText xml:space="preserve"> PAGEREF _Toc226198856 \h </w:instrText>
+              <w:instrText xml:space="preserve"> PAGEREF _Toc226462736 \h </w:instrText>
             </w:r>
             <w:r>
               <w:rPr>
@@ -1019,7 +1337,7 @@
               <w:noProof/>
             </w:rPr>
           </w:pPr>
-          <w:hyperlink w:anchor="_Toc226198857" w:history="1">
+          <w:hyperlink w:anchor="_Toc226462737" w:history="1">
             <w:r>
               <w:rPr>
                 <w:rStyle w:val="Hyperlink"/>
@@ -1047,7 +1365,7 @@
                 <w:noProof/>
                 <w:webHidden/>
               </w:rPr>
-              <w:instrText xml:space="preserve"> PAGEREF _Toc226198857 \h </w:instrText>
+              <w:instrText xml:space="preserve"> PAGEREF _Toc226462737 \h </w:instrText>
             </w:r>
             <w:r>
               <w:rPr>
@@ -1089,7 +1407,7 @@
               <w:noProof/>
             </w:rPr>
           </w:pPr>
-          <w:hyperlink w:anchor="_Toc226198858" w:history="1">
+          <w:hyperlink w:anchor="_Toc226462738" w:history="1">
             <w:r>
               <w:rPr>
                 <w:rStyle w:val="Hyperlink"/>
@@ -1117,7 +1435,7 @@
                 <w:noProof/>
                 <w:webHidden/>
               </w:rPr>
-              <w:instrText xml:space="preserve"> PAGEREF _Toc226198858 \h </w:instrText>
+              <w:instrText xml:space="preserve"> PAGEREF _Toc226462738 \h </w:instrText>
             </w:r>
             <w:r>
               <w:rPr>
@@ -1159,7 +1477,7 @@
               <w:noProof/>
             </w:rPr>
           </w:pPr>
-          <w:hyperlink w:anchor="_Toc226198859" w:history="1">
+          <w:hyperlink w:anchor="_Toc226462739" w:history="1">
             <w:r>
               <w:rPr>
                 <w:rStyle w:val="Hyperlink"/>
@@ -1187,7 +1505,7 @@
                 <w:noProof/>
                 <w:webHidden/>
               </w:rPr>
-              <w:instrText xml:space="preserve"> PAGEREF _Toc226198859 \h </w:instrText>
+              <w:instrText xml:space="preserve"> PAGEREF _Toc226462739 \h </w:instrText>
             </w:r>
             <w:r>
               <w:rPr>
@@ -1229,7 +1547,7 @@
               <w:noProof/>
             </w:rPr>
           </w:pPr>
-          <w:hyperlink w:anchor="_Toc226198860" w:history="1">
+          <w:hyperlink w:anchor="_Toc226462740" w:history="1">
             <w:r>
               <w:rPr>
                 <w:rStyle w:val="Hyperlink"/>
@@ -1257,7 +1575,7 @@
                 <w:noProof/>
                 <w:webHidden/>
               </w:rPr>
-              <w:instrText xml:space="preserve"> PAGEREF _Toc226198860 \h </w:instrText>
+              <w:instrText xml:space="preserve"> PAGEREF _Toc226462740 \h </w:instrText>
             </w:r>
             <w:r>
               <w:rPr>
@@ -1299,7 +1617,7 @@
               <w:noProof/>
             </w:rPr>
           </w:pPr>
-          <w:hyperlink w:anchor="_Toc226198861" w:history="1">
+          <w:hyperlink w:anchor="_Toc226462741" w:history="1">
             <w:r>
               <w:rPr>
                 <w:rStyle w:val="Hyperlink"/>
@@ -1327,7 +1645,7 @@
                 <w:noProof/>
                 <w:webHidden/>
               </w:rPr>
-              <w:instrText xml:space="preserve"> PAGEREF _Toc226198861 \h </w:instrText>
+              <w:instrText xml:space="preserve"> PAGEREF _Toc226462741 \h </w:instrText>
             </w:r>
             <w:r>
               <w:rPr>
@@ -1369,7 +1687,7 @@
               <w:noProof/>
             </w:rPr>
           </w:pPr>
-          <w:hyperlink w:anchor="_Toc226198862" w:history="1">
+          <w:hyperlink w:anchor="_Toc226462742" w:history="1">
             <w:r>
               <w:rPr>
                 <w:rStyle w:val="Hyperlink"/>
@@ -1397,7 +1715,7 @@
                 <w:noProof/>
                 <w:webHidden/>
               </w:rPr>
-              <w:instrText xml:space="preserve"> PAGEREF _Toc226198862 \h </w:instrText>
+              <w:instrText xml:space="preserve"> PAGEREF _Toc226462742 \h </w:instrText>
             </w:r>
             <w:r>
               <w:rPr>
@@ -1439,7 +1757,7 @@
               <w:noProof/>
             </w:rPr>
           </w:pPr>
-          <w:hyperlink w:anchor="_Toc226198863" w:history="1">
+          <w:hyperlink w:anchor="_Toc226462743" w:history="1">
             <w:r>
               <w:rPr>
                 <w:rStyle w:val="Hyperlink"/>
@@ -1467,7 +1785,7 @@
                 <w:noProof/>
                 <w:webHidden/>
               </w:rPr>
-              <w:instrText xml:space="preserve"> PAGEREF _Toc226198863 \h </w:instrText>
+              <w:instrText xml:space="preserve"> PAGEREF _Toc226462743 \h </w:instrText>
             </w:r>
             <w:r>
               <w:rPr>
@@ -1509,7 +1827,7 @@
               <w:noProof/>
             </w:rPr>
           </w:pPr>
-          <w:hyperlink w:anchor="_Toc226198864" w:history="1">
+          <w:hyperlink w:anchor="_Toc226462744" w:history="1">
             <w:r>
               <w:rPr>
                 <w:rStyle w:val="Hyperlink"/>
@@ -1537,7 +1855,7 @@
                 <w:noProof/>
                 <w:webHidden/>
               </w:rPr>
-              <w:instrText xml:space="preserve"> PAGEREF _Toc226198864 \h </w:instrText>
+              <w:instrText xml:space="preserve"> PAGEREF _Toc226462744 \h </w:instrText>
             </w:r>
             <w:r>
               <w:rPr>
@@ -1579,7 +1897,7 @@
               <w:noProof/>
             </w:rPr>
           </w:pPr>
-          <w:hyperlink w:anchor="_Toc226198865" w:history="1">
+          <w:hyperlink w:anchor="_Toc226462745" w:history="1">
             <w:r>
               <w:rPr>
                 <w:rStyle w:val="Hyperlink"/>
@@ -1607,7 +1925,7 @@
                 <w:noProof/>
                 <w:webHidden/>
               </w:rPr>
-              <w:instrText xml:space="preserve"> PAGEREF _Toc226198865 \h </w:instrText>
+              <w:instrText xml:space="preserve"> PAGEREF _Toc226462745 \h </w:instrText>
             </w:r>
             <w:r>
               <w:rPr>
@@ -1649,7 +1967,7 @@
               <w:noProof/>
             </w:rPr>
           </w:pPr>
-          <w:hyperlink w:anchor="_Toc226198866" w:history="1">
+          <w:hyperlink w:anchor="_Toc226462746" w:history="1">
             <w:r>
               <w:rPr>
                 <w:rStyle w:val="Hyperlink"/>
@@ -1677,7 +1995,7 @@
                 <w:noProof/>
                 <w:webHidden/>
               </w:rPr>
-              <w:instrText xml:space="preserve"> PAGEREF _Toc226198866 \h </w:instrText>
+              <w:instrText xml:space="preserve"> PAGEREF _Toc226462746 \h </w:instrText>
             </w:r>
             <w:r>
               <w:rPr>
@@ -1719,14 +2037,14 @@
               <w:noProof/>
             </w:rPr>
           </w:pPr>
-          <w:hyperlink w:anchor="_Toc226198867" w:history="1">
+          <w:hyperlink w:anchor="_Toc226462747" w:history="1">
             <w:r>
               <w:rPr>
                 <w:rStyle w:val="Hyperlink"/>
                 <w:rFonts w:cstheme="minorHAnsi"/>
                 <w:noProof/>
               </w:rPr>
-              <w:t>Discussion And Planned Work</w:t>
+              <w:t>Discussion</w:t>
             </w:r>
             <w:r>
               <w:rPr>
@@ -1747,7 +2065,7 @@
                 <w:noProof/>
                 <w:webHidden/>
               </w:rPr>
-              <w:instrText xml:space="preserve"> PAGEREF _Toc226198867 \h </w:instrText>
+              <w:instrText xml:space="preserve"> PAGEREF _Toc226462747 \h </w:instrText>
             </w:r>
             <w:r>
               <w:rPr>
@@ -1789,14 +2107,14 @@
               <w:noProof/>
             </w:rPr>
           </w:pPr>
-          <w:hyperlink w:anchor="_Toc226198868" w:history="1">
+          <w:hyperlink w:anchor="_Toc226462748" w:history="1">
             <w:r>
               <w:rPr>
                 <w:rStyle w:val="Hyperlink"/>
                 <w:rFonts w:cstheme="minorHAnsi"/>
                 <w:noProof/>
               </w:rPr>
-              <w:t>Acknowledgements</w:t>
+              <w:t>Conclusion</w:t>
             </w:r>
             <w:r>
               <w:rPr>
@@ -1817,7 +2135,7 @@
                 <w:noProof/>
                 <w:webHidden/>
               </w:rPr>
-              <w:instrText xml:space="preserve"> PAGEREF _Toc226198868 \h </w:instrText>
+              <w:instrText xml:space="preserve"> PAGEREF _Toc226462748 \h </w:instrText>
             </w:r>
             <w:r>
               <w:rPr>
@@ -1859,13 +2177,83 @@
               <w:noProof/>
             </w:rPr>
           </w:pPr>
-          <w:hyperlink w:anchor="_Toc226198869" w:history="1">
+          <w:hyperlink w:anchor="_Toc226462749" w:history="1">
             <w:r>
               <w:rPr>
                 <w:rStyle w:val="Hyperlink"/>
                 <w:rFonts w:cstheme="minorHAnsi"/>
                 <w:noProof/>
               </w:rPr>
+              <w:t>Acknowledgements</w:t>
+            </w:r>
+            <w:r>
+              <w:rPr>
+                <w:noProof/>
+                <w:webHidden/>
+              </w:rPr>
+              <w:tab/>
+            </w:r>
+            <w:r>
+              <w:rPr>
+                <w:noProof/>
+                <w:webHidden/>
+              </w:rPr>
+              <w:fldChar w:fldCharType="begin"/>
+            </w:r>
+            <w:r>
+              <w:rPr>
+                <w:noProof/>
+                <w:webHidden/>
+              </w:rPr>
+              <w:instrText xml:space="preserve"> PAGEREF _Toc226462749 \h </w:instrText>
+            </w:r>
+            <w:r>
+              <w:rPr>
+                <w:noProof/>
+                <w:webHidden/>
+              </w:rPr>
+            </w:r>
+            <w:r>
+              <w:rPr>
+                <w:noProof/>
+                <w:webHidden/>
+              </w:rPr>
+              <w:fldChar w:fldCharType="separate"/>
+            </w:r>
+            <w:r>
+              <w:rPr>
+                <w:noProof/>
+                <w:webHidden/>
+              </w:rPr>
+              <w:t>26</w:t>
+            </w:r>
+            <w:r>
+              <w:rPr>
+                <w:noProof/>
+                <w:webHidden/>
+              </w:rPr>
+              <w:fldChar w:fldCharType="end"/>
+            </w:r>
+          </w:hyperlink>
+        </w:p>
+        <w:p>
+          <w:pPr>
+            <w:pStyle w:val="TOC1"/>
+            <w:tabs>
+              <w:tab w:val="right" w:leader="dot" w:pos="9350"/>
+            </w:tabs>
+            <w:rPr>
+              <w:rFonts w:eastAsiaTheme="minorEastAsia"/>
+              <w:noProof/>
+            </w:rPr>
+          </w:pPr>
+          <w:hyperlink w:anchor="_Toc226462750" w:history="1">
+            <w:r>
+              <w:rPr>
+                <w:rStyle w:val="Hyperlink"/>
+                <w:rFonts w:cstheme="minorHAnsi"/>
+                <w:noProof/>
+              </w:rPr>
               <w:t>References</w:t>
             </w:r>
             <w:r>
@@ -1887,7 +2275,7 @@
                 <w:noProof/>
                 <w:webHidden/>
               </w:rPr>
-              <w:instrText xml:space="preserve"> PAGEREF _Toc226198869 \h </w:instrText>
+              <w:instrText xml:space="preserve"> PAGEREF _Toc226462750 \h </w:instrText>
             </w:r>
             <w:r>
               <w:rPr>
@@ -1907,7 +2295,7 @@
                 <w:noProof/>
                 <w:webHidden/>
               </w:rPr>
-              <w:t>26</w:t>
+              <w:t>27</w:t>
             </w:r>
             <w:r>
               <w:rPr>
@@ -1982,7 +2370,7 @@
           <w:lang w:bidi="he-IL"/>
         </w:rPr>
       </w:pPr>
-      <w:bookmarkStart w:id="1" w:name="_Toc226198851"/>
+      <w:bookmarkStart w:id="1" w:name="_Toc226462731"/>
       <w:r>
         <w:rPr>
           <w:rFonts w:asciiTheme="minorHAnsi" w:hAnsiTheme="minorHAnsi" w:cstheme="minorHAnsi"/>
@@ -2002,20 +2390,140 @@
         <w:rPr>
           <w:rFonts w:cstheme="minorHAnsi"/>
         </w:rPr>
-        <w:t>In the rapidly expanding landscape of Large Language Models (LLMs), a critical threat known as model collapse poses serious risks to their foundational integrity. This degradation occurs when generative models are trained on synthetic, AI-generated data rather than authentic human content, creating a recursive cycle where inaccuracies from one model's output become systematically embedded in subsequent models. The effects are substantial - progressive loss of output diversity and creativity, an increasing tendency toward generic "safe" responses, and critically, the gradual forgetting of real-world data - particularly low-probability events and sparse representations vital for understanding minority groups, rare scenarios, or edge cases.</w:t>
-      </w:r>
-    </w:p>
-    <w:p>
-      <w:pPr>
-        <w:rPr>
-          <w:rFonts w:cstheme="minorHAnsi"/>
-        </w:rPr>
-      </w:pPr>
-      <w:r>
-        <w:rPr>
-          <w:rFonts w:cstheme="minorHAnsi"/>
-        </w:rPr>
-        <w:t>Prior research consistently shows that generative models trained heavily on synthetic data produce generic outputs and lose critical real-world understanding. This degenerative process, attributed to statistical and functional approximation errors, is considered largely inevitable when models rely excessively on synthetic data across generations. Studies on recursive self-training of LLMs directly demonstrate quality decline, with models becoming biased, repetitive, and losing variety over successive iterations. Despite this growing understanding, a significant gap remains - the current lack of robust, practical methods for detecting and characterizing early signs of model collapse. This paper addresses this challenge by developing practical methods for detecting early signs of model collapse in fine-tuned LLMs through evaluating their semantic diversity, comparing models trained on varying proportions of human and AI-generated datasets to build a robust framework for spotting early warning signs of degradation.</w:t>
+        <w:t>In the rapidly expanding landscape of Large Language Models (LLMs), a critical threat known as model collapse poses serious risks to their foundational integrity. This degradation occurs when generative models are trained on synthetic, AI</w:t>
+      </w:r>
+      <w:r>
+        <w:rPr>
+          <w:rFonts w:cstheme="minorHAnsi"/>
+        </w:rPr>
+        <w:t>-</w:t>
+      </w:r>
+      <w:r>
+        <w:rPr>
+          <w:rFonts w:cstheme="minorHAnsi"/>
+        </w:rPr>
+        <w:t xml:space="preserve">generated data rather than authentic human content, creating a recursive cycle where inaccuracies from one model's output become systematically embedded in subsequent models. The effects are substantial </w:t>
+      </w:r>
+      <w:r>
+        <w:rPr>
+          <w:rFonts w:cstheme="minorHAnsi"/>
+        </w:rPr>
+        <w:t>-</w:t>
+      </w:r>
+      <w:r>
+        <w:rPr>
+          <w:rFonts w:cstheme="minorHAnsi"/>
+        </w:rPr>
+        <w:t xml:space="preserve"> progressive loss of output diversity and creativity, an increasing tendency toward generic "safe" responses, and critically, the gradual forgetting of real</w:t>
+      </w:r>
+      <w:r>
+        <w:rPr>
+          <w:rFonts w:cstheme="minorHAnsi"/>
+        </w:rPr>
+        <w:t>-</w:t>
+      </w:r>
+      <w:r>
+        <w:rPr>
+          <w:rFonts w:cstheme="minorHAnsi"/>
+        </w:rPr>
+        <w:t xml:space="preserve">world data </w:t>
+      </w:r>
+      <w:r>
+        <w:rPr>
+          <w:rFonts w:cstheme="minorHAnsi"/>
+        </w:rPr>
+        <w:t>-</w:t>
+      </w:r>
+      <w:r>
+        <w:rPr>
+          <w:rFonts w:cstheme="minorHAnsi"/>
+        </w:rPr>
+        <w:t xml:space="preserve"> particularly low</w:t>
+      </w:r>
+      <w:r>
+        <w:rPr>
+          <w:rFonts w:cstheme="minorHAnsi"/>
+        </w:rPr>
+        <w:t>-</w:t>
+      </w:r>
+      <w:r>
+        <w:rPr>
+          <w:rFonts w:cstheme="minorHAnsi"/>
+        </w:rPr>
+        <w:t>probability events and sparse representations vital for understanding minority groups, rare scenarios, or edge cases.</w:t>
+      </w:r>
+    </w:p>
+    <w:p>
+      <w:pPr>
+        <w:rPr>
+          <w:rFonts w:cstheme="minorHAnsi"/>
+        </w:rPr>
+      </w:pPr>
+      <w:r>
+        <w:rPr>
+          <w:rFonts w:cstheme="minorHAnsi"/>
+        </w:rPr>
+        <w:t>Prior research consistently shows that generative models trained heavily on synthetic data produce generic outputs and lose critical real</w:t>
+      </w:r>
+      <w:r>
+        <w:rPr>
+          <w:rFonts w:cstheme="minorHAnsi"/>
+        </w:rPr>
+        <w:t>-</w:t>
+      </w:r>
+      <w:r>
+        <w:rPr>
+          <w:rFonts w:cstheme="minorHAnsi"/>
+        </w:rPr>
+        <w:t>world understanding. This degenerative process, attributed to statistical and functional approximation errors, is considered largely inevitable when models rely excessively on synthetic data across generations. Studies on recursive self</w:t>
+      </w:r>
+      <w:r>
+        <w:rPr>
+          <w:rFonts w:cstheme="minorHAnsi"/>
+        </w:rPr>
+        <w:t>-</w:t>
+      </w:r>
+      <w:r>
+        <w:rPr>
+          <w:rFonts w:cstheme="minorHAnsi"/>
+        </w:rPr>
+        <w:t xml:space="preserve">training of LLMs directly demonstrate quality decline, with models becoming biased, repetitive, and losing variety over successive iterations. Despite this growing understanding, a significant gap remains </w:t>
+      </w:r>
+      <w:r>
+        <w:rPr>
+          <w:rFonts w:cstheme="minorHAnsi"/>
+        </w:rPr>
+        <w:t>-</w:t>
+      </w:r>
+      <w:r>
+        <w:rPr>
+          <w:rFonts w:cstheme="minorHAnsi"/>
+        </w:rPr>
+        <w:t xml:space="preserve"> the current lack of robust, practical methods for detecting and characterizing early signs of model collapse. This paper addresses this challenge by developing practical methods for detecting early signs of model collapse in fine</w:t>
+      </w:r>
+      <w:r>
+        <w:rPr>
+          <w:rFonts w:cstheme="minorHAnsi"/>
+        </w:rPr>
+        <w:t>-</w:t>
+      </w:r>
+      <w:r>
+        <w:rPr>
+          <w:rFonts w:cstheme="minorHAnsi"/>
+        </w:rPr>
+        <w:t>tuned LLMs through evaluating their semantic diversity, comparing models trained on varying proportions of human and AI</w:t>
+      </w:r>
+      <w:r>
+        <w:rPr>
+          <w:rFonts w:cstheme="minorHAnsi"/>
+        </w:rPr>
+        <w:t>-</w:t>
+      </w:r>
+      <w:r>
+        <w:rPr>
+          <w:rFonts w:cstheme="minorHAnsi"/>
+        </w:rPr>
+        <w:t>generated datasets to build a robust framework for spotting early warning signs of degradation.</w:t>
       </w:r>
     </w:p>
     <w:p>
@@ -2102,7 +2610,7 @@
           <w:rFonts w:asciiTheme="minorHAnsi" w:hAnsiTheme="minorHAnsi" w:cstheme="minorHAnsi"/>
         </w:rPr>
       </w:pPr>
-      <w:bookmarkStart w:id="2" w:name="_Toc226198852"/>
+      <w:bookmarkStart w:id="2" w:name="_Toc226462732"/>
       <w:r>
         <w:rPr>
           <w:rFonts w:asciiTheme="minorHAnsi" w:hAnsiTheme="minorHAnsi" w:cstheme="minorHAnsi"/>
@@ -2130,7 +2638,31 @@
         <w:rPr>
           <w:rFonts w:cstheme="minorHAnsi"/>
         </w:rPr>
-        <w:t xml:space="preserve"> Does fine-tuning LLMs on AI-generated data cause measurable degradation in linguistic diversity and generation quality, and does this pattern hold across different model sizes?</w:t>
+        <w:t xml:space="preserve"> Does fine</w:t>
+      </w:r>
+      <w:r>
+        <w:rPr>
+          <w:rFonts w:cstheme="minorHAnsi"/>
+        </w:rPr>
+        <w:t>-</w:t>
+      </w:r>
+      <w:r>
+        <w:rPr>
+          <w:rFonts w:cstheme="minorHAnsi"/>
+        </w:rPr>
+        <w:t>tuning LLMs on AI</w:t>
+      </w:r>
+      <w:r>
+        <w:rPr>
+          <w:rFonts w:cstheme="minorHAnsi"/>
+        </w:rPr>
+        <w:t>-</w:t>
+      </w:r>
+      <w:r>
+        <w:rPr>
+          <w:rFonts w:cstheme="minorHAnsi"/>
+        </w:rPr>
+        <w:t>generated data cause measurable degradation in linguistic diversity and generation quality, and does this pattern hold across different model sizes?</w:t>
       </w:r>
     </w:p>
     <w:p>
@@ -2151,7 +2683,91 @@
         <w:rPr>
           <w:rFonts w:cstheme="minorHAnsi"/>
         </w:rPr>
-        <w:t xml:space="preserve"> Models fine-tuned on AI-generated data will show significantly lower lexical diversity than human-trained models, with mixed-trained models showing intermediate or no degradation. These patterns will be consistent across both Llama-3.2-1B and Mistral-7B.</w:t>
+        <w:t xml:space="preserve"> Models fine</w:t>
+      </w:r>
+      <w:r>
+        <w:rPr>
+          <w:rFonts w:cstheme="minorHAnsi"/>
+        </w:rPr>
+        <w:t>-</w:t>
+      </w:r>
+      <w:r>
+        <w:rPr>
+          <w:rFonts w:cstheme="minorHAnsi"/>
+        </w:rPr>
+        <w:t>tuned on AI</w:t>
+      </w:r>
+      <w:r>
+        <w:rPr>
+          <w:rFonts w:cstheme="minorHAnsi"/>
+        </w:rPr>
+        <w:t>-</w:t>
+      </w:r>
+      <w:r>
+        <w:rPr>
+          <w:rFonts w:cstheme="minorHAnsi"/>
+        </w:rPr>
+        <w:t>generated data will show significantly lower lexical diversity than human</w:t>
+      </w:r>
+      <w:r>
+        <w:rPr>
+          <w:rFonts w:cstheme="minorHAnsi"/>
+        </w:rPr>
+        <w:t>-</w:t>
+      </w:r>
+      <w:r>
+        <w:rPr>
+          <w:rFonts w:cstheme="minorHAnsi"/>
+        </w:rPr>
+        <w:t>trained models, with mixed</w:t>
+      </w:r>
+      <w:r>
+        <w:rPr>
+          <w:rFonts w:cstheme="minorHAnsi"/>
+        </w:rPr>
+        <w:t>-</w:t>
+      </w:r>
+      <w:r>
+        <w:rPr>
+          <w:rFonts w:cstheme="minorHAnsi"/>
+        </w:rPr>
+        <w:t>trained models showing intermediate or no degradation. These patterns will be consistent across both Llama</w:t>
+      </w:r>
+      <w:r>
+        <w:rPr>
+          <w:rFonts w:cstheme="minorHAnsi"/>
+        </w:rPr>
+        <w:t>-</w:t>
+      </w:r>
+      <w:r>
+        <w:rPr>
+          <w:rFonts w:cstheme="minorHAnsi"/>
+        </w:rPr>
+        <w:t>3.2</w:t>
+      </w:r>
+      <w:r>
+        <w:rPr>
+          <w:rFonts w:cstheme="minorHAnsi"/>
+        </w:rPr>
+        <w:t>-</w:t>
+      </w:r>
+      <w:r>
+        <w:rPr>
+          <w:rFonts w:cstheme="minorHAnsi"/>
+        </w:rPr>
+        <w:t>1B and Mistral</w:t>
+      </w:r>
+      <w:r>
+        <w:rPr>
+          <w:rFonts w:cstheme="minorHAnsi"/>
+        </w:rPr>
+        <w:t>-</w:t>
+      </w:r>
+      <w:r>
+        <w:rPr>
+          <w:rFonts w:cstheme="minorHAnsi"/>
+        </w:rPr>
+        <w:t>7B.</w:t>
       </w:r>
     </w:p>
     <w:p>
@@ -2170,7 +2786,7 @@
           <w:bCs/>
         </w:rPr>
       </w:pPr>
-      <w:bookmarkStart w:id="3" w:name="_Toc226198853"/>
+      <w:bookmarkStart w:id="3" w:name="_Toc226462733"/>
       <w:r>
         <w:rPr>
           <w:rFonts w:asciiTheme="minorHAnsi" w:hAnsiTheme="minorHAnsi" w:cstheme="minorHAnsi"/>
@@ -2193,7 +2809,31 @@
         <w:rPr>
           <w:rFonts w:cstheme="minorHAnsi"/>
         </w:rPr>
-        <w:t>Construct three controlled datasets: human-generated, AI-generated, and mixed (50/50).</w:t>
+        <w:t>Construct three controlled datasets: human</w:t>
+      </w:r>
+      <w:r>
+        <w:rPr>
+          <w:rFonts w:cstheme="minorHAnsi"/>
+        </w:rPr>
+        <w:t>-</w:t>
+      </w:r>
+      <w:r>
+        <w:rPr>
+          <w:rFonts w:cstheme="minorHAnsi"/>
+        </w:rPr>
+        <w:t>generated, AI</w:t>
+      </w:r>
+      <w:r>
+        <w:rPr>
+          <w:rFonts w:cstheme="minorHAnsi"/>
+        </w:rPr>
+        <w:t>-</w:t>
+      </w:r>
+      <w:r>
+        <w:rPr>
+          <w:rFonts w:cstheme="minorHAnsi"/>
+        </w:rPr>
+        <w:t>generated, and mixed (50/50).</w:t>
       </w:r>
     </w:p>
     <w:p>
@@ -2210,7 +2850,55 @@
         <w:rPr>
           <w:rFonts w:cstheme="minorHAnsi"/>
         </w:rPr>
-        <w:t>Fine-tune Llama-3.2-1B and Mistral-7B on each dataset under identical training conditions.</w:t>
+        <w:t>Fine</w:t>
+      </w:r>
+      <w:r>
+        <w:rPr>
+          <w:rFonts w:cstheme="minorHAnsi"/>
+        </w:rPr>
+        <w:t>-</w:t>
+      </w:r>
+      <w:r>
+        <w:rPr>
+          <w:rFonts w:cstheme="minorHAnsi"/>
+        </w:rPr>
+        <w:t>tune Llama</w:t>
+      </w:r>
+      <w:r>
+        <w:rPr>
+          <w:rFonts w:cstheme="minorHAnsi"/>
+        </w:rPr>
+        <w:t>-</w:t>
+      </w:r>
+      <w:r>
+        <w:rPr>
+          <w:rFonts w:cstheme="minorHAnsi"/>
+        </w:rPr>
+        <w:t>3.2</w:t>
+      </w:r>
+      <w:r>
+        <w:rPr>
+          <w:rFonts w:cstheme="minorHAnsi"/>
+        </w:rPr>
+        <w:t>-</w:t>
+      </w:r>
+      <w:r>
+        <w:rPr>
+          <w:rFonts w:cstheme="minorHAnsi"/>
+        </w:rPr>
+        <w:t>1B and Mistral</w:t>
+      </w:r>
+      <w:r>
+        <w:rPr>
+          <w:rFonts w:cstheme="minorHAnsi"/>
+        </w:rPr>
+        <w:t>-</w:t>
+      </w:r>
+      <w:r>
+        <w:rPr>
+          <w:rFonts w:cstheme="minorHAnsi"/>
+        </w:rPr>
+        <w:t>7B on each dataset under identical training conditions.</w:t>
       </w:r>
     </w:p>
     <w:p>
@@ -2227,7 +2915,43 @@
         <w:rPr>
           <w:rFonts w:cstheme="minorHAnsi"/>
         </w:rPr>
-        <w:t>Apply lexical diversity metrics (TTR, Bigram Diversity, Distinct-3, Self-BLEU), NLI-based Factual Consistency, and Perplexity to quantify model collapse.</w:t>
+        <w:t>Apply lexical diversity metrics (TTR, Bigram Diversity, Distinct</w:t>
+      </w:r>
+      <w:r>
+        <w:rPr>
+          <w:rFonts w:cstheme="minorHAnsi"/>
+        </w:rPr>
+        <w:t>-</w:t>
+      </w:r>
+      <w:r>
+        <w:rPr>
+          <w:rFonts w:cstheme="minorHAnsi"/>
+        </w:rPr>
+        <w:t>3, Self</w:t>
+      </w:r>
+      <w:r>
+        <w:rPr>
+          <w:rFonts w:cstheme="minorHAnsi"/>
+        </w:rPr>
+        <w:t>-</w:t>
+      </w:r>
+      <w:r>
+        <w:rPr>
+          <w:rFonts w:cstheme="minorHAnsi"/>
+        </w:rPr>
+        <w:t>BLEU), NLI</w:t>
+      </w:r>
+      <w:r>
+        <w:rPr>
+          <w:rFonts w:cstheme="minorHAnsi"/>
+        </w:rPr>
+        <w:t>-</w:t>
+      </w:r>
+      <w:r>
+        <w:rPr>
+          <w:rFonts w:cstheme="minorHAnsi"/>
+        </w:rPr>
+        <w:t>based Factual Consistency, and Perplexity to quantify model collapse.</w:t>
       </w:r>
     </w:p>
     <w:p>
@@ -2261,7 +2985,31 @@
         <w:rPr>
           <w:rFonts w:cstheme="minorHAnsi"/>
         </w:rPr>
-        <w:t>Evaluate whether mixed-data training mitigates collapse relative to pure AI-trained models.</w:t>
+        <w:t>Evaluate whether mixed</w:t>
+      </w:r>
+      <w:r>
+        <w:rPr>
+          <w:rFonts w:cstheme="minorHAnsi"/>
+        </w:rPr>
+        <w:t>-</w:t>
+      </w:r>
+      <w:r>
+        <w:rPr>
+          <w:rFonts w:cstheme="minorHAnsi"/>
+        </w:rPr>
+        <w:t>data training mitigates collapse relative to pure AI</w:t>
+      </w:r>
+      <w:r>
+        <w:rPr>
+          <w:rFonts w:cstheme="minorHAnsi"/>
+        </w:rPr>
+        <w:t>-</w:t>
+      </w:r>
+      <w:r>
+        <w:rPr>
+          <w:rFonts w:cstheme="minorHAnsi"/>
+        </w:rPr>
+        <w:t>trained models.</w:t>
       </w:r>
     </w:p>
     <w:p>
@@ -2278,44 +3026,8 @@
         <w:rPr>
           <w:rFonts w:cstheme="minorHAnsi"/>
         </w:rPr>
-        <w:t>Establish measurable collapse thresholds for early detection.</w:t>
-      </w:r>
-    </w:p>
-    <w:p>
-      <w:pPr>
-        <w:numPr>
-          <w:ilvl w:val="0"/>
-          <w:numId w:val="108"/>
-        </w:numPr>
-        <w:rPr>
-          <w:rFonts w:cstheme="minorHAnsi"/>
-        </w:rPr>
-      </w:pPr>
-      <w:r>
-        <w:rPr>
-          <w:rFonts w:cstheme="minorHAnsi"/>
-        </w:rPr>
-        <w:t xml:space="preserve">Investigate recursive training </w:t>
-      </w:r>
-      <w:r>
-        <w:rPr>
-          <w:rFonts w:cstheme="minorHAnsi"/>
-        </w:rPr>
-        <w:t>collapses</w:t>
-      </w:r>
-      <w:r>
-        <w:rPr>
-          <w:rFonts w:cstheme="minorHAnsi"/>
-        </w:rPr>
-        <w:t xml:space="preserve"> across multiple generations.</w:t>
-      </w:r>
-    </w:p>
-    <w:p>
-      <w:pPr>
-        <w:rPr>
-          <w:rFonts w:cstheme="minorHAnsi"/>
-        </w:rPr>
-      </w:pPr>
+        <w:t>Identify measurable indicators and degradation magnitudes of collapse across training conditions.</w:t>
+      </w:r>
     </w:p>
     <w:p>
       <w:pPr>
@@ -2359,7 +3071,7 @@
           <w:rFonts w:asciiTheme="minorHAnsi" w:hAnsiTheme="minorHAnsi" w:cstheme="minorHAnsi"/>
         </w:rPr>
       </w:pPr>
-      <w:bookmarkStart w:id="4" w:name="_Toc226198854"/>
+      <w:bookmarkStart w:id="4" w:name="_Toc226462734"/>
       <w:r>
         <w:rPr>
           <w:rFonts w:asciiTheme="minorHAnsi" w:hAnsiTheme="minorHAnsi" w:cstheme="minorHAnsi"/>
@@ -2379,14 +3091,38 @@
         <w:rPr>
           <w:rFonts w:cstheme="minorHAnsi"/>
         </w:rPr>
-        <w:t>Model collapse is a degenerative process that occurs when generative models are repeatedly trained on data produced by other models, rather than on authentic human-created content.</w:t>
+        <w:t>Model collapse is a degenerative process that occurs when generative models are repeatedly trained on data produced by other models, rather than on authentic human</w:t>
+      </w:r>
+      <w:r>
+        <w:rPr>
+          <w:rFonts w:cstheme="minorHAnsi"/>
+        </w:rPr>
+        <w:t>-</w:t>
+      </w:r>
+      <w:r>
+        <w:rPr>
+          <w:rFonts w:cstheme="minorHAnsi"/>
+        </w:rPr>
+        <w:t>created content.</w:t>
       </w:r>
       <w:r>
         <w:rPr>
           <w:rFonts w:cstheme="minorHAnsi"/>
         </w:rPr>
         <w:br/>
-        <w:t xml:space="preserve">This creates a degrading cycle where errors compound across generations, resulting in models that produce increasingly generic outputs and lose understanding of real-world patterns, especially rare events and minority cases. </w:t>
+        <w:t>This creates a degrading cycle where errors compound across generations, resulting in models that produce increasingly generic outputs and lose understanding of real</w:t>
+      </w:r>
+      <w:r>
+        <w:rPr>
+          <w:rFonts w:cstheme="minorHAnsi"/>
+        </w:rPr>
+        <w:t>-</w:t>
+      </w:r>
+      <w:r>
+        <w:rPr>
+          <w:rFonts w:cstheme="minorHAnsi"/>
+        </w:rPr>
+        <w:t xml:space="preserve">world patterns, especially rare events and minority cases. </w:t>
       </w:r>
       <w:r>
         <w:rPr>
@@ -2399,7 +3135,19 @@
         <w:rPr>
           <w:rFonts w:cstheme="minorHAnsi"/>
         </w:rPr>
-        <w:t xml:space="preserve"> - </w:t>
+        <w:t xml:space="preserve"> </w:t>
+      </w:r>
+      <w:r>
+        <w:rPr>
+          <w:rFonts w:cstheme="minorHAnsi"/>
+        </w:rPr>
+        <w:t>-</w:t>
+      </w:r>
+      <w:r>
+        <w:rPr>
+          <w:rFonts w:cstheme="minorHAnsi"/>
+        </w:rPr>
+        <w:t xml:space="preserve"> </w:t>
       </w:r>
       <w:r>
         <w:rPr>
@@ -2423,7 +3171,19 @@
         <w:rPr>
           <w:rFonts w:cstheme="minorHAnsi"/>
         </w:rPr>
-        <w:t>-</w:t>
+        <w:t xml:space="preserve"> </w:t>
+      </w:r>
+      <w:r>
+        <w:rPr>
+          <w:rFonts w:cstheme="minorHAnsi"/>
+        </w:rPr>
+        <w:t>-</w:t>
+      </w:r>
+      <w:r>
+        <w:rPr>
+          <w:rFonts w:cstheme="minorHAnsi"/>
+        </w:rPr>
+        <w:t xml:space="preserve"> </w:t>
       </w:r>
       <w:r>
         <w:rPr>
@@ -2517,7 +3277,19 @@
         <w:rPr>
           <w:rFonts w:cstheme="minorHAnsi"/>
         </w:rPr>
-        <w:t>-</w:t>
+        <w:t xml:space="preserve"> </w:t>
+      </w:r>
+      <w:r>
+        <w:rPr>
+          <w:rFonts w:cstheme="minorHAnsi"/>
+        </w:rPr>
+        <w:t>-</w:t>
+      </w:r>
+      <w:r>
+        <w:rPr>
+          <w:rFonts w:cstheme="minorHAnsi"/>
+        </w:rPr>
+        <w:t xml:space="preserve"> </w:t>
       </w:r>
       <w:r>
         <w:rPr>
@@ -2529,41 +3301,25 @@
         <w:rPr>
           <w:rFonts w:cstheme="minorHAnsi"/>
         </w:rPr>
-        <w:t>-</w:t>
-      </w:r>
-      <w:r>
-        <w:rPr>
-          <w:rFonts w:cstheme="minorHAnsi"/>
-        </w:rPr>
-        <w:t xml:space="preserve">but also exhibited unusually long perplexity </w:t>
-      </w:r>
-      <w:proofErr w:type="gramStart"/>
-      <w:r>
-        <w:rPr>
-          <w:rFonts w:cstheme="minorHAnsi"/>
-        </w:rPr>
-        <w:t>tails</w:t>
-      </w:r>
-      <w:proofErr w:type="gramEnd"/>
-      <w:r>
-        <w:rPr>
-          <w:rFonts w:cstheme="minorHAnsi"/>
-        </w:rPr>
-        <w:t xml:space="preserve">, suggesting increasing errors and a loss of </w:t>
-      </w:r>
-      <w:proofErr w:type="gramStart"/>
-      <w:r>
-        <w:rPr>
-          <w:rFonts w:cstheme="minorHAnsi"/>
-        </w:rPr>
-        <w:t>grounding in reality</w:t>
-      </w:r>
-      <w:proofErr w:type="gramEnd"/>
-      <w:r>
-        <w:rPr>
-          <w:rFonts w:cstheme="minorHAnsi"/>
-        </w:rPr>
-        <w:t>. To mitigate model collapse, maintaining access to high</w:t>
+        <w:t xml:space="preserve"> </w:t>
+      </w:r>
+      <w:r>
+        <w:rPr>
+          <w:rFonts w:cstheme="minorHAnsi"/>
+        </w:rPr>
+        <w:t>-</w:t>
+      </w:r>
+      <w:r>
+        <w:rPr>
+          <w:rFonts w:cstheme="minorHAnsi"/>
+        </w:rPr>
+        <w:t xml:space="preserve"> </w:t>
+      </w:r>
+      <w:r>
+        <w:rPr>
+          <w:rFonts w:cstheme="minorHAnsi"/>
+        </w:rPr>
+        <w:t>but also exhibited unusually long perplexity tails, suggesting increasing errors and a loss of grounding in reality. To mitigate model collapse, maintaining access to high</w:t>
       </w:r>
       <w:r>
         <w:rPr>
@@ -2661,7 +3417,19 @@
         <w:rPr>
           <w:rFonts w:cstheme="minorHAnsi"/>
         </w:rPr>
-        <w:t>-</w:t>
+        <w:t xml:space="preserve"> </w:t>
+      </w:r>
+      <w:r>
+        <w:rPr>
+          <w:rFonts w:cstheme="minorHAnsi"/>
+        </w:rPr>
+        <w:t>-</w:t>
+      </w:r>
+      <w:r>
+        <w:rPr>
+          <w:rFonts w:cstheme="minorHAnsi"/>
+        </w:rPr>
+        <w:t xml:space="preserve"> </w:t>
       </w:r>
       <w:r>
         <w:rPr>
@@ -2704,28 +3472,14 @@
         <w:rPr>
           <w:rFonts w:cstheme="minorHAnsi"/>
         </w:rPr>
-        <w:t xml:space="preserve">GAN, where the generator and discriminator </w:t>
-      </w:r>
-      <w:proofErr w:type="gramStart"/>
-      <w:r>
-        <w:rPr>
-          <w:rFonts w:cstheme="minorHAnsi"/>
-        </w:rPr>
-        <w:t xml:space="preserve">enter </w:t>
+        <w:t xml:space="preserve">GAN, where the generator and discriminator enter </w:t>
       </w:r>
       <w:r>
         <w:rPr>
           <w:rFonts w:cstheme="minorHAnsi"/>
         </w:rPr>
         <w:lastRenderedPageBreak/>
-        <w:t>into</w:t>
-      </w:r>
-      <w:proofErr w:type="gramEnd"/>
-      <w:r>
-        <w:rPr>
-          <w:rFonts w:cstheme="minorHAnsi"/>
-        </w:rPr>
-        <w:t xml:space="preserve"> an endless loop of oscillations instead of settling. This happens because the discriminator's gradients become very steep around the true data distribution, constantly pushing the generator away and preventing convergence. This behavior connects closely to model collapse </w:t>
+        <w:t xml:space="preserve">into an endless loop of oscillations instead of settling. This happens because the discriminator's gradients become very steep around the true data distribution, constantly pushing the generator away and preventing convergence. This behavior connects closely to model collapse </w:t>
       </w:r>
       <w:r>
         <w:rPr>
@@ -2816,7 +3570,13 @@
           <w:rFonts w:cstheme="minorHAnsi"/>
           <w:lang w:bidi="he-IL"/>
         </w:rPr>
-        <w:br/>
+        <w:t xml:space="preserve"> </w:t>
+      </w:r>
+      <w:r>
+        <w:rPr>
+          <w:rFonts w:cstheme="minorHAnsi"/>
+          <w:lang w:bidi="he-IL"/>
+        </w:rPr>
         <w:t>The study explored whether large language models (LLMs) can effectively improve themselves by training on their own generated outputs. While the idea seemed promising, the authors presented evidence that this kind of self</w:t>
       </w:r>
       <w:r>
@@ -3183,7 +3943,7 @@
           <w:rFonts w:asciiTheme="minorHAnsi" w:hAnsiTheme="minorHAnsi" w:cstheme="minorHAnsi"/>
         </w:rPr>
       </w:pPr>
-      <w:bookmarkStart w:id="5" w:name="_Toc226198855"/>
+      <w:bookmarkStart w:id="5" w:name="_Toc226462735"/>
       <w:r>
         <w:rPr>
           <w:rFonts w:asciiTheme="minorHAnsi" w:hAnsiTheme="minorHAnsi" w:cstheme="minorHAnsi"/>
@@ -3202,34 +3962,284 @@
         <w:rPr>
           <w:rFonts w:cstheme="minorHAnsi"/>
         </w:rPr>
-        <w:t>This study investigated the phenomenon of model collapse in fine-tuned large language models — a degradation that occurs when models are trained on AI-generated data rather than human-generated content, resulting in reduced output diversity and linguistic richness. While LLMs demonstrate remarkable capabilities, their susceptibility to model collapse poses a significant challenge, particularly as AI-generated content proliferates across the web and risks contaminating future training corpora.</w:t>
-      </w:r>
-    </w:p>
-    <w:p>
-      <w:pPr>
-        <w:rPr>
-          <w:rFonts w:cstheme="minorHAnsi"/>
-        </w:rPr>
-      </w:pPr>
-      <w:r>
-        <w:rPr>
-          <w:rFonts w:cstheme="minorHAnsi"/>
-        </w:rPr>
-        <w:t xml:space="preserve">To address this challenge, two large language models of different scales — Llama-3.2-1B and Mistral-7B-v0.3 — were fine-tuned under three controlled data conditions: 100% human-generated (WikiText-103), 100% AI-generated (GPT-2 Medium outputs), and 50%/50% mixed. Model outputs were evaluated using a comprehensive suite of metrics: Type-Token Ratio (TTR / Distinct-1), Bigram Diversity (Distinct-2), Distinct-3, Self-BLEU, NLI-based factual consistency, and Perplexity. All evaluations were repeated across three independent random seeds (42, 123, 456) and reported as mean ± standard deviation. By comparing results across training conditions and model </w:t>
-      </w:r>
-      <w:proofErr w:type="gramStart"/>
-      <w:r>
-        <w:rPr>
-          <w:rFonts w:cstheme="minorHAnsi"/>
-        </w:rPr>
-        <w:t>architectures</w:t>
-      </w:r>
-      <w:proofErr w:type="gramEnd"/>
-      <w:r>
-        <w:rPr>
-          <w:rFonts w:cstheme="minorHAnsi"/>
-        </w:rPr>
-        <w:t>, this study provides quantitative, reproducible evidence of model collapse and establishes a practical detection framework applicable to future LLM training pipelines where synthetic data contamination is a growing concern.</w:t>
+        <w:t>This study investigated the phenomenon of model collapse in fine</w:t>
+      </w:r>
+      <w:r>
+        <w:rPr>
+          <w:rFonts w:cstheme="minorHAnsi"/>
+        </w:rPr>
+        <w:t>-</w:t>
+      </w:r>
+      <w:r>
+        <w:rPr>
+          <w:rFonts w:cstheme="minorHAnsi"/>
+        </w:rPr>
+        <w:t xml:space="preserve">tuned large language models </w:t>
+      </w:r>
+      <w:r>
+        <w:rPr>
+          <w:rFonts w:cstheme="minorHAnsi"/>
+        </w:rPr>
+        <w:t>-</w:t>
+      </w:r>
+      <w:r>
+        <w:rPr>
+          <w:rFonts w:cstheme="minorHAnsi"/>
+        </w:rPr>
+        <w:t xml:space="preserve"> a degradation that occurs when models are trained on AI</w:t>
+      </w:r>
+      <w:r>
+        <w:rPr>
+          <w:rFonts w:cstheme="minorHAnsi"/>
+        </w:rPr>
+        <w:t>-</w:t>
+      </w:r>
+      <w:r>
+        <w:rPr>
+          <w:rFonts w:cstheme="minorHAnsi"/>
+        </w:rPr>
+        <w:t>generated data rather than human</w:t>
+      </w:r>
+      <w:r>
+        <w:rPr>
+          <w:rFonts w:cstheme="minorHAnsi"/>
+        </w:rPr>
+        <w:t>-</w:t>
+      </w:r>
+      <w:r>
+        <w:rPr>
+          <w:rFonts w:cstheme="minorHAnsi"/>
+        </w:rPr>
+        <w:t>generated content, resulting in reduced output diversity and linguistic richness. While LLMs demonstrate remarkable capabilities, their susceptibility to model collapse poses a significant challenge, particularly as AI</w:t>
+      </w:r>
+      <w:r>
+        <w:rPr>
+          <w:rFonts w:cstheme="minorHAnsi"/>
+        </w:rPr>
+        <w:t>-</w:t>
+      </w:r>
+      <w:r>
+        <w:rPr>
+          <w:rFonts w:cstheme="minorHAnsi"/>
+        </w:rPr>
+        <w:t>generated content proliferates across the web and risks contaminating future training corpora.</w:t>
+      </w:r>
+    </w:p>
+    <w:p>
+      <w:pPr>
+        <w:rPr>
+          <w:rFonts w:cstheme="minorHAnsi"/>
+        </w:rPr>
+      </w:pPr>
+      <w:r>
+        <w:rPr>
+          <w:rFonts w:cstheme="minorHAnsi"/>
+        </w:rPr>
+        <w:t xml:space="preserve">To address this challenge, two large language models of different scales </w:t>
+      </w:r>
+      <w:r>
+        <w:rPr>
+          <w:rFonts w:cstheme="minorHAnsi"/>
+        </w:rPr>
+        <w:t>-</w:t>
+      </w:r>
+      <w:r>
+        <w:rPr>
+          <w:rFonts w:cstheme="minorHAnsi"/>
+        </w:rPr>
+        <w:t xml:space="preserve"> Llama</w:t>
+      </w:r>
+      <w:r>
+        <w:rPr>
+          <w:rFonts w:cstheme="minorHAnsi"/>
+        </w:rPr>
+        <w:t>-</w:t>
+      </w:r>
+      <w:r>
+        <w:rPr>
+          <w:rFonts w:cstheme="minorHAnsi"/>
+        </w:rPr>
+        <w:t>3.2</w:t>
+      </w:r>
+      <w:r>
+        <w:rPr>
+          <w:rFonts w:cstheme="minorHAnsi"/>
+        </w:rPr>
+        <w:t>-</w:t>
+      </w:r>
+      <w:r>
+        <w:rPr>
+          <w:rFonts w:cstheme="minorHAnsi"/>
+        </w:rPr>
+        <w:t>1B and Mistral</w:t>
+      </w:r>
+      <w:r>
+        <w:rPr>
+          <w:rFonts w:cstheme="minorHAnsi"/>
+        </w:rPr>
+        <w:t>-</w:t>
+      </w:r>
+      <w:r>
+        <w:rPr>
+          <w:rFonts w:cstheme="minorHAnsi"/>
+        </w:rPr>
+        <w:t>7B</w:t>
+      </w:r>
+      <w:r>
+        <w:rPr>
+          <w:rFonts w:cstheme="minorHAnsi"/>
+        </w:rPr>
+        <w:t>-</w:t>
+      </w:r>
+      <w:r>
+        <w:rPr>
+          <w:rFonts w:cstheme="minorHAnsi"/>
+        </w:rPr>
+        <w:t xml:space="preserve">v0.3 </w:t>
+      </w:r>
+      <w:r>
+        <w:rPr>
+          <w:rFonts w:cstheme="minorHAnsi"/>
+        </w:rPr>
+        <w:t>-</w:t>
+      </w:r>
+      <w:r>
+        <w:rPr>
+          <w:rFonts w:cstheme="minorHAnsi"/>
+        </w:rPr>
+        <w:t xml:space="preserve"> were fine</w:t>
+      </w:r>
+      <w:r>
+        <w:rPr>
+          <w:rFonts w:cstheme="minorHAnsi"/>
+        </w:rPr>
+        <w:t>-</w:t>
+      </w:r>
+      <w:r>
+        <w:rPr>
+          <w:rFonts w:cstheme="minorHAnsi"/>
+        </w:rPr>
+        <w:t>tuned under three controlled data conditions: 100% human</w:t>
+      </w:r>
+      <w:r>
+        <w:rPr>
+          <w:rFonts w:cstheme="minorHAnsi"/>
+        </w:rPr>
+        <w:t>-</w:t>
+      </w:r>
+      <w:r>
+        <w:rPr>
+          <w:rFonts w:cstheme="minorHAnsi"/>
+        </w:rPr>
+        <w:t>generated (WikiText</w:t>
+      </w:r>
+      <w:r>
+        <w:rPr>
+          <w:rFonts w:cstheme="minorHAnsi"/>
+        </w:rPr>
+        <w:t>-</w:t>
+      </w:r>
+      <w:r>
+        <w:rPr>
+          <w:rFonts w:cstheme="minorHAnsi"/>
+        </w:rPr>
+        <w:t>103), 100% AI</w:t>
+      </w:r>
+      <w:r>
+        <w:rPr>
+          <w:rFonts w:cstheme="minorHAnsi"/>
+        </w:rPr>
+        <w:t>-</w:t>
+      </w:r>
+      <w:r>
+        <w:rPr>
+          <w:rFonts w:cstheme="minorHAnsi"/>
+        </w:rPr>
+        <w:t>generated (GPT</w:t>
+      </w:r>
+      <w:r>
+        <w:rPr>
+          <w:rFonts w:cstheme="minorHAnsi"/>
+        </w:rPr>
+        <w:t>-</w:t>
+      </w:r>
+      <w:r>
+        <w:rPr>
+          <w:rFonts w:cstheme="minorHAnsi"/>
+        </w:rPr>
+        <w:t>2 Medium outputs), and 50%/50% mixed. Model outputs were evaluated using a comprehensive suite of metrics: Type</w:t>
+      </w:r>
+      <w:r>
+        <w:rPr>
+          <w:rFonts w:cstheme="minorHAnsi"/>
+        </w:rPr>
+        <w:t>-</w:t>
+      </w:r>
+      <w:r>
+        <w:rPr>
+          <w:rFonts w:cstheme="minorHAnsi"/>
+        </w:rPr>
+        <w:t>Token Ratio (TTR / Distinct</w:t>
+      </w:r>
+      <w:r>
+        <w:rPr>
+          <w:rFonts w:cstheme="minorHAnsi"/>
+        </w:rPr>
+        <w:t>-</w:t>
+      </w:r>
+      <w:r>
+        <w:rPr>
+          <w:rFonts w:cstheme="minorHAnsi"/>
+        </w:rPr>
+        <w:t>1), Bigram Diversity (Distinct</w:t>
+      </w:r>
+      <w:r>
+        <w:rPr>
+          <w:rFonts w:cstheme="minorHAnsi"/>
+        </w:rPr>
+        <w:t>-</w:t>
+      </w:r>
+      <w:r>
+        <w:rPr>
+          <w:rFonts w:cstheme="minorHAnsi"/>
+        </w:rPr>
+        <w:t>2), Distinct</w:t>
+      </w:r>
+      <w:r>
+        <w:rPr>
+          <w:rFonts w:cstheme="minorHAnsi"/>
+        </w:rPr>
+        <w:t>-</w:t>
+      </w:r>
+      <w:r>
+        <w:rPr>
+          <w:rFonts w:cstheme="minorHAnsi"/>
+        </w:rPr>
+        <w:t>3, Self</w:t>
+      </w:r>
+      <w:r>
+        <w:rPr>
+          <w:rFonts w:cstheme="minorHAnsi"/>
+        </w:rPr>
+        <w:t>-</w:t>
+      </w:r>
+      <w:r>
+        <w:rPr>
+          <w:rFonts w:cstheme="minorHAnsi"/>
+        </w:rPr>
+        <w:t>BLEU, NLI</w:t>
+      </w:r>
+      <w:r>
+        <w:rPr>
+          <w:rFonts w:cstheme="minorHAnsi"/>
+        </w:rPr>
+        <w:t>-</w:t>
+      </w:r>
+      <w:r>
+        <w:rPr>
+          <w:rFonts w:cstheme="minorHAnsi"/>
+        </w:rPr>
+        <w:t>based factual consistency, and Perplexity. All evaluations were repeated across three independent random seeds (42, 123, 456) and reported as mean ± standard deviation. By comparing results across training conditions and model architectures, this study provides quantitative, reproducible evidence of model collapse and establishes a practical detection framework applicable to future LLM training pipelines where synthetic data contamination is a growing concern.</w:t>
       </w:r>
       <w:r>
         <w:rPr>
@@ -3293,7 +4303,7 @@
           <w:rFonts w:asciiTheme="minorHAnsi" w:hAnsiTheme="minorHAnsi" w:cstheme="minorHAnsi"/>
         </w:rPr>
       </w:pPr>
-      <w:bookmarkStart w:id="6" w:name="_Toc226198856"/>
+      <w:bookmarkStart w:id="6" w:name="_Toc226462736"/>
       <w:r>
         <w:rPr>
           <w:rFonts w:asciiTheme="minorHAnsi" w:hAnsiTheme="minorHAnsi" w:cstheme="minorHAnsi"/>
@@ -3313,7 +4323,19 @@
         <w:rPr>
           <w:rFonts w:cstheme="minorHAnsi"/>
         </w:rPr>
-        <w:t>The purpose of this chapter is to outline the research methods used in this study, which aims to detect early signs of model collapse in fine</w:t>
+        <w:t>The purpose of this chapter is to outline the research methods used in this study, which aim</w:t>
+      </w:r>
+      <w:r>
+        <w:rPr>
+          <w:rFonts w:cstheme="minorHAnsi"/>
+        </w:rPr>
+        <w:t>ed</w:t>
+      </w:r>
+      <w:r>
+        <w:rPr>
+          <w:rFonts w:cstheme="minorHAnsi"/>
+        </w:rPr>
+        <w:t xml:space="preserve"> to detect early signs of model collapse in fine</w:t>
       </w:r>
       <w:r>
         <w:rPr>
@@ -3391,7 +4413,7 @@
           <w:rFonts w:cstheme="minorHAnsi"/>
         </w:rPr>
       </w:pPr>
-      <w:bookmarkStart w:id="7" w:name="_Toc226198857"/>
+      <w:bookmarkStart w:id="7" w:name="_Toc226462737"/>
       <w:r>
         <w:rPr>
           <w:rFonts w:cstheme="minorHAnsi"/>
@@ -3416,7 +4438,7 @@
         <w:rPr>
           <w:rFonts w:cstheme="minorHAnsi"/>
         </w:rPr>
-        <w:t>are</w:t>
+        <w:t>were</w:t>
       </w:r>
       <w:r>
         <w:rPr>
@@ -3629,7 +4651,7 @@
           <w:rFonts w:cstheme="minorHAnsi"/>
         </w:rPr>
       </w:pPr>
-      <w:bookmarkStart w:id="8" w:name="_Toc226198858"/>
+      <w:bookmarkStart w:id="8" w:name="_Toc226462738"/>
       <w:r>
         <w:rPr>
           <w:rFonts w:cstheme="minorHAnsi"/>
@@ -3648,49 +4670,7 @@
         <w:rPr>
           <w:rFonts w:cstheme="minorHAnsi"/>
         </w:rPr>
-        <w:t>This research focus</w:t>
-      </w:r>
-      <w:r>
-        <w:rPr>
-          <w:rFonts w:cstheme="minorHAnsi"/>
-        </w:rPr>
-        <w:t>es</w:t>
-      </w:r>
-      <w:r>
-        <w:rPr>
-          <w:rFonts w:cstheme="minorHAnsi"/>
-        </w:rPr>
-        <w:t xml:space="preserve"> on two large language models (LLMs) suitable for fine</w:t>
-      </w:r>
-      <w:r>
-        <w:rPr>
-          <w:rFonts w:cstheme="minorHAnsi"/>
-        </w:rPr>
-        <w:t>-</w:t>
-      </w:r>
-      <w:r>
-        <w:rPr>
-          <w:rFonts w:cstheme="minorHAnsi"/>
-        </w:rPr>
-        <w:t>tuning. Potential candidates include models such as Mistral</w:t>
-      </w:r>
-      <w:r>
-        <w:rPr>
-          <w:rFonts w:cstheme="minorHAnsi"/>
-        </w:rPr>
-        <w:t>-</w:t>
-      </w:r>
-      <w:r>
-        <w:rPr>
-          <w:rFonts w:cstheme="minorHAnsi"/>
-        </w:rPr>
-        <w:t>7B or</w:t>
-      </w:r>
-      <w:r>
-        <w:rPr>
-          <w:rFonts w:cstheme="minorHAnsi"/>
-        </w:rPr>
-        <w:t xml:space="preserve"> Llama</w:t>
+        <w:t>Two large language models were selected for this study: Llama</w:t>
       </w:r>
       <w:r>
         <w:rPr>
@@ -3714,13 +4694,37 @@
         <w:rPr>
           <w:rFonts w:cstheme="minorHAnsi"/>
         </w:rPr>
-        <w:t>1B</w:t>
-      </w:r>
-      <w:r>
-        <w:rPr>
-          <w:rFonts w:cstheme="minorHAnsi"/>
-        </w:rPr>
-        <w:t>, chosen for their accessibility, performance characteristics, and fine</w:t>
+        <w:t>1B and Mistral</w:t>
+      </w:r>
+      <w:r>
+        <w:rPr>
+          <w:rFonts w:cstheme="minorHAnsi"/>
+        </w:rPr>
+        <w:t>-</w:t>
+      </w:r>
+      <w:r>
+        <w:rPr>
+          <w:rFonts w:cstheme="minorHAnsi"/>
+        </w:rPr>
+        <w:t>7B</w:t>
+      </w:r>
+      <w:r>
+        <w:rPr>
+          <w:rFonts w:cstheme="minorHAnsi"/>
+        </w:rPr>
+        <w:t>-</w:t>
+      </w:r>
+      <w:r>
+        <w:rPr>
+          <w:rFonts w:cstheme="minorHAnsi"/>
+        </w:rPr>
+        <w:t xml:space="preserve">v0.3, </w:t>
+      </w:r>
+      <w:r>
+        <w:rPr>
+          <w:rFonts w:cstheme="minorHAnsi"/>
+        </w:rPr>
+        <w:t>chosen for their accessibility, performance characteristics, and fine</w:t>
       </w:r>
       <w:r>
         <w:rPr>
@@ -3785,23 +4789,17 @@
     </w:p>
     <w:p>
       <w:pPr>
-        <w:rPr>
-          <w:rFonts w:cstheme="minorHAnsi"/>
-        </w:rPr>
-      </w:pPr>
-    </w:p>
-    <w:p>
-      <w:pPr>
         <w:pStyle w:val="Heading3"/>
         <w:rPr>
           <w:rFonts w:cstheme="minorHAnsi"/>
         </w:rPr>
       </w:pPr>
-      <w:bookmarkStart w:id="9" w:name="_Toc226198859"/>
-      <w:r>
-        <w:rPr>
-          <w:rFonts w:cstheme="minorHAnsi"/>
-        </w:rPr>
+      <w:bookmarkStart w:id="9" w:name="_Toc226462739"/>
+      <w:r>
+        <w:rPr>
+          <w:rFonts w:cstheme="minorHAnsi"/>
+        </w:rPr>
+        <w:lastRenderedPageBreak/>
         <w:t>Model Training</w:t>
       </w:r>
       <w:bookmarkEnd w:id="9"/>
@@ -3816,7 +4814,19 @@
         <w:rPr>
           <w:rFonts w:cstheme="minorHAnsi"/>
         </w:rPr>
-        <w:t>In the training process, the selected LLMs undergo fine</w:t>
+        <w:t xml:space="preserve">In the training process, the selected LLMs </w:t>
+      </w:r>
+      <w:r>
+        <w:rPr>
+          <w:rFonts w:cstheme="minorHAnsi"/>
+        </w:rPr>
+        <w:t>underwent</w:t>
+      </w:r>
+      <w:r>
+        <w:rPr>
+          <w:rFonts w:cstheme="minorHAnsi"/>
+        </w:rPr>
+        <w:t xml:space="preserve"> fine</w:t>
       </w:r>
       <w:r>
         <w:rPr>
@@ -3851,27 +4861,19 @@
         <w:rPr>
           <w:rFonts w:cstheme="minorHAnsi"/>
         </w:rPr>
-        <w:t xml:space="preserve"> </w:t>
-      </w:r>
-      <w:r>
-        <w:rPr>
-          <w:rFonts w:cstheme="minorHAnsi"/>
-        </w:rPr>
-        <w:t xml:space="preserve">Each LLM </w:t>
-      </w:r>
-      <w:proofErr w:type="gramStart"/>
-      <w:r>
-        <w:rPr>
-          <w:rFonts w:cstheme="minorHAnsi"/>
-        </w:rPr>
-        <w:t>was first</w:t>
-      </w:r>
-      <w:proofErr w:type="gramEnd"/>
-      <w:r>
-        <w:rPr>
-          <w:rFonts w:cstheme="minorHAnsi"/>
-        </w:rPr>
-        <w:t xml:space="preserve"> fine-tuned</w:t>
+        <w:t xml:space="preserve"> Each LLM was first fine</w:t>
+      </w:r>
+      <w:r>
+        <w:rPr>
+          <w:rFonts w:cstheme="minorHAnsi"/>
+        </w:rPr>
+        <w:t>-</w:t>
+      </w:r>
+      <w:r>
+        <w:rPr>
+          <w:rFonts w:cstheme="minorHAnsi"/>
+        </w:rPr>
+        <w:t>tuned</w:t>
       </w:r>
       <w:r>
         <w:rPr>
@@ -3889,7 +4891,19 @@
         <w:rPr>
           <w:rFonts w:cstheme="minorHAnsi"/>
         </w:rPr>
-        <w:t>generated dataset. This training phase aims to establish a high</w:t>
+        <w:t>generated dataset. This training phase aim</w:t>
+      </w:r>
+      <w:r>
+        <w:rPr>
+          <w:rFonts w:cstheme="minorHAnsi"/>
+        </w:rPr>
+        <w:t>ed</w:t>
+      </w:r>
+      <w:r>
+        <w:rPr>
+          <w:rFonts w:cstheme="minorHAnsi"/>
+        </w:rPr>
+        <w:t xml:space="preserve"> to establish a high</w:t>
       </w:r>
       <w:r>
         <w:rPr>
@@ -3978,7 +4992,19 @@
         <w:rPr>
           <w:rFonts w:cstheme="minorHAnsi"/>
         </w:rPr>
-        <w:t>generated dataset. This phase is designed to simulate model collapse and observe its effects on output quality and distribution.</w:t>
+        <w:t xml:space="preserve">generated dataset. This phase </w:t>
+      </w:r>
+      <w:r>
+        <w:rPr>
+          <w:rFonts w:cstheme="minorHAnsi"/>
+        </w:rPr>
+        <w:t>was</w:t>
+      </w:r>
+      <w:r>
+        <w:rPr>
+          <w:rFonts w:cstheme="minorHAnsi"/>
+        </w:rPr>
+        <w:t xml:space="preserve"> designed to simulate model collapse and observe its effects on output quality and distribution.</w:t>
       </w:r>
     </w:p>
     <w:p>
@@ -4133,7 +5159,7 @@
           <w:rFonts w:cstheme="minorHAnsi"/>
         </w:rPr>
       </w:pPr>
-      <w:bookmarkStart w:id="10" w:name="_Toc226198860"/>
+      <w:bookmarkStart w:id="10" w:name="_Toc226462740"/>
       <w:r>
         <w:rPr>
           <w:rFonts w:cstheme="minorHAnsi"/>
@@ -4152,33 +5178,175 @@
         <w:rPr>
           <w:rFonts w:cstheme="minorHAnsi"/>
         </w:rPr>
-        <w:t xml:space="preserve">The fine-tuned models were evaluated using a suite of metrics capturing both lexical diversity and output quality. Lexical diversity was measured using Type-Token Ratio (TTR / Distinct-1), Bigram Diversity (Distinct-2), Distinct-3, and Self-BLEU </w:t>
-      </w:r>
-      <w:r>
-        <w:rPr>
-          <w:rFonts w:cstheme="minorHAnsi"/>
-        </w:rPr>
-        <w:t>-</w:t>
-      </w:r>
-      <w:r>
-        <w:rPr>
-          <w:rFonts w:cstheme="minorHAnsi"/>
-        </w:rPr>
-        <w:t xml:space="preserve"> together providing a multi-</w:t>
-      </w:r>
-      <w:proofErr w:type="gramStart"/>
-      <w:r>
-        <w:rPr>
-          <w:rFonts w:cstheme="minorHAnsi"/>
-        </w:rPr>
-        <w:t>granularity</w:t>
-      </w:r>
-      <w:proofErr w:type="gramEnd"/>
-      <w:r>
-        <w:rPr>
-          <w:rFonts w:cstheme="minorHAnsi"/>
-        </w:rPr>
-        <w:t xml:space="preserve"> view of vocabulary richness and output repetitiveness. Factual consistency was assessed via an NLI-based pipeline (cross-encoder/nli-deberta-v3-small), which scores entailment between each model's generated output and a human-authored reference passage. Perplexity was computed against the base model distribution as a measure of output confidence and distributional narrowing. All evaluations were repeated across three independent random seeds (42, 123, 456), and results are reported as mean ± standard deviation to ensure robustness and reproducibility.</w:t>
+        <w:t>The fine</w:t>
+      </w:r>
+      <w:r>
+        <w:rPr>
+          <w:rFonts w:cstheme="minorHAnsi"/>
+        </w:rPr>
+        <w:t>-</w:t>
+      </w:r>
+      <w:r>
+        <w:rPr>
+          <w:rFonts w:cstheme="minorHAnsi"/>
+        </w:rPr>
+        <w:t>tuned models were evaluated using a suite of metrics capturing both lexical diversity and output quality. Lexical diversity was measured using Type</w:t>
+      </w:r>
+      <w:r>
+        <w:rPr>
+          <w:rFonts w:cstheme="minorHAnsi"/>
+        </w:rPr>
+        <w:t>-</w:t>
+      </w:r>
+      <w:r>
+        <w:rPr>
+          <w:rFonts w:cstheme="minorHAnsi"/>
+        </w:rPr>
+        <w:t>Token Ratio (TTR / Distinct</w:t>
+      </w:r>
+      <w:r>
+        <w:rPr>
+          <w:rFonts w:cstheme="minorHAnsi"/>
+        </w:rPr>
+        <w:t>-</w:t>
+      </w:r>
+      <w:r>
+        <w:rPr>
+          <w:rFonts w:cstheme="minorHAnsi"/>
+        </w:rPr>
+        <w:t>1), Bigram Diversity (Distinct</w:t>
+      </w:r>
+      <w:r>
+        <w:rPr>
+          <w:rFonts w:cstheme="minorHAnsi"/>
+        </w:rPr>
+        <w:t>-</w:t>
+      </w:r>
+      <w:r>
+        <w:rPr>
+          <w:rFonts w:cstheme="minorHAnsi"/>
+        </w:rPr>
+        <w:t>2), Distinct</w:t>
+      </w:r>
+      <w:r>
+        <w:rPr>
+          <w:rFonts w:cstheme="minorHAnsi"/>
+        </w:rPr>
+        <w:t>-</w:t>
+      </w:r>
+      <w:r>
+        <w:rPr>
+          <w:rFonts w:cstheme="minorHAnsi"/>
+        </w:rPr>
+        <w:t>3, and Self</w:t>
+      </w:r>
+      <w:r>
+        <w:rPr>
+          <w:rFonts w:cstheme="minorHAnsi"/>
+        </w:rPr>
+        <w:t>-</w:t>
+      </w:r>
+      <w:r>
+        <w:rPr>
+          <w:rFonts w:cstheme="minorHAnsi"/>
+        </w:rPr>
+        <w:t xml:space="preserve">BLEU </w:t>
+      </w:r>
+      <w:r>
+        <w:rPr>
+          <w:rFonts w:cstheme="minorHAnsi"/>
+        </w:rPr>
+        <w:t>-</w:t>
+      </w:r>
+      <w:r>
+        <w:rPr>
+          <w:rFonts w:cstheme="minorHAnsi"/>
+        </w:rPr>
+        <w:t xml:space="preserve"> together providing a multi</w:t>
+      </w:r>
+      <w:r>
+        <w:rPr>
+          <w:rFonts w:cstheme="minorHAnsi"/>
+        </w:rPr>
+        <w:t>-</w:t>
+      </w:r>
+      <w:r>
+        <w:rPr>
+          <w:rFonts w:cstheme="minorHAnsi"/>
+        </w:rPr>
+        <w:t>granularity view of vocabulary richness and output repetitiveness. Factual consistency was assessed via an NLI</w:t>
+      </w:r>
+      <w:r>
+        <w:rPr>
+          <w:rFonts w:cstheme="minorHAnsi"/>
+        </w:rPr>
+        <w:t>-</w:t>
+      </w:r>
+      <w:r>
+        <w:rPr>
+          <w:rFonts w:cstheme="minorHAnsi"/>
+        </w:rPr>
+        <w:t>based pipeline (cross</w:t>
+      </w:r>
+      <w:r>
+        <w:rPr>
+          <w:rFonts w:cstheme="minorHAnsi"/>
+        </w:rPr>
+        <w:t>-</w:t>
+      </w:r>
+      <w:r>
+        <w:rPr>
+          <w:rFonts w:cstheme="minorHAnsi"/>
+        </w:rPr>
+        <w:t>encoder/nli</w:t>
+      </w:r>
+      <w:r>
+        <w:rPr>
+          <w:rFonts w:cstheme="minorHAnsi"/>
+        </w:rPr>
+        <w:t>-</w:t>
+      </w:r>
+      <w:r>
+        <w:rPr>
+          <w:rFonts w:cstheme="minorHAnsi"/>
+        </w:rPr>
+        <w:t>deberta</w:t>
+      </w:r>
+      <w:r>
+        <w:rPr>
+          <w:rFonts w:cstheme="minorHAnsi"/>
+        </w:rPr>
+        <w:t>-</w:t>
+      </w:r>
+      <w:r>
+        <w:rPr>
+          <w:rFonts w:cstheme="minorHAnsi"/>
+        </w:rPr>
+        <w:t>v3</w:t>
+      </w:r>
+      <w:r>
+        <w:rPr>
+          <w:rFonts w:cstheme="minorHAnsi"/>
+        </w:rPr>
+        <w:t>-</w:t>
+      </w:r>
+      <w:r>
+        <w:rPr>
+          <w:rFonts w:cstheme="minorHAnsi"/>
+        </w:rPr>
+        <w:t>small), which scores entailment between each model's generated output and a human</w:t>
+      </w:r>
+      <w:r>
+        <w:rPr>
+          <w:rFonts w:cstheme="minorHAnsi"/>
+        </w:rPr>
+        <w:t>-</w:t>
+      </w:r>
+      <w:r>
+        <w:rPr>
+          <w:rFonts w:cstheme="minorHAnsi"/>
+        </w:rPr>
+        <w:t>authored reference passage. Perplexity was computed against the base model distribution as a measure of output confidence and distributional narrowing. All evaluations were repeated across three independent random seeds (42, 123, 456), and results are reported as mean ± standard deviation to ensure robustness and reproducibility.</w:t>
       </w:r>
     </w:p>
     <w:p>
@@ -4188,7 +5356,7 @@
           <w:rFonts w:cstheme="minorHAnsi"/>
         </w:rPr>
       </w:pPr>
-      <w:bookmarkStart w:id="11" w:name="_Toc226198861"/>
+      <w:bookmarkStart w:id="11" w:name="_Toc226462741"/>
       <w:r>
         <w:rPr>
           <w:rFonts w:cstheme="minorHAnsi"/>
@@ -4257,7 +5425,49 @@
         <w:rPr>
           <w:rFonts w:cstheme="minorHAnsi"/>
         </w:rPr>
-        <w:t>By analyzing the trends in BLEU, BERTSCORE, lexical diversity, and factual consistency across the different training conditions, we can:</w:t>
+        <w:t>By analyzing the trends in TTR, Bigram Diversity, Distinct</w:t>
+      </w:r>
+      <w:r>
+        <w:rPr>
+          <w:rFonts w:cstheme="minorHAnsi"/>
+        </w:rPr>
+        <w:t>-</w:t>
+      </w:r>
+      <w:r>
+        <w:rPr>
+          <w:rFonts w:cstheme="minorHAnsi"/>
+        </w:rPr>
+        <w:t>3, Self</w:t>
+      </w:r>
+      <w:r>
+        <w:rPr>
+          <w:rFonts w:cstheme="minorHAnsi"/>
+        </w:rPr>
+        <w:t>-</w:t>
+      </w:r>
+      <w:r>
+        <w:rPr>
+          <w:rFonts w:cstheme="minorHAnsi"/>
+        </w:rPr>
+        <w:t>BLEU, NLI</w:t>
+      </w:r>
+      <w:r>
+        <w:rPr>
+          <w:rFonts w:cstheme="minorHAnsi"/>
+        </w:rPr>
+        <w:t>-</w:t>
+      </w:r>
+      <w:r>
+        <w:rPr>
+          <w:rFonts w:cstheme="minorHAnsi"/>
+        </w:rPr>
+        <w:t>based factual consistency, and perplexity across the different training conditions</w:t>
+      </w:r>
+      <w:r>
+        <w:rPr>
+          <w:rFonts w:cstheme="minorHAnsi"/>
+        </w:rPr>
+        <w:t>, we can:</w:t>
       </w:r>
     </w:p>
     <w:p>
@@ -4425,7 +5635,7 @@
           <w:rFonts w:cstheme="minorHAnsi"/>
         </w:rPr>
       </w:pPr>
-      <w:bookmarkStart w:id="12" w:name="_Toc226198862"/>
+      <w:bookmarkStart w:id="12" w:name="_Toc226462742"/>
       <w:r>
         <w:rPr>
           <w:rFonts w:cstheme="minorHAnsi"/>
@@ -4464,39 +5674,81 @@
       <w:pPr>
         <w:rPr>
           <w:rFonts w:cstheme="minorHAnsi"/>
-        </w:rPr>
-      </w:pPr>
-      <w:r>
-        <w:rPr>
-          <w:rFonts w:cstheme="minorHAnsi"/>
-        </w:rPr>
-        <w:t xml:space="preserve">Firstly, the quantification of "semantic diversity" and "factuality" can be challenging. While metrics like BLEU and BERTSCORE provide proxies for semantic similarity and quality, they may not fully capture the nuanced concept of "diversity" in meaning beyond lexical variety. Similarly, precisely measuring "factual diversity" requires methodologies for </w:t>
-      </w:r>
-      <w:proofErr w:type="gramStart"/>
-      <w:r>
-        <w:rPr>
-          <w:rFonts w:cstheme="minorHAnsi"/>
-        </w:rPr>
-        <w:t>fact</w:t>
-      </w:r>
-      <w:r>
-        <w:rPr>
-          <w:rFonts w:cstheme="minorHAnsi"/>
-        </w:rPr>
-        <w:t>-</w:t>
-      </w:r>
-      <w:r>
-        <w:rPr>
-          <w:rFonts w:cstheme="minorHAnsi"/>
-        </w:rPr>
-        <w:t>checking</w:t>
-      </w:r>
-      <w:proofErr w:type="gramEnd"/>
-      <w:r>
-        <w:rPr>
-          <w:rFonts w:cstheme="minorHAnsi"/>
-        </w:rPr>
-        <w:t xml:space="preserve"> and assessing the range of accurate claims, which can be complex and context</w:t>
+          <w:i/>
+          <w:iCs/>
+        </w:rPr>
+      </w:pPr>
+      <w:r>
+        <w:rPr>
+          <w:rFonts w:cstheme="minorHAnsi"/>
+        </w:rPr>
+        <w:t xml:space="preserve">Firstly, the quantification of "semantic diversity" and "factuality" can be challenging. </w:t>
+      </w:r>
+      <w:r>
+        <w:rPr>
+          <w:rFonts w:cstheme="minorHAnsi"/>
+        </w:rPr>
+        <w:br/>
+      </w:r>
+      <w:r>
+        <w:rPr>
+          <w:rFonts w:cstheme="minorHAnsi"/>
+        </w:rPr>
+        <w:br/>
+      </w:r>
+      <w:r>
+        <w:rPr>
+          <w:rFonts w:cstheme="minorHAnsi"/>
+        </w:rPr>
+        <w:t>While TTR, Bigram Diversity, and Distinct</w:t>
+      </w:r>
+      <w:r>
+        <w:rPr>
+          <w:rFonts w:cstheme="minorHAnsi"/>
+        </w:rPr>
+        <w:t>-</w:t>
+      </w:r>
+      <w:r>
+        <w:rPr>
+          <w:rFonts w:cstheme="minorHAnsi"/>
+        </w:rPr>
+        <w:t>3 quantify lexical diversity, they do not capture semantic or conceptual breadth. NLI</w:t>
+      </w:r>
+      <w:r>
+        <w:rPr>
+          <w:rFonts w:cstheme="minorHAnsi"/>
+        </w:rPr>
+        <w:t>-</w:t>
+      </w:r>
+      <w:r>
+        <w:rPr>
+          <w:rFonts w:cstheme="minorHAnsi"/>
+        </w:rPr>
+        <w:t>based factual consistency measures textual entailment against a reference passage, not factual accuracy against a knowledge base.</w:t>
+      </w:r>
+      <w:r>
+        <w:rPr>
+          <w:rFonts w:cstheme="minorHAnsi"/>
+        </w:rPr>
+        <w:t xml:space="preserve"> </w:t>
+      </w:r>
+      <w:r>
+        <w:rPr>
+          <w:rFonts w:cstheme="minorHAnsi"/>
+        </w:rPr>
+        <w:t>Similarly, precisely measuring "factual diversity" requires methodologies for fact</w:t>
+      </w:r>
+      <w:r>
+        <w:rPr>
+          <w:rFonts w:cstheme="minorHAnsi"/>
+        </w:rPr>
+        <w:t>-</w:t>
+      </w:r>
+      <w:r>
+        <w:rPr>
+          <w:rFonts w:cstheme="minorHAnsi"/>
+        </w:rPr>
+        <w:t>checking and assessing the range of accurate claims, which can be complex and context</w:t>
       </w:r>
       <w:r>
         <w:rPr>
@@ -4694,7 +5946,7 @@
           <w:rFonts w:asciiTheme="minorHAnsi" w:hAnsiTheme="minorHAnsi" w:cstheme="minorHAnsi"/>
         </w:rPr>
       </w:pPr>
-      <w:bookmarkStart w:id="13" w:name="_Toc226198863"/>
+      <w:bookmarkStart w:id="13" w:name="_Toc226462743"/>
       <w:r>
         <w:rPr>
           <w:rFonts w:asciiTheme="minorHAnsi" w:hAnsiTheme="minorHAnsi" w:cstheme="minorHAnsi"/>
@@ -4711,7 +5963,7 @@
           <w:rFonts w:cstheme="minorHAnsi"/>
         </w:rPr>
       </w:pPr>
-      <w:bookmarkStart w:id="14" w:name="_Toc226198864"/>
+      <w:bookmarkStart w:id="14" w:name="_Toc226462744"/>
       <w:r>
         <w:rPr>
           <w:rFonts w:cstheme="minorHAnsi"/>
@@ -5945,7 +7197,7 @@
           <w:bCs/>
         </w:rPr>
       </w:pPr>
-      <w:bookmarkStart w:id="15" w:name="_Toc226198865"/>
+      <w:bookmarkStart w:id="15" w:name="_Toc226462745"/>
       <w:r>
         <w:rPr>
           <w:rFonts w:cstheme="minorHAnsi"/>
@@ -5988,21 +7240,7 @@
         <w:rPr>
           <w:rFonts w:cstheme="minorHAnsi"/>
         </w:rPr>
-        <w:t xml:space="preserve">All model training was conducted using Google </w:t>
-      </w:r>
-      <w:proofErr w:type="spellStart"/>
-      <w:r>
-        <w:rPr>
-          <w:rFonts w:cstheme="minorHAnsi"/>
-        </w:rPr>
-        <w:t>Colab</w:t>
-      </w:r>
-      <w:proofErr w:type="spellEnd"/>
-      <w:r>
-        <w:rPr>
-          <w:rFonts w:cstheme="minorHAnsi"/>
-        </w:rPr>
-        <w:t xml:space="preserve"> Pro with NVIDIA A100 GPU (40GB VRAM) to ensure consistent computational environment across all training runs. </w:t>
+        <w:t xml:space="preserve">All model training was conducted using Google Colab Pro with NVIDIA A100 GPU (40GB VRAM) to ensure consistent computational environment across all training runs. </w:t>
       </w:r>
     </w:p>
     <w:p>
@@ -6175,33 +7413,19 @@
         <w:rPr>
           <w:rFonts w:cstheme="minorHAnsi"/>
         </w:rPr>
-        <w:t xml:space="preserve">Access: </w:t>
-      </w:r>
-      <w:proofErr w:type="gramStart"/>
-      <w:r>
-        <w:rPr>
-          <w:rFonts w:cstheme="minorHAnsi"/>
-        </w:rPr>
-        <w:t>Open</w:t>
-      </w:r>
-      <w:r>
-        <w:rPr>
-          <w:rFonts w:cstheme="minorHAnsi"/>
-        </w:rPr>
-        <w:t>-</w:t>
-      </w:r>
-      <w:r>
-        <w:rPr>
-          <w:rFonts w:cstheme="minorHAnsi"/>
-        </w:rPr>
-        <w:t>source</w:t>
-      </w:r>
-      <w:proofErr w:type="gramEnd"/>
-      <w:r>
-        <w:rPr>
-          <w:rFonts w:cstheme="minorHAnsi"/>
-        </w:rPr>
-        <w:t>, no commercial restrictions</w:t>
+        <w:t>Access: Open</w:t>
+      </w:r>
+      <w:r>
+        <w:rPr>
+          <w:rFonts w:cstheme="minorHAnsi"/>
+        </w:rPr>
+        <w:t>-</w:t>
+      </w:r>
+      <w:r>
+        <w:rPr>
+          <w:rFonts w:cstheme="minorHAnsi"/>
+        </w:rPr>
+        <w:t>source, no commercial restrictions</w:t>
       </w:r>
     </w:p>
     <w:p>
@@ -6355,33 +7579,19 @@
         <w:rPr>
           <w:rFonts w:cstheme="minorHAnsi"/>
         </w:rPr>
-        <w:t xml:space="preserve"> Part of </w:t>
-      </w:r>
-      <w:proofErr w:type="gramStart"/>
-      <w:r>
-        <w:rPr>
-          <w:rFonts w:cstheme="minorHAnsi"/>
-        </w:rPr>
-        <w:t>widely</w:t>
-      </w:r>
-      <w:r>
-        <w:rPr>
-          <w:rFonts w:cstheme="minorHAnsi"/>
-        </w:rPr>
-        <w:t>-</w:t>
-      </w:r>
-      <w:r>
-        <w:rPr>
-          <w:rFonts w:cstheme="minorHAnsi"/>
-        </w:rPr>
-        <w:t>studied</w:t>
-      </w:r>
-      <w:proofErr w:type="gramEnd"/>
-      <w:r>
-        <w:rPr>
-          <w:rFonts w:cstheme="minorHAnsi"/>
-        </w:rPr>
-        <w:t xml:space="preserve"> Llama family with extensive documentation</w:t>
+        <w:t xml:space="preserve"> Part of widely</w:t>
+      </w:r>
+      <w:r>
+        <w:rPr>
+          <w:rFonts w:cstheme="minorHAnsi"/>
+        </w:rPr>
+        <w:t>-</w:t>
+      </w:r>
+      <w:r>
+        <w:rPr>
+          <w:rFonts w:cstheme="minorHAnsi"/>
+        </w:rPr>
+        <w:t>studied Llama family with extensive documentation</w:t>
       </w:r>
     </w:p>
     <w:p>
@@ -6545,16 +7755,15 @@
           <w:b/>
           <w:bCs/>
         </w:rPr>
-        <w:t xml:space="preserve">Access: </w:t>
-      </w:r>
-      <w:proofErr w:type="gramStart"/>
+        <w:t>Access: Open</w:t>
+      </w:r>
       <w:r>
         <w:rPr>
           <w:rFonts w:cstheme="minorHAnsi"/>
           <w:b/>
           <w:bCs/>
         </w:rPr>
-        <w:t>Open</w:t>
+        <w:t>-</w:t>
       </w:r>
       <w:r>
         <w:rPr>
@@ -6562,24 +7771,7 @@
           <w:b/>
           <w:bCs/>
         </w:rPr>
-        <w:t>-</w:t>
-      </w:r>
-      <w:r>
-        <w:rPr>
-          <w:rFonts w:cstheme="minorHAnsi"/>
-          <w:b/>
-          <w:bCs/>
-        </w:rPr>
-        <w:t>source</w:t>
-      </w:r>
-      <w:proofErr w:type="gramEnd"/>
-      <w:r>
-        <w:rPr>
-          <w:rFonts w:cstheme="minorHAnsi"/>
-          <w:b/>
-          <w:bCs/>
-        </w:rPr>
-        <w:t>, no commercial restrictions</w:t>
+        <w:t>source, no commercial restrictions</w:t>
       </w:r>
     </w:p>
     <w:p>
@@ -6724,121 +7916,97 @@
           <w:b/>
           <w:bCs/>
         </w:rPr>
-        <w:t xml:space="preserve">tuning Method: </w:t>
-      </w:r>
-      <w:proofErr w:type="spellStart"/>
+        <w:t>tuning Method: LoRA (Low</w:t>
+      </w:r>
       <w:r>
         <w:rPr>
           <w:rFonts w:cstheme="minorHAnsi"/>
           <w:b/>
           <w:bCs/>
         </w:rPr>
-        <w:t>LoRA</w:t>
-      </w:r>
-      <w:proofErr w:type="spellEnd"/>
+        <w:t>-</w:t>
+      </w:r>
       <w:r>
         <w:rPr>
           <w:rFonts w:cstheme="minorHAnsi"/>
           <w:b/>
           <w:bCs/>
         </w:rPr>
-        <w:t xml:space="preserve"> (Low</w:t>
-      </w:r>
-      <w:r>
+        <w:t>Rank Adaptation)</w:t>
+      </w:r>
+    </w:p>
+    <w:p>
+      <w:pPr>
+        <w:rPr>
+          <w:rFonts w:cstheme="minorHAnsi"/>
+        </w:rPr>
+      </w:pPr>
+      <w:r>
+        <w:rPr>
+          <w:rFonts w:cstheme="minorHAnsi"/>
+        </w:rPr>
+        <w:t>LoRA enables efficient fine</w:t>
+      </w:r>
+      <w:r>
+        <w:rPr>
+          <w:rFonts w:cstheme="minorHAnsi"/>
+        </w:rPr>
+        <w:t>-</w:t>
+      </w:r>
+      <w:r>
+        <w:rPr>
+          <w:rFonts w:cstheme="minorHAnsi"/>
+        </w:rPr>
+        <w:t xml:space="preserve">tuning by training only a small subset of model parameters (0.19%) while keeping the base model unchanged. This reduces computational costs while maintaining performance. </w:t>
+      </w:r>
+      <w:r>
+        <w:rPr>
+          <w:rFonts w:cstheme="minorHAnsi"/>
+        </w:rPr>
+        <w:t>Identical LoRA configuration was applied across all three datasets (human, AI, mixed) to ensure that observed differences originated solely from dataset quality rather than training methodology.</w:t>
+      </w:r>
+    </w:p>
+    <w:p>
+      <w:pPr>
         <w:rPr>
           <w:rFonts w:cstheme="minorHAnsi"/>
           <w:b/>
           <w:bCs/>
         </w:rPr>
-        <w:t>-</w:t>
-      </w:r>
-      <w:r>
+      </w:pPr>
+    </w:p>
+    <w:p>
+      <w:pPr>
         <w:rPr>
           <w:rFonts w:cstheme="minorHAnsi"/>
           <w:b/>
           <w:bCs/>
         </w:rPr>
-        <w:t>Rank Adaptation)</w:t>
-      </w:r>
-    </w:p>
-    <w:p>
-      <w:pPr>
-        <w:rPr>
-          <w:rFonts w:cstheme="minorHAnsi"/>
-        </w:rPr>
-      </w:pPr>
-      <w:proofErr w:type="spellStart"/>
-      <w:r>
-        <w:rPr>
-          <w:rFonts w:cstheme="minorHAnsi"/>
-        </w:rPr>
-        <w:t>LoRA</w:t>
-      </w:r>
-      <w:proofErr w:type="spellEnd"/>
-      <w:r>
-        <w:rPr>
-          <w:rFonts w:cstheme="minorHAnsi"/>
-        </w:rPr>
-        <w:t xml:space="preserve"> enables efficient fine</w:t>
-      </w:r>
-      <w:r>
-        <w:rPr>
-          <w:rFonts w:cstheme="minorHAnsi"/>
-        </w:rPr>
-        <w:t>-</w:t>
-      </w:r>
-      <w:r>
-        <w:rPr>
-          <w:rFonts w:cstheme="minorHAnsi"/>
-        </w:rPr>
-        <w:t xml:space="preserve">tuning by training only a small subset of model parameters (0.19%) while keeping the base model unchanged. This reduces computational costs while maintaining performance. </w:t>
-      </w:r>
-      <w:r>
-        <w:rPr>
-          <w:rFonts w:cstheme="minorHAnsi"/>
-        </w:rPr>
-        <w:t xml:space="preserve">Identical </w:t>
-      </w:r>
-      <w:proofErr w:type="spellStart"/>
-      <w:r>
-        <w:rPr>
-          <w:rFonts w:cstheme="minorHAnsi"/>
-        </w:rPr>
-        <w:t>LoRA</w:t>
-      </w:r>
-      <w:proofErr w:type="spellEnd"/>
-      <w:r>
-        <w:rPr>
-          <w:rFonts w:cstheme="minorHAnsi"/>
-        </w:rPr>
-        <w:t xml:space="preserve"> configuration was applied across all three datasets (human, AI, mixed) to ensure that observed differences originated solely from dataset quality rather than training methodology.</w:t>
-      </w:r>
-    </w:p>
-    <w:p>
-      <w:pPr>
+      </w:pPr>
+      <w:r>
         <w:rPr>
           <w:rFonts w:cstheme="minorHAnsi"/>
           <w:b/>
           <w:bCs/>
         </w:rPr>
-      </w:pPr>
-    </w:p>
-    <w:p>
-      <w:pPr>
+        <w:lastRenderedPageBreak/>
+        <w:t>Fine</w:t>
+      </w:r>
+      <w:r>
         <w:rPr>
           <w:rFonts w:cstheme="minorHAnsi"/>
           <w:b/>
           <w:bCs/>
         </w:rPr>
-      </w:pPr>
+        <w:t>-</w:t>
+      </w:r>
       <w:r>
         <w:rPr>
           <w:rFonts w:cstheme="minorHAnsi"/>
           <w:b/>
           <w:bCs/>
         </w:rPr>
-        <w:lastRenderedPageBreak/>
-        <w:t>Fine-tuning Details:</w:t>
+        <w:t>tuning Details:</w:t>
       </w:r>
     </w:p>
     <w:p>
@@ -6889,32 +8057,34 @@
         <w:rPr>
           <w:rFonts w:cstheme="minorHAnsi"/>
         </w:rPr>
-        <w:t>Training samples per dataset: ~4,000-5,000</w:t>
-      </w:r>
-    </w:p>
-    <w:p>
-      <w:pPr>
-        <w:rPr>
-          <w:rFonts w:cstheme="minorHAnsi"/>
-        </w:rPr>
-      </w:pPr>
-      <w:proofErr w:type="spellStart"/>
+        <w:t>Training samples per dataset: ~4,000</w:t>
+      </w:r>
+      <w:r>
+        <w:rPr>
+          <w:rFonts w:cstheme="minorHAnsi"/>
+        </w:rPr>
+        <w:t>-</w:t>
+      </w:r>
+      <w:r>
+        <w:rPr>
+          <w:rFonts w:cstheme="minorHAnsi"/>
+        </w:rPr>
+        <w:t>5,000</w:t>
+      </w:r>
+    </w:p>
+    <w:p>
+      <w:pPr>
+        <w:rPr>
+          <w:rFonts w:cstheme="minorHAnsi"/>
+        </w:rPr>
+      </w:pPr>
       <w:r>
         <w:rPr>
           <w:rFonts w:cstheme="minorHAnsi"/>
           <w:b/>
           <w:bCs/>
         </w:rPr>
-        <w:t>LoRA</w:t>
-      </w:r>
-      <w:proofErr w:type="spellEnd"/>
-      <w:r>
-        <w:rPr>
-          <w:rFonts w:cstheme="minorHAnsi"/>
-          <w:b/>
-          <w:bCs/>
-        </w:rPr>
-        <w:t xml:space="preserve"> Configuration:</w:t>
+        <w:t>LoRA Configuration:</w:t>
       </w:r>
     </w:p>
     <w:p>
@@ -7014,21 +8184,7 @@
         <w:rPr>
           <w:rFonts w:cstheme="minorHAnsi"/>
         </w:rPr>
-        <w:t xml:space="preserve">Training </w:t>
-      </w:r>
-      <w:proofErr w:type="gramStart"/>
-      <w:r>
-        <w:rPr>
-          <w:rFonts w:cstheme="minorHAnsi"/>
-        </w:rPr>
-        <w:t>epochs</w:t>
-      </w:r>
-      <w:proofErr w:type="gramEnd"/>
-      <w:r>
-        <w:rPr>
-          <w:rFonts w:cstheme="minorHAnsi"/>
-        </w:rPr>
-        <w:t>: 3</w:t>
+        <w:t>Training epochs: 3</w:t>
       </w:r>
     </w:p>
     <w:p>
@@ -7108,16 +8264,8 @@
         <w:rPr>
           <w:rFonts w:cstheme="minorHAnsi"/>
         </w:rPr>
-        <w:t xml:space="preserve">Optimizer: </w:t>
-      </w:r>
-      <w:proofErr w:type="spellStart"/>
-      <w:r>
-        <w:rPr>
-          <w:rFonts w:cstheme="minorHAnsi"/>
-        </w:rPr>
-        <w:t>AdamW</w:t>
-      </w:r>
-      <w:proofErr w:type="spellEnd"/>
+        <w:t>Optimizer: AdamW</w:t>
+      </w:r>
     </w:p>
     <w:p>
       <w:pPr>
@@ -7396,7 +8544,7 @@
         <w:lastRenderedPageBreak/>
         <w:t xml:space="preserve"> </w:t>
       </w:r>
-      <w:bookmarkStart w:id="16" w:name="_Toc226198866"/>
+      <w:bookmarkStart w:id="16" w:name="_Toc226462746"/>
       <w:r>
         <w:rPr>
           <w:rFonts w:cstheme="minorHAnsi"/>
@@ -7440,7 +8588,19 @@
         <w:rPr>
           <w:rFonts w:cstheme="minorHAnsi"/>
         </w:rPr>
-        <w:t>To measure the effects of training data quality on model performance, we employed metrics that capture linguistic diversity, output repetitiveness, factual consistency, and generation quality - key indicators of model collapse.</w:t>
+        <w:t xml:space="preserve">To measure the effects of training data quality on model performance, we employed metrics that capture linguistic diversity, output repetitiveness, factual consistency, and generation quality </w:t>
+      </w:r>
+      <w:r>
+        <w:rPr>
+          <w:rFonts w:cstheme="minorHAnsi"/>
+        </w:rPr>
+        <w:t>-</w:t>
+      </w:r>
+      <w:r>
+        <w:rPr>
+          <w:rFonts w:cstheme="minorHAnsi"/>
+        </w:rPr>
+        <w:t xml:space="preserve"> key indicators of model collapse.</w:t>
       </w:r>
     </w:p>
     <w:p>
@@ -7486,39 +8646,8 @@
           <w:bCs/>
           <w:lang w:bidi="he-IL"/>
         </w:rPr>
-        <w:t>Type-Token Ratio (TTR):</w:t>
-      </w:r>
-      <w:r>
-        <w:rPr>
-          <w:rFonts w:cstheme="minorHAnsi"/>
-          <w:lang w:bidi="he-IL"/>
-        </w:rPr>
-        <w:t xml:space="preserve"> Measures vocabulary richness by calculating the ratio of unique words (types) to total words (tokens). Higher values indicate greater lexical diversity:</w:t>
-      </w:r>
-    </w:p>
-    <w:p>
-      <w:pPr>
-        <w:ind w:firstLine="720"/>
-        <w:rPr>
-          <w:rFonts w:cstheme="minorHAnsi"/>
-          <w:lang w:bidi="he-IL"/>
-        </w:rPr>
-      </w:pPr>
-      <w:r>
-        <w:rPr>
-          <w:rFonts w:cstheme="minorHAnsi"/>
-          <w:lang w:bidi="he-IL"/>
-        </w:rPr>
-        <w:t>TTR = Number of unique words / Total number of words</w:t>
-      </w:r>
-    </w:p>
-    <w:p>
-      <w:pPr>
-        <w:rPr>
-          <w:rFonts w:cstheme="minorHAnsi"/>
-          <w:lang w:bidi="he-IL"/>
-        </w:rPr>
-      </w:pPr>
+        <w:t>Type</w:t>
+      </w:r>
       <w:r>
         <w:rPr>
           <w:rFonts w:cstheme="minorHAnsi"/>
@@ -7526,39 +8655,8 @@
           <w:bCs/>
           <w:lang w:bidi="he-IL"/>
         </w:rPr>
-        <w:t>Bigram Diversity:</w:t>
-      </w:r>
-      <w:r>
-        <w:rPr>
-          <w:rFonts w:cstheme="minorHAnsi"/>
-          <w:lang w:bidi="he-IL"/>
-        </w:rPr>
-        <w:t xml:space="preserve"> Measures phrasal variety by calculating the ratio of unique word pairs to total pairs:</w:t>
-      </w:r>
-    </w:p>
-    <w:p>
-      <w:pPr>
-        <w:ind w:firstLine="720"/>
-        <w:rPr>
-          <w:rFonts w:cstheme="minorHAnsi"/>
-          <w:lang w:bidi="he-IL"/>
-        </w:rPr>
-      </w:pPr>
-      <w:r>
-        <w:rPr>
-          <w:rFonts w:cstheme="minorHAnsi"/>
-          <w:lang w:bidi="he-IL"/>
-        </w:rPr>
-        <w:t>Bigram Diversity = Unique bigrams / Total bigrams</w:t>
-      </w:r>
-    </w:p>
-    <w:p>
-      <w:pPr>
-        <w:rPr>
-          <w:rFonts w:cstheme="minorHAnsi"/>
-          <w:lang w:bidi="he-IL"/>
-        </w:rPr>
-      </w:pPr>
+        <w:t>-</w:t>
+      </w:r>
       <w:r>
         <w:rPr>
           <w:rFonts w:cstheme="minorHAnsi"/>
@@ -7566,14 +8664,14 @@
           <w:bCs/>
           <w:lang w:bidi="he-IL"/>
         </w:rPr>
-        <w:t>Distinct-N:</w:t>
+        <w:t>Token Ratio (TTR):</w:t>
       </w:r>
       <w:r>
         <w:rPr>
           <w:rFonts w:cstheme="minorHAnsi"/>
           <w:lang w:bidi="he-IL"/>
         </w:rPr>
-        <w:t xml:space="preserve"> A standard NLP diversity metric that extends the above to arbitrary n-gram orders. We compute Distinct-1 (unigrams), Distinct-2 (bigrams), and Distinct-3 (trigrams) across all generated outputs. Higher values indicate greater output diversity:</w:t>
+        <w:t xml:space="preserve"> Measures vocabulary richness by calculating the ratio of unique words (types) to total words (tokens). Higher values indicate greater lexical diversity:</w:t>
       </w:r>
     </w:p>
     <w:p>
@@ -7589,22 +8687,7 @@
           <w:rFonts w:cstheme="minorHAnsi"/>
           <w:lang w:bidi="he-IL"/>
         </w:rPr>
-        <w:t>Distinct-N = Unique N-grams / Total N-grams</w:t>
-      </w:r>
-    </w:p>
-    <w:p>
-      <w:pPr>
-        <w:rPr>
-          <w:rFonts w:cstheme="minorHAnsi"/>
-          <w:lang w:bidi="he-IL"/>
-        </w:rPr>
-      </w:pPr>
-      <w:r>
-        <w:rPr>
-          <w:rFonts w:cstheme="minorHAnsi"/>
-          <w:lang w:bidi="he-IL"/>
-        </w:rPr>
-        <w:t>Note: Distinct-1 is mathematically equivalent to TTR, and Distinct-2 is equivalent to Bigram Diversity; Distinct-3 provides an additional higher-order view of phrasal variety.</w:t>
+        <w:t>TTR = Number of unique words / Total number of words</w:t>
       </w:r>
     </w:p>
     <w:p>
@@ -7621,7 +8704,292 @@
           <w:bCs/>
           <w:lang w:bidi="he-IL"/>
         </w:rPr>
-        <w:t>Self-BLEU:</w:t>
+        <w:t>Bigram Diversity:</w:t>
+      </w:r>
+      <w:r>
+        <w:rPr>
+          <w:rFonts w:cstheme="minorHAnsi"/>
+          <w:lang w:bidi="he-IL"/>
+        </w:rPr>
+        <w:t xml:space="preserve"> Measures phrasal variety by calculating the ratio of unique word pairs to total pairs:</w:t>
+      </w:r>
+    </w:p>
+    <w:p>
+      <w:pPr>
+        <w:ind w:firstLine="720"/>
+        <w:rPr>
+          <w:rFonts w:cstheme="minorHAnsi"/>
+          <w:lang w:bidi="he-IL"/>
+        </w:rPr>
+      </w:pPr>
+      <w:r>
+        <w:rPr>
+          <w:rFonts w:cstheme="minorHAnsi"/>
+          <w:lang w:bidi="he-IL"/>
+        </w:rPr>
+        <w:t>Bigram Diversity = Unique bigrams / Total bigrams</w:t>
+      </w:r>
+    </w:p>
+    <w:p>
+      <w:pPr>
+        <w:rPr>
+          <w:rFonts w:cstheme="minorHAnsi"/>
+          <w:lang w:bidi="he-IL"/>
+        </w:rPr>
+      </w:pPr>
+      <w:r>
+        <w:rPr>
+          <w:rFonts w:cstheme="minorHAnsi"/>
+          <w:b/>
+          <w:bCs/>
+          <w:lang w:bidi="he-IL"/>
+        </w:rPr>
+        <w:t>Distinct</w:t>
+      </w:r>
+      <w:r>
+        <w:rPr>
+          <w:rFonts w:cstheme="minorHAnsi"/>
+          <w:b/>
+          <w:bCs/>
+          <w:lang w:bidi="he-IL"/>
+        </w:rPr>
+        <w:t>-</w:t>
+      </w:r>
+      <w:r>
+        <w:rPr>
+          <w:rFonts w:cstheme="minorHAnsi"/>
+          <w:b/>
+          <w:bCs/>
+          <w:lang w:bidi="he-IL"/>
+        </w:rPr>
+        <w:t>N:</w:t>
+      </w:r>
+      <w:r>
+        <w:rPr>
+          <w:rFonts w:cstheme="minorHAnsi"/>
+          <w:lang w:bidi="he-IL"/>
+        </w:rPr>
+        <w:t xml:space="preserve"> A standard NLP diversity metric that extends the above to arbitrary n</w:t>
+      </w:r>
+      <w:r>
+        <w:rPr>
+          <w:rFonts w:cstheme="minorHAnsi"/>
+          <w:lang w:bidi="he-IL"/>
+        </w:rPr>
+        <w:t>-</w:t>
+      </w:r>
+      <w:r>
+        <w:rPr>
+          <w:rFonts w:cstheme="minorHAnsi"/>
+          <w:lang w:bidi="he-IL"/>
+        </w:rPr>
+        <w:t>gram orders. We compute Distinct</w:t>
+      </w:r>
+      <w:r>
+        <w:rPr>
+          <w:rFonts w:cstheme="minorHAnsi"/>
+          <w:lang w:bidi="he-IL"/>
+        </w:rPr>
+        <w:t>-</w:t>
+      </w:r>
+      <w:r>
+        <w:rPr>
+          <w:rFonts w:cstheme="minorHAnsi"/>
+          <w:lang w:bidi="he-IL"/>
+        </w:rPr>
+        <w:t>1 (unigrams), Distinct</w:t>
+      </w:r>
+      <w:r>
+        <w:rPr>
+          <w:rFonts w:cstheme="minorHAnsi"/>
+          <w:lang w:bidi="he-IL"/>
+        </w:rPr>
+        <w:t>-</w:t>
+      </w:r>
+      <w:r>
+        <w:rPr>
+          <w:rFonts w:cstheme="minorHAnsi"/>
+          <w:lang w:bidi="he-IL"/>
+        </w:rPr>
+        <w:t>2 (bigrams), and Distinct</w:t>
+      </w:r>
+      <w:r>
+        <w:rPr>
+          <w:rFonts w:cstheme="minorHAnsi"/>
+          <w:lang w:bidi="he-IL"/>
+        </w:rPr>
+        <w:t>-</w:t>
+      </w:r>
+      <w:r>
+        <w:rPr>
+          <w:rFonts w:cstheme="minorHAnsi"/>
+          <w:lang w:bidi="he-IL"/>
+        </w:rPr>
+        <w:t>3 (trigrams) across all generated outputs. Higher values indicate greater output diversity:</w:t>
+      </w:r>
+    </w:p>
+    <w:p>
+      <w:pPr>
+        <w:ind w:firstLine="720"/>
+        <w:rPr>
+          <w:rFonts w:cstheme="minorHAnsi"/>
+          <w:lang w:bidi="he-IL"/>
+        </w:rPr>
+      </w:pPr>
+      <w:r>
+        <w:rPr>
+          <w:rFonts w:cstheme="minorHAnsi"/>
+          <w:lang w:bidi="he-IL"/>
+        </w:rPr>
+        <w:t>Distinct</w:t>
+      </w:r>
+      <w:r>
+        <w:rPr>
+          <w:rFonts w:cstheme="minorHAnsi"/>
+          <w:lang w:bidi="he-IL"/>
+        </w:rPr>
+        <w:t>-</w:t>
+      </w:r>
+      <w:r>
+        <w:rPr>
+          <w:rFonts w:cstheme="minorHAnsi"/>
+          <w:lang w:bidi="he-IL"/>
+        </w:rPr>
+        <w:t>N = Unique N</w:t>
+      </w:r>
+      <w:r>
+        <w:rPr>
+          <w:rFonts w:cstheme="minorHAnsi"/>
+          <w:lang w:bidi="he-IL"/>
+        </w:rPr>
+        <w:t>-</w:t>
+      </w:r>
+      <w:r>
+        <w:rPr>
+          <w:rFonts w:cstheme="minorHAnsi"/>
+          <w:lang w:bidi="he-IL"/>
+        </w:rPr>
+        <w:t>grams / Total N</w:t>
+      </w:r>
+      <w:r>
+        <w:rPr>
+          <w:rFonts w:cstheme="minorHAnsi"/>
+          <w:lang w:bidi="he-IL"/>
+        </w:rPr>
+        <w:t>-</w:t>
+      </w:r>
+      <w:r>
+        <w:rPr>
+          <w:rFonts w:cstheme="minorHAnsi"/>
+          <w:lang w:bidi="he-IL"/>
+        </w:rPr>
+        <w:t>grams</w:t>
+      </w:r>
+    </w:p>
+    <w:p>
+      <w:pPr>
+        <w:rPr>
+          <w:rFonts w:cstheme="minorHAnsi"/>
+          <w:lang w:bidi="he-IL"/>
+        </w:rPr>
+      </w:pPr>
+      <w:r>
+        <w:rPr>
+          <w:rFonts w:cstheme="minorHAnsi"/>
+          <w:lang w:bidi="he-IL"/>
+        </w:rPr>
+        <w:t>Note: Distinct</w:t>
+      </w:r>
+      <w:r>
+        <w:rPr>
+          <w:rFonts w:cstheme="minorHAnsi"/>
+          <w:lang w:bidi="he-IL"/>
+        </w:rPr>
+        <w:t>-</w:t>
+      </w:r>
+      <w:r>
+        <w:rPr>
+          <w:rFonts w:cstheme="minorHAnsi"/>
+          <w:lang w:bidi="he-IL"/>
+        </w:rPr>
+        <w:t>1 is mathematically equivalent to TTR, and Distinct</w:t>
+      </w:r>
+      <w:r>
+        <w:rPr>
+          <w:rFonts w:cstheme="minorHAnsi"/>
+          <w:lang w:bidi="he-IL"/>
+        </w:rPr>
+        <w:t>-</w:t>
+      </w:r>
+      <w:r>
+        <w:rPr>
+          <w:rFonts w:cstheme="minorHAnsi"/>
+          <w:lang w:bidi="he-IL"/>
+        </w:rPr>
+        <w:t>2 is equivalent to Bigram Diversity; Distinct</w:t>
+      </w:r>
+      <w:r>
+        <w:rPr>
+          <w:rFonts w:cstheme="minorHAnsi"/>
+          <w:lang w:bidi="he-IL"/>
+        </w:rPr>
+        <w:t>-</w:t>
+      </w:r>
+      <w:r>
+        <w:rPr>
+          <w:rFonts w:cstheme="minorHAnsi"/>
+          <w:lang w:bidi="he-IL"/>
+        </w:rPr>
+        <w:t>3 provides an additional higher</w:t>
+      </w:r>
+      <w:r>
+        <w:rPr>
+          <w:rFonts w:cstheme="minorHAnsi"/>
+          <w:lang w:bidi="he-IL"/>
+        </w:rPr>
+        <w:t>-</w:t>
+      </w:r>
+      <w:r>
+        <w:rPr>
+          <w:rFonts w:cstheme="minorHAnsi"/>
+          <w:lang w:bidi="he-IL"/>
+        </w:rPr>
+        <w:t>order view of phrasal variety.</w:t>
+      </w:r>
+    </w:p>
+    <w:p>
+      <w:pPr>
+        <w:rPr>
+          <w:rFonts w:cstheme="minorHAnsi"/>
+          <w:lang w:bidi="he-IL"/>
+        </w:rPr>
+      </w:pPr>
+      <w:r>
+        <w:rPr>
+          <w:rFonts w:cstheme="minorHAnsi"/>
+          <w:b/>
+          <w:bCs/>
+          <w:lang w:bidi="he-IL"/>
+        </w:rPr>
+        <w:t>Self</w:t>
+      </w:r>
+      <w:r>
+        <w:rPr>
+          <w:rFonts w:cstheme="minorHAnsi"/>
+          <w:b/>
+          <w:bCs/>
+          <w:lang w:bidi="he-IL"/>
+        </w:rPr>
+        <w:t>-</w:t>
+      </w:r>
+      <w:r>
+        <w:rPr>
+          <w:rFonts w:cstheme="minorHAnsi"/>
+          <w:b/>
+          <w:bCs/>
+          <w:lang w:bidi="he-IL"/>
+        </w:rPr>
+        <w:t>BLEU:</w:t>
       </w:r>
       <w:r>
         <w:rPr>
@@ -7644,23 +9012,21 @@
           <w:rFonts w:cstheme="minorHAnsi"/>
           <w:lang w:bidi="he-IL"/>
         </w:rPr>
-        <w:t xml:space="preserve"> generated outputs. For each generated text, BLEU is computed against all other generated texts. The </w:t>
-      </w:r>
-      <w:proofErr w:type="gramStart"/>
+        <w:t xml:space="preserve"> generated outputs. For each generated text, BLEU is computed against all other generated texts. The mean is taken across the set. Lower Self</w:t>
+      </w:r>
       <w:r>
         <w:rPr>
           <w:rFonts w:cstheme="minorHAnsi"/>
           <w:lang w:bidi="he-IL"/>
         </w:rPr>
-        <w:t>mean</w:t>
-      </w:r>
-      <w:proofErr w:type="gramEnd"/>
+        <w:t>-</w:t>
+      </w:r>
       <w:r>
         <w:rPr>
           <w:rFonts w:cstheme="minorHAnsi"/>
           <w:lang w:bidi="he-IL"/>
         </w:rPr>
-        <w:t xml:space="preserve"> is taken across the set. Lower Self-BLEU indicates more diverse outputs, while higher values reveal repetitive or collapsed generation:</w:t>
+        <w:t>BLEU indicates more diverse outputs, while higher values reveal repetitive or collapsed generation:</w:t>
       </w:r>
     </w:p>
     <w:p>
@@ -7675,73 +9041,21 @@
           <w:rFonts w:cstheme="minorHAnsi"/>
           <w:lang w:bidi="he-IL"/>
         </w:rPr>
-        <w:t xml:space="preserve">Self-BLEU = mean </w:t>
-      </w:r>
-      <w:proofErr w:type="gramStart"/>
+        <w:t>Self</w:t>
+      </w:r>
       <w:r>
         <w:rPr>
           <w:rFonts w:cstheme="minorHAnsi"/>
           <w:lang w:bidi="he-IL"/>
         </w:rPr>
-        <w:t>BLEU(</w:t>
-      </w:r>
-      <w:proofErr w:type="spellStart"/>
-      <w:proofErr w:type="gramEnd"/>
+        <w:t>-</w:t>
+      </w:r>
       <w:r>
         <w:rPr>
           <w:rFonts w:cstheme="minorHAnsi"/>
           <w:lang w:bidi="he-IL"/>
         </w:rPr>
-        <w:t>output_</w:t>
-      </w:r>
-      <w:proofErr w:type="gramStart"/>
-      <w:r>
-        <w:rPr>
-          <w:rFonts w:cstheme="minorHAnsi"/>
-          <w:lang w:bidi="he-IL"/>
-        </w:rPr>
-        <w:t>i</w:t>
-      </w:r>
-      <w:proofErr w:type="spellEnd"/>
-      <w:r>
-        <w:rPr>
-          <w:rFonts w:cstheme="minorHAnsi"/>
-          <w:lang w:bidi="he-IL"/>
-        </w:rPr>
-        <w:t>, {</w:t>
-      </w:r>
-      <w:proofErr w:type="spellStart"/>
-      <w:proofErr w:type="gramEnd"/>
-      <w:r>
-        <w:rPr>
-          <w:rFonts w:cstheme="minorHAnsi"/>
-          <w:lang w:bidi="he-IL"/>
-        </w:rPr>
-        <w:t>output_j</w:t>
-      </w:r>
-      <w:proofErr w:type="spellEnd"/>
-      <w:r>
-        <w:rPr>
-          <w:rFonts w:cstheme="minorHAnsi"/>
-          <w:lang w:bidi="he-IL"/>
-        </w:rPr>
-        <w:t xml:space="preserve"> | j ≠ </w:t>
-      </w:r>
-      <w:proofErr w:type="spellStart"/>
-      <w:r>
-        <w:rPr>
-          <w:rFonts w:cstheme="minorHAnsi"/>
-          <w:lang w:bidi="he-IL"/>
-        </w:rPr>
-        <w:t>i</w:t>
-      </w:r>
-      <w:proofErr w:type="spellEnd"/>
-      <w:r>
-        <w:rPr>
-          <w:rFonts w:cstheme="minorHAnsi"/>
-          <w:lang w:bidi="he-IL"/>
-        </w:rPr>
-        <w:t>})</w:t>
+        <w:t>BLEU = mean BLEU(output_i, {output_j | j ≠ i})</w:t>
       </w:r>
     </w:p>
     <w:p>
@@ -7781,15 +9095,106 @@
           <w:rFonts w:cstheme="minorHAnsi"/>
           <w:lang w:bidi="he-IL"/>
         </w:rPr>
-        <w:t>To assess whether model collapse affects the factual grounding of generated text, we introduce an NLI-based factual consistency score. Each generated sentence is evaluated against its source prompt using a pre-trained Natural Language Inference model (cross-encoder/nli-deberta-v3-</w:t>
+        <w:t>To assess whether model collapse affects the factual grounding of generated text, we introduce an NLI</w:t>
       </w:r>
       <w:r>
         <w:rPr>
           <w:rFonts w:cstheme="minorHAnsi"/>
           <w:lang w:bidi="he-IL"/>
         </w:rPr>
+        <w:t>-</w:t>
+      </w:r>
+      <w:r>
+        <w:rPr>
+          <w:rFonts w:cstheme="minorHAnsi"/>
+          <w:lang w:bidi="he-IL"/>
+        </w:rPr>
+        <w:t>based factual consistency score. Each generated sentence is evaluated against its source prompt using a pre</w:t>
+      </w:r>
+      <w:r>
+        <w:rPr>
+          <w:rFonts w:cstheme="minorHAnsi"/>
+          <w:lang w:bidi="he-IL"/>
+        </w:rPr>
+        <w:t>-</w:t>
+      </w:r>
+      <w:r>
+        <w:rPr>
+          <w:rFonts w:cstheme="minorHAnsi"/>
+          <w:lang w:bidi="he-IL"/>
+        </w:rPr>
+        <w:t>trained Natural Language Inference model (cross</w:t>
+      </w:r>
+      <w:r>
+        <w:rPr>
+          <w:rFonts w:cstheme="minorHAnsi"/>
+          <w:lang w:bidi="he-IL"/>
+        </w:rPr>
+        <w:t>-</w:t>
+      </w:r>
+      <w:r>
+        <w:rPr>
+          <w:rFonts w:cstheme="minorHAnsi"/>
+          <w:lang w:bidi="he-IL"/>
+        </w:rPr>
+        <w:t>encoder/nli</w:t>
+      </w:r>
+      <w:r>
+        <w:rPr>
+          <w:rFonts w:cstheme="minorHAnsi"/>
+          <w:lang w:bidi="he-IL"/>
+        </w:rPr>
+        <w:t>-</w:t>
+      </w:r>
+      <w:r>
+        <w:rPr>
+          <w:rFonts w:cstheme="minorHAnsi"/>
+          <w:lang w:bidi="he-IL"/>
+        </w:rPr>
+        <w:t>deberta</w:t>
+      </w:r>
+      <w:r>
+        <w:rPr>
+          <w:rFonts w:cstheme="minorHAnsi"/>
+          <w:lang w:bidi="he-IL"/>
+        </w:rPr>
+        <w:t>-</w:t>
+      </w:r>
+      <w:r>
+        <w:rPr>
+          <w:rFonts w:cstheme="minorHAnsi"/>
+          <w:lang w:bidi="he-IL"/>
+        </w:rPr>
+        <w:t>v3</w:t>
+      </w:r>
+      <w:r>
+        <w:rPr>
+          <w:rFonts w:cstheme="minorHAnsi"/>
+          <w:lang w:bidi="he-IL"/>
+        </w:rPr>
+        <w:t>-</w:t>
+      </w:r>
+      <w:r>
+        <w:rPr>
+          <w:rFonts w:cstheme="minorHAnsi"/>
+          <w:lang w:bidi="he-IL"/>
+        </w:rPr>
         <w:lastRenderedPageBreak/>
-        <w:t>small). The entailment probability between the prompt context and each generated sentence is computed, and the mean score across all sentence-prompt pairs is reported:</w:t>
+        <w:t>small). The entailment probability between the prompt context and each generated sentence is computed, and the mean score across all sentence</w:t>
+      </w:r>
+      <w:r>
+        <w:rPr>
+          <w:rFonts w:cstheme="minorHAnsi"/>
+          <w:lang w:bidi="he-IL"/>
+        </w:rPr>
+        <w:t>-</w:t>
+      </w:r>
+      <w:r>
+        <w:rPr>
+          <w:rFonts w:cstheme="minorHAnsi"/>
+          <w:lang w:bidi="he-IL"/>
+        </w:rPr>
+        <w:t>prompt pairs is reported:</w:t>
       </w:r>
     </w:p>
     <w:p>
@@ -7805,23 +9210,7 @@
           <w:rFonts w:cstheme="minorHAnsi"/>
           <w:lang w:bidi="he-IL"/>
         </w:rPr>
-        <w:t xml:space="preserve">Factual Consistency = mean </w:t>
-      </w:r>
-      <w:proofErr w:type="gramStart"/>
-      <w:r>
-        <w:rPr>
-          <w:rFonts w:cstheme="minorHAnsi"/>
-          <w:lang w:bidi="he-IL"/>
-        </w:rPr>
-        <w:t>P(</w:t>
-      </w:r>
-      <w:proofErr w:type="gramEnd"/>
-      <w:r>
-        <w:rPr>
-          <w:rFonts w:cstheme="minorHAnsi"/>
-          <w:lang w:bidi="he-IL"/>
-        </w:rPr>
-        <w:t>entailment | prompt, generated sentence)</w:t>
+        <w:t>Factual Consistency = mean P(entailment | prompt, generated sentence)</w:t>
       </w:r>
     </w:p>
     <w:p>
@@ -7979,7 +9368,31 @@
         <w:rPr>
           <w:rFonts w:cstheme="minorHAnsi"/>
         </w:rPr>
-        <w:t xml:space="preserve"> Calculates relative decline in metrics from human-trained baseline to AI-trained models:</w:t>
+        <w:t xml:space="preserve"> Calculates relative decline in metrics from human</w:t>
+      </w:r>
+      <w:r>
+        <w:rPr>
+          <w:rFonts w:cstheme="minorHAnsi"/>
+        </w:rPr>
+        <w:t>-</w:t>
+      </w:r>
+      <w:r>
+        <w:rPr>
+          <w:rFonts w:cstheme="minorHAnsi"/>
+        </w:rPr>
+        <w:t>trained baseline to AI</w:t>
+      </w:r>
+      <w:r>
+        <w:rPr>
+          <w:rFonts w:cstheme="minorHAnsi"/>
+        </w:rPr>
+        <w:t>-</w:t>
+      </w:r>
+      <w:r>
+        <w:rPr>
+          <w:rFonts w:cstheme="minorHAnsi"/>
+        </w:rPr>
+        <w:t>trained models:</w:t>
       </w:r>
     </w:p>
     <w:p>
@@ -7997,7 +9410,21 @@
           <w:rFonts w:cstheme="minorHAnsi"/>
           <w:lang w:bidi="he-IL"/>
         </w:rPr>
-        <w:t>Degradation (%) = [(Human value - AI value) / Human value] × 100</w:t>
+        <w:t xml:space="preserve">Degradation (%) = [(Human value </w:t>
+      </w:r>
+      <w:r>
+        <w:rPr>
+          <w:rFonts w:cstheme="minorHAnsi"/>
+          <w:lang w:bidi="he-IL"/>
+        </w:rPr>
+        <w:t>-</w:t>
+      </w:r>
+      <w:r>
+        <w:rPr>
+          <w:rFonts w:cstheme="minorHAnsi"/>
+          <w:lang w:bidi="he-IL"/>
+        </w:rPr>
+        <w:t xml:space="preserve"> AI value) / Human value] × 100</w:t>
       </w:r>
     </w:p>
     <w:p>
@@ -8049,7 +9476,19 @@
         <w:rPr>
           <w:rFonts w:cstheme="minorHAnsi"/>
         </w:rPr>
-        <w:t> 50 prompts consisting of 15-word prefixes extracted from the Wikipedia human baseline test split. This ensures topic neutrality and evaluation consistency.</w:t>
+        <w:t> 50 prompts consisting of 15</w:t>
+      </w:r>
+      <w:r>
+        <w:rPr>
+          <w:rFonts w:cstheme="minorHAnsi"/>
+        </w:rPr>
+        <w:t>-</w:t>
+      </w:r>
+      <w:r>
+        <w:rPr>
+          <w:rFonts w:cstheme="minorHAnsi"/>
+        </w:rPr>
+        <w:t>word prefixes extracted from the Wikipedia human baseline test split. This ensures topic neutrality and evaluation consistency.</w:t>
       </w:r>
     </w:p>
     <w:p>
@@ -8107,7 +9546,19 @@
         <w:rPr>
           <w:rFonts w:cstheme="minorHAnsi"/>
         </w:rPr>
-        <w:t>Top-p sampling: 0.9</w:t>
+        <w:t>Top</w:t>
+      </w:r>
+      <w:r>
+        <w:rPr>
+          <w:rFonts w:cstheme="minorHAnsi"/>
+        </w:rPr>
+        <w:t>-</w:t>
+      </w:r>
+      <w:r>
+        <w:rPr>
+          <w:rFonts w:cstheme="minorHAnsi"/>
+        </w:rPr>
+        <w:t>p sampling: 0.9</w:t>
       </w:r>
     </w:p>
     <w:p>
@@ -8177,7 +9628,31 @@
         <w:rPr>
           <w:rFonts w:cstheme="minorHAnsi"/>
         </w:rPr>
-        <w:t> Completions were generated for all models, all metrics were aggregated across the 50-sample output per seed, results were averaged across seeds, and statistical comparisons were performed against the Human-trained baseline.</w:t>
+        <w:t> Completions were generated for all models, all metrics were aggregated across the 50</w:t>
+      </w:r>
+      <w:r>
+        <w:rPr>
+          <w:rFonts w:cstheme="minorHAnsi"/>
+        </w:rPr>
+        <w:t>-</w:t>
+      </w:r>
+      <w:r>
+        <w:rPr>
+          <w:rFonts w:cstheme="minorHAnsi"/>
+        </w:rPr>
+        <w:t>sample output per seed, results were averaged across seeds, and statistical comparisons were performed against the Human</w:t>
+      </w:r>
+      <w:r>
+        <w:rPr>
+          <w:rFonts w:cstheme="minorHAnsi"/>
+        </w:rPr>
+        <w:t>-</w:t>
+      </w:r>
+      <w:r>
+        <w:rPr>
+          <w:rFonts w:cstheme="minorHAnsi"/>
+        </w:rPr>
+        <w:t>trained baseline.</w:t>
       </w:r>
     </w:p>
     <w:p>
@@ -8279,7 +9754,19 @@
         <w:rPr>
           <w:rFonts w:cstheme="minorHAnsi"/>
         </w:rPr>
-        <w:t>Quantitative Evaluation Results - mean ± std over 3 seeds, 50 prompts each. ↑ higher is better; ↓ lower is better.</w:t>
+        <w:t xml:space="preserve">Quantitative Evaluation Results </w:t>
+      </w:r>
+      <w:r>
+        <w:rPr>
+          <w:rFonts w:cstheme="minorHAnsi"/>
+        </w:rPr>
+        <w:t>-</w:t>
+      </w:r>
+      <w:r>
+        <w:rPr>
+          <w:rFonts w:cstheme="minorHAnsi"/>
+        </w:rPr>
+        <w:t xml:space="preserve"> mean ± std over 3 seeds, 50 prompts each. ↑ higher is better; ↓ lower is better.</w:t>
       </w:r>
     </w:p>
     <w:tbl>
@@ -8439,7 +9926,19 @@
               <w:rPr>
                 <w:rFonts w:cstheme="minorHAnsi"/>
               </w:rPr>
-              <w:t>Distinct-3 ↑</w:t>
+              <w:t>Distinct</w:t>
+            </w:r>
+            <w:r>
+              <w:rPr>
+                <w:rFonts w:cstheme="minorHAnsi"/>
+              </w:rPr>
+              <w:t>-</w:t>
+            </w:r>
+            <w:r>
+              <w:rPr>
+                <w:rFonts w:cstheme="minorHAnsi"/>
+              </w:rPr>
+              <w:t>3 ↑</w:t>
             </w:r>
           </w:p>
         </w:tc>
@@ -8465,7 +9964,19 @@
               <w:rPr>
                 <w:rFonts w:cstheme="minorHAnsi"/>
               </w:rPr>
-              <w:t>Self-BLEU ↓</w:t>
+              <w:t>Self</w:t>
+            </w:r>
+            <w:r>
+              <w:rPr>
+                <w:rFonts w:cstheme="minorHAnsi"/>
+              </w:rPr>
+              <w:t>-</w:t>
+            </w:r>
+            <w:r>
+              <w:rPr>
+                <w:rFonts w:cstheme="minorHAnsi"/>
+              </w:rPr>
+              <w:t>BLEU ↓</w:t>
             </w:r>
           </w:p>
         </w:tc>
@@ -8755,7 +10266,19 @@
               <w:rPr>
                 <w:rFonts w:cstheme="minorHAnsi"/>
               </w:rPr>
-              <w:t>Human-trained</w:t>
+              <w:t>Human</w:t>
+            </w:r>
+            <w:r>
+              <w:rPr>
+                <w:rFonts w:cstheme="minorHAnsi"/>
+              </w:rPr>
+              <w:t>-</w:t>
+            </w:r>
+            <w:r>
+              <w:rPr>
+                <w:rFonts w:cstheme="minorHAnsi"/>
+              </w:rPr>
+              <w:t>trained</w:t>
             </w:r>
           </w:p>
         </w:tc>
@@ -8965,7 +10488,19 @@
               <w:rPr>
                 <w:rFonts w:cstheme="minorHAnsi"/>
               </w:rPr>
-              <w:t>AI-trained</w:t>
+              <w:t>AI</w:t>
+            </w:r>
+            <w:r>
+              <w:rPr>
+                <w:rFonts w:cstheme="minorHAnsi"/>
+              </w:rPr>
+              <w:t>-</w:t>
+            </w:r>
+            <w:r>
+              <w:rPr>
+                <w:rFonts w:cstheme="minorHAnsi"/>
+              </w:rPr>
+              <w:t>trained</w:t>
             </w:r>
           </w:p>
         </w:tc>
@@ -9175,7 +10710,19 @@
               <w:rPr>
                 <w:rFonts w:cstheme="minorHAnsi"/>
               </w:rPr>
-              <w:t>Mixed-trained</w:t>
+              <w:t>Mixed</w:t>
+            </w:r>
+            <w:r>
+              <w:rPr>
+                <w:rFonts w:cstheme="minorHAnsi"/>
+              </w:rPr>
+              <w:t>-</w:t>
+            </w:r>
+            <w:r>
+              <w:rPr>
+                <w:rFonts w:cstheme="minorHAnsi"/>
+              </w:rPr>
+              <w:t>trained</w:t>
             </w:r>
           </w:p>
         </w:tc>
@@ -9400,7 +10947,19 @@
         <w:rPr>
           <w:rFonts w:cstheme="minorHAnsi"/>
         </w:rPr>
-        <w:t>AI-trained models showed severe degradation across all diversity metrics:</w:t>
+        <w:t>AI</w:t>
+      </w:r>
+      <w:r>
+        <w:rPr>
+          <w:rFonts w:cstheme="minorHAnsi"/>
+        </w:rPr>
+        <w:t>-</w:t>
+      </w:r>
+      <w:r>
+        <w:rPr>
+          <w:rFonts w:cstheme="minorHAnsi"/>
+        </w:rPr>
+        <w:t>trained models showed severe degradation across all diversity metrics:</w:t>
       </w:r>
     </w:p>
     <w:p>
@@ -9472,7 +11031,19 @@
         <w:rPr>
           <w:rFonts w:cstheme="minorHAnsi"/>
         </w:rPr>
-        <w:t>Distinct-3: 21.1% decrease (0.9448 → 0.7454)</w:t>
+        <w:t>Distinct</w:t>
+      </w:r>
+      <w:r>
+        <w:rPr>
+          <w:rFonts w:cstheme="minorHAnsi"/>
+        </w:rPr>
+        <w:t>-</w:t>
+      </w:r>
+      <w:r>
+        <w:rPr>
+          <w:rFonts w:cstheme="minorHAnsi"/>
+        </w:rPr>
+        <w:t>3: 21.1% decrease (0.9448 → 0.7454)</w:t>
       </w:r>
     </w:p>
     <w:p>
@@ -9490,7 +11061,19 @@
         <w:rPr>
           <w:rFonts w:cstheme="minorHAnsi"/>
         </w:rPr>
-        <w:t>Self-BLEU: +20.4% increase (0.0579 → 0.0697), indicating more repetitive outputs</w:t>
+        <w:t>Self</w:t>
+      </w:r>
+      <w:r>
+        <w:rPr>
+          <w:rFonts w:cstheme="minorHAnsi"/>
+        </w:rPr>
+        <w:t>-</w:t>
+      </w:r>
+      <w:r>
+        <w:rPr>
+          <w:rFonts w:cstheme="minorHAnsi"/>
+        </w:rPr>
+        <w:t>BLEU: +20.4% increase (0.0579 → 0.0697), indicating more repetitive outputs</w:t>
       </w:r>
     </w:p>
     <w:p>
@@ -9508,7 +11091,31 @@
         <w:rPr>
           <w:rFonts w:cstheme="minorHAnsi"/>
         </w:rPr>
-        <w:t>Distributional Narrowing: The AI-trained model's perplexity dropped significantly (7.82 → 3.73). This confirms that training on synthetic data causes the model to over-index on a simplified, repetitive subset of language.</w:t>
+        <w:t>Distributional Narrowing: The AI</w:t>
+      </w:r>
+      <w:r>
+        <w:rPr>
+          <w:rFonts w:cstheme="minorHAnsi"/>
+        </w:rPr>
+        <w:t>-</w:t>
+      </w:r>
+      <w:r>
+        <w:rPr>
+          <w:rFonts w:cstheme="minorHAnsi"/>
+        </w:rPr>
+        <w:t>trained model's perplexity dropped significantly (7.82 → 3.73). This confirms that training on synthetic data causes the model to over</w:t>
+      </w:r>
+      <w:r>
+        <w:rPr>
+          <w:rFonts w:cstheme="minorHAnsi"/>
+        </w:rPr>
+        <w:t>-</w:t>
+      </w:r>
+      <w:r>
+        <w:rPr>
+          <w:rFonts w:cstheme="minorHAnsi"/>
+        </w:rPr>
+        <w:t>index on a simplified, repetitive subset of language.</w:t>
       </w:r>
     </w:p>
     <w:p>
@@ -9526,7 +11133,19 @@
         <w:rPr>
           <w:rFonts w:cstheme="minorHAnsi"/>
         </w:rPr>
-        <w:t>The Mixed-trained model showed only marginal degradation across all metrics, suggesting that even a 50% inclusion of human data can substantially delay the onset of total collapse.</w:t>
+        <w:t>The Mixed</w:t>
+      </w:r>
+      <w:r>
+        <w:rPr>
+          <w:rFonts w:cstheme="minorHAnsi"/>
+        </w:rPr>
+        <w:t>-</w:t>
+      </w:r>
+      <w:r>
+        <w:rPr>
+          <w:rFonts w:cstheme="minorHAnsi"/>
+        </w:rPr>
+        <w:t>trained model showed only marginal degradation across all metrics, suggesting that even a 50% inclusion of human data can substantially delay the onset of total collapse.</w:t>
       </w:r>
     </w:p>
     <w:p>
@@ -9634,7 +11253,19 @@
         <w:rPr>
           <w:rFonts w:cstheme="minorHAnsi"/>
         </w:rPr>
-        <w:t>Quantitative Evaluation Results - mean ± std over 3 seeds, 50 prompts each. ↑ higher is better; ↓ lower is better.</w:t>
+        <w:t xml:space="preserve">Quantitative Evaluation Results </w:t>
+      </w:r>
+      <w:r>
+        <w:rPr>
+          <w:rFonts w:cstheme="minorHAnsi"/>
+        </w:rPr>
+        <w:t>-</w:t>
+      </w:r>
+      <w:r>
+        <w:rPr>
+          <w:rFonts w:cstheme="minorHAnsi"/>
+        </w:rPr>
+        <w:t xml:space="preserve"> mean ± std over 3 seeds, 50 prompts each. ↑ higher is better; ↓ lower is better.</w:t>
       </w:r>
     </w:p>
     <w:tbl>
@@ -9794,7 +11425,19 @@
               <w:rPr>
                 <w:rFonts w:cstheme="minorHAnsi"/>
               </w:rPr>
-              <w:t>Distinct-3 ↑</w:t>
+              <w:t>Distinct</w:t>
+            </w:r>
+            <w:r>
+              <w:rPr>
+                <w:rFonts w:cstheme="minorHAnsi"/>
+              </w:rPr>
+              <w:t>-</w:t>
+            </w:r>
+            <w:r>
+              <w:rPr>
+                <w:rFonts w:cstheme="minorHAnsi"/>
+              </w:rPr>
+              <w:t>3 ↑</w:t>
             </w:r>
           </w:p>
         </w:tc>
@@ -9820,7 +11463,19 @@
               <w:rPr>
                 <w:rFonts w:cstheme="minorHAnsi"/>
               </w:rPr>
-              <w:t>Self-BLEU ↓</w:t>
+              <w:t>Self</w:t>
+            </w:r>
+            <w:r>
+              <w:rPr>
+                <w:rFonts w:cstheme="minorHAnsi"/>
+              </w:rPr>
+              <w:t>-</w:t>
+            </w:r>
+            <w:r>
+              <w:rPr>
+                <w:rFonts w:cstheme="minorHAnsi"/>
+              </w:rPr>
+              <w:t>BLEU ↓</w:t>
             </w:r>
           </w:p>
         </w:tc>
@@ -10110,7 +11765,19 @@
               <w:rPr>
                 <w:rFonts w:cstheme="minorHAnsi"/>
               </w:rPr>
-              <w:t>Human-trained</w:t>
+              <w:t>Human</w:t>
+            </w:r>
+            <w:r>
+              <w:rPr>
+                <w:rFonts w:cstheme="minorHAnsi"/>
+              </w:rPr>
+              <w:t>-</w:t>
+            </w:r>
+            <w:r>
+              <w:rPr>
+                <w:rFonts w:cstheme="minorHAnsi"/>
+              </w:rPr>
+              <w:t>trained</w:t>
             </w:r>
           </w:p>
         </w:tc>
@@ -10320,7 +11987,19 @@
               <w:rPr>
                 <w:rFonts w:cstheme="minorHAnsi"/>
               </w:rPr>
-              <w:t>AI-trained</w:t>
+              <w:t>AI</w:t>
+            </w:r>
+            <w:r>
+              <w:rPr>
+                <w:rFonts w:cstheme="minorHAnsi"/>
+              </w:rPr>
+              <w:t>-</w:t>
+            </w:r>
+            <w:r>
+              <w:rPr>
+                <w:rFonts w:cstheme="minorHAnsi"/>
+              </w:rPr>
+              <w:t>trained</w:t>
             </w:r>
           </w:p>
         </w:tc>
@@ -10530,7 +12209,19 @@
               <w:rPr>
                 <w:rFonts w:cstheme="minorHAnsi"/>
               </w:rPr>
-              <w:t>Mixed-trained</w:t>
+              <w:t>Mixed</w:t>
+            </w:r>
+            <w:r>
+              <w:rPr>
+                <w:rFonts w:cstheme="minorHAnsi"/>
+              </w:rPr>
+              <w:t>-</w:t>
+            </w:r>
+            <w:r>
+              <w:rPr>
+                <w:rFonts w:cstheme="minorHAnsi"/>
+              </w:rPr>
+              <w:t>trained</w:t>
             </w:r>
           </w:p>
         </w:tc>
@@ -10757,7 +12448,19 @@
         <w:rPr>
           <w:rFonts w:cstheme="minorHAnsi"/>
         </w:rPr>
-        <w:t>AI-trained models showed severe degradation across all diversity metrics:</w:t>
+        <w:t>AI</w:t>
+      </w:r>
+      <w:r>
+        <w:rPr>
+          <w:rFonts w:cstheme="minorHAnsi"/>
+        </w:rPr>
+        <w:t>-</w:t>
+      </w:r>
+      <w:r>
+        <w:rPr>
+          <w:rFonts w:cstheme="minorHAnsi"/>
+        </w:rPr>
+        <w:t>trained models showed severe degradation across all diversity metrics:</w:t>
       </w:r>
     </w:p>
     <w:p>
@@ -10829,7 +12532,19 @@
         <w:rPr>
           <w:rFonts w:cstheme="minorHAnsi"/>
         </w:rPr>
-        <w:t>Distinct-3: 20.3% decrease (0.9433 → 0.7517)</w:t>
+        <w:t>Distinct</w:t>
+      </w:r>
+      <w:r>
+        <w:rPr>
+          <w:rFonts w:cstheme="minorHAnsi"/>
+        </w:rPr>
+        <w:t>-</w:t>
+      </w:r>
+      <w:r>
+        <w:rPr>
+          <w:rFonts w:cstheme="minorHAnsi"/>
+        </w:rPr>
+        <w:t>3: 20.3% decrease (0.9433 → 0.7517)</w:t>
       </w:r>
     </w:p>
     <w:p>
@@ -10847,19 +12562,61 @@
         <w:rPr>
           <w:rFonts w:cstheme="minorHAnsi"/>
         </w:rPr>
-        <w:t xml:space="preserve">Self-BLEU: −13.3% decrease (0.0715 → 0.0620) </w:t>
-      </w:r>
-      <w:r>
-        <w:rPr>
-          <w:rFonts w:cstheme="minorHAnsi"/>
-        </w:rPr>
-        <w:t xml:space="preserve">- </w:t>
-      </w:r>
-      <w:r>
-        <w:rPr>
-          <w:rFonts w:cstheme="minorHAnsi"/>
-        </w:rPr>
-        <w:t>unlike Llama, Self-BLEU does not confirm collapse here, as it measures surface-level output similarity rather than vocabulary breadth</w:t>
+        <w:t>Self</w:t>
+      </w:r>
+      <w:r>
+        <w:rPr>
+          <w:rFonts w:cstheme="minorHAnsi"/>
+        </w:rPr>
+        <w:t>-</w:t>
+      </w:r>
+      <w:r>
+        <w:rPr>
+          <w:rFonts w:cstheme="minorHAnsi"/>
+        </w:rPr>
+        <w:t xml:space="preserve">BLEU: −13.3% decrease (0.0715 → 0.0620) </w:t>
+      </w:r>
+      <w:r>
+        <w:rPr>
+          <w:rFonts w:cstheme="minorHAnsi"/>
+        </w:rPr>
+        <w:t>-</w:t>
+      </w:r>
+      <w:r>
+        <w:rPr>
+          <w:rFonts w:cstheme="minorHAnsi"/>
+        </w:rPr>
+        <w:t xml:space="preserve"> </w:t>
+      </w:r>
+      <w:r>
+        <w:rPr>
+          <w:rFonts w:cstheme="minorHAnsi"/>
+        </w:rPr>
+        <w:t>unlike Llama, Self</w:t>
+      </w:r>
+      <w:r>
+        <w:rPr>
+          <w:rFonts w:cstheme="minorHAnsi"/>
+        </w:rPr>
+        <w:t>-</w:t>
+      </w:r>
+      <w:r>
+        <w:rPr>
+          <w:rFonts w:cstheme="minorHAnsi"/>
+        </w:rPr>
+        <w:t>BLEU does not confirm collapse here, as it measures surface</w:t>
+      </w:r>
+      <w:r>
+        <w:rPr>
+          <w:rFonts w:cstheme="minorHAnsi"/>
+        </w:rPr>
+        <w:t>-</w:t>
+      </w:r>
+      <w:r>
+        <w:rPr>
+          <w:rFonts w:cstheme="minorHAnsi"/>
+        </w:rPr>
+        <w:t>level output similarity rather than vocabulary breadth</w:t>
       </w:r>
     </w:p>
     <w:p>
@@ -10877,14 +12634,38 @@
         <w:rPr>
           <w:rFonts w:cstheme="minorHAnsi"/>
         </w:rPr>
-        <w:t xml:space="preserve">Distributional Narrowing: The AI-trained model's perplexity dropped significantly (3.69 → 3.40), with a notably low standard deviation (±0.04). This confirms that training on </w:t>
+        <w:t>Distributional Narrowing: The AI</w:t>
+      </w:r>
+      <w:r>
+        <w:rPr>
+          <w:rFonts w:cstheme="minorHAnsi"/>
+        </w:rPr>
+        <w:t>-</w:t>
+      </w:r>
+      <w:r>
+        <w:rPr>
+          <w:rFonts w:cstheme="minorHAnsi"/>
+        </w:rPr>
+        <w:t xml:space="preserve">trained model's perplexity dropped significantly (3.69 → 3.40), with a notably low standard deviation (±0.04). This confirms that training on </w:t>
       </w:r>
       <w:r>
         <w:rPr>
           <w:rFonts w:cstheme="minorHAnsi"/>
         </w:rPr>
         <w:lastRenderedPageBreak/>
-        <w:t>synthetic data causes the model to over-index on a simplified, repetitive subset of language.</w:t>
+        <w:t>synthetic data causes the model to over</w:t>
+      </w:r>
+      <w:r>
+        <w:rPr>
+          <w:rFonts w:cstheme="minorHAnsi"/>
+        </w:rPr>
+        <w:t>-</w:t>
+      </w:r>
+      <w:r>
+        <w:rPr>
+          <w:rFonts w:cstheme="minorHAnsi"/>
+        </w:rPr>
+        <w:t>index on a simplified, repetitive subset of language.</w:t>
       </w:r>
     </w:p>
     <w:p>
@@ -10902,7 +12683,19 @@
         <w:rPr>
           <w:rFonts w:cstheme="minorHAnsi"/>
         </w:rPr>
-        <w:t>The Mixed-trained model showed only marginal degradation across all metrics, suggesting that even a 50% inclusion of human data can substantially delay the onset of total collapse.</w:t>
+        <w:t>The Mixed</w:t>
+      </w:r>
+      <w:r>
+        <w:rPr>
+          <w:rFonts w:cstheme="minorHAnsi"/>
+        </w:rPr>
+        <w:t>-</w:t>
+      </w:r>
+      <w:r>
+        <w:rPr>
+          <w:rFonts w:cstheme="minorHAnsi"/>
+        </w:rPr>
+        <w:t>trained model showed only marginal degradation across all metrics, suggesting that even a 50% inclusion of human data can substantially delay the onset of total collapse.</w:t>
       </w:r>
     </w:p>
     <w:p>
@@ -11022,7 +12815,79 @@
         <w:rPr>
           <w:rFonts w:cstheme="minorHAnsi"/>
         </w:rPr>
-        <w:t>Figure 1: Type-Token Ratio across training conditions. AI-trained models show vocabulary reduction in both architectures, with Llama-3.2-1B showing steeper decline (24.3%) compared to Mistral-7B (15.6%). Mixed-trained models remain close to human baseline.</w:t>
+        <w:t>Figure 1: Type</w:t>
+      </w:r>
+      <w:r>
+        <w:rPr>
+          <w:rFonts w:cstheme="minorHAnsi"/>
+        </w:rPr>
+        <w:t>-</w:t>
+      </w:r>
+      <w:r>
+        <w:rPr>
+          <w:rFonts w:cstheme="minorHAnsi"/>
+        </w:rPr>
+        <w:t>Token Ratio across training conditions. AI</w:t>
+      </w:r>
+      <w:r>
+        <w:rPr>
+          <w:rFonts w:cstheme="minorHAnsi"/>
+        </w:rPr>
+        <w:t>-</w:t>
+      </w:r>
+      <w:r>
+        <w:rPr>
+          <w:rFonts w:cstheme="minorHAnsi"/>
+        </w:rPr>
+        <w:t>trained models show vocabulary reduction in both architectures, with Llama</w:t>
+      </w:r>
+      <w:r>
+        <w:rPr>
+          <w:rFonts w:cstheme="minorHAnsi"/>
+        </w:rPr>
+        <w:t>-</w:t>
+      </w:r>
+      <w:r>
+        <w:rPr>
+          <w:rFonts w:cstheme="minorHAnsi"/>
+        </w:rPr>
+        <w:t>3.2</w:t>
+      </w:r>
+      <w:r>
+        <w:rPr>
+          <w:rFonts w:cstheme="minorHAnsi"/>
+        </w:rPr>
+        <w:t>-</w:t>
+      </w:r>
+      <w:r>
+        <w:rPr>
+          <w:rFonts w:cstheme="minorHAnsi"/>
+        </w:rPr>
+        <w:t>1B showing steeper decline (24.3%) compared to Mistral</w:t>
+      </w:r>
+      <w:r>
+        <w:rPr>
+          <w:rFonts w:cstheme="minorHAnsi"/>
+        </w:rPr>
+        <w:t>-</w:t>
+      </w:r>
+      <w:r>
+        <w:rPr>
+          <w:rFonts w:cstheme="minorHAnsi"/>
+        </w:rPr>
+        <w:t>7B (15.6%). Mixed</w:t>
+      </w:r>
+      <w:r>
+        <w:rPr>
+          <w:rFonts w:cstheme="minorHAnsi"/>
+        </w:rPr>
+        <w:t>-</w:t>
+      </w:r>
+      <w:r>
+        <w:rPr>
+          <w:rFonts w:cstheme="minorHAnsi"/>
+        </w:rPr>
+        <w:t>trained models remain close to human baseline.</w:t>
       </w:r>
     </w:p>
     <w:p>
@@ -11111,7 +12976,19 @@
         <w:rPr>
           <w:rFonts w:cstheme="minorHAnsi"/>
         </w:rPr>
-        <w:t>Figure 2: Bigram Diversity across training conditions. AI training causes the sharpest collapse in Llama (25.5%), while Mistral shows moderate decline (22.3%). Mixed-trained models preserve phrasal diversity across both architectures.</w:t>
+        <w:t>Figure 2: Bigram Diversity across training conditions. AI training causes the sharpest collapse in Llama (25.5%), while Mistral shows moderate decline (22.3%). Mixed</w:t>
+      </w:r>
+      <w:r>
+        <w:rPr>
+          <w:rFonts w:cstheme="minorHAnsi"/>
+        </w:rPr>
+        <w:t>-</w:t>
+      </w:r>
+      <w:r>
+        <w:rPr>
+          <w:rFonts w:cstheme="minorHAnsi"/>
+        </w:rPr>
+        <w:t>trained models preserve phrasal diversity across both architectures.</w:t>
       </w:r>
     </w:p>
     <w:p>
@@ -11185,7 +13062,31 @@
         <w:rPr>
           <w:rFonts w:cstheme="minorHAnsi"/>
         </w:rPr>
-        <w:t>Figure 3: Distinct-3 (trigram diversity) across training conditions. The AI-trained condition shows the steepest drop in both models, with Llama declining 21.1% and Mistral 20.3%, reinforcing the collapse signal seen in TTR and Bigram Diversity.</w:t>
+        <w:t>Figure 3: Distinct</w:t>
+      </w:r>
+      <w:r>
+        <w:rPr>
+          <w:rFonts w:cstheme="minorHAnsi"/>
+        </w:rPr>
+        <w:t>-</w:t>
+      </w:r>
+      <w:r>
+        <w:rPr>
+          <w:rFonts w:cstheme="minorHAnsi"/>
+        </w:rPr>
+        <w:t>3 (trigram diversity) across training conditions. The AI</w:t>
+      </w:r>
+      <w:r>
+        <w:rPr>
+          <w:rFonts w:cstheme="minorHAnsi"/>
+        </w:rPr>
+        <w:t>-</w:t>
+      </w:r>
+      <w:r>
+        <w:rPr>
+          <w:rFonts w:cstheme="minorHAnsi"/>
+        </w:rPr>
+        <w:t>trained condition shows the steepest drop in both models, with Llama declining 21.1% and Mistral 20.3%, reinforcing the collapse signal seen in TTR and Bigram Diversity.</w:t>
       </w:r>
     </w:p>
     <w:p>
@@ -11260,7 +13161,31 @@
         <w:rPr>
           <w:rFonts w:cstheme="minorHAnsi"/>
         </w:rPr>
-        <w:t>Figure 4: Perplexity across training conditions. A sharp drop in the AI-trained condition indicates distributional narrowing - a key marker of collapse.</w:t>
+        <w:t>Figure 4: Perplexity across training conditions. A sharp drop in the AI</w:t>
+      </w:r>
+      <w:r>
+        <w:rPr>
+          <w:rFonts w:cstheme="minorHAnsi"/>
+        </w:rPr>
+        <w:t>-</w:t>
+      </w:r>
+      <w:r>
+        <w:rPr>
+          <w:rFonts w:cstheme="minorHAnsi"/>
+        </w:rPr>
+        <w:t xml:space="preserve">trained condition indicates distributional narrowing </w:t>
+      </w:r>
+      <w:r>
+        <w:rPr>
+          <w:rFonts w:cstheme="minorHAnsi"/>
+        </w:rPr>
+        <w:t>-</w:t>
+      </w:r>
+      <w:r>
+        <w:rPr>
+          <w:rFonts w:cstheme="minorHAnsi"/>
+        </w:rPr>
+        <w:t xml:space="preserve"> a key marker of collapse.</w:t>
       </w:r>
     </w:p>
     <w:p>
@@ -11336,7 +13261,43 @@
         <w:rPr>
           <w:rFonts w:cstheme="minorHAnsi"/>
         </w:rPr>
-        <w:t>Figure 5: Degradation in AI-trained models vs. human baseline across four diversity metrics. Llama-3.2-1B degrades more severely across all metrics, suggesting smaller models are more vulnerable to synthetic training data.</w:t>
+        <w:t>Figure 5: Degradation in AI</w:t>
+      </w:r>
+      <w:r>
+        <w:rPr>
+          <w:rFonts w:cstheme="minorHAnsi"/>
+        </w:rPr>
+        <w:t>-</w:t>
+      </w:r>
+      <w:r>
+        <w:rPr>
+          <w:rFonts w:cstheme="minorHAnsi"/>
+        </w:rPr>
+        <w:t>trained models vs. human baseline across four diversity metrics. Llama</w:t>
+      </w:r>
+      <w:r>
+        <w:rPr>
+          <w:rFonts w:cstheme="minorHAnsi"/>
+        </w:rPr>
+        <w:t>-</w:t>
+      </w:r>
+      <w:r>
+        <w:rPr>
+          <w:rFonts w:cstheme="minorHAnsi"/>
+        </w:rPr>
+        <w:t>3.2</w:t>
+      </w:r>
+      <w:r>
+        <w:rPr>
+          <w:rFonts w:cstheme="minorHAnsi"/>
+        </w:rPr>
+        <w:t>-</w:t>
+      </w:r>
+      <w:r>
+        <w:rPr>
+          <w:rFonts w:cstheme="minorHAnsi"/>
+        </w:rPr>
+        <w:t>1B degrades more severely across all metrics, suggesting smaller models are more vulnerable to synthetic training data.</w:t>
       </w:r>
     </w:p>
     <w:p>
@@ -11346,13 +13307,13 @@
           <w:rFonts w:asciiTheme="minorHAnsi" w:hAnsiTheme="minorHAnsi" w:cstheme="minorHAnsi"/>
         </w:rPr>
       </w:pPr>
-      <w:bookmarkStart w:id="17" w:name="_Toc226198867"/>
+      <w:bookmarkStart w:id="17" w:name="_Toc226462747"/>
       <w:r>
         <w:rPr>
           <w:rFonts w:asciiTheme="minorHAnsi" w:hAnsiTheme="minorHAnsi" w:cstheme="minorHAnsi"/>
         </w:rPr>
         <w:lastRenderedPageBreak/>
-        <w:t>Discussion And Planned Work</w:t>
+        <w:t>Discussion</w:t>
       </w:r>
       <w:bookmarkEnd w:id="17"/>
     </w:p>
@@ -11366,41 +13327,274 @@
         <w:rPr>
           <w:rFonts w:cstheme="minorHAnsi"/>
         </w:rPr>
-        <w:t>This study provides controlled, cross-architecture evidence that fine-tuning LLMs on AI-generated data causes measurable and statistically significant model collapse. AI-trained models showed consistent degradation across all lexical diversity metrics — a 24.3% decline in Llama-3.2-1B (Cohen's d ≈ 11.9) and 16–24% in Mistral-7B-v0.3 (Cohen's d ≈ 6.3) — accompanied by a sharp perplexity drop reflecting distributional narrowing rather than improved quality. The larger Mistral model exhibited lower collapse magnitude, suggesting scale confers partial but incomplete resistance.</w:t>
-      </w:r>
-    </w:p>
-    <w:p>
-      <w:pPr>
-        <w:rPr>
-          <w:rFonts w:cstheme="minorHAnsi"/>
-        </w:rPr>
-      </w:pPr>
-      <w:r>
-        <w:rPr>
-          <w:rFonts w:cstheme="minorHAnsi"/>
-        </w:rPr>
-        <w:t>The most practically significant finding is that mixed-data training (50% human / 50% AI) preserved near-human-baseline diversity across all metrics in both architectures. This indicates that maintaining a 50% human data ratio is sufficient to prevent collapse, a threshold that is more achievable than filtering all synthetic content from training data.</w:t>
-      </w:r>
-    </w:p>
-    <w:p>
-      <w:pPr>
-        <w:rPr>
-          <w:rFonts w:cstheme="minorHAnsi"/>
-        </w:rPr>
-      </w:pPr>
-      <w:r>
-        <w:rPr>
-          <w:rFonts w:cstheme="minorHAnsi"/>
-        </w:rPr>
-        <w:t>These results offer a reproducible detection framework — combining TTR, Bigram Diversity, Distinct-3, Self-BLEU, NLI-based factual consistency, and perplexity, evaluated across multiple seeds — that can serve as an early-warning system for collapse in future training pipelines. Future work should investigate collapse across additional model architectures, examine the effect of varying the human/AI data ratio below 50%, and study collapse dynamics across recursive fine-tuning generations.</w:t>
-      </w:r>
-    </w:p>
-    <w:p>
-      <w:pPr>
-        <w:rPr>
-          <w:rFonts w:cstheme="minorHAnsi"/>
-        </w:rPr>
-      </w:pPr>
+        <w:t>This study provides controlled, cross</w:t>
+      </w:r>
+      <w:r>
+        <w:rPr>
+          <w:rFonts w:cstheme="minorHAnsi"/>
+        </w:rPr>
+        <w:t>-</w:t>
+      </w:r>
+      <w:r>
+        <w:rPr>
+          <w:rFonts w:cstheme="minorHAnsi"/>
+        </w:rPr>
+        <w:t>architecture evidence that fine</w:t>
+      </w:r>
+      <w:r>
+        <w:rPr>
+          <w:rFonts w:cstheme="minorHAnsi"/>
+        </w:rPr>
+        <w:t>-</w:t>
+      </w:r>
+      <w:r>
+        <w:rPr>
+          <w:rFonts w:cstheme="minorHAnsi"/>
+        </w:rPr>
+        <w:t>tuning LLMs on AI</w:t>
+      </w:r>
+      <w:r>
+        <w:rPr>
+          <w:rFonts w:cstheme="minorHAnsi"/>
+        </w:rPr>
+        <w:t>-</w:t>
+      </w:r>
+      <w:r>
+        <w:rPr>
+          <w:rFonts w:cstheme="minorHAnsi"/>
+        </w:rPr>
+        <w:t>generated data causes measurable and statistically significant model collapse. AI</w:t>
+      </w:r>
+      <w:r>
+        <w:rPr>
+          <w:rFonts w:cstheme="minorHAnsi"/>
+        </w:rPr>
+        <w:t>-</w:t>
+      </w:r>
+      <w:r>
+        <w:rPr>
+          <w:rFonts w:cstheme="minorHAnsi"/>
+        </w:rPr>
+        <w:t xml:space="preserve">trained models showed consistent degradation across all lexical diversity metrics </w:t>
+      </w:r>
+      <w:r>
+        <w:rPr>
+          <w:rFonts w:cstheme="minorHAnsi"/>
+        </w:rPr>
+        <w:t>-</w:t>
+      </w:r>
+      <w:r>
+        <w:rPr>
+          <w:rFonts w:cstheme="minorHAnsi"/>
+        </w:rPr>
+        <w:t xml:space="preserve"> a 24.3% decline in Llama</w:t>
+      </w:r>
+      <w:r>
+        <w:rPr>
+          <w:rFonts w:cstheme="minorHAnsi"/>
+        </w:rPr>
+        <w:t>-</w:t>
+      </w:r>
+      <w:r>
+        <w:rPr>
+          <w:rFonts w:cstheme="minorHAnsi"/>
+        </w:rPr>
+        <w:t>3.2</w:t>
+      </w:r>
+      <w:r>
+        <w:rPr>
+          <w:rFonts w:cstheme="minorHAnsi"/>
+        </w:rPr>
+        <w:t>-</w:t>
+      </w:r>
+      <w:r>
+        <w:rPr>
+          <w:rFonts w:cstheme="minorHAnsi"/>
+        </w:rPr>
+        <w:t>1B (Cohen's d ≈ 11.9) and 16–24% in Mistral</w:t>
+      </w:r>
+      <w:r>
+        <w:rPr>
+          <w:rFonts w:cstheme="minorHAnsi"/>
+        </w:rPr>
+        <w:t>-</w:t>
+      </w:r>
+      <w:r>
+        <w:rPr>
+          <w:rFonts w:cstheme="minorHAnsi"/>
+        </w:rPr>
+        <w:t>7B</w:t>
+      </w:r>
+      <w:r>
+        <w:rPr>
+          <w:rFonts w:cstheme="minorHAnsi"/>
+        </w:rPr>
+        <w:t>-</w:t>
+      </w:r>
+      <w:r>
+        <w:rPr>
+          <w:rFonts w:cstheme="minorHAnsi"/>
+        </w:rPr>
+        <w:t xml:space="preserve">v0.3 (Cohen's d ≈ 6.3) </w:t>
+      </w:r>
+      <w:r>
+        <w:rPr>
+          <w:rFonts w:cstheme="minorHAnsi"/>
+        </w:rPr>
+        <w:t>-</w:t>
+      </w:r>
+      <w:r>
+        <w:rPr>
+          <w:rFonts w:cstheme="minorHAnsi"/>
+        </w:rPr>
+        <w:t xml:space="preserve"> accompanied by a sharp perplexity drop reflecting distributional narrowing rather than improved quality. The larger Mistral model exhibited lower collapse magnitude, suggesting scale confers partial but incomplete resistance.</w:t>
+      </w:r>
+    </w:p>
+    <w:p>
+      <w:pPr>
+        <w:rPr>
+          <w:rFonts w:cstheme="minorHAnsi"/>
+        </w:rPr>
+      </w:pPr>
+      <w:r>
+        <w:rPr>
+          <w:rFonts w:cstheme="minorHAnsi"/>
+        </w:rPr>
+        <w:t>The most practically significant finding is that mixed</w:t>
+      </w:r>
+      <w:r>
+        <w:rPr>
+          <w:rFonts w:cstheme="minorHAnsi"/>
+        </w:rPr>
+        <w:t>-</w:t>
+      </w:r>
+      <w:r>
+        <w:rPr>
+          <w:rFonts w:cstheme="minorHAnsi"/>
+        </w:rPr>
+        <w:t>data training (50% human / 50% AI) preserved near</w:t>
+      </w:r>
+      <w:r>
+        <w:rPr>
+          <w:rFonts w:cstheme="minorHAnsi"/>
+        </w:rPr>
+        <w:t>-</w:t>
+      </w:r>
+      <w:r>
+        <w:rPr>
+          <w:rFonts w:cstheme="minorHAnsi"/>
+        </w:rPr>
+        <w:t>human</w:t>
+      </w:r>
+      <w:r>
+        <w:rPr>
+          <w:rFonts w:cstheme="minorHAnsi"/>
+        </w:rPr>
+        <w:t>-</w:t>
+      </w:r>
+      <w:r>
+        <w:rPr>
+          <w:rFonts w:cstheme="minorHAnsi"/>
+        </w:rPr>
+        <w:t>baseline diversity across all metrics in both architectures. This indicates that maintaining a 50% human data ratio is sufficient to prevent collapse, a threshold that is more achievable than filtering all synthetic content from training data.</w:t>
+      </w:r>
+    </w:p>
+    <w:p>
+      <w:pPr>
+        <w:rPr>
+          <w:rFonts w:cstheme="minorHAnsi"/>
+        </w:rPr>
+      </w:pPr>
+      <w:r>
+        <w:rPr>
+          <w:rFonts w:cstheme="minorHAnsi"/>
+        </w:rPr>
+        <w:t xml:space="preserve">These results offer a reproducible detection framework </w:t>
+      </w:r>
+      <w:r>
+        <w:rPr>
+          <w:rFonts w:cstheme="minorHAnsi"/>
+        </w:rPr>
+        <w:t>-</w:t>
+      </w:r>
+      <w:r>
+        <w:rPr>
+          <w:rFonts w:cstheme="minorHAnsi"/>
+        </w:rPr>
+        <w:t xml:space="preserve"> combining TTR, Bigram Diversity, Distinct</w:t>
+      </w:r>
+      <w:r>
+        <w:rPr>
+          <w:rFonts w:cstheme="minorHAnsi"/>
+        </w:rPr>
+        <w:t>-</w:t>
+      </w:r>
+      <w:r>
+        <w:rPr>
+          <w:rFonts w:cstheme="minorHAnsi"/>
+        </w:rPr>
+        <w:t>3, Self</w:t>
+      </w:r>
+      <w:r>
+        <w:rPr>
+          <w:rFonts w:cstheme="minorHAnsi"/>
+        </w:rPr>
+        <w:t>-</w:t>
+      </w:r>
+      <w:r>
+        <w:rPr>
+          <w:rFonts w:cstheme="minorHAnsi"/>
+        </w:rPr>
+        <w:t>BLEU, NLI</w:t>
+      </w:r>
+      <w:r>
+        <w:rPr>
+          <w:rFonts w:cstheme="minorHAnsi"/>
+        </w:rPr>
+        <w:t>-</w:t>
+      </w:r>
+      <w:r>
+        <w:rPr>
+          <w:rFonts w:cstheme="minorHAnsi"/>
+        </w:rPr>
+        <w:t xml:space="preserve">based factual consistency, and perplexity, evaluated across multiple seeds </w:t>
+      </w:r>
+      <w:r>
+        <w:rPr>
+          <w:rFonts w:cstheme="minorHAnsi"/>
+        </w:rPr>
+        <w:t>-</w:t>
+      </w:r>
+      <w:r>
+        <w:rPr>
+          <w:rFonts w:cstheme="minorHAnsi"/>
+        </w:rPr>
+        <w:t xml:space="preserve"> that can serve as an early</w:t>
+      </w:r>
+      <w:r>
+        <w:rPr>
+          <w:rFonts w:cstheme="minorHAnsi"/>
+        </w:rPr>
+        <w:t>-</w:t>
+      </w:r>
+      <w:r>
+        <w:rPr>
+          <w:rFonts w:cstheme="minorHAnsi"/>
+        </w:rPr>
+        <w:t>warning system for collapse in future training pipelines. Future work should investigate collapse across additional model architectures, examine the effect of varying the human/AI data ratio below 50%, and study collapse dynamics across recursive fine</w:t>
+      </w:r>
+      <w:r>
+        <w:rPr>
+          <w:rFonts w:cstheme="minorHAnsi"/>
+        </w:rPr>
+        <w:t>-</w:t>
+      </w:r>
+      <w:r>
+        <w:rPr>
+          <w:rFonts w:cstheme="minorHAnsi"/>
+        </w:rPr>
+        <w:t>tuning generations.</w:t>
+      </w:r>
     </w:p>
     <w:p>
       <w:pPr>
@@ -11420,70 +13614,230 @@
       <w:pPr>
         <w:pStyle w:val="Heading1"/>
         <w:rPr>
+          <w:rFonts w:cstheme="minorHAnsi"/>
+          <w:i/>
+          <w:iCs/>
+        </w:rPr>
+      </w:pPr>
+      <w:bookmarkStart w:id="18" w:name="_Toc226462748"/>
+      <w:r>
+        <w:rPr>
           <w:rFonts w:asciiTheme="minorHAnsi" w:hAnsiTheme="minorHAnsi" w:cstheme="minorHAnsi"/>
         </w:rPr>
-      </w:pPr>
-      <w:bookmarkStart w:id="18" w:name="_Toc226198868"/>
-      <w:r>
+        <w:t>Conclusion</w:t>
+      </w:r>
+      <w:bookmarkEnd w:id="18"/>
+    </w:p>
+    <w:p>
+      <w:pPr>
+        <w:rPr>
+          <w:rFonts w:cstheme="minorHAnsi"/>
+        </w:rPr>
+      </w:pPr>
+      <w:r>
+        <w:rPr>
+          <w:rFonts w:cstheme="minorHAnsi"/>
+        </w:rPr>
+        <w:t>This study provides empirical, cross</w:t>
+      </w:r>
+      <w:r>
+        <w:rPr>
+          <w:rFonts w:cstheme="minorHAnsi"/>
+        </w:rPr>
+        <w:t>-</w:t>
+      </w:r>
+      <w:r>
+        <w:rPr>
+          <w:rFonts w:cstheme="minorHAnsi"/>
+        </w:rPr>
+        <w:t>architecture evidence that fine</w:t>
+      </w:r>
+      <w:r>
+        <w:rPr>
+          <w:rFonts w:cstheme="minorHAnsi"/>
+        </w:rPr>
+        <w:t>-</w:t>
+      </w:r>
+      <w:r>
+        <w:rPr>
+          <w:rFonts w:cstheme="minorHAnsi"/>
+        </w:rPr>
+        <w:t>tuning LLMs on AI</w:t>
+      </w:r>
+      <w:r>
+        <w:rPr>
+          <w:rFonts w:cstheme="minorHAnsi"/>
+        </w:rPr>
+        <w:t>-</w:t>
+      </w:r>
+      <w:r>
+        <w:rPr>
+          <w:rFonts w:cstheme="minorHAnsi"/>
+        </w:rPr>
+        <w:t xml:space="preserve">generated data causes measurable model collapse across all lexical diversity metrics, in models of both 1B and 7B scale. The collapse is structural rather than random </w:t>
+      </w:r>
+      <w:r>
+        <w:rPr>
+          <w:rFonts w:cstheme="minorHAnsi"/>
+        </w:rPr>
+        <w:t>-</w:t>
+      </w:r>
+      <w:r>
+        <w:rPr>
+          <w:rFonts w:cstheme="minorHAnsi"/>
+        </w:rPr>
+        <w:t xml:space="preserve"> effect sizes of d ≈ 11.9 (Llama) and d ≈ 6.3 (Mistral) confirm this. Critically, mixed</w:t>
+      </w:r>
+      <w:r>
+        <w:rPr>
+          <w:rFonts w:cstheme="minorHAnsi"/>
+        </w:rPr>
+        <w:t>-</w:t>
+      </w:r>
+      <w:r>
+        <w:rPr>
+          <w:rFonts w:cstheme="minorHAnsi"/>
+        </w:rPr>
+        <w:t xml:space="preserve">data training with a 50% human ratio fully preserved baseline diversity in both architectures, offering a practical mitigation threshold. The detection framework introduced here </w:t>
+      </w:r>
+      <w:r>
+        <w:rPr>
+          <w:rFonts w:cstheme="minorHAnsi"/>
+        </w:rPr>
+        <w:t>-</w:t>
+      </w:r>
+      <w:r>
+        <w:rPr>
+          <w:rFonts w:cstheme="minorHAnsi"/>
+        </w:rPr>
+        <w:t xml:space="preserve"> TTR, Bigram Diversity, Distinct</w:t>
+      </w:r>
+      <w:r>
+        <w:rPr>
+          <w:rFonts w:cstheme="minorHAnsi"/>
+        </w:rPr>
+        <w:t>-</w:t>
+      </w:r>
+      <w:r>
+        <w:rPr>
+          <w:rFonts w:cstheme="minorHAnsi"/>
+        </w:rPr>
+        <w:t>3, Self</w:t>
+      </w:r>
+      <w:r>
+        <w:rPr>
+          <w:rFonts w:cstheme="minorHAnsi"/>
+        </w:rPr>
+        <w:t>-</w:t>
+      </w:r>
+      <w:r>
+        <w:rPr>
+          <w:rFonts w:cstheme="minorHAnsi"/>
+        </w:rPr>
+        <w:t>BLEU, NLI</w:t>
+      </w:r>
+      <w:r>
+        <w:rPr>
+          <w:rFonts w:cstheme="minorHAnsi"/>
+        </w:rPr>
+        <w:t>-</w:t>
+      </w:r>
+      <w:r>
+        <w:rPr>
+          <w:rFonts w:cstheme="minorHAnsi"/>
+        </w:rPr>
+        <w:t xml:space="preserve">based factual consistency, and perplexity, evaluated across multiple seeds </w:t>
+      </w:r>
+      <w:r>
+        <w:rPr>
+          <w:rFonts w:cstheme="minorHAnsi"/>
+        </w:rPr>
+        <w:t>-</w:t>
+      </w:r>
+      <w:r>
+        <w:rPr>
+          <w:rFonts w:cstheme="minorHAnsi"/>
+        </w:rPr>
+        <w:t xml:space="preserve"> provides a reproducible early</w:t>
+      </w:r>
+      <w:r>
+        <w:rPr>
+          <w:rFonts w:cstheme="minorHAnsi"/>
+        </w:rPr>
+        <w:t>-</w:t>
+      </w:r>
+      <w:r>
+        <w:rPr>
+          <w:rFonts w:cstheme="minorHAnsi"/>
+        </w:rPr>
+        <w:t>warning system applicable to any LLM training pipeline. Future work should extend this framework to additional architectures, test varying human/AI data ratios, and study collapse dynamics across recursive fine</w:t>
+      </w:r>
+      <w:r>
+        <w:rPr>
+          <w:rFonts w:cstheme="minorHAnsi"/>
+        </w:rPr>
+        <w:t>-</w:t>
+      </w:r>
+      <w:r>
+        <w:rPr>
+          <w:rFonts w:cstheme="minorHAnsi"/>
+        </w:rPr>
+        <w:t>tuning generations.</w:t>
+      </w:r>
+    </w:p>
+    <w:p>
+      <w:pPr>
+        <w:pStyle w:val="Heading1"/>
         <w:rPr>
           <w:rFonts w:asciiTheme="minorHAnsi" w:hAnsiTheme="minorHAnsi" w:cstheme="minorHAnsi"/>
         </w:rPr>
+      </w:pPr>
+      <w:bookmarkStart w:id="19" w:name="_Toc226462749"/>
+      <w:r>
+        <w:rPr>
+          <w:rFonts w:asciiTheme="minorHAnsi" w:hAnsiTheme="minorHAnsi" w:cstheme="minorHAnsi"/>
+        </w:rPr>
+        <w:lastRenderedPageBreak/>
         <w:t>Acknowledgements</w:t>
       </w:r>
-      <w:bookmarkEnd w:id="18"/>
-    </w:p>
-    <w:p>
-      <w:pPr>
-        <w:rPr>
-          <w:rFonts w:cstheme="minorHAnsi"/>
-        </w:rPr>
-      </w:pPr>
-      <w:r>
-        <w:rPr>
-          <w:rFonts w:cstheme="minorHAnsi"/>
-        </w:rPr>
-        <w:t xml:space="preserve">I would like to express my gratitude to my supervisor, Dr. Sharon Yalov-Handzel (Head of the Intelligent Systems Program, </w:t>
-      </w:r>
-      <w:proofErr w:type="spellStart"/>
-      <w:r>
-        <w:rPr>
-          <w:rFonts w:cstheme="minorHAnsi"/>
-        </w:rPr>
-        <w:t>Afeka</w:t>
-      </w:r>
-      <w:proofErr w:type="spellEnd"/>
-      <w:r>
-        <w:rPr>
-          <w:rFonts w:cstheme="minorHAnsi"/>
-        </w:rPr>
-        <w:t xml:space="preserve"> Academic College of Engineering) for her professional guidance and support throughout this project.</w:t>
-      </w:r>
-    </w:p>
-    <w:p>
-      <w:pPr>
-        <w:rPr>
-          <w:rFonts w:cstheme="minorHAnsi"/>
-        </w:rPr>
-      </w:pPr>
-      <w:r>
-        <w:rPr>
-          <w:rFonts w:cstheme="minorHAnsi"/>
-        </w:rPr>
-        <w:t xml:space="preserve">I would also like to thank </w:t>
-      </w:r>
-      <w:proofErr w:type="spellStart"/>
-      <w:r>
-        <w:rPr>
-          <w:rFonts w:cstheme="minorHAnsi"/>
-        </w:rPr>
-        <w:t>Afeka</w:t>
-      </w:r>
-      <w:proofErr w:type="spellEnd"/>
-      <w:r>
-        <w:rPr>
-          <w:rFonts w:cstheme="minorHAnsi"/>
-        </w:rPr>
-        <w:t xml:space="preserve"> Academic College of Engineering for providing the </w:t>
+      <w:bookmarkEnd w:id="19"/>
+    </w:p>
+    <w:p>
+      <w:pPr>
+        <w:rPr>
+          <w:rFonts w:cstheme="minorHAnsi"/>
+        </w:rPr>
+      </w:pPr>
+      <w:r>
+        <w:rPr>
+          <w:rFonts w:cstheme="minorHAnsi"/>
+        </w:rPr>
+        <w:t>I would like to express my gratitude to my supervisor, Dr. Sharon Yalov</w:t>
+      </w:r>
+      <w:r>
+        <w:rPr>
+          <w:rFonts w:cstheme="minorHAnsi"/>
+        </w:rPr>
+        <w:t>-</w:t>
+      </w:r>
+      <w:r>
+        <w:rPr>
+          <w:rFonts w:cstheme="minorHAnsi"/>
+        </w:rPr>
+        <w:t>Handzel (Head of the Intelligent Systems Program, Afeka Academic College of Engineering) for her professional guidance and support throughout this project.</w:t>
+      </w:r>
+    </w:p>
+    <w:p>
+      <w:pPr>
+        <w:rPr>
+          <w:rFonts w:cstheme="minorHAnsi"/>
+        </w:rPr>
+      </w:pPr>
+      <w:r>
+        <w:rPr>
+          <w:rFonts w:cstheme="minorHAnsi"/>
+        </w:rPr>
+        <w:t xml:space="preserve">I would also like to thank Afeka Academic College of Engineering for providing the </w:t>
       </w:r>
       <w:r>
         <w:rPr>
@@ -11507,12 +13861,124 @@
     </w:p>
     <w:p>
       <w:pPr>
+        <w:rPr>
+          <w:rFonts w:cstheme="minorHAnsi"/>
+        </w:rPr>
+      </w:pPr>
+    </w:p>
+    <w:p>
+      <w:pPr>
+        <w:rPr>
+          <w:rFonts w:cstheme="minorHAnsi"/>
+        </w:rPr>
+      </w:pPr>
+    </w:p>
+    <w:p>
+      <w:pPr>
+        <w:rPr>
+          <w:rFonts w:cstheme="minorHAnsi"/>
+        </w:rPr>
+      </w:pPr>
+    </w:p>
+    <w:p>
+      <w:pPr>
+        <w:rPr>
+          <w:rFonts w:cstheme="minorHAnsi"/>
+        </w:rPr>
+      </w:pPr>
+    </w:p>
+    <w:p>
+      <w:pPr>
+        <w:rPr>
+          <w:rFonts w:cstheme="minorHAnsi"/>
+        </w:rPr>
+      </w:pPr>
+    </w:p>
+    <w:p>
+      <w:pPr>
+        <w:rPr>
+          <w:rFonts w:cstheme="minorHAnsi"/>
+        </w:rPr>
+      </w:pPr>
+    </w:p>
+    <w:p>
+      <w:pPr>
+        <w:rPr>
+          <w:rFonts w:cstheme="minorHAnsi"/>
+        </w:rPr>
+      </w:pPr>
+    </w:p>
+    <w:p>
+      <w:pPr>
+        <w:rPr>
+          <w:rFonts w:cstheme="minorHAnsi"/>
+        </w:rPr>
+      </w:pPr>
+    </w:p>
+    <w:p>
+      <w:pPr>
+        <w:rPr>
+          <w:rFonts w:cstheme="minorHAnsi"/>
+        </w:rPr>
+      </w:pPr>
+    </w:p>
+    <w:p>
+      <w:pPr>
+        <w:rPr>
+          <w:rFonts w:cstheme="minorHAnsi"/>
+        </w:rPr>
+      </w:pPr>
+    </w:p>
+    <w:p>
+      <w:pPr>
+        <w:rPr>
+          <w:rFonts w:cstheme="minorHAnsi"/>
+        </w:rPr>
+      </w:pPr>
+    </w:p>
+    <w:p>
+      <w:pPr>
+        <w:rPr>
+          <w:rFonts w:cstheme="minorHAnsi"/>
+        </w:rPr>
+      </w:pPr>
+    </w:p>
+    <w:p>
+      <w:pPr>
+        <w:rPr>
+          <w:rFonts w:cstheme="minorHAnsi"/>
+        </w:rPr>
+      </w:pPr>
+    </w:p>
+    <w:p>
+      <w:pPr>
+        <w:rPr>
+          <w:rFonts w:cstheme="minorHAnsi"/>
+        </w:rPr>
+      </w:pPr>
+    </w:p>
+    <w:p>
+      <w:pPr>
+        <w:rPr>
+          <w:rFonts w:cstheme="minorHAnsi"/>
+        </w:rPr>
+      </w:pPr>
+    </w:p>
+    <w:p>
+      <w:pPr>
+        <w:rPr>
+          <w:rFonts w:cstheme="minorHAnsi"/>
+        </w:rPr>
+      </w:pPr>
+    </w:p>
+    <w:p>
+      <w:pPr>
         <w:pStyle w:val="Heading1"/>
         <w:rPr>
           <w:rFonts w:asciiTheme="minorHAnsi" w:hAnsiTheme="minorHAnsi" w:cstheme="minorHAnsi"/>
         </w:rPr>
       </w:pPr>
-      <w:bookmarkStart w:id="19" w:name="_Toc226198869"/>
+      <w:bookmarkStart w:id="20" w:name="_Toc226462750"/>
       <w:r>
         <w:rPr>
           <w:rFonts w:asciiTheme="minorHAnsi" w:hAnsiTheme="minorHAnsi" w:cstheme="minorHAnsi"/>
@@ -11520,77 +13986,27 @@
         <w:lastRenderedPageBreak/>
         <w:t>References</w:t>
       </w:r>
-      <w:bookmarkEnd w:id="19"/>
-    </w:p>
-    <w:p>
-      <w:pPr>
-        <w:rPr>
-          <w:rFonts w:cstheme="minorHAnsi"/>
-        </w:rPr>
-      </w:pPr>
-      <w:r>
-        <w:rPr>
-          <w:rFonts w:cstheme="minorHAnsi"/>
-        </w:rPr>
-        <w:t>[</w:t>
-      </w:r>
-      <w:r>
-        <w:rPr>
-          <w:rFonts w:cstheme="minorHAnsi"/>
-        </w:rPr>
-        <w:t>1</w:t>
-      </w:r>
-      <w:r>
-        <w:rPr>
-          <w:rFonts w:cstheme="minorHAnsi"/>
-        </w:rPr>
-        <w:t xml:space="preserve">] </w:t>
-      </w:r>
-      <w:proofErr w:type="spellStart"/>
-      <w:r>
-        <w:rPr>
-          <w:rFonts w:cstheme="minorHAnsi"/>
-        </w:rPr>
-        <w:t>Shumailov</w:t>
-      </w:r>
-      <w:proofErr w:type="spellEnd"/>
-      <w:r>
-        <w:rPr>
-          <w:rFonts w:cstheme="minorHAnsi"/>
-        </w:rPr>
-        <w:t xml:space="preserve">, I., Shumaylov, Z., Zhao, Y., Gal, Y., </w:t>
-      </w:r>
-      <w:proofErr w:type="spellStart"/>
-      <w:r>
-        <w:rPr>
-          <w:rFonts w:cstheme="minorHAnsi"/>
-        </w:rPr>
-        <w:t>Papernot</w:t>
-      </w:r>
-      <w:proofErr w:type="spellEnd"/>
-      <w:r>
-        <w:rPr>
-          <w:rFonts w:cstheme="minorHAnsi"/>
-        </w:rPr>
-        <w:t xml:space="preserve">, N., &amp; Anderson, R. (2023). The curse of recursion: Training on generated data makes models forget. </w:t>
-      </w:r>
-      <w:proofErr w:type="spellStart"/>
+      <w:bookmarkEnd w:id="20"/>
+    </w:p>
+    <w:p>
+      <w:pPr>
+        <w:rPr>
+          <w:rFonts w:cstheme="minorHAnsi"/>
+        </w:rPr>
+      </w:pPr>
+      <w:r>
+        <w:rPr>
+          <w:rFonts w:cstheme="minorHAnsi"/>
+        </w:rPr>
+        <w:t xml:space="preserve">[1] Shumailov, I., Shumaylov, Z., Zhao, Y., Gal, Y., Papernot, N., &amp; Anderson, R. (2023). The curse of recursion: Training on generated data makes models forget. </w:t>
+      </w:r>
       <w:r>
         <w:rPr>
           <w:rFonts w:cstheme="minorHAnsi"/>
           <w:i/>
           <w:iCs/>
         </w:rPr>
-        <w:t>arXiv</w:t>
-      </w:r>
-      <w:proofErr w:type="spellEnd"/>
-      <w:r>
-        <w:rPr>
-          <w:rFonts w:cstheme="minorHAnsi"/>
-          <w:i/>
-          <w:iCs/>
-        </w:rPr>
-        <w:t xml:space="preserve"> preprint</w:t>
+        <w:t>arXiv preprint</w:t>
       </w:r>
       <w:r>
         <w:rPr>
@@ -11618,89 +14034,7 @@
         <w:rPr>
           <w:rFonts w:cstheme="minorHAnsi"/>
         </w:rPr>
-        <w:t>[</w:t>
-      </w:r>
-      <w:r>
-        <w:rPr>
-          <w:rFonts w:cstheme="minorHAnsi"/>
-        </w:rPr>
-        <w:t>2</w:t>
-      </w:r>
-      <w:r>
-        <w:rPr>
-          <w:rFonts w:cstheme="minorHAnsi"/>
-        </w:rPr>
-        <w:t xml:space="preserve">] </w:t>
-      </w:r>
-      <w:proofErr w:type="spellStart"/>
-      <w:r>
-        <w:rPr>
-          <w:rFonts w:cstheme="minorHAnsi"/>
-        </w:rPr>
-        <w:t>Mescheder</w:t>
-      </w:r>
-      <w:proofErr w:type="spellEnd"/>
-      <w:r>
-        <w:rPr>
-          <w:rFonts w:cstheme="minorHAnsi"/>
-        </w:rPr>
-        <w:t xml:space="preserve">, L., Geiger, A., &amp; </w:t>
-      </w:r>
-      <w:proofErr w:type="spellStart"/>
-      <w:r>
-        <w:rPr>
-          <w:rFonts w:cstheme="minorHAnsi"/>
-        </w:rPr>
-        <w:t>Nowozin</w:t>
-      </w:r>
-      <w:proofErr w:type="spellEnd"/>
-      <w:r>
-        <w:rPr>
-          <w:rFonts w:cstheme="minorHAnsi"/>
-        </w:rPr>
-        <w:t xml:space="preserve">, S. (2018). Which training </w:t>
-      </w:r>
-      <w:proofErr w:type="gramStart"/>
-      <w:r>
-        <w:rPr>
-          <w:rFonts w:cstheme="minorHAnsi"/>
-        </w:rPr>
-        <w:t>methods for</w:t>
-      </w:r>
-      <w:proofErr w:type="gramEnd"/>
-      <w:r>
-        <w:rPr>
-          <w:rFonts w:cstheme="minorHAnsi"/>
-        </w:rPr>
-        <w:t xml:space="preserve"> </w:t>
-      </w:r>
-      <w:proofErr w:type="gramStart"/>
-      <w:r>
-        <w:rPr>
-          <w:rFonts w:cstheme="minorHAnsi"/>
-        </w:rPr>
-        <w:t>GANs do</w:t>
-      </w:r>
-      <w:proofErr w:type="gramEnd"/>
-      <w:r>
-        <w:rPr>
-          <w:rFonts w:cstheme="minorHAnsi"/>
-        </w:rPr>
-        <w:t xml:space="preserve"> </w:t>
-      </w:r>
-      <w:proofErr w:type="gramStart"/>
-      <w:r>
-        <w:rPr>
-          <w:rFonts w:cstheme="minorHAnsi"/>
-        </w:rPr>
-        <w:t>actually converge</w:t>
-      </w:r>
-      <w:proofErr w:type="gramEnd"/>
-      <w:r>
-        <w:rPr>
-          <w:rFonts w:cstheme="minorHAnsi"/>
-        </w:rPr>
-        <w:t xml:space="preserve">? In </w:t>
+        <w:t xml:space="preserve">[2] Mescheder, L., Geiger, A., &amp; Nowozin, S. (2018). Which training methods for GANs do actually converge? In </w:t>
       </w:r>
       <w:r>
         <w:rPr>
@@ -11736,19 +14070,7 @@
         <w:rPr>
           <w:rFonts w:cstheme="minorHAnsi"/>
         </w:rPr>
-        <w:t>[</w:t>
-      </w:r>
-      <w:r>
-        <w:rPr>
-          <w:rFonts w:cstheme="minorHAnsi"/>
-        </w:rPr>
-        <w:t>3</w:t>
-      </w:r>
-      <w:r>
-        <w:rPr>
-          <w:rFonts w:cstheme="minorHAnsi"/>
-        </w:rPr>
-        <w:t>] Herel, D., &amp; Mikolov, T. (2024). Collapse of self</w:t>
+        <w:t>[3] Herel, D., &amp; Mikolov, T. (2024). Collapse of self</w:t>
       </w:r>
       <w:r>
         <w:rPr>
@@ -11762,23 +14084,13 @@
         </w:rPr>
         <w:t xml:space="preserve">trained language models. </w:t>
       </w:r>
-      <w:proofErr w:type="spellStart"/>
       <w:r>
         <w:rPr>
           <w:rFonts w:cstheme="minorHAnsi"/>
           <w:i/>
           <w:iCs/>
         </w:rPr>
-        <w:t>arXiv</w:t>
-      </w:r>
-      <w:proofErr w:type="spellEnd"/>
-      <w:r>
-        <w:rPr>
-          <w:rFonts w:cstheme="minorHAnsi"/>
-          <w:i/>
-          <w:iCs/>
-        </w:rPr>
-        <w:t xml:space="preserve"> preprint</w:t>
+        <w:t>arXiv preprint</w:t>
       </w:r>
       <w:r>
         <w:rPr>
@@ -11806,19 +14118,7 @@
         <w:rPr>
           <w:rFonts w:cstheme="minorHAnsi"/>
         </w:rPr>
-        <w:t>[</w:t>
-      </w:r>
-      <w:r>
-        <w:rPr>
-          <w:rFonts w:cstheme="minorHAnsi"/>
-        </w:rPr>
-        <w:t>4</w:t>
-      </w:r>
-      <w:r>
-        <w:rPr>
-          <w:rFonts w:cstheme="minorHAnsi"/>
-        </w:rPr>
-        <w:t xml:space="preserve">] CARLA Language Acquisition Center. (n.d.). </w:t>
+        <w:t xml:space="preserve">[4] CARLA Language Acquisition Center. (n.d.). </w:t>
       </w:r>
       <w:r>
         <w:rPr>
@@ -11854,37 +14154,15 @@
         <w:rPr>
           <w:rFonts w:cstheme="minorHAnsi"/>
         </w:rPr>
-        <w:t>[</w:t>
-      </w:r>
-      <w:r>
-        <w:rPr>
-          <w:rFonts w:cstheme="minorHAnsi"/>
-        </w:rPr>
-        <w:t>5</w:t>
-      </w:r>
-      <w:r>
-        <w:rPr>
-          <w:rFonts w:cstheme="minorHAnsi"/>
-        </w:rPr>
-        <w:t xml:space="preserve">] Keisha, F., Wu, Z., Wang, Z., et al. (2025). Knowledge collapse in LLMs: When fluency survives but facts fail under recursive synthetic training. </w:t>
-      </w:r>
-      <w:proofErr w:type="spellStart"/>
+        <w:t xml:space="preserve">[5] Keisha, F., Wu, Z., Wang, Z., et al. (2025). Knowledge collapse in LLMs: When fluency survives but facts fail under recursive synthetic training. </w:t>
+      </w:r>
       <w:r>
         <w:rPr>
           <w:rFonts w:cstheme="minorHAnsi"/>
           <w:i/>
           <w:iCs/>
         </w:rPr>
-        <w:t>NeurIPS</w:t>
-      </w:r>
-      <w:proofErr w:type="spellEnd"/>
-      <w:r>
-        <w:rPr>
-          <w:rFonts w:cstheme="minorHAnsi"/>
-          <w:i/>
-          <w:iCs/>
-        </w:rPr>
-        <w:t xml:space="preserve"> 2025 Workshop on Evaluating the Evolving LLM Lifecycle</w:t>
+        <w:t>NeurIPS 2025 Workshop on Evaluating the Evolving LLM Lifecycle</w:t>
       </w:r>
       <w:r>
         <w:rPr>
@@ -11912,19 +14190,7 @@
         <w:rPr>
           <w:rFonts w:cstheme="minorHAnsi"/>
         </w:rPr>
-        <w:t>[</w:t>
-      </w:r>
-      <w:r>
-        <w:rPr>
-          <w:rFonts w:cstheme="minorHAnsi"/>
-        </w:rPr>
-        <w:t>6</w:t>
-      </w:r>
-      <w:r>
-        <w:rPr>
-          <w:rFonts w:cstheme="minorHAnsi"/>
-        </w:rPr>
-        <w:t>] Wang, T., Horiguchi, A., Pang, L., &amp; Priebe, C.E. (2025). LLM Web Dynamics: Tracing model collapse in a network of LLMs.</w:t>
+        <w:t>[6] Wang, T., Horiguchi, A., Pang, L., &amp; Priebe, C.E. (2025). LLM Web Dynamics: Tracing model collapse in a network of LLMs.</w:t>
       </w:r>
       <w:r>
         <w:rPr>
@@ -11950,33 +14216,7 @@
         <w:rPr>
           <w:rFonts w:cstheme="minorHAnsi"/>
         </w:rPr>
-        <w:t>[</w:t>
-      </w:r>
-      <w:r>
-        <w:rPr>
-          <w:rFonts w:cstheme="minorHAnsi"/>
-        </w:rPr>
-        <w:t>7</w:t>
-      </w:r>
-      <w:r>
-        <w:rPr>
-          <w:rFonts w:cstheme="minorHAnsi"/>
-        </w:rPr>
-        <w:t xml:space="preserve">] Schaeffer, R., </w:t>
-      </w:r>
-      <w:proofErr w:type="spellStart"/>
-      <w:r>
-        <w:rPr>
-          <w:rFonts w:cstheme="minorHAnsi"/>
-        </w:rPr>
-        <w:t>Kazdan</w:t>
-      </w:r>
-      <w:proofErr w:type="spellEnd"/>
-      <w:r>
-        <w:rPr>
-          <w:rFonts w:cstheme="minorHAnsi"/>
-        </w:rPr>
-        <w:t>, J., et al. (2025). Position: Model collapse does not mean what you think.</w:t>
+        <w:t>[7] Schaeffer, R., Kazdan, J., et al. (2025). Position: Model collapse does not mean what you think.</w:t>
       </w:r>
       <w:r>
         <w:rPr>
@@ -12002,33 +14242,7 @@
         <w:rPr>
           <w:rFonts w:cstheme="minorHAnsi"/>
         </w:rPr>
-        <w:t>[</w:t>
-      </w:r>
-      <w:r>
-        <w:rPr>
-          <w:rFonts w:cstheme="minorHAnsi"/>
-        </w:rPr>
-        <w:t>8</w:t>
-      </w:r>
-      <w:r>
-        <w:rPr>
-          <w:rFonts w:cstheme="minorHAnsi"/>
-        </w:rPr>
-        <w:t xml:space="preserve">] Amin, K., </w:t>
-      </w:r>
-      <w:proofErr w:type="spellStart"/>
-      <w:r>
-        <w:rPr>
-          <w:rFonts w:cstheme="minorHAnsi"/>
-        </w:rPr>
-        <w:t>Babakniya</w:t>
-      </w:r>
-      <w:proofErr w:type="spellEnd"/>
-      <w:r>
-        <w:rPr>
-          <w:rFonts w:cstheme="minorHAnsi"/>
-        </w:rPr>
-        <w:t>, S., Bie, A., et al. (2025). Escaping collapse: The strength of weak data for large language model training.</w:t>
+        <w:t>[8] Amin, K., Babakniya, S., Bie, A., et al. (2025). Escaping collapse: The strength of weak data for large language model training.</w:t>
       </w:r>
       <w:r>
         <w:rPr>
@@ -12080,6 +14294,13 @@
           <w:rFonts w:cstheme="minorHAnsi"/>
           <w:b/>
           <w:bCs/>
+        </w:rPr>
+      </w:pPr>
+    </w:p>
+    <w:p>
+      <w:pPr>
+        <w:rPr>
+          <w:rFonts w:cstheme="minorHAnsi"/>
         </w:rPr>
       </w:pPr>
     </w:p>
